--- a/projektesanas_parskats.docx
+++ b/projektesanas_parskats.docx
@@ -1230,7 +1230,7 @@
                 <w:noProof/>
                 <w:webHidden/>
               </w:rPr>
-              <w:t>14</w:t>
+              <w:t>15</w:t>
             </w:r>
             <w:r>
               <w:rPr>
@@ -1325,16 +1325,52 @@
           <w:color w:val="1F2328"/>
           <w:lang w:val="lv-LV"/>
         </w:rPr>
-        <w:t>Mūsu komanda bija izvēlējusies veidot projektu Universitātes gaisa kvalitātes pārvaldības sistēma. Pēc sarunas ar “pasūtītāju” iezīmējām galvenos lietotāja stāstus. Tākā viens no stāstiem bija saslēgšana, tad realizējām 3 dažādu interfeisu sensorus, un vienu no tiem kalibrējām paši.</w:t>
-      </w:r>
+        <w:t xml:space="preserve">Mūsu komanda bija izvēlējusies veidot projektu Universitātes gaisa kvalitātes pārvaldības sistēma. Pēc sarunas ar “pasūtītāju” iezīmējām galvenos lietotāja stāstus. </w:t>
+      </w:r>
+      <w:proofErr w:type="spellStart"/>
       <w:r>
         <w:rPr>
           <w:rFonts w:ascii="Segoe UI" w:hAnsi="Segoe UI" w:cs="Segoe UI"/>
           <w:color w:val="1F2328"/>
           <w:lang w:val="lv-LV"/>
         </w:rPr>
+        <w:t>Tākā</w:t>
+      </w:r>
+      <w:proofErr w:type="spellEnd"/>
+      <w:r>
+        <w:rPr>
+          <w:rFonts w:ascii="Segoe UI" w:hAnsi="Segoe UI" w:cs="Segoe UI"/>
+          <w:color w:val="1F2328"/>
+          <w:lang w:val="lv-LV"/>
+        </w:rPr>
+        <w:t xml:space="preserve"> viens no stāstiem bija saslēgšana, tad realizējām 3 dažādu interfeisu sensorus, un vienu no tiem kalibrējām paši.</w:t>
+      </w:r>
+      <w:r>
+        <w:rPr>
+          <w:rFonts w:ascii="Segoe UI" w:hAnsi="Segoe UI" w:cs="Segoe UI"/>
+          <w:color w:val="1F2328"/>
+          <w:lang w:val="lv-LV"/>
+        </w:rPr>
         <w:br/>
-        <w:t>Lai gan mūsu komandā bija pamanāmi cilvēki ar ideālistiskiem skatījumiem, tomēr jāņem vērā, ka nav dzirdēts par plašai publikai brīvi pieejamiem nemirstības risinājumiem, kas nozīmē, ka projekta izstrādei ir tikai neliels laika resurss, kas nozīmē, ka jākoncentrējas uz MVP sasniegšanu, nevis jāiedziļinās dažādos interesantās blakusnodarbēs kā absolūtās drošības meklējumi, neskaitāmu interfeisu izmēģināšana un tamlīdzīgi.</w:t>
+        <w:t xml:space="preserve">Lai gan mūsu komandā bija pamanāmi cilvēki ar ideālistiskiem skatījumiem, tomēr jāņem vērā, ka nav dzirdēts par plašai publikai brīvi pieejamiem nemirstības risinājumiem, kas nozīmē, ka projekta izstrādei ir tikai neliels laika resurss, kas nozīmē, ka jākoncentrējas uz MVP sasniegšanu, nevis jāiedziļinās dažādos interesantās </w:t>
+      </w:r>
+      <w:proofErr w:type="spellStart"/>
+      <w:r>
+        <w:rPr>
+          <w:rFonts w:ascii="Segoe UI" w:hAnsi="Segoe UI" w:cs="Segoe UI"/>
+          <w:color w:val="1F2328"/>
+          <w:lang w:val="lv-LV"/>
+        </w:rPr>
+        <w:t>blakusnodarbēs</w:t>
+      </w:r>
+      <w:proofErr w:type="spellEnd"/>
+      <w:r>
+        <w:rPr>
+          <w:rFonts w:ascii="Segoe UI" w:hAnsi="Segoe UI" w:cs="Segoe UI"/>
+          <w:color w:val="1F2328"/>
+          <w:lang w:val="lv-LV"/>
+        </w:rPr>
+        <w:t xml:space="preserve"> kā absolūtās drošības meklējumi, neskaitāmu interfeisu izmēģināšana un tamlīdzīgi.</w:t>
       </w:r>
     </w:p>
     <w:p>
@@ -1374,7 +1410,43 @@
           <w:color w:val="1F2328"/>
           <w:lang w:val="lv-LV"/>
         </w:rPr>
-        <w:t>Nosakot vadlīnijas, nolēmām, ka sekošanu hype un dažādiem modes zīmoliem šeit neprioritizēsim, bet tieši pretēji - vērsīsim skatus uz pietiekami ilgi esošām sistēmām ar maksimāli iespējamo koda caurredzamību, tajā pašā laikā kā jau ļoti limitētu resursu sistēmās, neaizmirstot par resursu limitiem.</w:t>
+        <w:t xml:space="preserve">Nosakot vadlīnijas, nolēmām, ka sekošanu </w:t>
+      </w:r>
+      <w:proofErr w:type="spellStart"/>
+      <w:r>
+        <w:rPr>
+          <w:rFonts w:ascii="Segoe UI" w:hAnsi="Segoe UI" w:cs="Segoe UI"/>
+          <w:color w:val="1F2328"/>
+          <w:lang w:val="lv-LV"/>
+        </w:rPr>
+        <w:t>hype</w:t>
+      </w:r>
+      <w:proofErr w:type="spellEnd"/>
+      <w:r>
+        <w:rPr>
+          <w:rFonts w:ascii="Segoe UI" w:hAnsi="Segoe UI" w:cs="Segoe UI"/>
+          <w:color w:val="1F2328"/>
+          <w:lang w:val="lv-LV"/>
+        </w:rPr>
+        <w:t xml:space="preserve"> un dažādiem modes zīmoliem šeit </w:t>
+      </w:r>
+      <w:proofErr w:type="spellStart"/>
+      <w:r>
+        <w:rPr>
+          <w:rFonts w:ascii="Segoe UI" w:hAnsi="Segoe UI" w:cs="Segoe UI"/>
+          <w:color w:val="1F2328"/>
+          <w:lang w:val="lv-LV"/>
+        </w:rPr>
+        <w:t>neprioritizēsim</w:t>
+      </w:r>
+      <w:proofErr w:type="spellEnd"/>
+      <w:r>
+        <w:rPr>
+          <w:rFonts w:ascii="Segoe UI" w:hAnsi="Segoe UI" w:cs="Segoe UI"/>
+          <w:color w:val="1F2328"/>
+          <w:lang w:val="lv-LV"/>
+        </w:rPr>
+        <w:t>, bet tieši pretēji - vērsīsim skatus uz pietiekami ilgi esošām sistēmām ar maksimāli iespējamo koda caurredzamību, tajā pašā laikā kā jau ļoti limitētu resursu sistēmās, neaizmirstot par resursu limitiem.</w:t>
       </w:r>
     </w:p>
     <w:p>
@@ -1394,7 +1466,97 @@
           <w:color w:val="1F2328"/>
           <w:lang w:val="lv-LV"/>
         </w:rPr>
-        <w:t>Tāpēc izvēlējāmies python, un tikai divos gadījumos: webkameras blakus mini projektā un industriālā 4-20mA standartsensora gadījumā, lietojām c++. Pirmajā gadījumā jo kamerai bija kritiski nepieciešama operatīvā atmiņa, bet sensora gadījumā - jo kontrolierim ar augstākas izšķirtspējas ADC micropython netiek uzturēts, kas nozīmē ka liekot savu portu, ļoti ievērojami daudz laika aizietu mappinga, testēšanas un citos uzdevumos, kas acīmredzami nebūtu laika resursa daudzuma ziņā samērīgi ar projekta kopējo laika resursu.</w:t>
+        <w:t xml:space="preserve">Tāpēc izvēlējāmies </w:t>
+      </w:r>
+      <w:proofErr w:type="spellStart"/>
+      <w:r>
+        <w:rPr>
+          <w:rFonts w:ascii="Segoe UI" w:hAnsi="Segoe UI" w:cs="Segoe UI"/>
+          <w:color w:val="1F2328"/>
+          <w:lang w:val="lv-LV"/>
+        </w:rPr>
+        <w:t>python</w:t>
+      </w:r>
+      <w:proofErr w:type="spellEnd"/>
+      <w:r>
+        <w:rPr>
+          <w:rFonts w:ascii="Segoe UI" w:hAnsi="Segoe UI" w:cs="Segoe UI"/>
+          <w:color w:val="1F2328"/>
+          <w:lang w:val="lv-LV"/>
+        </w:rPr>
+        <w:t xml:space="preserve">, un tikai divos gadījumos: </w:t>
+      </w:r>
+      <w:proofErr w:type="spellStart"/>
+      <w:r>
+        <w:rPr>
+          <w:rFonts w:ascii="Segoe UI" w:hAnsi="Segoe UI" w:cs="Segoe UI"/>
+          <w:color w:val="1F2328"/>
+          <w:lang w:val="lv-LV"/>
+        </w:rPr>
+        <w:t>webkameras</w:t>
+      </w:r>
+      <w:proofErr w:type="spellEnd"/>
+      <w:r>
+        <w:rPr>
+          <w:rFonts w:ascii="Segoe UI" w:hAnsi="Segoe UI" w:cs="Segoe UI"/>
+          <w:color w:val="1F2328"/>
+          <w:lang w:val="lv-LV"/>
+        </w:rPr>
+        <w:t xml:space="preserve"> blakus mini projektā un industriālā 4-20mA </w:t>
+      </w:r>
+      <w:proofErr w:type="spellStart"/>
+      <w:r>
+        <w:rPr>
+          <w:rFonts w:ascii="Segoe UI" w:hAnsi="Segoe UI" w:cs="Segoe UI"/>
+          <w:color w:val="1F2328"/>
+          <w:lang w:val="lv-LV"/>
+        </w:rPr>
+        <w:t>standartsensora</w:t>
+      </w:r>
+      <w:proofErr w:type="spellEnd"/>
+      <w:r>
+        <w:rPr>
+          <w:rFonts w:ascii="Segoe UI" w:hAnsi="Segoe UI" w:cs="Segoe UI"/>
+          <w:color w:val="1F2328"/>
+          <w:lang w:val="lv-LV"/>
+        </w:rPr>
+        <w:t xml:space="preserve"> gadījumā, lietojām c++. Pirmajā gadījumā jo kamerai bija kritiski nepieciešama operatīvā atmiņa, bet sensora gadījumā - jo kontrolierim ar augstākas izšķirtspējas ADC </w:t>
+      </w:r>
+      <w:proofErr w:type="spellStart"/>
+      <w:r>
+        <w:rPr>
+          <w:rFonts w:ascii="Segoe UI" w:hAnsi="Segoe UI" w:cs="Segoe UI"/>
+          <w:color w:val="1F2328"/>
+          <w:lang w:val="lv-LV"/>
+        </w:rPr>
+        <w:t>micropython</w:t>
+      </w:r>
+      <w:proofErr w:type="spellEnd"/>
+      <w:r>
+        <w:rPr>
+          <w:rFonts w:ascii="Segoe UI" w:hAnsi="Segoe UI" w:cs="Segoe UI"/>
+          <w:color w:val="1F2328"/>
+          <w:lang w:val="lv-LV"/>
+        </w:rPr>
+        <w:t xml:space="preserve"> netiek uzturēts, kas nozīmē ka liekot savu portu, ļoti ievērojami daudz laika aizietu </w:t>
+      </w:r>
+      <w:proofErr w:type="spellStart"/>
+      <w:r>
+        <w:rPr>
+          <w:rFonts w:ascii="Segoe UI" w:hAnsi="Segoe UI" w:cs="Segoe UI"/>
+          <w:color w:val="1F2328"/>
+          <w:lang w:val="lv-LV"/>
+        </w:rPr>
+        <w:t>mappinga</w:t>
+      </w:r>
+      <w:proofErr w:type="spellEnd"/>
+      <w:r>
+        <w:rPr>
+          <w:rFonts w:ascii="Segoe UI" w:hAnsi="Segoe UI" w:cs="Segoe UI"/>
+          <w:color w:val="1F2328"/>
+          <w:lang w:val="lv-LV"/>
+        </w:rPr>
+        <w:t>, testēšanas un citos uzdevumos, kas acīmredzami nebūtu laika resursa daudzuma ziņā samērīgi ar projekta kopējo laika resursu.</w:t>
       </w:r>
     </w:p>
     <w:p>
@@ -1408,30 +1570,310 @@
           <w:lang w:val="lv-LV"/>
         </w:rPr>
       </w:pPr>
+      <w:proofErr w:type="spellStart"/>
       <w:r>
         <w:rPr>
           <w:rFonts w:ascii="Segoe UI" w:hAnsi="Segoe UI" w:cs="Segoe UI"/>
           <w:color w:val="1F2328"/>
           <w:lang w:val="lv-LV"/>
         </w:rPr>
-        <w:t xml:space="preserve">Mikrokontrolieru kods ir asinhronu uzdevumu struktūrā veidots, un pat zemākā gala kontrolieris (esp32) to spēja izpildīt, pat esot uz operatīvās atmiņas pārpildes robežas. (jāpiezīmē, ka ja kodā atstāja 5 sensorus, jau pie izpildes bija kļūda ka nepietiek RAM. Saīsinot kodu uz 2 sensoriem viss atkal strādāja). </w:t>
-      </w:r>
+        <w:t>Mikrokontrolieru</w:t>
+      </w:r>
+      <w:proofErr w:type="spellEnd"/>
       <w:r>
         <w:rPr>
           <w:rFonts w:ascii="Segoe UI" w:hAnsi="Segoe UI" w:cs="Segoe UI"/>
           <w:color w:val="1F2328"/>
           <w:lang w:val="lv-LV"/>
         </w:rPr>
-        <w:br/>
-        <w:t>Arī API endpointu kods ir tajā pašā asyncio satvarā veidots. Arhivators turpretī ir sinhrons, jo tas ir vienlaikus viens uzdevums, tāpēc asinhromums ir lieks. Savukārt lietotāja saskarne ir salikts projekts, sastāvošs no Grafana, kas rakstīta go valodā un pielieto react un angular javascript satvarus un no Django satvarā veidotas CRUD un maršrutēšanas lietotnes</w:t>
-      </w:r>
+        <w:t xml:space="preserve"> kods ir asinhronu uzdevumu struktūrā veidots, un pat zemākā gala kontrolieris (esp32) to spēja izpildīt, pat esot uz operatīvās atmiņas </w:t>
+      </w:r>
+      <w:proofErr w:type="spellStart"/>
       <w:r>
         <w:rPr>
           <w:rFonts w:ascii="Segoe UI" w:hAnsi="Segoe UI" w:cs="Segoe UI"/>
           <w:color w:val="1F2328"/>
           <w:lang w:val="lv-LV"/>
         </w:rPr>
-        <w:t>, kas pielieto DataTables javascript satvaru sarakstu kārtošanai un meklēšanai, jo Django diemžēl modeļus atlasīja ievērojami lēni.</w:t>
+        <w:t>pārpildes</w:t>
+      </w:r>
+      <w:proofErr w:type="spellEnd"/>
+      <w:r>
+        <w:rPr>
+          <w:rFonts w:ascii="Segoe UI" w:hAnsi="Segoe UI" w:cs="Segoe UI"/>
+          <w:color w:val="1F2328"/>
+          <w:lang w:val="lv-LV"/>
+        </w:rPr>
+        <w:t xml:space="preserve"> robežas. (jāpiezīmē, ka ja kodā atstāja 5 sensorus, jau pie izpildes bija kļūda ka nepietiek RAM. Saīsinot kodu uz 2 sensoriem viss atkal strādāja). </w:t>
+      </w:r>
+      <w:r>
+        <w:rPr>
+          <w:rFonts w:ascii="Segoe UI" w:hAnsi="Segoe UI" w:cs="Segoe UI"/>
+          <w:color w:val="1F2328"/>
+          <w:lang w:val="lv-LV"/>
+        </w:rPr>
+        <w:br/>
+        <w:t xml:space="preserve">Arī API </w:t>
+      </w:r>
+      <w:proofErr w:type="spellStart"/>
+      <w:r>
+        <w:rPr>
+          <w:rFonts w:ascii="Segoe UI" w:hAnsi="Segoe UI" w:cs="Segoe UI"/>
+          <w:color w:val="1F2328"/>
+          <w:lang w:val="lv-LV"/>
+        </w:rPr>
+        <w:t>endpointu</w:t>
+      </w:r>
+      <w:proofErr w:type="spellEnd"/>
+      <w:r>
+        <w:rPr>
+          <w:rFonts w:ascii="Segoe UI" w:hAnsi="Segoe UI" w:cs="Segoe UI"/>
+          <w:color w:val="1F2328"/>
+          <w:lang w:val="lv-LV"/>
+        </w:rPr>
+        <w:t xml:space="preserve"> kods ir tajā pašā </w:t>
+      </w:r>
+      <w:proofErr w:type="spellStart"/>
+      <w:r>
+        <w:rPr>
+          <w:rFonts w:ascii="Segoe UI" w:hAnsi="Segoe UI" w:cs="Segoe UI"/>
+          <w:color w:val="1F2328"/>
+          <w:lang w:val="lv-LV"/>
+        </w:rPr>
+        <w:t>asyncio</w:t>
+      </w:r>
+      <w:proofErr w:type="spellEnd"/>
+      <w:r>
+        <w:rPr>
+          <w:rFonts w:ascii="Segoe UI" w:hAnsi="Segoe UI" w:cs="Segoe UI"/>
+          <w:color w:val="1F2328"/>
+          <w:lang w:val="lv-LV"/>
+        </w:rPr>
+        <w:t xml:space="preserve"> satvarā veidots. </w:t>
+      </w:r>
+      <w:proofErr w:type="spellStart"/>
+      <w:r>
+        <w:rPr>
+          <w:rFonts w:ascii="Segoe UI" w:hAnsi="Segoe UI" w:cs="Segoe UI"/>
+          <w:color w:val="1F2328"/>
+          <w:lang w:val="lv-LV"/>
+        </w:rPr>
+        <w:t>Arhivators</w:t>
+      </w:r>
+      <w:proofErr w:type="spellEnd"/>
+      <w:r>
+        <w:rPr>
+          <w:rFonts w:ascii="Segoe UI" w:hAnsi="Segoe UI" w:cs="Segoe UI"/>
+          <w:color w:val="1F2328"/>
+          <w:lang w:val="lv-LV"/>
+        </w:rPr>
+        <w:t xml:space="preserve"> turpretī ir sinhrons, jo tas ir vienlaikus viens uzdevums, tāpēc </w:t>
+      </w:r>
+      <w:proofErr w:type="spellStart"/>
+      <w:r>
+        <w:rPr>
+          <w:rFonts w:ascii="Segoe UI" w:hAnsi="Segoe UI" w:cs="Segoe UI"/>
+          <w:color w:val="1F2328"/>
+          <w:lang w:val="lv-LV"/>
+        </w:rPr>
+        <w:t>asinhromums</w:t>
+      </w:r>
+      <w:proofErr w:type="spellEnd"/>
+      <w:r>
+        <w:rPr>
+          <w:rFonts w:ascii="Segoe UI" w:hAnsi="Segoe UI" w:cs="Segoe UI"/>
+          <w:color w:val="1F2328"/>
+          <w:lang w:val="lv-LV"/>
+        </w:rPr>
+        <w:t xml:space="preserve"> ir lieks. Savukārt lietotāja </w:t>
+      </w:r>
+      <w:proofErr w:type="spellStart"/>
+      <w:r>
+        <w:rPr>
+          <w:rFonts w:ascii="Segoe UI" w:hAnsi="Segoe UI" w:cs="Segoe UI"/>
+          <w:color w:val="1F2328"/>
+          <w:lang w:val="lv-LV"/>
+        </w:rPr>
+        <w:t>saskarne</w:t>
+      </w:r>
+      <w:proofErr w:type="spellEnd"/>
+      <w:r>
+        <w:rPr>
+          <w:rFonts w:ascii="Segoe UI" w:hAnsi="Segoe UI" w:cs="Segoe UI"/>
+          <w:color w:val="1F2328"/>
+          <w:lang w:val="lv-LV"/>
+        </w:rPr>
+        <w:t xml:space="preserve"> ir salikts projekts, sastāvošs no </w:t>
+      </w:r>
+      <w:proofErr w:type="spellStart"/>
+      <w:r>
+        <w:rPr>
+          <w:rFonts w:ascii="Segoe UI" w:hAnsi="Segoe UI" w:cs="Segoe UI"/>
+          <w:color w:val="1F2328"/>
+          <w:lang w:val="lv-LV"/>
+        </w:rPr>
+        <w:t>Grafana</w:t>
+      </w:r>
+      <w:proofErr w:type="spellEnd"/>
+      <w:r>
+        <w:rPr>
+          <w:rFonts w:ascii="Segoe UI" w:hAnsi="Segoe UI" w:cs="Segoe UI"/>
+          <w:color w:val="1F2328"/>
+          <w:lang w:val="lv-LV"/>
+        </w:rPr>
+        <w:t xml:space="preserve">, kas rakstīta </w:t>
+      </w:r>
+      <w:proofErr w:type="spellStart"/>
+      <w:r>
+        <w:rPr>
+          <w:rFonts w:ascii="Segoe UI" w:hAnsi="Segoe UI" w:cs="Segoe UI"/>
+          <w:color w:val="1F2328"/>
+          <w:lang w:val="lv-LV"/>
+        </w:rPr>
+        <w:t>go</w:t>
+      </w:r>
+      <w:proofErr w:type="spellEnd"/>
+      <w:r>
+        <w:rPr>
+          <w:rFonts w:ascii="Segoe UI" w:hAnsi="Segoe UI" w:cs="Segoe UI"/>
+          <w:color w:val="1F2328"/>
+          <w:lang w:val="lv-LV"/>
+        </w:rPr>
+        <w:t xml:space="preserve"> valodā un pielieto </w:t>
+      </w:r>
+      <w:proofErr w:type="spellStart"/>
+      <w:r>
+        <w:rPr>
+          <w:rFonts w:ascii="Segoe UI" w:hAnsi="Segoe UI" w:cs="Segoe UI"/>
+          <w:color w:val="1F2328"/>
+          <w:lang w:val="lv-LV"/>
+        </w:rPr>
+        <w:t>react</w:t>
+      </w:r>
+      <w:proofErr w:type="spellEnd"/>
+      <w:r>
+        <w:rPr>
+          <w:rFonts w:ascii="Segoe UI" w:hAnsi="Segoe UI" w:cs="Segoe UI"/>
+          <w:color w:val="1F2328"/>
+          <w:lang w:val="lv-LV"/>
+        </w:rPr>
+        <w:t xml:space="preserve"> un </w:t>
+      </w:r>
+      <w:proofErr w:type="spellStart"/>
+      <w:r>
+        <w:rPr>
+          <w:rFonts w:ascii="Segoe UI" w:hAnsi="Segoe UI" w:cs="Segoe UI"/>
+          <w:color w:val="1F2328"/>
+          <w:lang w:val="lv-LV"/>
+        </w:rPr>
+        <w:t>angular</w:t>
+      </w:r>
+      <w:proofErr w:type="spellEnd"/>
+      <w:r>
+        <w:rPr>
+          <w:rFonts w:ascii="Segoe UI" w:hAnsi="Segoe UI" w:cs="Segoe UI"/>
+          <w:color w:val="1F2328"/>
+          <w:lang w:val="lv-LV"/>
+        </w:rPr>
+        <w:t xml:space="preserve"> </w:t>
+      </w:r>
+      <w:proofErr w:type="spellStart"/>
+      <w:r>
+        <w:rPr>
+          <w:rFonts w:ascii="Segoe UI" w:hAnsi="Segoe UI" w:cs="Segoe UI"/>
+          <w:color w:val="1F2328"/>
+          <w:lang w:val="lv-LV"/>
+        </w:rPr>
+        <w:t>javascript</w:t>
+      </w:r>
+      <w:proofErr w:type="spellEnd"/>
+      <w:r>
+        <w:rPr>
+          <w:rFonts w:ascii="Segoe UI" w:hAnsi="Segoe UI" w:cs="Segoe UI"/>
+          <w:color w:val="1F2328"/>
+          <w:lang w:val="lv-LV"/>
+        </w:rPr>
+        <w:t xml:space="preserve"> satvarus un no </w:t>
+      </w:r>
+      <w:proofErr w:type="spellStart"/>
+      <w:r>
+        <w:rPr>
+          <w:rFonts w:ascii="Segoe UI" w:hAnsi="Segoe UI" w:cs="Segoe UI"/>
+          <w:color w:val="1F2328"/>
+          <w:lang w:val="lv-LV"/>
+        </w:rPr>
+        <w:t>Django</w:t>
+      </w:r>
+      <w:proofErr w:type="spellEnd"/>
+      <w:r>
+        <w:rPr>
+          <w:rFonts w:ascii="Segoe UI" w:hAnsi="Segoe UI" w:cs="Segoe UI"/>
+          <w:color w:val="1F2328"/>
+          <w:lang w:val="lv-LV"/>
+        </w:rPr>
+        <w:t xml:space="preserve"> satvarā veidotas CRUD un maršrutēšanas lietotnes</w:t>
+      </w:r>
+      <w:r>
+        <w:rPr>
+          <w:rFonts w:ascii="Segoe UI" w:hAnsi="Segoe UI" w:cs="Segoe UI"/>
+          <w:color w:val="1F2328"/>
+          <w:lang w:val="lv-LV"/>
+        </w:rPr>
+        <w:t xml:space="preserve">, kas pielieto </w:t>
+      </w:r>
+      <w:proofErr w:type="spellStart"/>
+      <w:r>
+        <w:rPr>
+          <w:rFonts w:ascii="Segoe UI" w:hAnsi="Segoe UI" w:cs="Segoe UI"/>
+          <w:color w:val="1F2328"/>
+          <w:lang w:val="lv-LV"/>
+        </w:rPr>
+        <w:t>DataTables</w:t>
+      </w:r>
+      <w:proofErr w:type="spellEnd"/>
+      <w:r>
+        <w:rPr>
+          <w:rFonts w:ascii="Segoe UI" w:hAnsi="Segoe UI" w:cs="Segoe UI"/>
+          <w:color w:val="1F2328"/>
+          <w:lang w:val="lv-LV"/>
+        </w:rPr>
+        <w:t xml:space="preserve"> </w:t>
+      </w:r>
+      <w:proofErr w:type="spellStart"/>
+      <w:r>
+        <w:rPr>
+          <w:rFonts w:ascii="Segoe UI" w:hAnsi="Segoe UI" w:cs="Segoe UI"/>
+          <w:color w:val="1F2328"/>
+          <w:lang w:val="lv-LV"/>
+        </w:rPr>
+        <w:t>javascript</w:t>
+      </w:r>
+      <w:proofErr w:type="spellEnd"/>
+      <w:r>
+        <w:rPr>
+          <w:rFonts w:ascii="Segoe UI" w:hAnsi="Segoe UI" w:cs="Segoe UI"/>
+          <w:color w:val="1F2328"/>
+          <w:lang w:val="lv-LV"/>
+        </w:rPr>
+        <w:t xml:space="preserve"> satvaru sarakstu kārtošanai un meklēšanai, jo </w:t>
+      </w:r>
+      <w:proofErr w:type="spellStart"/>
+      <w:r>
+        <w:rPr>
+          <w:rFonts w:ascii="Segoe UI" w:hAnsi="Segoe UI" w:cs="Segoe UI"/>
+          <w:color w:val="1F2328"/>
+          <w:lang w:val="lv-LV"/>
+        </w:rPr>
+        <w:t>Django</w:t>
+      </w:r>
+      <w:proofErr w:type="spellEnd"/>
+      <w:r>
+        <w:rPr>
+          <w:rFonts w:ascii="Segoe UI" w:hAnsi="Segoe UI" w:cs="Segoe UI"/>
+          <w:color w:val="1F2328"/>
+          <w:lang w:val="lv-LV"/>
+        </w:rPr>
+        <w:t xml:space="preserve"> diemžēl modeļus atlasīja ievērojami lēni.</w:t>
       </w:r>
     </w:p>
     <w:p>
@@ -1570,7 +2012,21 @@
         <w:rPr>
           <w:lang w:val="lv-LV"/>
         </w:rPr>
-        <w:t xml:space="preserve"> pēc iespējas vairākos lietotāja stāstos nosauko prasību aspektos, kā arī vai ir vai arī ja nav, tad vai ir samērā vienkārši un ātri realizējamas drošības prasības.</w:t>
+        <w:t xml:space="preserve"> pēc iespējas vairākos lietotāja stāstos </w:t>
+      </w:r>
+      <w:proofErr w:type="spellStart"/>
+      <w:r>
+        <w:rPr>
+          <w:lang w:val="lv-LV"/>
+        </w:rPr>
+        <w:t>nosauko</w:t>
+      </w:r>
+      <w:proofErr w:type="spellEnd"/>
+      <w:r>
+        <w:rPr>
+          <w:lang w:val="lv-LV"/>
+        </w:rPr>
+        <w:t xml:space="preserve"> prasību aspektos, kā arī vai ir vai arī ja nav, tad vai ir samērā vienkārši un ātri realizējamas drošības prasības.</w:t>
       </w:r>
       <w:r>
         <w:rPr>
@@ -1588,6 +2044,7 @@
         </w:rPr>
       </w:pPr>
       <w:bookmarkStart w:id="2" w:name="_Toc156100816"/>
+      <w:proofErr w:type="spellStart"/>
       <w:r>
         <w:rPr>
           <w:rStyle w:val="Heading1Char"/>
@@ -1595,6 +2052,7 @@
         <w:lastRenderedPageBreak/>
         <w:t>Līdzīgo</w:t>
       </w:r>
+      <w:proofErr w:type="spellEnd"/>
       <w:r>
         <w:rPr>
           <w:rStyle w:val="Heading1Char"/>
@@ -1633,6 +2091,7 @@
         </w:rPr>
         <w:t xml:space="preserve">CISCO sensors </w:t>
       </w:r>
+      <w:proofErr w:type="spellStart"/>
       <w:r>
         <w:rPr>
           <w:rFonts w:ascii="Segoe UI" w:hAnsi="Segoe UI" w:cs="Segoe UI"/>
@@ -1640,7 +2099,17 @@
           <w:shd w:val="clear" w:color="auto" w:fill="FFFFFF"/>
           <w:lang w:val="lv-LV"/>
         </w:rPr>
-        <w:t>Meraki MT14</w:t>
+        <w:t>Meraki</w:t>
+      </w:r>
+      <w:proofErr w:type="spellEnd"/>
+      <w:r>
+        <w:rPr>
+          <w:rFonts w:ascii="Segoe UI" w:hAnsi="Segoe UI" w:cs="Segoe UI"/>
+          <w:color w:val="1F2328"/>
+          <w:shd w:val="clear" w:color="auto" w:fill="FFFFFF"/>
+          <w:lang w:val="lv-LV"/>
+        </w:rPr>
+        <w:t xml:space="preserve"> MT14</w:t>
       </w:r>
       <w:r>
         <w:rPr>
@@ -1697,7 +2166,21 @@
         <w:rPr>
           <w:lang w:val="lv-LV"/>
         </w:rPr>
-        <w:t>Tech stack alternatīvas:</w:t>
+        <w:t xml:space="preserve">Tech </w:t>
+      </w:r>
+      <w:proofErr w:type="spellStart"/>
+      <w:r>
+        <w:rPr>
+          <w:lang w:val="lv-LV"/>
+        </w:rPr>
+        <w:t>stack</w:t>
+      </w:r>
+      <w:proofErr w:type="spellEnd"/>
+      <w:r>
+        <w:rPr>
+          <w:lang w:val="lv-LV"/>
+        </w:rPr>
+        <w:t xml:space="preserve"> alternatīvas:</w:t>
       </w:r>
     </w:p>
     <w:p>
@@ -1712,6 +2195,7 @@
           <w:lang w:val="lv-LV"/>
         </w:rPr>
       </w:pPr>
+      <w:proofErr w:type="spellStart"/>
       <w:r>
         <w:rPr>
           <w:rFonts w:ascii="Arial" w:hAnsi="Arial" w:cs="Arial"/>
@@ -1721,7 +2205,43 @@
           <w:shd w:val="clear" w:color="auto" w:fill="F9F9F9"/>
           <w:lang w:val="lv-LV"/>
         </w:rPr>
-        <w:t>openHAB un kontrolieri kā mqqt klienti</w:t>
+        <w:t>openHAB</w:t>
+      </w:r>
+      <w:proofErr w:type="spellEnd"/>
+      <w:r>
+        <w:rPr>
+          <w:rFonts w:ascii="Arial" w:hAnsi="Arial" w:cs="Arial"/>
+          <w:color w:val="222222"/>
+          <w:sz w:val="23"/>
+          <w:szCs w:val="23"/>
+          <w:shd w:val="clear" w:color="auto" w:fill="F9F9F9"/>
+          <w:lang w:val="lv-LV"/>
+        </w:rPr>
+        <w:t xml:space="preserve"> un kontrolieri kā </w:t>
+      </w:r>
+      <w:proofErr w:type="spellStart"/>
+      <w:r>
+        <w:rPr>
+          <w:rFonts w:ascii="Arial" w:hAnsi="Arial" w:cs="Arial"/>
+          <w:color w:val="222222"/>
+          <w:sz w:val="23"/>
+          <w:szCs w:val="23"/>
+          <w:shd w:val="clear" w:color="auto" w:fill="F9F9F9"/>
+          <w:lang w:val="lv-LV"/>
+        </w:rPr>
+        <w:t>mqqt</w:t>
+      </w:r>
+      <w:proofErr w:type="spellEnd"/>
+      <w:r>
+        <w:rPr>
+          <w:rFonts w:ascii="Arial" w:hAnsi="Arial" w:cs="Arial"/>
+          <w:color w:val="222222"/>
+          <w:sz w:val="23"/>
+          <w:szCs w:val="23"/>
+          <w:shd w:val="clear" w:color="auto" w:fill="F9F9F9"/>
+          <w:lang w:val="lv-LV"/>
+        </w:rPr>
+        <w:t xml:space="preserve"> klienti</w:t>
       </w:r>
     </w:p>
     <w:p>
@@ -1736,6 +2256,7 @@
           <w:lang w:val="lv-LV"/>
         </w:rPr>
       </w:pPr>
+      <w:proofErr w:type="spellStart"/>
       <w:r>
         <w:rPr>
           <w:rFonts w:ascii="Arial" w:hAnsi="Arial" w:cs="Arial"/>
@@ -1745,7 +2266,43 @@
           <w:shd w:val="clear" w:color="auto" w:fill="F9F9F9"/>
           <w:lang w:val="lv-LV"/>
         </w:rPr>
-        <w:t>freeRTOS uz konroliera (</w:t>
+        <w:t>freeRTOS</w:t>
+      </w:r>
+      <w:proofErr w:type="spellEnd"/>
+      <w:r>
+        <w:rPr>
+          <w:rFonts w:ascii="Arial" w:hAnsi="Arial" w:cs="Arial"/>
+          <w:color w:val="222222"/>
+          <w:sz w:val="23"/>
+          <w:szCs w:val="23"/>
+          <w:shd w:val="clear" w:color="auto" w:fill="F9F9F9"/>
+          <w:lang w:val="lv-LV"/>
+        </w:rPr>
+        <w:t xml:space="preserve"> uz </w:t>
+      </w:r>
+      <w:proofErr w:type="spellStart"/>
+      <w:r>
+        <w:rPr>
+          <w:rFonts w:ascii="Arial" w:hAnsi="Arial" w:cs="Arial"/>
+          <w:color w:val="222222"/>
+          <w:sz w:val="23"/>
+          <w:szCs w:val="23"/>
+          <w:shd w:val="clear" w:color="auto" w:fill="F9F9F9"/>
+          <w:lang w:val="lv-LV"/>
+        </w:rPr>
+        <w:t>konroliera</w:t>
+      </w:r>
+      <w:proofErr w:type="spellEnd"/>
+      <w:r>
+        <w:rPr>
+          <w:rFonts w:ascii="Arial" w:hAnsi="Arial" w:cs="Arial"/>
+          <w:color w:val="222222"/>
+          <w:sz w:val="23"/>
+          <w:szCs w:val="23"/>
+          <w:shd w:val="clear" w:color="auto" w:fill="F9F9F9"/>
+          <w:lang w:val="lv-LV"/>
+        </w:rPr>
+        <w:t xml:space="preserve"> (</w:t>
       </w:r>
       <w:hyperlink r:id="rId9" w:history="1">
         <w:r>
@@ -2166,8 +2723,48 @@
                 <w:lang w:val="lv-LV" w:eastAsia="en-SE"/>
                 <w14:ligatures w14:val="none"/>
               </w:rPr>
-              <w:t>A-&gt; Must haves</w:t>
-            </w:r>
+              <w:t xml:space="preserve">A-&gt; </w:t>
+            </w:r>
+            <w:proofErr w:type="spellStart"/>
+            <w:r>
+              <w:rPr>
+                <w:rFonts w:ascii="Segoe UI" w:eastAsia="Times New Roman" w:hAnsi="Segoe UI" w:cs="Segoe UI"/>
+                <w:color w:val="1F2328"/>
+                <w:kern w:val="0"/>
+                <w:sz w:val="24"/>
+                <w:szCs w:val="24"/>
+                <w:lang w:val="lv-LV" w:eastAsia="en-SE"/>
+                <w14:ligatures w14:val="none"/>
+              </w:rPr>
+              <w:t>Must</w:t>
+            </w:r>
+            <w:proofErr w:type="spellEnd"/>
+            <w:r>
+              <w:rPr>
+                <w:rFonts w:ascii="Segoe UI" w:eastAsia="Times New Roman" w:hAnsi="Segoe UI" w:cs="Segoe UI"/>
+                <w:color w:val="1F2328"/>
+                <w:kern w:val="0"/>
+                <w:sz w:val="24"/>
+                <w:szCs w:val="24"/>
+                <w:lang w:val="lv-LV" w:eastAsia="en-SE"/>
+                <w14:ligatures w14:val="none"/>
+              </w:rPr>
+              <w:t xml:space="preserve"> </w:t>
+            </w:r>
+            <w:proofErr w:type="spellStart"/>
+            <w:r>
+              <w:rPr>
+                <w:rFonts w:ascii="Segoe UI" w:eastAsia="Times New Roman" w:hAnsi="Segoe UI" w:cs="Segoe UI"/>
+                <w:color w:val="1F2328"/>
+                <w:kern w:val="0"/>
+                <w:sz w:val="24"/>
+                <w:szCs w:val="24"/>
+                <w:lang w:val="lv-LV" w:eastAsia="en-SE"/>
+                <w14:ligatures w14:val="none"/>
+              </w:rPr>
+              <w:t>haves</w:t>
+            </w:r>
+            <w:proofErr w:type="spellEnd"/>
           </w:p>
         </w:tc>
         <w:tc>
@@ -2334,8 +2931,48 @@
                 <w:lang w:val="lv-LV" w:eastAsia="en-SE"/>
                 <w14:ligatures w14:val="none"/>
               </w:rPr>
-              <w:t>A-&gt; Must haves</w:t>
-            </w:r>
+              <w:t xml:space="preserve">A-&gt; </w:t>
+            </w:r>
+            <w:proofErr w:type="spellStart"/>
+            <w:r>
+              <w:rPr>
+                <w:rFonts w:ascii="Segoe UI" w:eastAsia="Times New Roman" w:hAnsi="Segoe UI" w:cs="Segoe UI"/>
+                <w:color w:val="1F2328"/>
+                <w:kern w:val="0"/>
+                <w:sz w:val="24"/>
+                <w:szCs w:val="24"/>
+                <w:lang w:val="lv-LV" w:eastAsia="en-SE"/>
+                <w14:ligatures w14:val="none"/>
+              </w:rPr>
+              <w:t>Must</w:t>
+            </w:r>
+            <w:proofErr w:type="spellEnd"/>
+            <w:r>
+              <w:rPr>
+                <w:rFonts w:ascii="Segoe UI" w:eastAsia="Times New Roman" w:hAnsi="Segoe UI" w:cs="Segoe UI"/>
+                <w:color w:val="1F2328"/>
+                <w:kern w:val="0"/>
+                <w:sz w:val="24"/>
+                <w:szCs w:val="24"/>
+                <w:lang w:val="lv-LV" w:eastAsia="en-SE"/>
+                <w14:ligatures w14:val="none"/>
+              </w:rPr>
+              <w:t xml:space="preserve"> </w:t>
+            </w:r>
+            <w:proofErr w:type="spellStart"/>
+            <w:r>
+              <w:rPr>
+                <w:rFonts w:ascii="Segoe UI" w:eastAsia="Times New Roman" w:hAnsi="Segoe UI" w:cs="Segoe UI"/>
+                <w:color w:val="1F2328"/>
+                <w:kern w:val="0"/>
+                <w:sz w:val="24"/>
+                <w:szCs w:val="24"/>
+                <w:lang w:val="lv-LV" w:eastAsia="en-SE"/>
+                <w14:ligatures w14:val="none"/>
+              </w:rPr>
+              <w:t>haves</w:t>
+            </w:r>
+            <w:proofErr w:type="spellEnd"/>
           </w:p>
         </w:tc>
         <w:tc>
@@ -2489,8 +3126,48 @@
                 <w:lang w:val="lv-LV" w:eastAsia="en-SE"/>
                 <w14:ligatures w14:val="none"/>
               </w:rPr>
-              <w:t>A-&gt; Must haves</w:t>
-            </w:r>
+              <w:t xml:space="preserve">A-&gt; </w:t>
+            </w:r>
+            <w:proofErr w:type="spellStart"/>
+            <w:r>
+              <w:rPr>
+                <w:rFonts w:ascii="Segoe UI" w:eastAsia="Times New Roman" w:hAnsi="Segoe UI" w:cs="Segoe UI"/>
+                <w:color w:val="1F2328"/>
+                <w:kern w:val="0"/>
+                <w:sz w:val="24"/>
+                <w:szCs w:val="24"/>
+                <w:lang w:val="lv-LV" w:eastAsia="en-SE"/>
+                <w14:ligatures w14:val="none"/>
+              </w:rPr>
+              <w:t>Must</w:t>
+            </w:r>
+            <w:proofErr w:type="spellEnd"/>
+            <w:r>
+              <w:rPr>
+                <w:rFonts w:ascii="Segoe UI" w:eastAsia="Times New Roman" w:hAnsi="Segoe UI" w:cs="Segoe UI"/>
+                <w:color w:val="1F2328"/>
+                <w:kern w:val="0"/>
+                <w:sz w:val="24"/>
+                <w:szCs w:val="24"/>
+                <w:lang w:val="lv-LV" w:eastAsia="en-SE"/>
+                <w14:ligatures w14:val="none"/>
+              </w:rPr>
+              <w:t xml:space="preserve"> </w:t>
+            </w:r>
+            <w:proofErr w:type="spellStart"/>
+            <w:r>
+              <w:rPr>
+                <w:rFonts w:ascii="Segoe UI" w:eastAsia="Times New Roman" w:hAnsi="Segoe UI" w:cs="Segoe UI"/>
+                <w:color w:val="1F2328"/>
+                <w:kern w:val="0"/>
+                <w:sz w:val="24"/>
+                <w:szCs w:val="24"/>
+                <w:lang w:val="lv-LV" w:eastAsia="en-SE"/>
+                <w14:ligatures w14:val="none"/>
+              </w:rPr>
+              <w:t>haves</w:t>
+            </w:r>
+            <w:proofErr w:type="spellEnd"/>
           </w:p>
         </w:tc>
         <w:tc>
@@ -2644,8 +3321,48 @@
                 <w:lang w:val="lv-LV" w:eastAsia="en-SE"/>
                 <w14:ligatures w14:val="none"/>
               </w:rPr>
-              <w:t>B-&gt; Should haves</w:t>
-            </w:r>
+              <w:t xml:space="preserve">B-&gt; </w:t>
+            </w:r>
+            <w:proofErr w:type="spellStart"/>
+            <w:r>
+              <w:rPr>
+                <w:rFonts w:ascii="Segoe UI" w:eastAsia="Times New Roman" w:hAnsi="Segoe UI" w:cs="Segoe UI"/>
+                <w:color w:val="1F2328"/>
+                <w:kern w:val="0"/>
+                <w:sz w:val="24"/>
+                <w:szCs w:val="24"/>
+                <w:lang w:val="lv-LV" w:eastAsia="en-SE"/>
+                <w14:ligatures w14:val="none"/>
+              </w:rPr>
+              <w:t>Should</w:t>
+            </w:r>
+            <w:proofErr w:type="spellEnd"/>
+            <w:r>
+              <w:rPr>
+                <w:rFonts w:ascii="Segoe UI" w:eastAsia="Times New Roman" w:hAnsi="Segoe UI" w:cs="Segoe UI"/>
+                <w:color w:val="1F2328"/>
+                <w:kern w:val="0"/>
+                <w:sz w:val="24"/>
+                <w:szCs w:val="24"/>
+                <w:lang w:val="lv-LV" w:eastAsia="en-SE"/>
+                <w14:ligatures w14:val="none"/>
+              </w:rPr>
+              <w:t xml:space="preserve"> </w:t>
+            </w:r>
+            <w:proofErr w:type="spellStart"/>
+            <w:r>
+              <w:rPr>
+                <w:rFonts w:ascii="Segoe UI" w:eastAsia="Times New Roman" w:hAnsi="Segoe UI" w:cs="Segoe UI"/>
+                <w:color w:val="1F2328"/>
+                <w:kern w:val="0"/>
+                <w:sz w:val="24"/>
+                <w:szCs w:val="24"/>
+                <w:lang w:val="lv-LV" w:eastAsia="en-SE"/>
+                <w14:ligatures w14:val="none"/>
+              </w:rPr>
+              <w:t>haves</w:t>
+            </w:r>
+            <w:proofErr w:type="spellEnd"/>
           </w:p>
         </w:tc>
         <w:tc>
@@ -2759,7 +3476,33 @@
                 <w:lang w:val="lv-LV" w:eastAsia="en-SE"/>
                 <w14:ligatures w14:val="none"/>
               </w:rPr>
-              <w:t>Pasūtītājs vēlas trīs glabāšanas stratēģijas (db/arhīvs/dzēš), jo ir jāņem vērā veiktspēja arī pie bieža datu apmaiņas intervāla</w:t>
+              <w:t>Pasūtītājs vēlas trīs glabāšanas stratēģijas (</w:t>
+            </w:r>
+            <w:proofErr w:type="spellStart"/>
+            <w:r>
+              <w:rPr>
+                <w:rFonts w:ascii="Segoe UI" w:eastAsia="Times New Roman" w:hAnsi="Segoe UI" w:cs="Segoe UI"/>
+                <w:color w:val="1F2328"/>
+                <w:kern w:val="0"/>
+                <w:sz w:val="24"/>
+                <w:szCs w:val="24"/>
+                <w:lang w:val="lv-LV" w:eastAsia="en-SE"/>
+                <w14:ligatures w14:val="none"/>
+              </w:rPr>
+              <w:t>db</w:t>
+            </w:r>
+            <w:proofErr w:type="spellEnd"/>
+            <w:r>
+              <w:rPr>
+                <w:rFonts w:ascii="Segoe UI" w:eastAsia="Times New Roman" w:hAnsi="Segoe UI" w:cs="Segoe UI"/>
+                <w:color w:val="1F2328"/>
+                <w:kern w:val="0"/>
+                <w:sz w:val="24"/>
+                <w:szCs w:val="24"/>
+                <w:lang w:val="lv-LV" w:eastAsia="en-SE"/>
+                <w14:ligatures w14:val="none"/>
+              </w:rPr>
+              <w:t>/arhīvs/dzēš), jo ir jāņem vērā veiktspēja arī pie bieža datu apmaiņas intervāla</w:t>
             </w:r>
           </w:p>
         </w:tc>
@@ -2799,8 +3542,48 @@
                 <w:lang w:val="lv-LV" w:eastAsia="en-SE"/>
                 <w14:ligatures w14:val="none"/>
               </w:rPr>
-              <w:t>B-&gt; Should haves</w:t>
-            </w:r>
+              <w:t xml:space="preserve">B-&gt; </w:t>
+            </w:r>
+            <w:proofErr w:type="spellStart"/>
+            <w:r>
+              <w:rPr>
+                <w:rFonts w:ascii="Segoe UI" w:eastAsia="Times New Roman" w:hAnsi="Segoe UI" w:cs="Segoe UI"/>
+                <w:color w:val="1F2328"/>
+                <w:kern w:val="0"/>
+                <w:sz w:val="24"/>
+                <w:szCs w:val="24"/>
+                <w:lang w:val="lv-LV" w:eastAsia="en-SE"/>
+                <w14:ligatures w14:val="none"/>
+              </w:rPr>
+              <w:t>Should</w:t>
+            </w:r>
+            <w:proofErr w:type="spellEnd"/>
+            <w:r>
+              <w:rPr>
+                <w:rFonts w:ascii="Segoe UI" w:eastAsia="Times New Roman" w:hAnsi="Segoe UI" w:cs="Segoe UI"/>
+                <w:color w:val="1F2328"/>
+                <w:kern w:val="0"/>
+                <w:sz w:val="24"/>
+                <w:szCs w:val="24"/>
+                <w:lang w:val="lv-LV" w:eastAsia="en-SE"/>
+                <w14:ligatures w14:val="none"/>
+              </w:rPr>
+              <w:t xml:space="preserve"> </w:t>
+            </w:r>
+            <w:proofErr w:type="spellStart"/>
+            <w:r>
+              <w:rPr>
+                <w:rFonts w:ascii="Segoe UI" w:eastAsia="Times New Roman" w:hAnsi="Segoe UI" w:cs="Segoe UI"/>
+                <w:color w:val="1F2328"/>
+                <w:kern w:val="0"/>
+                <w:sz w:val="24"/>
+                <w:szCs w:val="24"/>
+                <w:lang w:val="lv-LV" w:eastAsia="en-SE"/>
+                <w14:ligatures w14:val="none"/>
+              </w:rPr>
+              <w:t>haves</w:t>
+            </w:r>
+            <w:proofErr w:type="spellEnd"/>
           </w:p>
         </w:tc>
         <w:tc>
@@ -2954,8 +3737,48 @@
                 <w:lang w:val="lv-LV" w:eastAsia="en-SE"/>
                 <w14:ligatures w14:val="none"/>
               </w:rPr>
-              <w:t>B-&gt; Should haves</w:t>
-            </w:r>
+              <w:t xml:space="preserve">B-&gt; </w:t>
+            </w:r>
+            <w:proofErr w:type="spellStart"/>
+            <w:r>
+              <w:rPr>
+                <w:rFonts w:ascii="Segoe UI" w:eastAsia="Times New Roman" w:hAnsi="Segoe UI" w:cs="Segoe UI"/>
+                <w:color w:val="1F2328"/>
+                <w:kern w:val="0"/>
+                <w:sz w:val="24"/>
+                <w:szCs w:val="24"/>
+                <w:lang w:val="lv-LV" w:eastAsia="en-SE"/>
+                <w14:ligatures w14:val="none"/>
+              </w:rPr>
+              <w:t>Should</w:t>
+            </w:r>
+            <w:proofErr w:type="spellEnd"/>
+            <w:r>
+              <w:rPr>
+                <w:rFonts w:ascii="Segoe UI" w:eastAsia="Times New Roman" w:hAnsi="Segoe UI" w:cs="Segoe UI"/>
+                <w:color w:val="1F2328"/>
+                <w:kern w:val="0"/>
+                <w:sz w:val="24"/>
+                <w:szCs w:val="24"/>
+                <w:lang w:val="lv-LV" w:eastAsia="en-SE"/>
+                <w14:ligatures w14:val="none"/>
+              </w:rPr>
+              <w:t xml:space="preserve"> </w:t>
+            </w:r>
+            <w:proofErr w:type="spellStart"/>
+            <w:r>
+              <w:rPr>
+                <w:rFonts w:ascii="Segoe UI" w:eastAsia="Times New Roman" w:hAnsi="Segoe UI" w:cs="Segoe UI"/>
+                <w:color w:val="1F2328"/>
+                <w:kern w:val="0"/>
+                <w:sz w:val="24"/>
+                <w:szCs w:val="24"/>
+                <w:lang w:val="lv-LV" w:eastAsia="en-SE"/>
+                <w14:ligatures w14:val="none"/>
+              </w:rPr>
+              <w:t>haves</w:t>
+            </w:r>
+            <w:proofErr w:type="spellEnd"/>
           </w:p>
         </w:tc>
         <w:tc>
@@ -3109,8 +3932,48 @@
                 <w:lang w:val="lv-LV" w:eastAsia="en-SE"/>
                 <w14:ligatures w14:val="none"/>
               </w:rPr>
-              <w:t>B-&gt; Should haves</w:t>
-            </w:r>
+              <w:t xml:space="preserve">B-&gt; </w:t>
+            </w:r>
+            <w:proofErr w:type="spellStart"/>
+            <w:r>
+              <w:rPr>
+                <w:rFonts w:ascii="Segoe UI" w:eastAsia="Times New Roman" w:hAnsi="Segoe UI" w:cs="Segoe UI"/>
+                <w:color w:val="1F2328"/>
+                <w:kern w:val="0"/>
+                <w:sz w:val="24"/>
+                <w:szCs w:val="24"/>
+                <w:lang w:val="lv-LV" w:eastAsia="en-SE"/>
+                <w14:ligatures w14:val="none"/>
+              </w:rPr>
+              <w:t>Should</w:t>
+            </w:r>
+            <w:proofErr w:type="spellEnd"/>
+            <w:r>
+              <w:rPr>
+                <w:rFonts w:ascii="Segoe UI" w:eastAsia="Times New Roman" w:hAnsi="Segoe UI" w:cs="Segoe UI"/>
+                <w:color w:val="1F2328"/>
+                <w:kern w:val="0"/>
+                <w:sz w:val="24"/>
+                <w:szCs w:val="24"/>
+                <w:lang w:val="lv-LV" w:eastAsia="en-SE"/>
+                <w14:ligatures w14:val="none"/>
+              </w:rPr>
+              <w:t xml:space="preserve"> </w:t>
+            </w:r>
+            <w:proofErr w:type="spellStart"/>
+            <w:r>
+              <w:rPr>
+                <w:rFonts w:ascii="Segoe UI" w:eastAsia="Times New Roman" w:hAnsi="Segoe UI" w:cs="Segoe UI"/>
+                <w:color w:val="1F2328"/>
+                <w:kern w:val="0"/>
+                <w:sz w:val="24"/>
+                <w:szCs w:val="24"/>
+                <w:lang w:val="lv-LV" w:eastAsia="en-SE"/>
+                <w14:ligatures w14:val="none"/>
+              </w:rPr>
+              <w:t>haves</w:t>
+            </w:r>
+            <w:proofErr w:type="spellEnd"/>
           </w:p>
         </w:tc>
         <w:tc>
@@ -3264,8 +4127,48 @@
                 <w:lang w:val="lv-LV" w:eastAsia="en-SE"/>
                 <w14:ligatures w14:val="none"/>
               </w:rPr>
-              <w:t>C-&gt; Could haves</w:t>
-            </w:r>
+              <w:t xml:space="preserve">C-&gt; </w:t>
+            </w:r>
+            <w:proofErr w:type="spellStart"/>
+            <w:r>
+              <w:rPr>
+                <w:rFonts w:ascii="Segoe UI" w:eastAsia="Times New Roman" w:hAnsi="Segoe UI" w:cs="Segoe UI"/>
+                <w:color w:val="1F2328"/>
+                <w:kern w:val="0"/>
+                <w:sz w:val="24"/>
+                <w:szCs w:val="24"/>
+                <w:lang w:val="lv-LV" w:eastAsia="en-SE"/>
+                <w14:ligatures w14:val="none"/>
+              </w:rPr>
+              <w:t>Could</w:t>
+            </w:r>
+            <w:proofErr w:type="spellEnd"/>
+            <w:r>
+              <w:rPr>
+                <w:rFonts w:ascii="Segoe UI" w:eastAsia="Times New Roman" w:hAnsi="Segoe UI" w:cs="Segoe UI"/>
+                <w:color w:val="1F2328"/>
+                <w:kern w:val="0"/>
+                <w:sz w:val="24"/>
+                <w:szCs w:val="24"/>
+                <w:lang w:val="lv-LV" w:eastAsia="en-SE"/>
+                <w14:ligatures w14:val="none"/>
+              </w:rPr>
+              <w:t xml:space="preserve"> </w:t>
+            </w:r>
+            <w:proofErr w:type="spellStart"/>
+            <w:r>
+              <w:rPr>
+                <w:rFonts w:ascii="Segoe UI" w:eastAsia="Times New Roman" w:hAnsi="Segoe UI" w:cs="Segoe UI"/>
+                <w:color w:val="1F2328"/>
+                <w:kern w:val="0"/>
+                <w:sz w:val="24"/>
+                <w:szCs w:val="24"/>
+                <w:lang w:val="lv-LV" w:eastAsia="en-SE"/>
+                <w14:ligatures w14:val="none"/>
+              </w:rPr>
+              <w:t>haves</w:t>
+            </w:r>
+            <w:proofErr w:type="spellEnd"/>
           </w:p>
         </w:tc>
         <w:tc>
@@ -3365,7 +4268,21 @@
         <w:rPr>
           <w:lang w:val="lv-LV"/>
         </w:rPr>
-        <w:t xml:space="preserve">Sistēmu var ieadalīt 4 daļās: </w:t>
+        <w:t xml:space="preserve">Sistēmu var </w:t>
+      </w:r>
+      <w:proofErr w:type="spellStart"/>
+      <w:r>
+        <w:rPr>
+          <w:lang w:val="lv-LV"/>
+        </w:rPr>
+        <w:t>ieadalīt</w:t>
+      </w:r>
+      <w:proofErr w:type="spellEnd"/>
+      <w:r>
+        <w:rPr>
+          <w:lang w:val="lv-LV"/>
+        </w:rPr>
+        <w:t xml:space="preserve"> 4 daļās: </w:t>
       </w:r>
     </w:p>
     <w:p>
@@ -3384,7 +4301,21 @@
         <w:rPr>
           <w:lang w:val="lv-LV"/>
         </w:rPr>
-        <w:t xml:space="preserve">mērījumu ievākšana (centrmezgli, mikrokontrolieri),  </w:t>
+        <w:t xml:space="preserve">mērījumu ievākšana (centrmezgli, </w:t>
+      </w:r>
+      <w:proofErr w:type="spellStart"/>
+      <w:r>
+        <w:rPr>
+          <w:lang w:val="lv-LV"/>
+        </w:rPr>
+        <w:t>mikrokontrolieri</w:t>
+      </w:r>
+      <w:proofErr w:type="spellEnd"/>
+      <w:r>
+        <w:rPr>
+          <w:lang w:val="lv-LV"/>
+        </w:rPr>
+        <w:t xml:space="preserve">),  </w:t>
       </w:r>
     </w:p>
     <w:p>
@@ -3403,7 +4334,21 @@
         <w:rPr>
           <w:lang w:val="lv-LV"/>
         </w:rPr>
-        <w:t xml:space="preserve">mērījumu arhivēšanas un dzēšanas chron uzdevums, </w:t>
+        <w:t xml:space="preserve">mērījumu arhivēšanas un dzēšanas </w:t>
+      </w:r>
+      <w:proofErr w:type="spellStart"/>
+      <w:r>
+        <w:rPr>
+          <w:lang w:val="lv-LV"/>
+        </w:rPr>
+        <w:t>chron</w:t>
+      </w:r>
+      <w:proofErr w:type="spellEnd"/>
+      <w:r>
+        <w:rPr>
+          <w:lang w:val="lv-LV"/>
+        </w:rPr>
+        <w:t xml:space="preserve"> uzdevums, </w:t>
       </w:r>
     </w:p>
     <w:p>
@@ -3422,7 +4367,21 @@
         <w:rPr>
           <w:lang w:val="lv-LV"/>
         </w:rPr>
-        <w:t xml:space="preserve">mērījumu ievākšanas saglabātāji (.py skripti uz 2 portiem), </w:t>
+        <w:t>mērījumu ievākšanas saglabātāji (.</w:t>
+      </w:r>
+      <w:proofErr w:type="spellStart"/>
+      <w:r>
+        <w:rPr>
+          <w:lang w:val="lv-LV"/>
+        </w:rPr>
+        <w:t>py</w:t>
+      </w:r>
+      <w:proofErr w:type="spellEnd"/>
+      <w:r>
+        <w:rPr>
+          <w:lang w:val="lv-LV"/>
+        </w:rPr>
+        <w:t xml:space="preserve"> skripti uz 2 portiem), </w:t>
       </w:r>
     </w:p>
     <w:p>
@@ -3443,11 +4402,61 @@
           <w:docGrid w:linePitch="360"/>
         </w:sectPr>
       </w:pPr>
-      <w:r>
-        <w:rPr>
-          <w:lang w:val="lv-LV"/>
-        </w:rPr>
-        <w:t>web GUI lietotājam (Go valodā rakstītā Grafana un CRUD operāciju Django).</w:t>
+      <w:proofErr w:type="spellStart"/>
+      <w:r>
+        <w:rPr>
+          <w:lang w:val="lv-LV"/>
+        </w:rPr>
+        <w:t>web</w:t>
+      </w:r>
+      <w:proofErr w:type="spellEnd"/>
+      <w:r>
+        <w:rPr>
+          <w:lang w:val="lv-LV"/>
+        </w:rPr>
+        <w:t xml:space="preserve"> GUI lietotājam (</w:t>
+      </w:r>
+      <w:proofErr w:type="spellStart"/>
+      <w:r>
+        <w:rPr>
+          <w:lang w:val="lv-LV"/>
+        </w:rPr>
+        <w:t>Go</w:t>
+      </w:r>
+      <w:proofErr w:type="spellEnd"/>
+      <w:r>
+        <w:rPr>
+          <w:lang w:val="lv-LV"/>
+        </w:rPr>
+        <w:t xml:space="preserve"> valodā rakstītā </w:t>
+      </w:r>
+      <w:proofErr w:type="spellStart"/>
+      <w:r>
+        <w:rPr>
+          <w:lang w:val="lv-LV"/>
+        </w:rPr>
+        <w:t>Grafana</w:t>
+      </w:r>
+      <w:proofErr w:type="spellEnd"/>
+      <w:r>
+        <w:rPr>
+          <w:lang w:val="lv-LV"/>
+        </w:rPr>
+        <w:t xml:space="preserve"> un CRUD operāciju </w:t>
+      </w:r>
+      <w:proofErr w:type="spellStart"/>
+      <w:r>
+        <w:rPr>
+          <w:lang w:val="lv-LV"/>
+        </w:rPr>
+        <w:t>Django</w:t>
+      </w:r>
+      <w:proofErr w:type="spellEnd"/>
+      <w:r>
+        <w:rPr>
+          <w:lang w:val="lv-LV"/>
+        </w:rPr>
+        <w:t>).</w:t>
       </w:r>
     </w:p>
     <w:p>
@@ -3647,24 +4656,88 @@
           <w:lang w:val="lv-LV"/>
         </w:rPr>
       </w:pPr>
-      <w:r>
-        <w:rPr>
-          <w:lang w:val="lv-LV"/>
-        </w:rPr>
-        <w:t>Arhivatora algoritms:</w:t>
-      </w:r>
-    </w:p>
-    <w:p>
-      <w:pPr>
-        <w:rPr>
-          <w:lang w:val="lv-LV"/>
-        </w:rPr>
-      </w:pPr>
-      <w:r>
-        <w:rPr>
-          <w:lang w:val="lv-LV"/>
-        </w:rPr>
-        <w:t>Dzēšana notiek ar panda dataframes palīdzību, jo arhivējot no sql tiek pārveidots csv un ar gzip saspiests.</w:t>
+      <w:proofErr w:type="spellStart"/>
+      <w:r>
+        <w:rPr>
+          <w:lang w:val="lv-LV"/>
+        </w:rPr>
+        <w:t>Arhivatora</w:t>
+      </w:r>
+      <w:proofErr w:type="spellEnd"/>
+      <w:r>
+        <w:rPr>
+          <w:lang w:val="lv-LV"/>
+        </w:rPr>
+        <w:t xml:space="preserve"> algoritms:</w:t>
+      </w:r>
+    </w:p>
+    <w:p>
+      <w:pPr>
+        <w:rPr>
+          <w:lang w:val="lv-LV"/>
+        </w:rPr>
+      </w:pPr>
+      <w:r>
+        <w:rPr>
+          <w:lang w:val="lv-LV"/>
+        </w:rPr>
+        <w:t xml:space="preserve">Dzēšana notiek ar panda </w:t>
+      </w:r>
+      <w:proofErr w:type="spellStart"/>
+      <w:r>
+        <w:rPr>
+          <w:lang w:val="lv-LV"/>
+        </w:rPr>
+        <w:t>dataframes</w:t>
+      </w:r>
+      <w:proofErr w:type="spellEnd"/>
+      <w:r>
+        <w:rPr>
+          <w:lang w:val="lv-LV"/>
+        </w:rPr>
+        <w:t xml:space="preserve"> palīdzību, jo arhivējot no </w:t>
+      </w:r>
+      <w:proofErr w:type="spellStart"/>
+      <w:r>
+        <w:rPr>
+          <w:lang w:val="lv-LV"/>
+        </w:rPr>
+        <w:t>sql</w:t>
+      </w:r>
+      <w:proofErr w:type="spellEnd"/>
+      <w:r>
+        <w:rPr>
+          <w:lang w:val="lv-LV"/>
+        </w:rPr>
+        <w:t xml:space="preserve"> tiek pārveidots </w:t>
+      </w:r>
+      <w:proofErr w:type="spellStart"/>
+      <w:r>
+        <w:rPr>
+          <w:lang w:val="lv-LV"/>
+        </w:rPr>
+        <w:t>csv</w:t>
+      </w:r>
+      <w:proofErr w:type="spellEnd"/>
+      <w:r>
+        <w:rPr>
+          <w:lang w:val="lv-LV"/>
+        </w:rPr>
+        <w:t xml:space="preserve"> un ar </w:t>
+      </w:r>
+      <w:proofErr w:type="spellStart"/>
+      <w:r>
+        <w:rPr>
+          <w:lang w:val="lv-LV"/>
+        </w:rPr>
+        <w:t>gzip</w:t>
+      </w:r>
+      <w:proofErr w:type="spellEnd"/>
+      <w:r>
+        <w:rPr>
+          <w:lang w:val="lv-LV"/>
+        </w:rPr>
+        <w:t xml:space="preserve"> saspiests.</w:t>
       </w:r>
     </w:p>
     <w:p>
@@ -3733,7 +4806,49 @@
           <w:lang w:val="lv-LV"/>
         </w:rPr>
         <w:lastRenderedPageBreak/>
-        <w:t>Centrmezgla (mikrokontroliera) algoritms (katra grupa ir atsevišķs async tasks):</w:t>
+        <w:t>Centrmezgla (</w:t>
+      </w:r>
+      <w:proofErr w:type="spellStart"/>
+      <w:r>
+        <w:rPr>
+          <w:lang w:val="lv-LV"/>
+        </w:rPr>
+        <w:t>mikrokontroliera</w:t>
+      </w:r>
+      <w:proofErr w:type="spellEnd"/>
+      <w:r>
+        <w:rPr>
+          <w:lang w:val="lv-LV"/>
+        </w:rPr>
+        <w:t xml:space="preserve">) algoritms (katra grupa ir atsevišķs </w:t>
+      </w:r>
+      <w:proofErr w:type="spellStart"/>
+      <w:r>
+        <w:rPr>
+          <w:lang w:val="lv-LV"/>
+        </w:rPr>
+        <w:t>async</w:t>
+      </w:r>
+      <w:proofErr w:type="spellEnd"/>
+      <w:r>
+        <w:rPr>
+          <w:lang w:val="lv-LV"/>
+        </w:rPr>
+        <w:t xml:space="preserve"> </w:t>
+      </w:r>
+      <w:proofErr w:type="spellStart"/>
+      <w:r>
+        <w:rPr>
+          <w:lang w:val="lv-LV"/>
+        </w:rPr>
+        <w:t>tasks</w:t>
+      </w:r>
+      <w:proofErr w:type="spellEnd"/>
+      <w:r>
+        <w:rPr>
+          <w:lang w:val="lv-LV"/>
+        </w:rPr>
+        <w:t>):</w:t>
       </w:r>
       <w:r>
         <w:t xml:space="preserve"> </w:t>
@@ -4378,7 +5493,63 @@
         <w:rPr>
           <w:lang w:val="lv-LV"/>
         </w:rPr>
-        <w:t>Novērtējot ieguvām samērā augstu novērtējuma procentu. Tas liecina ka savus mērķus sasniedzām, pat neskatoties uz to, ka, piemēram, drošība ir novērtēta augstu, jo pievienot middleware, kas tāpat kā šībrīža middleware pārraksta noklusējuma prasību uz jebkuru simbolu un garuma atļaušanu lietotājvārdā un parolē, veiktu drošības prasību nodrošināšanu, ir samērā triviāls, mazāk nekā 2 cilvēkdienās paveicams uzdevums (protams, ja drošības algoritms jau ir python valodā realizēts gatavs).</w:t>
+        <w:t xml:space="preserve">Novērtējot ieguvām samērā augstu novērtējuma procentu. Tas liecina ka savus mērķus sasniedzām, pat neskatoties uz to, ka, piemēram, drošība ir novērtēta augstu, jo pievienot </w:t>
+      </w:r>
+      <w:proofErr w:type="spellStart"/>
+      <w:r>
+        <w:rPr>
+          <w:lang w:val="lv-LV"/>
+        </w:rPr>
+        <w:t>middleware</w:t>
+      </w:r>
+      <w:proofErr w:type="spellEnd"/>
+      <w:r>
+        <w:rPr>
+          <w:lang w:val="lv-LV"/>
+        </w:rPr>
+        <w:t xml:space="preserve">, kas tāpat kā </w:t>
+      </w:r>
+      <w:proofErr w:type="spellStart"/>
+      <w:r>
+        <w:rPr>
+          <w:lang w:val="lv-LV"/>
+        </w:rPr>
+        <w:t>šībrīža</w:t>
+      </w:r>
+      <w:proofErr w:type="spellEnd"/>
+      <w:r>
+        <w:rPr>
+          <w:lang w:val="lv-LV"/>
+        </w:rPr>
+        <w:t xml:space="preserve"> </w:t>
+      </w:r>
+      <w:proofErr w:type="spellStart"/>
+      <w:r>
+        <w:rPr>
+          <w:lang w:val="lv-LV"/>
+        </w:rPr>
+        <w:t>middleware</w:t>
+      </w:r>
+      <w:proofErr w:type="spellEnd"/>
+      <w:r>
+        <w:rPr>
+          <w:lang w:val="lv-LV"/>
+        </w:rPr>
+        <w:t xml:space="preserve"> pārraksta noklusējuma prasību uz jebkuru simbolu un garuma atļaušanu lietotājvārdā un parolē, veiktu drošības prasību nodrošināšanu, ir samērā triviāls, mazāk nekā 2 cilvēkdienās paveicams uzdevums (protams, ja drošības algoritms jau ir </w:t>
+      </w:r>
+      <w:proofErr w:type="spellStart"/>
+      <w:r>
+        <w:rPr>
+          <w:lang w:val="lv-LV"/>
+        </w:rPr>
+        <w:t>python</w:t>
+      </w:r>
+      <w:proofErr w:type="spellEnd"/>
+      <w:r>
+        <w:rPr>
+          <w:lang w:val="lv-LV"/>
+        </w:rPr>
+        <w:t xml:space="preserve"> valodā realizēts gatavs).</w:t>
       </w:r>
     </w:p>
     <w:p>
@@ -4388,6 +5559,485 @@
           <w:lang w:val="lv-LV"/>
         </w:rPr>
       </w:pPr>
+      <w:r>
+        <w:rPr>
+          <w:lang w:val="lv-LV"/>
+        </w:rPr>
+        <w:t>(</w:t>
+      </w:r>
+      <w:r>
+        <w:rPr>
+          <w:lang w:val="lv-LV"/>
+        </w:rPr>
+        <w:t>Funkcionālie</w:t>
+      </w:r>
+      <w:r>
+        <w:rPr>
+          <w:lang w:val="lv-LV"/>
+        </w:rPr>
+        <w:t xml:space="preserve">: </w:t>
+      </w:r>
+      <w:r>
+        <w:rPr>
+          <w:b/>
+          <w:bCs/>
+          <w:lang w:val="lv-LV"/>
+        </w:rPr>
+        <w:t>4</w:t>
+      </w:r>
+      <w:r>
+        <w:rPr>
+          <w:lang w:val="lv-LV"/>
+        </w:rPr>
+        <w:t xml:space="preserve">*9/10 </w:t>
+      </w:r>
+      <w:r>
+        <w:rPr>
+          <w:lang w:val="lv-LV"/>
+        </w:rPr>
+        <w:t xml:space="preserve">, </w:t>
+      </w:r>
+      <w:r>
+        <w:rPr>
+          <w:lang w:val="lv-LV"/>
+        </w:rPr>
+        <w:t>Drošība</w:t>
+      </w:r>
+      <w:r>
+        <w:rPr>
+          <w:lang w:val="lv-LV"/>
+        </w:rPr>
+        <w:t>:</w:t>
+      </w:r>
+      <w:r>
+        <w:rPr>
+          <w:lang w:val="lv-LV"/>
+        </w:rPr>
+        <w:t xml:space="preserve"> </w:t>
+      </w:r>
+      <w:r>
+        <w:rPr>
+          <w:b/>
+          <w:bCs/>
+          <w:lang w:val="lv-LV"/>
+        </w:rPr>
+        <w:t>3</w:t>
+      </w:r>
+      <w:r>
+        <w:rPr>
+          <w:lang w:val="lv-LV"/>
+        </w:rPr>
+        <w:t>*</w:t>
+      </w:r>
+      <w:r>
+        <w:rPr>
+          <w:lang w:val="lv-LV"/>
+        </w:rPr>
+        <w:t xml:space="preserve"> </w:t>
+      </w:r>
+      <w:r>
+        <w:rPr>
+          <w:lang w:val="lv-LV"/>
+        </w:rPr>
+        <w:t>10/10</w:t>
+      </w:r>
+      <w:r>
+        <w:rPr>
+          <w:lang w:val="lv-LV"/>
+        </w:rPr>
+        <w:t xml:space="preserve">, </w:t>
+      </w:r>
+      <w:r>
+        <w:rPr>
+          <w:lang w:val="lv-LV"/>
+        </w:rPr>
+        <w:t>Funkcijas</w:t>
+      </w:r>
+      <w:r>
+        <w:rPr>
+          <w:lang w:val="lv-LV"/>
+        </w:rPr>
+        <w:t>:</w:t>
+      </w:r>
+      <w:r>
+        <w:rPr>
+          <w:lang w:val="lv-LV"/>
+        </w:rPr>
+        <w:t xml:space="preserve"> </w:t>
+      </w:r>
+      <w:r>
+        <w:rPr>
+          <w:b/>
+          <w:bCs/>
+          <w:lang w:val="lv-LV"/>
+        </w:rPr>
+        <w:t>5</w:t>
+      </w:r>
+      <w:r>
+        <w:rPr>
+          <w:lang w:val="lv-LV"/>
+        </w:rPr>
+        <w:t>*</w:t>
+      </w:r>
+      <w:r>
+        <w:rPr>
+          <w:lang w:val="lv-LV"/>
+        </w:rPr>
+        <w:t xml:space="preserve"> </w:t>
+      </w:r>
+      <w:r>
+        <w:rPr>
+          <w:lang w:val="lv-LV"/>
+        </w:rPr>
+        <w:t>9/10</w:t>
+      </w:r>
+      <w:r>
+        <w:rPr>
+          <w:lang w:val="lv-LV"/>
+        </w:rPr>
+        <w:t xml:space="preserve">, </w:t>
+      </w:r>
+      <w:r>
+        <w:rPr>
+          <w:lang w:val="lv-LV"/>
+        </w:rPr>
+        <w:t>Uzticamības</w:t>
+      </w:r>
+      <w:r>
+        <w:rPr>
+          <w:lang w:val="lv-LV"/>
+        </w:rPr>
+        <w:t>:</w:t>
+      </w:r>
+      <w:r>
+        <w:rPr>
+          <w:lang w:val="lv-LV"/>
+        </w:rPr>
+        <w:t xml:space="preserve"> </w:t>
+      </w:r>
+      <w:r>
+        <w:rPr>
+          <w:b/>
+          <w:bCs/>
+          <w:lang w:val="lv-LV"/>
+        </w:rPr>
+        <w:t>3</w:t>
+      </w:r>
+      <w:r>
+        <w:rPr>
+          <w:lang w:val="lv-LV"/>
+        </w:rPr>
+        <w:t>*</w:t>
+      </w:r>
+      <w:r>
+        <w:rPr>
+          <w:lang w:val="lv-LV"/>
+        </w:rPr>
+        <w:t xml:space="preserve"> </w:t>
+      </w:r>
+      <w:r>
+        <w:rPr>
+          <w:lang w:val="lv-LV"/>
+        </w:rPr>
+        <w:t>8/10</w:t>
+      </w:r>
+      <w:r>
+        <w:rPr>
+          <w:lang w:val="lv-LV"/>
+        </w:rPr>
+        <w:t xml:space="preserve">, </w:t>
+      </w:r>
+      <w:r>
+        <w:rPr>
+          <w:lang w:val="lv-LV"/>
+        </w:rPr>
+        <w:t>Lietojamības</w:t>
+      </w:r>
+      <w:r>
+        <w:rPr>
+          <w:lang w:val="lv-LV"/>
+        </w:rPr>
+        <w:t>:</w:t>
+      </w:r>
+      <w:r>
+        <w:rPr>
+          <w:lang w:val="lv-LV"/>
+        </w:rPr>
+        <w:t xml:space="preserve"> </w:t>
+      </w:r>
+      <w:r>
+        <w:rPr>
+          <w:b/>
+          <w:bCs/>
+          <w:lang w:val="lv-LV"/>
+        </w:rPr>
+        <w:t>1</w:t>
+      </w:r>
+      <w:r>
+        <w:rPr>
+          <w:lang w:val="lv-LV"/>
+        </w:rPr>
+        <w:t>*9/10</w:t>
+      </w:r>
+      <w:r>
+        <w:rPr>
+          <w:lang w:val="lv-LV"/>
+        </w:rPr>
+        <w:t xml:space="preserve"> , </w:t>
+      </w:r>
+      <w:r>
+        <w:rPr>
+          <w:lang w:val="lv-LV"/>
+        </w:rPr>
+        <w:t>Efektivitātes</w:t>
+      </w:r>
+      <w:r>
+        <w:rPr>
+          <w:lang w:val="lv-LV"/>
+        </w:rPr>
+        <w:t>:</w:t>
+      </w:r>
+      <w:r>
+        <w:rPr>
+          <w:lang w:val="lv-LV"/>
+        </w:rPr>
+        <w:t xml:space="preserve"> </w:t>
+      </w:r>
+      <w:r>
+        <w:rPr>
+          <w:b/>
+          <w:bCs/>
+          <w:lang w:val="lv-LV"/>
+        </w:rPr>
+        <w:t>1</w:t>
+      </w:r>
+      <w:r>
+        <w:rPr>
+          <w:lang w:val="lv-LV"/>
+        </w:rPr>
+        <w:t>*</w:t>
+      </w:r>
+      <w:r>
+        <w:rPr>
+          <w:lang w:val="lv-LV"/>
+        </w:rPr>
+        <w:t xml:space="preserve"> </w:t>
+      </w:r>
+      <w:r>
+        <w:rPr>
+          <w:lang w:val="lv-LV"/>
+        </w:rPr>
+        <w:t>8/10</w:t>
+      </w:r>
+      <w:r>
+        <w:rPr>
+          <w:lang w:val="lv-LV"/>
+        </w:rPr>
+        <w:t xml:space="preserve">, </w:t>
+      </w:r>
+      <w:r>
+        <w:rPr>
+          <w:lang w:val="lv-LV"/>
+        </w:rPr>
+        <w:t>Uzturamības</w:t>
+      </w:r>
+      <w:r>
+        <w:rPr>
+          <w:lang w:val="lv-LV"/>
+        </w:rPr>
+        <w:t>:</w:t>
+      </w:r>
+      <w:r>
+        <w:rPr>
+          <w:lang w:val="lv-LV"/>
+        </w:rPr>
+        <w:t xml:space="preserve"> </w:t>
+      </w:r>
+      <w:r>
+        <w:rPr>
+          <w:b/>
+          <w:bCs/>
+          <w:lang w:val="lv-LV"/>
+        </w:rPr>
+        <w:t>2</w:t>
+      </w:r>
+      <w:r>
+        <w:rPr>
+          <w:lang w:val="lv-LV"/>
+        </w:rPr>
+        <w:t>*</w:t>
+      </w:r>
+      <w:r>
+        <w:rPr>
+          <w:lang w:val="lv-LV"/>
+        </w:rPr>
+        <w:t xml:space="preserve"> </w:t>
+      </w:r>
+      <w:r>
+        <w:rPr>
+          <w:lang w:val="lv-LV"/>
+        </w:rPr>
+        <w:t>10/10</w:t>
+      </w:r>
+      <w:r>
+        <w:rPr>
+          <w:lang w:val="lv-LV"/>
+        </w:rPr>
+        <w:t xml:space="preserve">, </w:t>
+      </w:r>
+      <w:proofErr w:type="spellStart"/>
+      <w:r>
+        <w:rPr>
+          <w:lang w:val="lv-LV"/>
+        </w:rPr>
+        <w:t>Kustināmības</w:t>
+      </w:r>
+      <w:proofErr w:type="spellEnd"/>
+      <w:r>
+        <w:rPr>
+          <w:lang w:val="lv-LV"/>
+        </w:rPr>
+        <w:t xml:space="preserve">: </w:t>
+      </w:r>
+      <w:r>
+        <w:rPr>
+          <w:b/>
+          <w:bCs/>
+          <w:lang w:val="lv-LV"/>
+        </w:rPr>
+        <w:t>2</w:t>
+      </w:r>
+      <w:r>
+        <w:rPr>
+          <w:lang w:val="lv-LV"/>
+        </w:rPr>
+        <w:t xml:space="preserve">* 10/10 )/(4+3+5+3+1+1+2+2) = </w:t>
+      </w:r>
+      <w:r>
+        <w:rPr>
+          <w:lang w:val="lv-LV"/>
+        </w:rPr>
+        <w:br/>
+        <w:t xml:space="preserve">19.2/21 ~= </w:t>
+      </w:r>
+      <w:r>
+        <w:rPr>
+          <w:b/>
+          <w:bCs/>
+          <w:sz w:val="26"/>
+          <w:szCs w:val="26"/>
+          <w:lang w:val="lv-LV"/>
+        </w:rPr>
+        <w:t>91.43%</w:t>
+      </w:r>
+    </w:p>
+    <w:p>
+      <w:pPr>
+        <w:spacing w:line="259" w:lineRule="auto"/>
+        <w:rPr>
+          <w:lang w:val="lv-LV"/>
+        </w:rPr>
+      </w:pPr>
+      <w:r>
+        <w:rPr>
+          <w:noProof/>
+        </w:rPr>
+        <w:drawing>
+          <wp:anchor distT="0" distB="0" distL="114300" distR="114300" simplePos="0" relativeHeight="251662336" behindDoc="0" locked="0" layoutInCell="1" allowOverlap="1" wp14:anchorId="02EECF6E" wp14:editId="50913062">
+            <wp:simplePos x="0" y="0"/>
+            <wp:positionH relativeFrom="margin">
+              <wp:posOffset>3382010</wp:posOffset>
+            </wp:positionH>
+            <wp:positionV relativeFrom="paragraph">
+              <wp:posOffset>15240</wp:posOffset>
+            </wp:positionV>
+            <wp:extent cx="2923540" cy="1056640"/>
+            <wp:effectExtent l="0" t="0" r="0" b="0"/>
+            <wp:wrapNone/>
+            <wp:docPr id="320614550" name="Picture 1" descr="A number on a white background&#10;&#10;Description automatically generated"/>
+            <wp:cNvGraphicFramePr>
+              <a:graphicFrameLocks xmlns:a="http://schemas.openxmlformats.org/drawingml/2006/main" noChangeAspect="1"/>
+            </wp:cNvGraphicFramePr>
+            <a:graphic xmlns:a="http://schemas.openxmlformats.org/drawingml/2006/main">
+              <a:graphicData uri="http://schemas.openxmlformats.org/drawingml/2006/picture">
+                <pic:pic xmlns:pic="http://schemas.openxmlformats.org/drawingml/2006/picture">
+                  <pic:nvPicPr>
+                    <pic:cNvPr id="320614550" name="Picture 1" descr="A number on a white background&#10;&#10;Description automatically generated"/>
+                    <pic:cNvPicPr/>
+                  </pic:nvPicPr>
+                  <pic:blipFill>
+                    <a:blip r:embed="rId17">
+                      <a:extLst>
+                        <a:ext uri="{28A0092B-C50C-407E-A947-70E740481C1C}">
+                          <a14:useLocalDpi xmlns:a14="http://schemas.microsoft.com/office/drawing/2010/main" val="0"/>
+                        </a:ext>
+                      </a:extLst>
+                    </a:blip>
+                    <a:stretch>
+                      <a:fillRect/>
+                    </a:stretch>
+                  </pic:blipFill>
+                  <pic:spPr>
+                    <a:xfrm>
+                      <a:off x="0" y="0"/>
+                      <a:ext cx="2923540" cy="1056640"/>
+                    </a:xfrm>
+                    <a:prstGeom prst="rect">
+                      <a:avLst/>
+                    </a:prstGeom>
+                  </pic:spPr>
+                </pic:pic>
+              </a:graphicData>
+            </a:graphic>
+          </wp:anchor>
+        </w:drawing>
+      </w:r>
+      <w:r>
+        <w:rPr>
+          <w:noProof/>
+        </w:rPr>
+        <w:drawing>
+          <wp:inline distT="0" distB="0" distL="0" distR="0" wp14:anchorId="1F917DEA" wp14:editId="2B9840E4">
+            <wp:extent cx="2990476" cy="1295238"/>
+            <wp:effectExtent l="0" t="0" r="635" b="635"/>
+            <wp:docPr id="2114186879" name="Picture 1" descr="A math equations on a white background&#10;&#10;Description automatically generated"/>
+            <wp:cNvGraphicFramePr>
+              <a:graphicFrameLocks xmlns:a="http://schemas.openxmlformats.org/drawingml/2006/main" noChangeAspect="1"/>
+            </wp:cNvGraphicFramePr>
+            <a:graphic xmlns:a="http://schemas.openxmlformats.org/drawingml/2006/main">
+              <a:graphicData uri="http://schemas.openxmlformats.org/drawingml/2006/picture">
+                <pic:pic xmlns:pic="http://schemas.openxmlformats.org/drawingml/2006/picture">
+                  <pic:nvPicPr>
+                    <pic:cNvPr id="2114186879" name="Picture 1" descr="A math equations on a white background&#10;&#10;Description automatically generated"/>
+                    <pic:cNvPicPr/>
+                  </pic:nvPicPr>
+                  <pic:blipFill>
+                    <a:blip r:embed="rId18"/>
+                    <a:stretch>
+                      <a:fillRect/>
+                    </a:stretch>
+                  </pic:blipFill>
+                  <pic:spPr>
+                    <a:xfrm>
+                      <a:off x="0" y="0"/>
+                      <a:ext cx="2990476" cy="1295238"/>
+                    </a:xfrm>
+                    <a:prstGeom prst="rect">
+                      <a:avLst/>
+                    </a:prstGeom>
+                  </pic:spPr>
+                </pic:pic>
+              </a:graphicData>
+            </a:graphic>
+          </wp:inline>
+        </w:drawing>
+      </w:r>
+      <w:r>
+        <w:rPr>
+          <w:noProof/>
+        </w:rPr>
+        <w:t xml:space="preserve"> </w:t>
+      </w:r>
     </w:p>
     <w:p>
       <w:pPr>
@@ -4423,7 +6073,19 @@
         <w:rPr>
           <w:lang w:val="lv-LV"/>
         </w:rPr>
-        <w:t>Funkcionālie:</w:t>
+        <w:t>Funkcionālie</w:t>
+      </w:r>
+      <w:r>
+        <w:rPr>
+          <w:lang w:val="lv-LV"/>
+        </w:rPr>
+        <w:t xml:space="preserve"> (9/10)</w:t>
+      </w:r>
+      <w:r>
+        <w:rPr>
+          <w:lang w:val="lv-LV"/>
+        </w:rPr>
+        <w:t>:</w:t>
       </w:r>
     </w:p>
     <w:p>
@@ -4437,7 +6099,21 @@
         <w:rPr>
           <w:lang w:val="lv-LV"/>
         </w:rPr>
-        <w:t>Sistēma ir labi piemērota sensoru mērījumu apskatei un pārraudzībai, kamēr vien tiek ievadīti realitātei atbilstoši metadati. Sistēmā ir iekļauti vairāki būtībā atšķirīgi sensoru tipi, tātad tā ir tuvināta reālajai situācijāi (lauka apstākļiem).</w:t>
+        <w:t xml:space="preserve">Sistēma ir labi piemērota sensoru mērījumu apskatei un pārraudzībai, kamēr vien tiek ievadīti realitātei atbilstoši metadati. Sistēmā ir iekļauti vairāki būtībā atšķirīgi sensoru tipi, tātad tā ir tuvināta reālajai </w:t>
+      </w:r>
+      <w:proofErr w:type="spellStart"/>
+      <w:r>
+        <w:rPr>
+          <w:lang w:val="lv-LV"/>
+        </w:rPr>
+        <w:t>situācijāi</w:t>
+      </w:r>
+      <w:proofErr w:type="spellEnd"/>
+      <w:r>
+        <w:rPr>
+          <w:lang w:val="lv-LV"/>
+        </w:rPr>
+        <w:t xml:space="preserve"> (lauka apstākļiem).</w:t>
       </w:r>
     </w:p>
     <w:p>
@@ -4459,7 +6135,21 @@
         <w:rPr>
           <w:lang w:val="lv-LV"/>
         </w:rPr>
-        <w:t>Sistēmas precizitāte ir atbilstoša konkrēto mikrokontrolieru precizitātei. Digitāliem sensoriem, protams tas ir iekšējs rādītājs, taču analogajam sensora piemēram mēs izmantojam 12 bitu ADC, kas ļauj iegūt 4096 vērtības.</w:t>
+        <w:t xml:space="preserve">Sistēmas precizitāte ir atbilstoša konkrēto </w:t>
+      </w:r>
+      <w:proofErr w:type="spellStart"/>
+      <w:r>
+        <w:rPr>
+          <w:lang w:val="lv-LV"/>
+        </w:rPr>
+        <w:t>mikrokontrolieru</w:t>
+      </w:r>
+      <w:proofErr w:type="spellEnd"/>
+      <w:r>
+        <w:rPr>
+          <w:lang w:val="lv-LV"/>
+        </w:rPr>
+        <w:t xml:space="preserve"> precizitātei. Digitāliem sensoriem, protams tas ir iekšējs rādītājs, taču analogajam sensora piemēram mēs izmantojam 12 bitu ADC, kas ļauj iegūt 4096 vērtības.</w:t>
       </w:r>
     </w:p>
     <w:p>
@@ -4481,7 +6171,49 @@
         <w:rPr>
           <w:lang w:val="lv-LV"/>
         </w:rPr>
-        <w:t>Sistēma spēj sadarboties ar Raspberry pi, ja to lieto kā centrmezglu vai pat kā wifi nodrošinātāju pārējie centrmezgliem.</w:t>
+        <w:t xml:space="preserve">Sistēma spēj sadarboties ar </w:t>
+      </w:r>
+      <w:proofErr w:type="spellStart"/>
+      <w:r>
+        <w:rPr>
+          <w:lang w:val="lv-LV"/>
+        </w:rPr>
+        <w:t>Raspberry</w:t>
+      </w:r>
+      <w:proofErr w:type="spellEnd"/>
+      <w:r>
+        <w:rPr>
+          <w:lang w:val="lv-LV"/>
+        </w:rPr>
+        <w:t xml:space="preserve"> </w:t>
+      </w:r>
+      <w:proofErr w:type="spellStart"/>
+      <w:r>
+        <w:rPr>
+          <w:lang w:val="lv-LV"/>
+        </w:rPr>
+        <w:t>pi</w:t>
+      </w:r>
+      <w:proofErr w:type="spellEnd"/>
+      <w:r>
+        <w:rPr>
+          <w:lang w:val="lv-LV"/>
+        </w:rPr>
+        <w:t xml:space="preserve">, ja to lieto kā centrmezglu vai pat kā </w:t>
+      </w:r>
+      <w:proofErr w:type="spellStart"/>
+      <w:r>
+        <w:rPr>
+          <w:lang w:val="lv-LV"/>
+        </w:rPr>
+        <w:t>wifi</w:t>
+      </w:r>
+      <w:proofErr w:type="spellEnd"/>
+      <w:r>
+        <w:rPr>
+          <w:lang w:val="lv-LV"/>
+        </w:rPr>
+        <w:t xml:space="preserve"> nodrošinātāju pārējie centrmezgliem.</w:t>
       </w:r>
     </w:p>
     <w:p>
@@ -4504,7 +6236,19 @@
         <w:rPr>
           <w:lang w:val="lv-LV"/>
         </w:rPr>
-        <w:t>Drošība:</w:t>
+        <w:t>Drošība</w:t>
+      </w:r>
+      <w:r>
+        <w:rPr>
+          <w:lang w:val="lv-LV"/>
+        </w:rPr>
+        <w:t xml:space="preserve"> (10/10)</w:t>
+      </w:r>
+      <w:r>
+        <w:rPr>
+          <w:lang w:val="lv-LV"/>
+        </w:rPr>
+        <w:t>:</w:t>
       </w:r>
     </w:p>
     <w:p>
@@ -4520,6 +6264,14 @@
         </w:rPr>
         <w:t>sistēmā ir iekļauts jaukšanas moments, kas neļauj ļaunprāšiem viegli paredzamā veidā iejaukties atjaunināšanas datos. Līdzīgus momentus iespējams jo viegli iekļaut arī sensoru datu pārraidē. Gadījumā ja pazūd tīkls, centrmezgli cenšas atkārtoti savienoties ar tīklu, un attiecīgi mērījumu ievākšana tiek apturēta, kad mērījumu saraksti aizņem tuvu kritiskajām atmiņas lielumus. Kad parādās tīkls, datu buferi tiek iztukšoti un mērījumi atsākti.</w:t>
       </w:r>
+    </w:p>
+    <w:p>
+      <w:pPr>
+        <w:spacing w:line="259" w:lineRule="auto"/>
+        <w:rPr>
+          <w:lang w:val="lv-LV"/>
+        </w:rPr>
+      </w:pPr>
     </w:p>
     <w:p>
       <w:pPr>
@@ -4541,7 +6293,20 @@
         <w:rPr>
           <w:lang w:val="lv-LV"/>
         </w:rPr>
-        <w:t>Funkcijas:</w:t>
+        <w:lastRenderedPageBreak/>
+        <w:t>Funkcijas</w:t>
+      </w:r>
+      <w:r>
+        <w:rPr>
+          <w:lang w:val="lv-LV"/>
+        </w:rPr>
+        <w:t xml:space="preserve"> (9/10)</w:t>
+      </w:r>
+      <w:r>
+        <w:rPr>
+          <w:lang w:val="lv-LV"/>
+        </w:rPr>
+        <w:t>:</w:t>
       </w:r>
     </w:p>
     <w:p>
@@ -4555,7 +6320,21 @@
         <w:rPr>
           <w:lang w:val="lv-LV"/>
         </w:rPr>
-        <w:t>sasniedzām visas obligātās funkcijas, bet atmetām 3d vizualizāciju.</w:t>
+        <w:t xml:space="preserve">sasniedzām visas obligātās funkcijas, bet atmetām 3d </w:t>
+      </w:r>
+      <w:proofErr w:type="spellStart"/>
+      <w:r>
+        <w:rPr>
+          <w:lang w:val="lv-LV"/>
+        </w:rPr>
+        <w:t>vizualizāciju</w:t>
+      </w:r>
+      <w:proofErr w:type="spellEnd"/>
+      <w:r>
+        <w:rPr>
+          <w:lang w:val="lv-LV"/>
+        </w:rPr>
+        <w:t>.</w:t>
       </w:r>
     </w:p>
     <w:p>
@@ -4616,8 +6395,19 @@
         <w:rPr>
           <w:lang w:val="lv-LV"/>
         </w:rPr>
-        <w:lastRenderedPageBreak/>
-        <w:t>Uzticamības:</w:t>
+        <w:t>Uzticamības</w:t>
+      </w:r>
+      <w:r>
+        <w:rPr>
+          <w:lang w:val="lv-LV"/>
+        </w:rPr>
+        <w:t xml:space="preserve"> (8/10)</w:t>
+      </w:r>
+      <w:r>
+        <w:rPr>
+          <w:lang w:val="lv-LV"/>
+        </w:rPr>
+        <w:t>:</w:t>
       </w:r>
       <w:r>
         <w:t xml:space="preserve"> </w:t>
@@ -4695,7 +6485,19 @@
         <w:rPr>
           <w:lang w:val="lv-LV"/>
         </w:rPr>
-        <w:t>Lietojamības:</w:t>
+        <w:t>Lietojamības</w:t>
+      </w:r>
+      <w:r>
+        <w:rPr>
+          <w:lang w:val="lv-LV"/>
+        </w:rPr>
+        <w:t xml:space="preserve"> (9/10)</w:t>
+      </w:r>
+      <w:r>
+        <w:rPr>
+          <w:lang w:val="lv-LV"/>
+        </w:rPr>
+        <w:t>:</w:t>
       </w:r>
     </w:p>
     <w:p>
@@ -4709,7 +6511,63 @@
         <w:rPr>
           <w:lang w:val="lv-LV"/>
         </w:rPr>
-        <w:t>Metadatu ievade ir attēlota ar pārbaudīto datatables saskarni, tāpat lietotāja grafiki ar pārbaudīto Grafana saskarni.</w:t>
+        <w:t xml:space="preserve">Metadatu ievade ir attēlota ar pārbaudīto </w:t>
+      </w:r>
+      <w:proofErr w:type="spellStart"/>
+      <w:r>
+        <w:rPr>
+          <w:lang w:val="lv-LV"/>
+        </w:rPr>
+        <w:t>datatables</w:t>
+      </w:r>
+      <w:proofErr w:type="spellEnd"/>
+      <w:r>
+        <w:rPr>
+          <w:lang w:val="lv-LV"/>
+        </w:rPr>
+        <w:t xml:space="preserve"> </w:t>
+      </w:r>
+      <w:proofErr w:type="spellStart"/>
+      <w:r>
+        <w:rPr>
+          <w:lang w:val="lv-LV"/>
+        </w:rPr>
+        <w:t>saskarni</w:t>
+      </w:r>
+      <w:proofErr w:type="spellEnd"/>
+      <w:r>
+        <w:rPr>
+          <w:lang w:val="lv-LV"/>
+        </w:rPr>
+        <w:t xml:space="preserve">, tāpat lietotāja grafiki ar pārbaudīto </w:t>
+      </w:r>
+      <w:proofErr w:type="spellStart"/>
+      <w:r>
+        <w:rPr>
+          <w:lang w:val="lv-LV"/>
+        </w:rPr>
+        <w:t>Grafana</w:t>
+      </w:r>
+      <w:proofErr w:type="spellEnd"/>
+      <w:r>
+        <w:rPr>
+          <w:lang w:val="lv-LV"/>
+        </w:rPr>
+        <w:t xml:space="preserve"> </w:t>
+      </w:r>
+      <w:proofErr w:type="spellStart"/>
+      <w:r>
+        <w:rPr>
+          <w:lang w:val="lv-LV"/>
+        </w:rPr>
+        <w:t>saskarni</w:t>
+      </w:r>
+      <w:proofErr w:type="spellEnd"/>
+      <w:r>
+        <w:rPr>
+          <w:lang w:val="lv-LV"/>
+        </w:rPr>
+        <w:t>.</w:t>
       </w:r>
     </w:p>
     <w:p>
@@ -4723,7 +6581,21 @@
         <w:rPr>
           <w:lang w:val="lv-LV"/>
         </w:rPr>
-        <w:t>Mūsuprāt grafiki ir daudz pievilcīgāki par sākotnējo matplotlib versiju.</w:t>
+        <w:t xml:space="preserve">Mūsuprāt grafiki ir daudz pievilcīgāki par sākotnējo </w:t>
+      </w:r>
+      <w:proofErr w:type="spellStart"/>
+      <w:r>
+        <w:rPr>
+          <w:lang w:val="lv-LV"/>
+        </w:rPr>
+        <w:t>matplotlib</w:t>
+      </w:r>
+      <w:proofErr w:type="spellEnd"/>
+      <w:r>
+        <w:rPr>
+          <w:lang w:val="lv-LV"/>
+        </w:rPr>
+        <w:t xml:space="preserve"> versiju.</w:t>
       </w:r>
     </w:p>
     <w:p>
@@ -4746,7 +6618,19 @@
         <w:rPr>
           <w:lang w:val="lv-LV"/>
         </w:rPr>
-        <w:t>Efektivitātes:</w:t>
+        <w:t>Efektivitātes</w:t>
+      </w:r>
+      <w:r>
+        <w:rPr>
+          <w:lang w:val="lv-LV"/>
+        </w:rPr>
+        <w:t xml:space="preserve"> (8/10)</w:t>
+      </w:r>
+      <w:r>
+        <w:rPr>
+          <w:lang w:val="lv-LV"/>
+        </w:rPr>
+        <w:t>:</w:t>
       </w:r>
     </w:p>
     <w:p>
@@ -4760,7 +6644,91 @@
         <w:rPr>
           <w:lang w:val="lv-LV"/>
         </w:rPr>
-        <w:t>Sistēma pēc ielādes ļauj responsīvi kārtot, šķirot metadatus. Ielādes laiku gan neizdevās uzlabot, jo pēc python3 atjaunināšanas kešošanai piedāvā tikai memcached vai redis, proti ārējus risinājumus.</w:t>
+        <w:t xml:space="preserve">Sistēma pēc </w:t>
+      </w:r>
+      <w:proofErr w:type="spellStart"/>
+      <w:r>
+        <w:rPr>
+          <w:lang w:val="lv-LV"/>
+        </w:rPr>
+        <w:t>ielādes</w:t>
+      </w:r>
+      <w:proofErr w:type="spellEnd"/>
+      <w:r>
+        <w:rPr>
+          <w:lang w:val="lv-LV"/>
+        </w:rPr>
+        <w:t xml:space="preserve"> ļauj </w:t>
+      </w:r>
+      <w:proofErr w:type="spellStart"/>
+      <w:r>
+        <w:rPr>
+          <w:lang w:val="lv-LV"/>
+        </w:rPr>
+        <w:t>responsīvi</w:t>
+      </w:r>
+      <w:proofErr w:type="spellEnd"/>
+      <w:r>
+        <w:rPr>
+          <w:lang w:val="lv-LV"/>
+        </w:rPr>
+        <w:t xml:space="preserve"> kārtot, šķirot metadatus. </w:t>
+      </w:r>
+      <w:proofErr w:type="spellStart"/>
+      <w:r>
+        <w:rPr>
+          <w:lang w:val="lv-LV"/>
+        </w:rPr>
+        <w:t>Ielādes</w:t>
+      </w:r>
+      <w:proofErr w:type="spellEnd"/>
+      <w:r>
+        <w:rPr>
+          <w:lang w:val="lv-LV"/>
+        </w:rPr>
+        <w:t xml:space="preserve"> laiku gan neizdevās uzlabot, jo pēc python3 atjaunināšanas </w:t>
+      </w:r>
+      <w:proofErr w:type="spellStart"/>
+      <w:r>
+        <w:rPr>
+          <w:lang w:val="lv-LV"/>
+        </w:rPr>
+        <w:t>kešošanai</w:t>
+      </w:r>
+      <w:proofErr w:type="spellEnd"/>
+      <w:r>
+        <w:rPr>
+          <w:lang w:val="lv-LV"/>
+        </w:rPr>
+        <w:t xml:space="preserve"> piedāvā tikai </w:t>
+      </w:r>
+      <w:proofErr w:type="spellStart"/>
+      <w:r>
+        <w:rPr>
+          <w:lang w:val="lv-LV"/>
+        </w:rPr>
+        <w:t>memcached</w:t>
+      </w:r>
+      <w:proofErr w:type="spellEnd"/>
+      <w:r>
+        <w:rPr>
+          <w:lang w:val="lv-LV"/>
+        </w:rPr>
+        <w:t xml:space="preserve"> vai </w:t>
+      </w:r>
+      <w:proofErr w:type="spellStart"/>
+      <w:r>
+        <w:rPr>
+          <w:lang w:val="lv-LV"/>
+        </w:rPr>
+        <w:t>redis</w:t>
+      </w:r>
+      <w:proofErr w:type="spellEnd"/>
+      <w:r>
+        <w:rPr>
+          <w:lang w:val="lv-LV"/>
+        </w:rPr>
+        <w:t>, proti ārējus risinājumus.</w:t>
       </w:r>
     </w:p>
     <w:p>
@@ -4778,11 +6746,19 @@
           <w:lang w:val="lv-LV"/>
         </w:rPr>
       </w:pPr>
-      <w:r>
-        <w:rPr>
-          <w:lang w:val="lv-LV"/>
-        </w:rPr>
-        <w:t>Mikrokontrolieru atmiņa tiek lietota maksimālā līmenī, kā redzams OUT OF MEMORY video.</w:t>
+      <w:proofErr w:type="spellStart"/>
+      <w:r>
+        <w:rPr>
+          <w:lang w:val="lv-LV"/>
+        </w:rPr>
+        <w:t>Mikrokontrolieru</w:t>
+      </w:r>
+      <w:proofErr w:type="spellEnd"/>
+      <w:r>
+        <w:rPr>
+          <w:lang w:val="lv-LV"/>
+        </w:rPr>
+        <w:t xml:space="preserve"> atmiņa tiek lietota maksimālā līmenī, kā redzams OUT OF MEMORY video.</w:t>
       </w:r>
     </w:p>
     <w:p>
@@ -4805,7 +6781,19 @@
         <w:rPr>
           <w:lang w:val="lv-LV"/>
         </w:rPr>
-        <w:t>Uzturamības:</w:t>
+        <w:t>Uzturamības</w:t>
+      </w:r>
+      <w:r>
+        <w:rPr>
+          <w:lang w:val="lv-LV"/>
+        </w:rPr>
+        <w:t xml:space="preserve"> (10/10)</w:t>
+      </w:r>
+      <w:r>
+        <w:rPr>
+          <w:lang w:val="lv-LV"/>
+        </w:rPr>
+        <w:t>:</w:t>
       </w:r>
     </w:p>
     <w:p>
@@ -4819,7 +6807,21 @@
         <w:rPr>
           <w:lang w:val="lv-LV"/>
         </w:rPr>
-        <w:t>Kods ir samērā viegli un mazāk kā stundas laikā saslēdzams ar jebkuru centrmezglu, kas spēj darbināt micropython, jo mainās tikai porti un varbūt LED specifika.</w:t>
+        <w:t xml:space="preserve">Kods ir samērā viegli un mazāk kā stundas laikā saslēdzams ar jebkuru centrmezglu, kas spēj darbināt </w:t>
+      </w:r>
+      <w:proofErr w:type="spellStart"/>
+      <w:r>
+        <w:rPr>
+          <w:lang w:val="lv-LV"/>
+        </w:rPr>
+        <w:t>micropython</w:t>
+      </w:r>
+      <w:proofErr w:type="spellEnd"/>
+      <w:r>
+        <w:rPr>
+          <w:lang w:val="lv-LV"/>
+        </w:rPr>
+        <w:t>, jo mainās tikai porti un varbūt LED specifika.</w:t>
       </w:r>
     </w:p>
     <w:p>
@@ -4844,11 +6846,45 @@
           <w:lang w:val="lv-LV"/>
         </w:rPr>
       </w:pPr>
-      <w:r>
-        <w:rPr>
-          <w:lang w:val="lv-LV"/>
-        </w:rPr>
-        <w:t>Kustināmības (Portability):</w:t>
+      <w:proofErr w:type="spellStart"/>
+      <w:r>
+        <w:rPr>
+          <w:lang w:val="lv-LV"/>
+        </w:rPr>
+        <w:t>Kustināmības</w:t>
+      </w:r>
+      <w:proofErr w:type="spellEnd"/>
+      <w:r>
+        <w:rPr>
+          <w:lang w:val="lv-LV"/>
+        </w:rPr>
+        <w:t xml:space="preserve"> (</w:t>
+      </w:r>
+      <w:proofErr w:type="spellStart"/>
+      <w:r>
+        <w:rPr>
+          <w:lang w:val="lv-LV"/>
+        </w:rPr>
+        <w:t>Portability</w:t>
+      </w:r>
+      <w:proofErr w:type="spellEnd"/>
+      <w:r>
+        <w:rPr>
+          <w:lang w:val="lv-LV"/>
+        </w:rPr>
+        <w:t>)</w:t>
+      </w:r>
+      <w:r>
+        <w:rPr>
+          <w:lang w:val="lv-LV"/>
+        </w:rPr>
+        <w:t xml:space="preserve"> (10/10)</w:t>
+      </w:r>
+      <w:r>
+        <w:rPr>
+          <w:lang w:val="lv-LV"/>
+        </w:rPr>
+        <w:t>:</w:t>
       </w:r>
     </w:p>
     <w:p>

--- a/projektesanas_parskats.docx
+++ b/projektesanas_parskats.docx
@@ -4834,21 +4834,7 @@
         <w:rPr>
           <w:lang w:val="lv-LV"/>
         </w:rPr>
-        <w:t xml:space="preserve"> </w:t>
-      </w:r>
-      <w:proofErr w:type="spellStart"/>
-      <w:r>
-        <w:rPr>
-          <w:lang w:val="lv-LV"/>
-        </w:rPr>
-        <w:t>tasks</w:t>
-      </w:r>
-      <w:proofErr w:type="spellEnd"/>
-      <w:r>
-        <w:rPr>
-          <w:lang w:val="lv-LV"/>
-        </w:rPr>
-        <w:t>):</w:t>
+        <w:t xml:space="preserve"> tasks):</w:t>
       </w:r>
       <w:r>
         <w:t xml:space="preserve"> </w:t>
@@ -5178,11 +5164,65 @@
       <w:r>
         <w:rPr>
           <w:noProof/>
-          <w:lang w:val="lv-LV"/>
         </w:rPr>
         <w:drawing>
-          <wp:inline distT="0" distB="0" distL="0" distR="0" wp14:anchorId="17823766" wp14:editId="45908C2A">
-            <wp:extent cx="5943600" cy="3741420"/>
+          <wp:anchor distT="0" distB="0" distL="114300" distR="114300" simplePos="0" relativeHeight="251663360" behindDoc="0" locked="0" layoutInCell="1" allowOverlap="1" wp14:anchorId="62607F44" wp14:editId="2365218B">
+            <wp:simplePos x="0" y="0"/>
+            <wp:positionH relativeFrom="column">
+              <wp:posOffset>1016911</wp:posOffset>
+            </wp:positionH>
+            <wp:positionV relativeFrom="paragraph">
+              <wp:posOffset>3380932</wp:posOffset>
+            </wp:positionV>
+            <wp:extent cx="5460521" cy="6092915"/>
+            <wp:effectExtent l="0" t="0" r="6985" b="3175"/>
+            <wp:wrapNone/>
+            <wp:docPr id="190687595" name="Picture 1" descr="A diagram of a computer&#10;&#10;Description automatically generated"/>
+            <wp:cNvGraphicFramePr>
+              <a:graphicFrameLocks xmlns:a="http://schemas.openxmlformats.org/drawingml/2006/main" noChangeAspect="1"/>
+            </wp:cNvGraphicFramePr>
+            <a:graphic xmlns:a="http://schemas.openxmlformats.org/drawingml/2006/main">
+              <a:graphicData uri="http://schemas.openxmlformats.org/drawingml/2006/picture">
+                <pic:pic xmlns:pic="http://schemas.openxmlformats.org/drawingml/2006/picture">
+                  <pic:nvPicPr>
+                    <pic:cNvPr id="190687595" name="Picture 1" descr="A diagram of a computer&#10;&#10;Description automatically generated"/>
+                    <pic:cNvPicPr/>
+                  </pic:nvPicPr>
+                  <pic:blipFill>
+                    <a:blip r:embed="rId14">
+                      <a:extLst>
+                        <a:ext uri="{28A0092B-C50C-407E-A947-70E740481C1C}">
+                          <a14:useLocalDpi xmlns:a14="http://schemas.microsoft.com/office/drawing/2010/main" val="0"/>
+                        </a:ext>
+                      </a:extLst>
+                    </a:blip>
+                    <a:stretch>
+                      <a:fillRect/>
+                    </a:stretch>
+                  </pic:blipFill>
+                  <pic:spPr>
+                    <a:xfrm>
+                      <a:off x="0" y="0"/>
+                      <a:ext cx="5460521" cy="6092915"/>
+                    </a:xfrm>
+                    <a:prstGeom prst="rect">
+                      <a:avLst/>
+                    </a:prstGeom>
+                  </pic:spPr>
+                </pic:pic>
+              </a:graphicData>
+            </a:graphic>
+          </wp:anchor>
+        </w:drawing>
+      </w:r>
+      <w:r>
+        <w:rPr>
+          <w:noProof/>
+          <w:lang w:val="lv-LV"/>
+        </w:rPr>
+        <w:drawing>
+          <wp:inline distT="0" distB="0" distL="0" distR="0" wp14:anchorId="17823766" wp14:editId="1F03E1E0">
+            <wp:extent cx="5451894" cy="3431897"/>
             <wp:effectExtent l="0" t="0" r="0" b="0"/>
             <wp:docPr id="1026762360" name="Picture 1" descr="A diagram of a system&#10;&#10;Description automatically generated with medium confidence"/>
             <wp:cNvGraphicFramePr>
@@ -5196,7 +5236,7 @@
                     <pic:cNvPicPr/>
                   </pic:nvPicPr>
                   <pic:blipFill>
-                    <a:blip r:embed="rId14"/>
+                    <a:blip r:embed="rId15"/>
                     <a:stretch>
                       <a:fillRect/>
                     </a:stretch>
@@ -5204,7 +5244,7 @@
                   <pic:spPr>
                     <a:xfrm>
                       <a:off x="0" y="0"/>
-                      <a:ext cx="5943600" cy="3741420"/>
+                      <a:ext cx="5457496" cy="3435423"/>
                     </a:xfrm>
                     <a:prstGeom prst="rect">
                       <a:avLst/>
@@ -5237,67 +5277,6 @@
           <w:lang w:val="lv-LV"/>
         </w:rPr>
       </w:pPr>
-      <w:r>
-        <w:rPr>
-          <w:noProof/>
-          <w:lang w:val="lv-LV"/>
-        </w:rPr>
-        <w:drawing>
-          <wp:anchor distT="0" distB="0" distL="114300" distR="114300" simplePos="0" relativeHeight="251659264" behindDoc="0" locked="0" layoutInCell="1" allowOverlap="1" wp14:anchorId="3C1FB587" wp14:editId="4741D552">
-            <wp:simplePos x="0" y="0"/>
-            <wp:positionH relativeFrom="column">
-              <wp:posOffset>923925</wp:posOffset>
-            </wp:positionH>
-            <wp:positionV relativeFrom="paragraph">
-              <wp:posOffset>12065</wp:posOffset>
-            </wp:positionV>
-            <wp:extent cx="3343275" cy="4678548"/>
-            <wp:effectExtent l="0" t="0" r="0" b="8255"/>
-            <wp:wrapNone/>
-            <wp:docPr id="422105725" name="Picture 1" descr="A diagram of a sensor&#10;&#10;Description automatically generated"/>
-            <wp:cNvGraphicFramePr>
-              <a:graphicFrameLocks xmlns:a="http://schemas.openxmlformats.org/drawingml/2006/main" noChangeAspect="1"/>
-            </wp:cNvGraphicFramePr>
-            <a:graphic xmlns:a="http://schemas.openxmlformats.org/drawingml/2006/main">
-              <a:graphicData uri="http://schemas.openxmlformats.org/drawingml/2006/picture">
-                <pic:pic xmlns:pic="http://schemas.openxmlformats.org/drawingml/2006/picture">
-                  <pic:nvPicPr>
-                    <pic:cNvPr id="422105725" name="Picture 1" descr="A diagram of a sensor&#10;&#10;Description automatically generated"/>
-                    <pic:cNvPicPr/>
-                  </pic:nvPicPr>
-                  <pic:blipFill>
-                    <a:blip r:embed="rId15">
-                      <a:extLst>
-                        <a:ext uri="{28A0092B-C50C-407E-A947-70E740481C1C}">
-                          <a14:useLocalDpi xmlns:a14="http://schemas.microsoft.com/office/drawing/2010/main" val="0"/>
-                        </a:ext>
-                      </a:extLst>
-                    </a:blip>
-                    <a:stretch>
-                      <a:fillRect/>
-                    </a:stretch>
-                  </pic:blipFill>
-                  <pic:spPr>
-                    <a:xfrm>
-                      <a:off x="0" y="0"/>
-                      <a:ext cx="3345865" cy="4682172"/>
-                    </a:xfrm>
-                    <a:prstGeom prst="rect">
-                      <a:avLst/>
-                    </a:prstGeom>
-                  </pic:spPr>
-                </pic:pic>
-              </a:graphicData>
-            </a:graphic>
-            <wp14:sizeRelH relativeFrom="margin">
-              <wp14:pctWidth>0</wp14:pctWidth>
-            </wp14:sizeRelH>
-            <wp14:sizeRelV relativeFrom="margin">
-              <wp14:pctHeight>0</wp14:pctHeight>
-            </wp14:sizeRelV>
-          </wp:anchor>
-        </w:drawing>
-      </w:r>
       <w:r>
         <w:rPr>
           <w:lang w:val="lv-LV"/>

--- a/projektesanas_parskats.docx
+++ b/projektesanas_parskats.docx
@@ -1325,52 +1325,16 @@
           <w:color w:val="1F2328"/>
           <w:lang w:val="lv-LV"/>
         </w:rPr>
-        <w:t xml:space="preserve">Mūsu komanda bija izvēlējusies veidot projektu Universitātes gaisa kvalitātes pārvaldības sistēma. Pēc sarunas ar “pasūtītāju” iezīmējām galvenos lietotāja stāstus. </w:t>
-      </w:r>
-      <w:proofErr w:type="spellStart"/>
+        <w:t>Mūsu komanda bija izvēlējusies veidot projektu Universitātes gaisa kvalitātes pārvaldības sistēma. Pēc sarunas ar “pasūtītāju” iezīmējām galvenos lietotāja stāstus. Tākā viens no stāstiem bija saslēgšana, tad realizējām 3 dažādu interfeisu sensorus, un vienu no tiem kalibrējām paši.</w:t>
+      </w:r>
       <w:r>
         <w:rPr>
           <w:rFonts w:ascii="Segoe UI" w:hAnsi="Segoe UI" w:cs="Segoe UI"/>
           <w:color w:val="1F2328"/>
           <w:lang w:val="lv-LV"/>
         </w:rPr>
-        <w:t>Tākā</w:t>
-      </w:r>
-      <w:proofErr w:type="spellEnd"/>
-      <w:r>
-        <w:rPr>
-          <w:rFonts w:ascii="Segoe UI" w:hAnsi="Segoe UI" w:cs="Segoe UI"/>
-          <w:color w:val="1F2328"/>
-          <w:lang w:val="lv-LV"/>
-        </w:rPr>
-        <w:t xml:space="preserve"> viens no stāstiem bija saslēgšana, tad realizējām 3 dažādu interfeisu sensorus, un vienu no tiem kalibrējām paši.</w:t>
-      </w:r>
-      <w:r>
-        <w:rPr>
-          <w:rFonts w:ascii="Segoe UI" w:hAnsi="Segoe UI" w:cs="Segoe UI"/>
-          <w:color w:val="1F2328"/>
-          <w:lang w:val="lv-LV"/>
-        </w:rPr>
         <w:br/>
-        <w:t xml:space="preserve">Lai gan mūsu komandā bija pamanāmi cilvēki ar ideālistiskiem skatījumiem, tomēr jāņem vērā, ka nav dzirdēts par plašai publikai brīvi pieejamiem nemirstības risinājumiem, kas nozīmē, ka projekta izstrādei ir tikai neliels laika resurss, kas nozīmē, ka jākoncentrējas uz MVP sasniegšanu, nevis jāiedziļinās dažādos interesantās </w:t>
-      </w:r>
-      <w:proofErr w:type="spellStart"/>
-      <w:r>
-        <w:rPr>
-          <w:rFonts w:ascii="Segoe UI" w:hAnsi="Segoe UI" w:cs="Segoe UI"/>
-          <w:color w:val="1F2328"/>
-          <w:lang w:val="lv-LV"/>
-        </w:rPr>
-        <w:t>blakusnodarbēs</w:t>
-      </w:r>
-      <w:proofErr w:type="spellEnd"/>
-      <w:r>
-        <w:rPr>
-          <w:rFonts w:ascii="Segoe UI" w:hAnsi="Segoe UI" w:cs="Segoe UI"/>
-          <w:color w:val="1F2328"/>
-          <w:lang w:val="lv-LV"/>
-        </w:rPr>
-        <w:t xml:space="preserve"> kā absolūtās drošības meklējumi, neskaitāmu interfeisu izmēģināšana un tamlīdzīgi.</w:t>
+        <w:t>Lai gan mūsu komandā bija pamanāmi cilvēki ar ideālistiskiem skatījumiem, tomēr jāņem vērā, ka nav dzirdēts par plašai publikai brīvi pieejamiem nemirstības risinājumiem, kas nozīmē, ka projekta izstrādei ir tikai neliels laika resurss, kas nozīmē, ka jākoncentrējas uz MVP sasniegšanu, nevis jāiedziļinās dažādos interesantās blakusnodarbēs kā absolūtās drošības meklējumi, neskaitāmu interfeisu izmēģināšana un tamlīdzīgi.</w:t>
       </w:r>
     </w:p>
     <w:p>
@@ -1410,43 +1374,7 @@
           <w:color w:val="1F2328"/>
           <w:lang w:val="lv-LV"/>
         </w:rPr>
-        <w:t xml:space="preserve">Nosakot vadlīnijas, nolēmām, ka sekošanu </w:t>
-      </w:r>
-      <w:proofErr w:type="spellStart"/>
-      <w:r>
-        <w:rPr>
-          <w:rFonts w:ascii="Segoe UI" w:hAnsi="Segoe UI" w:cs="Segoe UI"/>
-          <w:color w:val="1F2328"/>
-          <w:lang w:val="lv-LV"/>
-        </w:rPr>
-        <w:t>hype</w:t>
-      </w:r>
-      <w:proofErr w:type="spellEnd"/>
-      <w:r>
-        <w:rPr>
-          <w:rFonts w:ascii="Segoe UI" w:hAnsi="Segoe UI" w:cs="Segoe UI"/>
-          <w:color w:val="1F2328"/>
-          <w:lang w:val="lv-LV"/>
-        </w:rPr>
-        <w:t xml:space="preserve"> un dažādiem modes zīmoliem šeit </w:t>
-      </w:r>
-      <w:proofErr w:type="spellStart"/>
-      <w:r>
-        <w:rPr>
-          <w:rFonts w:ascii="Segoe UI" w:hAnsi="Segoe UI" w:cs="Segoe UI"/>
-          <w:color w:val="1F2328"/>
-          <w:lang w:val="lv-LV"/>
-        </w:rPr>
-        <w:t>neprioritizēsim</w:t>
-      </w:r>
-      <w:proofErr w:type="spellEnd"/>
-      <w:r>
-        <w:rPr>
-          <w:rFonts w:ascii="Segoe UI" w:hAnsi="Segoe UI" w:cs="Segoe UI"/>
-          <w:color w:val="1F2328"/>
-          <w:lang w:val="lv-LV"/>
-        </w:rPr>
-        <w:t>, bet tieši pretēji - vērsīsim skatus uz pietiekami ilgi esošām sistēmām ar maksimāli iespējamo koda caurredzamību, tajā pašā laikā kā jau ļoti limitētu resursu sistēmās, neaizmirstot par resursu limitiem.</w:t>
+        <w:t>Nosakot vadlīnijas, nolēmām, ka sekošanu hype un dažādiem modes zīmoliem šeit neprioritizēsim, bet tieši pretēji - vērsīsim skatus uz pietiekami ilgi esošām sistēmām ar maksimāli iespējamo koda caurredzamību, tajā pašā laikā kā jau ļoti limitētu resursu sistēmās, neaizmirstot par resursu limitiem.</w:t>
       </w:r>
     </w:p>
     <w:p>
@@ -1466,97 +1394,7 @@
           <w:color w:val="1F2328"/>
           <w:lang w:val="lv-LV"/>
         </w:rPr>
-        <w:t xml:space="preserve">Tāpēc izvēlējāmies </w:t>
-      </w:r>
-      <w:proofErr w:type="spellStart"/>
-      <w:r>
-        <w:rPr>
-          <w:rFonts w:ascii="Segoe UI" w:hAnsi="Segoe UI" w:cs="Segoe UI"/>
-          <w:color w:val="1F2328"/>
-          <w:lang w:val="lv-LV"/>
-        </w:rPr>
-        <w:t>python</w:t>
-      </w:r>
-      <w:proofErr w:type="spellEnd"/>
-      <w:r>
-        <w:rPr>
-          <w:rFonts w:ascii="Segoe UI" w:hAnsi="Segoe UI" w:cs="Segoe UI"/>
-          <w:color w:val="1F2328"/>
-          <w:lang w:val="lv-LV"/>
-        </w:rPr>
-        <w:t xml:space="preserve">, un tikai divos gadījumos: </w:t>
-      </w:r>
-      <w:proofErr w:type="spellStart"/>
-      <w:r>
-        <w:rPr>
-          <w:rFonts w:ascii="Segoe UI" w:hAnsi="Segoe UI" w:cs="Segoe UI"/>
-          <w:color w:val="1F2328"/>
-          <w:lang w:val="lv-LV"/>
-        </w:rPr>
-        <w:t>webkameras</w:t>
-      </w:r>
-      <w:proofErr w:type="spellEnd"/>
-      <w:r>
-        <w:rPr>
-          <w:rFonts w:ascii="Segoe UI" w:hAnsi="Segoe UI" w:cs="Segoe UI"/>
-          <w:color w:val="1F2328"/>
-          <w:lang w:val="lv-LV"/>
-        </w:rPr>
-        <w:t xml:space="preserve"> blakus mini projektā un industriālā 4-20mA </w:t>
-      </w:r>
-      <w:proofErr w:type="spellStart"/>
-      <w:r>
-        <w:rPr>
-          <w:rFonts w:ascii="Segoe UI" w:hAnsi="Segoe UI" w:cs="Segoe UI"/>
-          <w:color w:val="1F2328"/>
-          <w:lang w:val="lv-LV"/>
-        </w:rPr>
-        <w:t>standartsensora</w:t>
-      </w:r>
-      <w:proofErr w:type="spellEnd"/>
-      <w:r>
-        <w:rPr>
-          <w:rFonts w:ascii="Segoe UI" w:hAnsi="Segoe UI" w:cs="Segoe UI"/>
-          <w:color w:val="1F2328"/>
-          <w:lang w:val="lv-LV"/>
-        </w:rPr>
-        <w:t xml:space="preserve"> gadījumā, lietojām c++. Pirmajā gadījumā jo kamerai bija kritiski nepieciešama operatīvā atmiņa, bet sensora gadījumā - jo kontrolierim ar augstākas izšķirtspējas ADC </w:t>
-      </w:r>
-      <w:proofErr w:type="spellStart"/>
-      <w:r>
-        <w:rPr>
-          <w:rFonts w:ascii="Segoe UI" w:hAnsi="Segoe UI" w:cs="Segoe UI"/>
-          <w:color w:val="1F2328"/>
-          <w:lang w:val="lv-LV"/>
-        </w:rPr>
-        <w:t>micropython</w:t>
-      </w:r>
-      <w:proofErr w:type="spellEnd"/>
-      <w:r>
-        <w:rPr>
-          <w:rFonts w:ascii="Segoe UI" w:hAnsi="Segoe UI" w:cs="Segoe UI"/>
-          <w:color w:val="1F2328"/>
-          <w:lang w:val="lv-LV"/>
-        </w:rPr>
-        <w:t xml:space="preserve"> netiek uzturēts, kas nozīmē ka liekot savu portu, ļoti ievērojami daudz laika aizietu </w:t>
-      </w:r>
-      <w:proofErr w:type="spellStart"/>
-      <w:r>
-        <w:rPr>
-          <w:rFonts w:ascii="Segoe UI" w:hAnsi="Segoe UI" w:cs="Segoe UI"/>
-          <w:color w:val="1F2328"/>
-          <w:lang w:val="lv-LV"/>
-        </w:rPr>
-        <w:t>mappinga</w:t>
-      </w:r>
-      <w:proofErr w:type="spellEnd"/>
-      <w:r>
-        <w:rPr>
-          <w:rFonts w:ascii="Segoe UI" w:hAnsi="Segoe UI" w:cs="Segoe UI"/>
-          <w:color w:val="1F2328"/>
-          <w:lang w:val="lv-LV"/>
-        </w:rPr>
-        <w:t>, testēšanas un citos uzdevumos, kas acīmredzami nebūtu laika resursa daudzuma ziņā samērīgi ar projekta kopējo laika resursu.</w:t>
+        <w:t>Tāpēc izvēlējāmies python, un tikai divos gadījumos: webkameras blakus mini projektā un industriālā 4-20mA standartsensora gadījumā, lietojām c++. Pirmajā gadījumā jo kamerai bija kritiski nepieciešama operatīvā atmiņa, bet sensora gadījumā - jo kontrolierim ar augstākas izšķirtspējas ADC micropython netiek uzturēts, kas nozīmē ka liekot savu portu, ļoti ievērojami daudz laika aizietu mappinga, testēšanas un citos uzdevumos, kas acīmredzami nebūtu laika resursa daudzuma ziņā samērīgi ar projekta kopējo laika resursu.</w:t>
       </w:r>
     </w:p>
     <w:p>
@@ -1570,310 +1408,30 @@
           <w:lang w:val="lv-LV"/>
         </w:rPr>
       </w:pPr>
-      <w:proofErr w:type="spellStart"/>
       <w:r>
         <w:rPr>
           <w:rFonts w:ascii="Segoe UI" w:hAnsi="Segoe UI" w:cs="Segoe UI"/>
           <w:color w:val="1F2328"/>
           <w:lang w:val="lv-LV"/>
         </w:rPr>
-        <w:t>Mikrokontrolieru</w:t>
-      </w:r>
-      <w:proofErr w:type="spellEnd"/>
+        <w:t xml:space="preserve">Mikrokontrolieru kods ir asinhronu uzdevumu struktūrā veidots, un pat zemākā gala kontrolieris (esp32) to spēja izpildīt, pat esot uz operatīvās atmiņas pārpildes robežas. (jāpiezīmē, ka ja kodā atstāja 5 sensorus, jau pie izpildes bija kļūda ka nepietiek RAM. Saīsinot kodu uz 2 sensoriem viss atkal strādāja). </w:t>
+      </w:r>
       <w:r>
         <w:rPr>
           <w:rFonts w:ascii="Segoe UI" w:hAnsi="Segoe UI" w:cs="Segoe UI"/>
           <w:color w:val="1F2328"/>
           <w:lang w:val="lv-LV"/>
         </w:rPr>
-        <w:t xml:space="preserve"> kods ir asinhronu uzdevumu struktūrā veidots, un pat zemākā gala kontrolieris (esp32) to spēja izpildīt, pat esot uz operatīvās atmiņas </w:t>
-      </w:r>
-      <w:proofErr w:type="spellStart"/>
+        <w:br/>
+        <w:t>Arī API endpointu kods ir tajā pašā asyncio satvarā veidots. Arhivators turpretī ir sinhrons, jo tas ir vienlaikus viens uzdevums, tāpēc asinhromums ir lieks. Savukārt lietotāja saskarne ir salikts projekts, sastāvošs no Grafana, kas rakstīta go valodā un pielieto react un angular javascript satvarus un no Django satvarā veidotas CRUD un maršrutēšanas lietotnes</w:t>
+      </w:r>
       <w:r>
         <w:rPr>
           <w:rFonts w:ascii="Segoe UI" w:hAnsi="Segoe UI" w:cs="Segoe UI"/>
           <w:color w:val="1F2328"/>
           <w:lang w:val="lv-LV"/>
         </w:rPr>
-        <w:t>pārpildes</w:t>
-      </w:r>
-      <w:proofErr w:type="spellEnd"/>
-      <w:r>
-        <w:rPr>
-          <w:rFonts w:ascii="Segoe UI" w:hAnsi="Segoe UI" w:cs="Segoe UI"/>
-          <w:color w:val="1F2328"/>
-          <w:lang w:val="lv-LV"/>
-        </w:rPr>
-        <w:t xml:space="preserve"> robežas. (jāpiezīmē, ka ja kodā atstāja 5 sensorus, jau pie izpildes bija kļūda ka nepietiek RAM. Saīsinot kodu uz 2 sensoriem viss atkal strādāja). </w:t>
-      </w:r>
-      <w:r>
-        <w:rPr>
-          <w:rFonts w:ascii="Segoe UI" w:hAnsi="Segoe UI" w:cs="Segoe UI"/>
-          <w:color w:val="1F2328"/>
-          <w:lang w:val="lv-LV"/>
-        </w:rPr>
-        <w:br/>
-        <w:t xml:space="preserve">Arī API </w:t>
-      </w:r>
-      <w:proofErr w:type="spellStart"/>
-      <w:r>
-        <w:rPr>
-          <w:rFonts w:ascii="Segoe UI" w:hAnsi="Segoe UI" w:cs="Segoe UI"/>
-          <w:color w:val="1F2328"/>
-          <w:lang w:val="lv-LV"/>
-        </w:rPr>
-        <w:t>endpointu</w:t>
-      </w:r>
-      <w:proofErr w:type="spellEnd"/>
-      <w:r>
-        <w:rPr>
-          <w:rFonts w:ascii="Segoe UI" w:hAnsi="Segoe UI" w:cs="Segoe UI"/>
-          <w:color w:val="1F2328"/>
-          <w:lang w:val="lv-LV"/>
-        </w:rPr>
-        <w:t xml:space="preserve"> kods ir tajā pašā </w:t>
-      </w:r>
-      <w:proofErr w:type="spellStart"/>
-      <w:r>
-        <w:rPr>
-          <w:rFonts w:ascii="Segoe UI" w:hAnsi="Segoe UI" w:cs="Segoe UI"/>
-          <w:color w:val="1F2328"/>
-          <w:lang w:val="lv-LV"/>
-        </w:rPr>
-        <w:t>asyncio</w:t>
-      </w:r>
-      <w:proofErr w:type="spellEnd"/>
-      <w:r>
-        <w:rPr>
-          <w:rFonts w:ascii="Segoe UI" w:hAnsi="Segoe UI" w:cs="Segoe UI"/>
-          <w:color w:val="1F2328"/>
-          <w:lang w:val="lv-LV"/>
-        </w:rPr>
-        <w:t xml:space="preserve"> satvarā veidots. </w:t>
-      </w:r>
-      <w:proofErr w:type="spellStart"/>
-      <w:r>
-        <w:rPr>
-          <w:rFonts w:ascii="Segoe UI" w:hAnsi="Segoe UI" w:cs="Segoe UI"/>
-          <w:color w:val="1F2328"/>
-          <w:lang w:val="lv-LV"/>
-        </w:rPr>
-        <w:t>Arhivators</w:t>
-      </w:r>
-      <w:proofErr w:type="spellEnd"/>
-      <w:r>
-        <w:rPr>
-          <w:rFonts w:ascii="Segoe UI" w:hAnsi="Segoe UI" w:cs="Segoe UI"/>
-          <w:color w:val="1F2328"/>
-          <w:lang w:val="lv-LV"/>
-        </w:rPr>
-        <w:t xml:space="preserve"> turpretī ir sinhrons, jo tas ir vienlaikus viens uzdevums, tāpēc </w:t>
-      </w:r>
-      <w:proofErr w:type="spellStart"/>
-      <w:r>
-        <w:rPr>
-          <w:rFonts w:ascii="Segoe UI" w:hAnsi="Segoe UI" w:cs="Segoe UI"/>
-          <w:color w:val="1F2328"/>
-          <w:lang w:val="lv-LV"/>
-        </w:rPr>
-        <w:t>asinhromums</w:t>
-      </w:r>
-      <w:proofErr w:type="spellEnd"/>
-      <w:r>
-        <w:rPr>
-          <w:rFonts w:ascii="Segoe UI" w:hAnsi="Segoe UI" w:cs="Segoe UI"/>
-          <w:color w:val="1F2328"/>
-          <w:lang w:val="lv-LV"/>
-        </w:rPr>
-        <w:t xml:space="preserve"> ir lieks. Savukārt lietotāja </w:t>
-      </w:r>
-      <w:proofErr w:type="spellStart"/>
-      <w:r>
-        <w:rPr>
-          <w:rFonts w:ascii="Segoe UI" w:hAnsi="Segoe UI" w:cs="Segoe UI"/>
-          <w:color w:val="1F2328"/>
-          <w:lang w:val="lv-LV"/>
-        </w:rPr>
-        <w:t>saskarne</w:t>
-      </w:r>
-      <w:proofErr w:type="spellEnd"/>
-      <w:r>
-        <w:rPr>
-          <w:rFonts w:ascii="Segoe UI" w:hAnsi="Segoe UI" w:cs="Segoe UI"/>
-          <w:color w:val="1F2328"/>
-          <w:lang w:val="lv-LV"/>
-        </w:rPr>
-        <w:t xml:space="preserve"> ir salikts projekts, sastāvošs no </w:t>
-      </w:r>
-      <w:proofErr w:type="spellStart"/>
-      <w:r>
-        <w:rPr>
-          <w:rFonts w:ascii="Segoe UI" w:hAnsi="Segoe UI" w:cs="Segoe UI"/>
-          <w:color w:val="1F2328"/>
-          <w:lang w:val="lv-LV"/>
-        </w:rPr>
-        <w:t>Grafana</w:t>
-      </w:r>
-      <w:proofErr w:type="spellEnd"/>
-      <w:r>
-        <w:rPr>
-          <w:rFonts w:ascii="Segoe UI" w:hAnsi="Segoe UI" w:cs="Segoe UI"/>
-          <w:color w:val="1F2328"/>
-          <w:lang w:val="lv-LV"/>
-        </w:rPr>
-        <w:t xml:space="preserve">, kas rakstīta </w:t>
-      </w:r>
-      <w:proofErr w:type="spellStart"/>
-      <w:r>
-        <w:rPr>
-          <w:rFonts w:ascii="Segoe UI" w:hAnsi="Segoe UI" w:cs="Segoe UI"/>
-          <w:color w:val="1F2328"/>
-          <w:lang w:val="lv-LV"/>
-        </w:rPr>
-        <w:t>go</w:t>
-      </w:r>
-      <w:proofErr w:type="spellEnd"/>
-      <w:r>
-        <w:rPr>
-          <w:rFonts w:ascii="Segoe UI" w:hAnsi="Segoe UI" w:cs="Segoe UI"/>
-          <w:color w:val="1F2328"/>
-          <w:lang w:val="lv-LV"/>
-        </w:rPr>
-        <w:t xml:space="preserve"> valodā un pielieto </w:t>
-      </w:r>
-      <w:proofErr w:type="spellStart"/>
-      <w:r>
-        <w:rPr>
-          <w:rFonts w:ascii="Segoe UI" w:hAnsi="Segoe UI" w:cs="Segoe UI"/>
-          <w:color w:val="1F2328"/>
-          <w:lang w:val="lv-LV"/>
-        </w:rPr>
-        <w:t>react</w:t>
-      </w:r>
-      <w:proofErr w:type="spellEnd"/>
-      <w:r>
-        <w:rPr>
-          <w:rFonts w:ascii="Segoe UI" w:hAnsi="Segoe UI" w:cs="Segoe UI"/>
-          <w:color w:val="1F2328"/>
-          <w:lang w:val="lv-LV"/>
-        </w:rPr>
-        <w:t xml:space="preserve"> un </w:t>
-      </w:r>
-      <w:proofErr w:type="spellStart"/>
-      <w:r>
-        <w:rPr>
-          <w:rFonts w:ascii="Segoe UI" w:hAnsi="Segoe UI" w:cs="Segoe UI"/>
-          <w:color w:val="1F2328"/>
-          <w:lang w:val="lv-LV"/>
-        </w:rPr>
-        <w:t>angular</w:t>
-      </w:r>
-      <w:proofErr w:type="spellEnd"/>
-      <w:r>
-        <w:rPr>
-          <w:rFonts w:ascii="Segoe UI" w:hAnsi="Segoe UI" w:cs="Segoe UI"/>
-          <w:color w:val="1F2328"/>
-          <w:lang w:val="lv-LV"/>
-        </w:rPr>
-        <w:t xml:space="preserve"> </w:t>
-      </w:r>
-      <w:proofErr w:type="spellStart"/>
-      <w:r>
-        <w:rPr>
-          <w:rFonts w:ascii="Segoe UI" w:hAnsi="Segoe UI" w:cs="Segoe UI"/>
-          <w:color w:val="1F2328"/>
-          <w:lang w:val="lv-LV"/>
-        </w:rPr>
-        <w:t>javascript</w:t>
-      </w:r>
-      <w:proofErr w:type="spellEnd"/>
-      <w:r>
-        <w:rPr>
-          <w:rFonts w:ascii="Segoe UI" w:hAnsi="Segoe UI" w:cs="Segoe UI"/>
-          <w:color w:val="1F2328"/>
-          <w:lang w:val="lv-LV"/>
-        </w:rPr>
-        <w:t xml:space="preserve"> satvarus un no </w:t>
-      </w:r>
-      <w:proofErr w:type="spellStart"/>
-      <w:r>
-        <w:rPr>
-          <w:rFonts w:ascii="Segoe UI" w:hAnsi="Segoe UI" w:cs="Segoe UI"/>
-          <w:color w:val="1F2328"/>
-          <w:lang w:val="lv-LV"/>
-        </w:rPr>
-        <w:t>Django</w:t>
-      </w:r>
-      <w:proofErr w:type="spellEnd"/>
-      <w:r>
-        <w:rPr>
-          <w:rFonts w:ascii="Segoe UI" w:hAnsi="Segoe UI" w:cs="Segoe UI"/>
-          <w:color w:val="1F2328"/>
-          <w:lang w:val="lv-LV"/>
-        </w:rPr>
-        <w:t xml:space="preserve"> satvarā veidotas CRUD un maršrutēšanas lietotnes</w:t>
-      </w:r>
-      <w:r>
-        <w:rPr>
-          <w:rFonts w:ascii="Segoe UI" w:hAnsi="Segoe UI" w:cs="Segoe UI"/>
-          <w:color w:val="1F2328"/>
-          <w:lang w:val="lv-LV"/>
-        </w:rPr>
-        <w:t xml:space="preserve">, kas pielieto </w:t>
-      </w:r>
-      <w:proofErr w:type="spellStart"/>
-      <w:r>
-        <w:rPr>
-          <w:rFonts w:ascii="Segoe UI" w:hAnsi="Segoe UI" w:cs="Segoe UI"/>
-          <w:color w:val="1F2328"/>
-          <w:lang w:val="lv-LV"/>
-        </w:rPr>
-        <w:t>DataTables</w:t>
-      </w:r>
-      <w:proofErr w:type="spellEnd"/>
-      <w:r>
-        <w:rPr>
-          <w:rFonts w:ascii="Segoe UI" w:hAnsi="Segoe UI" w:cs="Segoe UI"/>
-          <w:color w:val="1F2328"/>
-          <w:lang w:val="lv-LV"/>
-        </w:rPr>
-        <w:t xml:space="preserve"> </w:t>
-      </w:r>
-      <w:proofErr w:type="spellStart"/>
-      <w:r>
-        <w:rPr>
-          <w:rFonts w:ascii="Segoe UI" w:hAnsi="Segoe UI" w:cs="Segoe UI"/>
-          <w:color w:val="1F2328"/>
-          <w:lang w:val="lv-LV"/>
-        </w:rPr>
-        <w:t>javascript</w:t>
-      </w:r>
-      <w:proofErr w:type="spellEnd"/>
-      <w:r>
-        <w:rPr>
-          <w:rFonts w:ascii="Segoe UI" w:hAnsi="Segoe UI" w:cs="Segoe UI"/>
-          <w:color w:val="1F2328"/>
-          <w:lang w:val="lv-LV"/>
-        </w:rPr>
-        <w:t xml:space="preserve"> satvaru sarakstu kārtošanai un meklēšanai, jo </w:t>
-      </w:r>
-      <w:proofErr w:type="spellStart"/>
-      <w:r>
-        <w:rPr>
-          <w:rFonts w:ascii="Segoe UI" w:hAnsi="Segoe UI" w:cs="Segoe UI"/>
-          <w:color w:val="1F2328"/>
-          <w:lang w:val="lv-LV"/>
-        </w:rPr>
-        <w:t>Django</w:t>
-      </w:r>
-      <w:proofErr w:type="spellEnd"/>
-      <w:r>
-        <w:rPr>
-          <w:rFonts w:ascii="Segoe UI" w:hAnsi="Segoe UI" w:cs="Segoe UI"/>
-          <w:color w:val="1F2328"/>
-          <w:lang w:val="lv-LV"/>
-        </w:rPr>
-        <w:t xml:space="preserve"> diemžēl modeļus atlasīja ievērojami lēni.</w:t>
+        <w:t>, kas pielieto DataTables javascript satvaru sarakstu kārtošanai un meklēšanai, jo Django diemžēl modeļus atlasīja ievērojami lēni.</w:t>
       </w:r>
     </w:p>
     <w:p>
@@ -2012,21 +1570,7 @@
         <w:rPr>
           <w:lang w:val="lv-LV"/>
         </w:rPr>
-        <w:t xml:space="preserve"> pēc iespējas vairākos lietotāja stāstos </w:t>
-      </w:r>
-      <w:proofErr w:type="spellStart"/>
-      <w:r>
-        <w:rPr>
-          <w:lang w:val="lv-LV"/>
-        </w:rPr>
-        <w:t>nosauko</w:t>
-      </w:r>
-      <w:proofErr w:type="spellEnd"/>
-      <w:r>
-        <w:rPr>
-          <w:lang w:val="lv-LV"/>
-        </w:rPr>
-        <w:t xml:space="preserve"> prasību aspektos, kā arī vai ir vai arī ja nav, tad vai ir samērā vienkārši un ātri realizējamas drošības prasības.</w:t>
+        <w:t xml:space="preserve"> pēc iespējas vairākos lietotāja stāstos nosauko prasību aspektos, kā arī vai ir vai arī ja nav, tad vai ir samērā vienkārši un ātri realizējamas drošības prasības.</w:t>
       </w:r>
       <w:r>
         <w:rPr>
@@ -2044,7 +1588,6 @@
         </w:rPr>
       </w:pPr>
       <w:bookmarkStart w:id="2" w:name="_Toc156100816"/>
-      <w:proofErr w:type="spellStart"/>
       <w:r>
         <w:rPr>
           <w:rStyle w:val="Heading1Char"/>
@@ -2052,7 +1595,6 @@
         <w:lastRenderedPageBreak/>
         <w:t>Līdzīgo</w:t>
       </w:r>
-      <w:proofErr w:type="spellEnd"/>
       <w:r>
         <w:rPr>
           <w:rStyle w:val="Heading1Char"/>
@@ -2078,7 +1620,7 @@
         <w:pStyle w:val="ListParagraph"/>
         <w:numPr>
           <w:ilvl w:val="0"/>
-          <w:numId w:val="11"/>
+          <w:numId w:val="14"/>
         </w:numPr>
         <w:spacing w:line="259" w:lineRule="auto"/>
         <w:rPr>
@@ -2089,9 +1631,14 @@
         <w:rPr>
           <w:lang w:val="lv-LV"/>
         </w:rPr>
+        <w:t xml:space="preserve"> </w:t>
+      </w:r>
+      <w:r>
+        <w:rPr>
+          <w:lang w:val="lv-LV"/>
+        </w:rPr>
         <w:t xml:space="preserve">CISCO sensors </w:t>
       </w:r>
-      <w:proofErr w:type="spellStart"/>
       <w:r>
         <w:rPr>
           <w:rFonts w:ascii="Segoe UI" w:hAnsi="Segoe UI" w:cs="Segoe UI"/>
@@ -2099,17 +1646,7 @@
           <w:shd w:val="clear" w:color="auto" w:fill="FFFFFF"/>
           <w:lang w:val="lv-LV"/>
         </w:rPr>
-        <w:t>Meraki</w:t>
-      </w:r>
-      <w:proofErr w:type="spellEnd"/>
-      <w:r>
-        <w:rPr>
-          <w:rFonts w:ascii="Segoe UI" w:hAnsi="Segoe UI" w:cs="Segoe UI"/>
-          <w:color w:val="1F2328"/>
-          <w:shd w:val="clear" w:color="auto" w:fill="FFFFFF"/>
-          <w:lang w:val="lv-LV"/>
-        </w:rPr>
-        <w:t xml:space="preserve"> MT14</w:t>
+        <w:t>Meraki MT14</w:t>
       </w:r>
       <w:r>
         <w:rPr>
@@ -2155,7 +1692,7 @@
         <w:pStyle w:val="ListParagraph"/>
         <w:numPr>
           <w:ilvl w:val="0"/>
-          <w:numId w:val="11"/>
+          <w:numId w:val="14"/>
         </w:numPr>
         <w:spacing w:line="259" w:lineRule="auto"/>
         <w:rPr>
@@ -2166,21 +1703,215 @@
         <w:rPr>
           <w:lang w:val="lv-LV"/>
         </w:rPr>
-        <w:t xml:space="preserve">Tech </w:t>
-      </w:r>
-      <w:proofErr w:type="spellStart"/>
-      <w:r>
-        <w:rPr>
-          <w:lang w:val="lv-LV"/>
-        </w:rPr>
-        <w:t>stack</w:t>
-      </w:r>
-      <w:proofErr w:type="spellEnd"/>
-      <w:r>
-        <w:rPr>
-          <w:lang w:val="lv-LV"/>
-        </w:rPr>
-        <w:t xml:space="preserve"> alternatīvas:</w:t>
+        <w:t xml:space="preserve">CO2 sensors </w:t>
+      </w:r>
+      <w:r>
+        <w:rPr>
+          <w:lang w:val="lv-LV"/>
+        </w:rPr>
+        <w:t>DP-353</w:t>
+      </w:r>
+      <w:r>
+        <w:rPr>
+          <w:lang w:val="lv-LV"/>
+        </w:rPr>
+        <w:t xml:space="preserve"> </w:t>
+      </w:r>
+      <w:r>
+        <w:rPr>
+          <w:lang w:val="lv-LV"/>
+        </w:rPr>
+        <w:t>(</w:t>
+      </w:r>
+      <w:hyperlink r:id="rId9" w:history="1">
+        <w:r>
+          <w:rPr>
+            <w:rStyle w:val="Hyperlink"/>
+            <w:lang w:val="lv-LV"/>
+          </w:rPr>
+          <w:t>https://www.amazon.com/Detector-Monitor-Display-Humidity-Temperature/dp/B0BMGF21RT?th=1</w:t>
+        </w:r>
+      </w:hyperlink>
+      <w:r>
+        <w:rPr>
+          <w:lang w:val="lv-LV"/>
+        </w:rPr>
+        <w:t xml:space="preserve"> )</w:t>
+      </w:r>
+    </w:p>
+    <w:p>
+      <w:pPr>
+        <w:pStyle w:val="ListParagraph"/>
+        <w:numPr>
+          <w:ilvl w:val="0"/>
+          <w:numId w:val="14"/>
+        </w:numPr>
+        <w:spacing w:line="259" w:lineRule="auto"/>
+        <w:rPr>
+          <w:lang w:val="lv-LV"/>
+        </w:rPr>
+      </w:pPr>
+      <w:r>
+        <w:rPr>
+          <w:lang w:val="lv-LV"/>
+        </w:rPr>
+        <w:t xml:space="preserve">ELRO </w:t>
+      </w:r>
+      <w:r>
+        <w:rPr>
+          <w:lang w:val="lv-LV"/>
+        </w:rPr>
+        <w:t>Connects SF500CO2 CO2 Meter Kit</w:t>
+      </w:r>
+      <w:r>
+        <w:rPr>
+          <w:lang w:val="lv-LV"/>
+        </w:rPr>
+        <w:t xml:space="preserve"> (</w:t>
+      </w:r>
+      <w:hyperlink r:id="rId10" w:history="1">
+        <w:r>
+          <w:rPr>
+            <w:rStyle w:val="Hyperlink"/>
+            <w:lang w:val="lv-LV"/>
+          </w:rPr>
+          <w:t>https://www.elro.eu/en/elro-connects-smart-wifi-co2-meter-kit-complete-set-with-linkable-air-quality-meter-k2-connector-sf500co2</w:t>
+        </w:r>
+      </w:hyperlink>
+      <w:r>
+        <w:rPr>
+          <w:lang w:val="lv-LV"/>
+        </w:rPr>
+        <w:t xml:space="preserve"> )</w:t>
+      </w:r>
+    </w:p>
+    <w:p>
+      <w:pPr>
+        <w:pStyle w:val="ListParagraph"/>
+        <w:numPr>
+          <w:ilvl w:val="0"/>
+          <w:numId w:val="14"/>
+        </w:numPr>
+        <w:spacing w:line="259" w:lineRule="auto"/>
+        <w:rPr>
+          <w:lang w:val="lv-LV"/>
+        </w:rPr>
+      </w:pPr>
+      <w:r>
+        <w:rPr>
+          <w:lang w:val="lv-LV"/>
+        </w:rPr>
+        <w:t>D</w:t>
+      </w:r>
+      <w:r>
+        <w:rPr>
+          <w:lang w:val="lv-LV"/>
+        </w:rPr>
+        <w:t>isruptive</w:t>
+      </w:r>
+      <w:r>
+        <w:rPr>
+          <w:lang w:val="lv-LV"/>
+        </w:rPr>
+        <w:t xml:space="preserve"> T</w:t>
+      </w:r>
+      <w:r>
+        <w:rPr>
+          <w:lang w:val="lv-LV"/>
+        </w:rPr>
+        <w:t>echnologies</w:t>
+      </w:r>
+      <w:r>
+        <w:rPr>
+          <w:lang w:val="lv-LV"/>
+        </w:rPr>
+        <w:t xml:space="preserve"> </w:t>
+      </w:r>
+      <w:r>
+        <w:rPr>
+          <w:lang w:val="lv-LV"/>
+        </w:rPr>
+        <w:t>Sensor Starter Kit</w:t>
+      </w:r>
+      <w:r>
+        <w:rPr>
+          <w:lang w:val="lv-LV"/>
+        </w:rPr>
+        <w:t xml:space="preserve"> (</w:t>
+      </w:r>
+      <w:hyperlink r:id="rId11" w:history="1">
+        <w:r>
+          <w:rPr>
+            <w:rStyle w:val="Hyperlink"/>
+            <w:lang w:val="lv-LV"/>
+          </w:rPr>
+          <w:t>https://www.disruptive-technologies.com/products/wireless-co2-sensor</w:t>
+        </w:r>
+      </w:hyperlink>
+      <w:r>
+        <w:rPr>
+          <w:lang w:val="lv-LV"/>
+        </w:rPr>
+        <w:t xml:space="preserve"> )</w:t>
+      </w:r>
+    </w:p>
+    <w:p>
+      <w:pPr>
+        <w:pStyle w:val="ListParagraph"/>
+        <w:numPr>
+          <w:ilvl w:val="0"/>
+          <w:numId w:val="14"/>
+        </w:numPr>
+        <w:spacing w:line="259" w:lineRule="auto"/>
+        <w:rPr>
+          <w:lang w:val="lv-LV"/>
+        </w:rPr>
+      </w:pPr>
+      <w:r>
+        <w:rPr>
+          <w:lang w:val="lv-LV"/>
+        </w:rPr>
+        <w:t>WiFi Smart 3 In 1 Carbon Dioxide Air Quality Monitor Detector Temperature and Humidity Sensor</w:t>
+      </w:r>
+      <w:r>
+        <w:rPr>
+          <w:lang w:val="lv-LV"/>
+        </w:rPr>
+        <w:t xml:space="preserve"> (</w:t>
+      </w:r>
+      <w:hyperlink r:id="rId12" w:history="1">
+        <w:r>
+          <w:rPr>
+            <w:rStyle w:val="Hyperlink"/>
+            <w:lang w:val="lv-LV"/>
+          </w:rPr>
+          <w:t>https://moeshouse.com/products/wifi-3-in-1-co2-monitor</w:t>
+        </w:r>
+      </w:hyperlink>
+      <w:r>
+        <w:rPr>
+          <w:lang w:val="lv-LV"/>
+        </w:rPr>
+        <w:t xml:space="preserve"> TUYA smart)</w:t>
+      </w:r>
+    </w:p>
+    <w:p>
+      <w:pPr>
+        <w:pStyle w:val="ListParagraph"/>
+        <w:numPr>
+          <w:ilvl w:val="0"/>
+          <w:numId w:val="14"/>
+        </w:numPr>
+        <w:spacing w:line="259" w:lineRule="auto"/>
+        <w:rPr>
+          <w:lang w:val="lv-LV"/>
+        </w:rPr>
+      </w:pPr>
+      <w:r>
+        <w:rPr>
+          <w:lang w:val="lv-LV"/>
+        </w:rPr>
+        <w:t>Tech stack alternatīvas:</w:t>
       </w:r>
     </w:p>
     <w:p>
@@ -2188,14 +1919,13 @@
         <w:pStyle w:val="ListParagraph"/>
         <w:numPr>
           <w:ilvl w:val="1"/>
-          <w:numId w:val="11"/>
+          <w:numId w:val="14"/>
         </w:numPr>
         <w:spacing w:line="259" w:lineRule="auto"/>
         <w:rPr>
           <w:lang w:val="lv-LV"/>
         </w:rPr>
       </w:pPr>
-      <w:proofErr w:type="spellStart"/>
       <w:r>
         <w:rPr>
           <w:rFonts w:ascii="Arial" w:hAnsi="Arial" w:cs="Arial"/>
@@ -2205,9 +1935,21 @@
           <w:shd w:val="clear" w:color="auto" w:fill="F9F9F9"/>
           <w:lang w:val="lv-LV"/>
         </w:rPr>
-        <w:t>openHAB</w:t>
-      </w:r>
-      <w:proofErr w:type="spellEnd"/>
+        <w:t>openHAB un kontrolieri kā mqqt klienti</w:t>
+      </w:r>
+    </w:p>
+    <w:p>
+      <w:pPr>
+        <w:pStyle w:val="ListParagraph"/>
+        <w:numPr>
+          <w:ilvl w:val="1"/>
+          <w:numId w:val="14"/>
+        </w:numPr>
+        <w:spacing w:line="259" w:lineRule="auto"/>
+        <w:rPr>
+          <w:lang w:val="lv-LV"/>
+        </w:rPr>
+      </w:pPr>
       <w:r>
         <w:rPr>
           <w:rFonts w:ascii="Arial" w:hAnsi="Arial" w:cs="Arial"/>
@@ -2217,94 +1959,9 @@
           <w:shd w:val="clear" w:color="auto" w:fill="F9F9F9"/>
           <w:lang w:val="lv-LV"/>
         </w:rPr>
-        <w:t xml:space="preserve"> un kontrolieri kā </w:t>
-      </w:r>
-      <w:proofErr w:type="spellStart"/>
-      <w:r>
-        <w:rPr>
-          <w:rFonts w:ascii="Arial" w:hAnsi="Arial" w:cs="Arial"/>
-          <w:color w:val="222222"/>
-          <w:sz w:val="23"/>
-          <w:szCs w:val="23"/>
-          <w:shd w:val="clear" w:color="auto" w:fill="F9F9F9"/>
-          <w:lang w:val="lv-LV"/>
-        </w:rPr>
-        <w:t>mqqt</w:t>
-      </w:r>
-      <w:proofErr w:type="spellEnd"/>
-      <w:r>
-        <w:rPr>
-          <w:rFonts w:ascii="Arial" w:hAnsi="Arial" w:cs="Arial"/>
-          <w:color w:val="222222"/>
-          <w:sz w:val="23"/>
-          <w:szCs w:val="23"/>
-          <w:shd w:val="clear" w:color="auto" w:fill="F9F9F9"/>
-          <w:lang w:val="lv-LV"/>
-        </w:rPr>
-        <w:t xml:space="preserve"> klienti</w:t>
-      </w:r>
-    </w:p>
-    <w:p>
-      <w:pPr>
-        <w:pStyle w:val="ListParagraph"/>
-        <w:numPr>
-          <w:ilvl w:val="1"/>
-          <w:numId w:val="11"/>
-        </w:numPr>
-        <w:spacing w:line="259" w:lineRule="auto"/>
-        <w:rPr>
-          <w:lang w:val="lv-LV"/>
-        </w:rPr>
-      </w:pPr>
-      <w:proofErr w:type="spellStart"/>
-      <w:r>
-        <w:rPr>
-          <w:rFonts w:ascii="Arial" w:hAnsi="Arial" w:cs="Arial"/>
-          <w:color w:val="222222"/>
-          <w:sz w:val="23"/>
-          <w:szCs w:val="23"/>
-          <w:shd w:val="clear" w:color="auto" w:fill="F9F9F9"/>
-          <w:lang w:val="lv-LV"/>
-        </w:rPr>
-        <w:t>freeRTOS</w:t>
-      </w:r>
-      <w:proofErr w:type="spellEnd"/>
-      <w:r>
-        <w:rPr>
-          <w:rFonts w:ascii="Arial" w:hAnsi="Arial" w:cs="Arial"/>
-          <w:color w:val="222222"/>
-          <w:sz w:val="23"/>
-          <w:szCs w:val="23"/>
-          <w:shd w:val="clear" w:color="auto" w:fill="F9F9F9"/>
-          <w:lang w:val="lv-LV"/>
-        </w:rPr>
-        <w:t xml:space="preserve"> uz </w:t>
-      </w:r>
-      <w:proofErr w:type="spellStart"/>
-      <w:r>
-        <w:rPr>
-          <w:rFonts w:ascii="Arial" w:hAnsi="Arial" w:cs="Arial"/>
-          <w:color w:val="222222"/>
-          <w:sz w:val="23"/>
-          <w:szCs w:val="23"/>
-          <w:shd w:val="clear" w:color="auto" w:fill="F9F9F9"/>
-          <w:lang w:val="lv-LV"/>
-        </w:rPr>
-        <w:t>konroliera</w:t>
-      </w:r>
-      <w:proofErr w:type="spellEnd"/>
-      <w:r>
-        <w:rPr>
-          <w:rFonts w:ascii="Arial" w:hAnsi="Arial" w:cs="Arial"/>
-          <w:color w:val="222222"/>
-          <w:sz w:val="23"/>
-          <w:szCs w:val="23"/>
-          <w:shd w:val="clear" w:color="auto" w:fill="F9F9F9"/>
-          <w:lang w:val="lv-LV"/>
-        </w:rPr>
-        <w:t xml:space="preserve"> (</w:t>
-      </w:r>
-      <w:hyperlink r:id="rId9" w:history="1">
+        <w:t>freeRTOS uz konroliera (</w:t>
+      </w:r>
+      <w:hyperlink r:id="rId13" w:history="1">
         <w:r>
           <w:rPr>
             <w:rStyle w:val="Hyperlink"/>
@@ -2327,6 +1984,1486 @@
           <w:lang w:val="lv-LV"/>
         </w:rPr>
         <w:t xml:space="preserve"> )</w:t>
+      </w:r>
+    </w:p>
+    <w:tbl>
+      <w:tblPr>
+        <w:tblStyle w:val="TableGrid"/>
+        <w:tblW w:w="0" w:type="auto"/>
+        <w:tblInd w:w="720" w:type="dxa"/>
+        <w:tblLook w:val="04A0" w:firstRow="1" w:lastRow="0" w:firstColumn="1" w:lastColumn="0" w:noHBand="0" w:noVBand="1"/>
+      </w:tblPr>
+      <w:tblGrid>
+        <w:gridCol w:w="2536"/>
+        <w:gridCol w:w="850"/>
+        <w:gridCol w:w="851"/>
+        <w:gridCol w:w="830"/>
+        <w:gridCol w:w="1154"/>
+        <w:gridCol w:w="1554"/>
+      </w:tblGrid>
+      <w:tr>
+        <w:tc>
+          <w:tcPr>
+            <w:tcW w:w="2536" w:type="dxa"/>
+          </w:tcPr>
+          <w:p>
+            <w:pPr>
+              <w:pStyle w:val="ListParagraph"/>
+              <w:spacing w:line="259" w:lineRule="auto"/>
+              <w:ind w:left="0"/>
+              <w:rPr>
+                <w:lang w:val="lv-LV"/>
+              </w:rPr>
+            </w:pPr>
+          </w:p>
+        </w:tc>
+        <w:tc>
+          <w:tcPr>
+            <w:tcW w:w="850" w:type="dxa"/>
+          </w:tcPr>
+          <w:p>
+            <w:pPr>
+              <w:pStyle w:val="ListParagraph"/>
+              <w:spacing w:line="259" w:lineRule="auto"/>
+              <w:ind w:left="0"/>
+              <w:rPr>
+                <w:lang w:val="lv-LV"/>
+              </w:rPr>
+            </w:pPr>
+            <w:r>
+              <w:rPr>
+                <w:lang w:val="lv-LV"/>
+              </w:rPr>
+              <w:t>1</w:t>
+            </w:r>
+          </w:p>
+        </w:tc>
+        <w:tc>
+          <w:tcPr>
+            <w:tcW w:w="851" w:type="dxa"/>
+          </w:tcPr>
+          <w:p>
+            <w:pPr>
+              <w:pStyle w:val="ListParagraph"/>
+              <w:spacing w:line="259" w:lineRule="auto"/>
+              <w:ind w:left="0"/>
+              <w:rPr>
+                <w:lang w:val="lv-LV"/>
+              </w:rPr>
+            </w:pPr>
+            <w:r>
+              <w:rPr>
+                <w:lang w:val="lv-LV"/>
+              </w:rPr>
+              <w:t>2</w:t>
+            </w:r>
+          </w:p>
+        </w:tc>
+        <w:tc>
+          <w:tcPr>
+            <w:tcW w:w="830" w:type="dxa"/>
+          </w:tcPr>
+          <w:p>
+            <w:pPr>
+              <w:pStyle w:val="ListParagraph"/>
+              <w:spacing w:line="259" w:lineRule="auto"/>
+              <w:ind w:left="0"/>
+              <w:rPr>
+                <w:lang w:val="lv-LV"/>
+              </w:rPr>
+            </w:pPr>
+            <w:r>
+              <w:rPr>
+                <w:lang w:val="lv-LV"/>
+              </w:rPr>
+              <w:t>3</w:t>
+            </w:r>
+          </w:p>
+        </w:tc>
+        <w:tc>
+          <w:tcPr>
+            <w:tcW w:w="1154" w:type="dxa"/>
+          </w:tcPr>
+          <w:p>
+            <w:pPr>
+              <w:pStyle w:val="ListParagraph"/>
+              <w:spacing w:line="259" w:lineRule="auto"/>
+              <w:ind w:left="0"/>
+              <w:rPr>
+                <w:lang w:val="lv-LV"/>
+              </w:rPr>
+            </w:pPr>
+            <w:r>
+              <w:rPr>
+                <w:lang w:val="lv-LV"/>
+              </w:rPr>
+              <w:t>4</w:t>
+            </w:r>
+          </w:p>
+        </w:tc>
+        <w:tc>
+          <w:tcPr>
+            <w:tcW w:w="1554" w:type="dxa"/>
+          </w:tcPr>
+          <w:p>
+            <w:pPr>
+              <w:pStyle w:val="ListParagraph"/>
+              <w:spacing w:line="259" w:lineRule="auto"/>
+              <w:ind w:left="0"/>
+              <w:rPr>
+                <w:lang w:val="lv-LV"/>
+              </w:rPr>
+            </w:pPr>
+            <w:r>
+              <w:rPr>
+                <w:lang w:val="lv-LV"/>
+              </w:rPr>
+              <w:t>5</w:t>
+            </w:r>
+          </w:p>
+        </w:tc>
+      </w:tr>
+      <w:tr>
+        <w:tc>
+          <w:tcPr>
+            <w:tcW w:w="2536" w:type="dxa"/>
+          </w:tcPr>
+          <w:p>
+            <w:pPr>
+              <w:pStyle w:val="ListParagraph"/>
+              <w:spacing w:line="259" w:lineRule="auto"/>
+              <w:ind w:left="0"/>
+              <w:rPr>
+                <w:lang w:val="lv-LV"/>
+              </w:rPr>
+            </w:pPr>
+            <w:r>
+              <w:rPr>
+                <w:lang w:val="lv-LV"/>
+              </w:rPr>
+              <w:t>CO2</w:t>
+            </w:r>
+          </w:p>
+        </w:tc>
+        <w:tc>
+          <w:tcPr>
+            <w:tcW w:w="850" w:type="dxa"/>
+          </w:tcPr>
+          <w:p>
+            <w:pPr>
+              <w:pStyle w:val="ListParagraph"/>
+              <w:spacing w:line="259" w:lineRule="auto"/>
+              <w:ind w:left="0"/>
+              <w:rPr>
+                <w:lang w:val="lv-LV"/>
+              </w:rPr>
+            </w:pPr>
+            <w:r>
+              <w:rPr>
+                <w:lang w:val="lv-LV"/>
+              </w:rPr>
+              <w:t>+</w:t>
+            </w:r>
+          </w:p>
+        </w:tc>
+        <w:tc>
+          <w:tcPr>
+            <w:tcW w:w="851" w:type="dxa"/>
+          </w:tcPr>
+          <w:p>
+            <w:pPr>
+              <w:pStyle w:val="ListParagraph"/>
+              <w:spacing w:line="259" w:lineRule="auto"/>
+              <w:ind w:left="0"/>
+              <w:rPr>
+                <w:lang w:val="lv-LV"/>
+              </w:rPr>
+            </w:pPr>
+            <w:r>
+              <w:rPr>
+                <w:lang w:val="lv-LV"/>
+              </w:rPr>
+              <w:t>+</w:t>
+            </w:r>
+          </w:p>
+        </w:tc>
+        <w:tc>
+          <w:tcPr>
+            <w:tcW w:w="830" w:type="dxa"/>
+          </w:tcPr>
+          <w:p>
+            <w:pPr>
+              <w:pStyle w:val="ListParagraph"/>
+              <w:spacing w:line="259" w:lineRule="auto"/>
+              <w:ind w:left="0"/>
+              <w:rPr>
+                <w:lang w:val="lv-LV"/>
+              </w:rPr>
+            </w:pPr>
+            <w:r>
+              <w:rPr>
+                <w:lang w:val="lv-LV"/>
+              </w:rPr>
+              <w:t>+</w:t>
+            </w:r>
+          </w:p>
+        </w:tc>
+        <w:tc>
+          <w:tcPr>
+            <w:tcW w:w="1154" w:type="dxa"/>
+          </w:tcPr>
+          <w:p>
+            <w:pPr>
+              <w:pStyle w:val="ListParagraph"/>
+              <w:spacing w:line="259" w:lineRule="auto"/>
+              <w:ind w:left="0"/>
+              <w:rPr>
+                <w:lang w:val="lv-LV"/>
+              </w:rPr>
+            </w:pPr>
+            <w:r>
+              <w:rPr>
+                <w:lang w:val="lv-LV"/>
+              </w:rPr>
+              <w:t>+</w:t>
+            </w:r>
+          </w:p>
+        </w:tc>
+        <w:tc>
+          <w:tcPr>
+            <w:tcW w:w="1554" w:type="dxa"/>
+          </w:tcPr>
+          <w:p>
+            <w:pPr>
+              <w:pStyle w:val="ListParagraph"/>
+              <w:spacing w:line="259" w:lineRule="auto"/>
+              <w:ind w:left="0"/>
+              <w:rPr>
+                <w:lang w:val="lv-LV"/>
+              </w:rPr>
+            </w:pPr>
+            <w:r>
+              <w:rPr>
+                <w:lang w:val="lv-LV"/>
+              </w:rPr>
+              <w:t>+</w:t>
+            </w:r>
+          </w:p>
+        </w:tc>
+      </w:tr>
+      <w:tr>
+        <w:tc>
+          <w:tcPr>
+            <w:tcW w:w="2536" w:type="dxa"/>
+          </w:tcPr>
+          <w:p>
+            <w:pPr>
+              <w:pStyle w:val="ListParagraph"/>
+              <w:spacing w:line="259" w:lineRule="auto"/>
+              <w:ind w:left="0"/>
+              <w:rPr>
+                <w:lang w:val="lv-LV"/>
+              </w:rPr>
+            </w:pPr>
+            <w:r>
+              <w:rPr>
+                <w:lang w:val="lv-LV"/>
+              </w:rPr>
+              <w:t>Temp</w:t>
+            </w:r>
+          </w:p>
+        </w:tc>
+        <w:tc>
+          <w:tcPr>
+            <w:tcW w:w="850" w:type="dxa"/>
+          </w:tcPr>
+          <w:p>
+            <w:pPr>
+              <w:pStyle w:val="ListParagraph"/>
+              <w:spacing w:line="259" w:lineRule="auto"/>
+              <w:ind w:left="0"/>
+              <w:rPr>
+                <w:lang w:val="lv-LV"/>
+              </w:rPr>
+            </w:pPr>
+            <w:r>
+              <w:rPr>
+                <w:lang w:val="lv-LV"/>
+              </w:rPr>
+              <w:t>+</w:t>
+            </w:r>
+          </w:p>
+        </w:tc>
+        <w:tc>
+          <w:tcPr>
+            <w:tcW w:w="851" w:type="dxa"/>
+          </w:tcPr>
+          <w:p>
+            <w:pPr>
+              <w:pStyle w:val="ListParagraph"/>
+              <w:spacing w:line="259" w:lineRule="auto"/>
+              <w:ind w:left="0"/>
+              <w:rPr>
+                <w:lang w:val="lv-LV"/>
+              </w:rPr>
+            </w:pPr>
+            <w:r>
+              <w:rPr>
+                <w:lang w:val="lv-LV"/>
+              </w:rPr>
+              <w:t>+</w:t>
+            </w:r>
+          </w:p>
+        </w:tc>
+        <w:tc>
+          <w:tcPr>
+            <w:tcW w:w="830" w:type="dxa"/>
+          </w:tcPr>
+          <w:p>
+            <w:pPr>
+              <w:pStyle w:val="ListParagraph"/>
+              <w:spacing w:line="259" w:lineRule="auto"/>
+              <w:ind w:left="0"/>
+              <w:rPr>
+                <w:lang w:val="lv-LV"/>
+              </w:rPr>
+            </w:pPr>
+            <w:r>
+              <w:rPr>
+                <w:lang w:val="lv-LV"/>
+              </w:rPr>
+              <w:t>+</w:t>
+            </w:r>
+          </w:p>
+        </w:tc>
+        <w:tc>
+          <w:tcPr>
+            <w:tcW w:w="1154" w:type="dxa"/>
+          </w:tcPr>
+          <w:p>
+            <w:pPr>
+              <w:pStyle w:val="ListParagraph"/>
+              <w:spacing w:line="259" w:lineRule="auto"/>
+              <w:ind w:left="0"/>
+              <w:rPr>
+                <w:lang w:val="lv-LV"/>
+              </w:rPr>
+            </w:pPr>
+            <w:r>
+              <w:rPr>
+                <w:lang w:val="lv-LV"/>
+              </w:rPr>
+              <w:t>+</w:t>
+            </w:r>
+          </w:p>
+        </w:tc>
+        <w:tc>
+          <w:tcPr>
+            <w:tcW w:w="1554" w:type="dxa"/>
+          </w:tcPr>
+          <w:p>
+            <w:pPr>
+              <w:pStyle w:val="ListParagraph"/>
+              <w:spacing w:line="259" w:lineRule="auto"/>
+              <w:ind w:left="0"/>
+              <w:rPr>
+                <w:lang w:val="lv-LV"/>
+              </w:rPr>
+            </w:pPr>
+            <w:r>
+              <w:rPr>
+                <w:lang w:val="lv-LV"/>
+              </w:rPr>
+              <w:t>+</w:t>
+            </w:r>
+          </w:p>
+        </w:tc>
+      </w:tr>
+      <w:tr>
+        <w:tc>
+          <w:tcPr>
+            <w:tcW w:w="2536" w:type="dxa"/>
+          </w:tcPr>
+          <w:p>
+            <w:pPr>
+              <w:pStyle w:val="ListParagraph"/>
+              <w:spacing w:line="259" w:lineRule="auto"/>
+              <w:ind w:left="0"/>
+              <w:rPr>
+                <w:lang w:val="lv-LV"/>
+              </w:rPr>
+            </w:pPr>
+            <w:r>
+              <w:rPr>
+                <w:lang w:val="lv-LV"/>
+              </w:rPr>
+              <w:t>Mitrums</w:t>
+            </w:r>
+          </w:p>
+        </w:tc>
+        <w:tc>
+          <w:tcPr>
+            <w:tcW w:w="850" w:type="dxa"/>
+          </w:tcPr>
+          <w:p>
+            <w:pPr>
+              <w:pStyle w:val="ListParagraph"/>
+              <w:spacing w:line="259" w:lineRule="auto"/>
+              <w:ind w:left="0"/>
+              <w:rPr>
+                <w:lang w:val="lv-LV"/>
+              </w:rPr>
+            </w:pPr>
+            <w:r>
+              <w:rPr>
+                <w:lang w:val="lv-LV"/>
+              </w:rPr>
+              <w:t>+</w:t>
+            </w:r>
+          </w:p>
+        </w:tc>
+        <w:tc>
+          <w:tcPr>
+            <w:tcW w:w="851" w:type="dxa"/>
+          </w:tcPr>
+          <w:p>
+            <w:pPr>
+              <w:pStyle w:val="ListParagraph"/>
+              <w:spacing w:line="259" w:lineRule="auto"/>
+              <w:ind w:left="0"/>
+              <w:rPr>
+                <w:lang w:val="lv-LV"/>
+              </w:rPr>
+            </w:pPr>
+            <w:r>
+              <w:rPr>
+                <w:lang w:val="lv-LV"/>
+              </w:rPr>
+              <w:t>+</w:t>
+            </w:r>
+          </w:p>
+        </w:tc>
+        <w:tc>
+          <w:tcPr>
+            <w:tcW w:w="830" w:type="dxa"/>
+          </w:tcPr>
+          <w:p>
+            <w:pPr>
+              <w:pStyle w:val="ListParagraph"/>
+              <w:spacing w:line="259" w:lineRule="auto"/>
+              <w:ind w:left="0"/>
+              <w:rPr>
+                <w:lang w:val="lv-LV"/>
+              </w:rPr>
+            </w:pPr>
+            <w:r>
+              <w:rPr>
+                <w:lang w:val="lv-LV"/>
+              </w:rPr>
+              <w:t>+</w:t>
+            </w:r>
+          </w:p>
+        </w:tc>
+        <w:tc>
+          <w:tcPr>
+            <w:tcW w:w="1154" w:type="dxa"/>
+          </w:tcPr>
+          <w:p>
+            <w:pPr>
+              <w:pStyle w:val="ListParagraph"/>
+              <w:spacing w:line="259" w:lineRule="auto"/>
+              <w:ind w:left="0"/>
+              <w:rPr>
+                <w:lang w:val="lv-LV"/>
+              </w:rPr>
+            </w:pPr>
+            <w:r>
+              <w:rPr>
+                <w:lang w:val="lv-LV"/>
+              </w:rPr>
+              <w:t>+</w:t>
+            </w:r>
+          </w:p>
+        </w:tc>
+        <w:tc>
+          <w:tcPr>
+            <w:tcW w:w="1554" w:type="dxa"/>
+          </w:tcPr>
+          <w:p>
+            <w:pPr>
+              <w:pStyle w:val="ListParagraph"/>
+              <w:spacing w:line="259" w:lineRule="auto"/>
+              <w:ind w:left="0"/>
+              <w:rPr>
+                <w:lang w:val="lv-LV"/>
+              </w:rPr>
+            </w:pPr>
+            <w:r>
+              <w:rPr>
+                <w:lang w:val="lv-LV"/>
+              </w:rPr>
+              <w:t>+</w:t>
+            </w:r>
+          </w:p>
+        </w:tc>
+      </w:tr>
+      <w:tr>
+        <w:tc>
+          <w:tcPr>
+            <w:tcW w:w="2536" w:type="dxa"/>
+          </w:tcPr>
+          <w:p>
+            <w:pPr>
+              <w:pStyle w:val="ListParagraph"/>
+              <w:spacing w:line="259" w:lineRule="auto"/>
+              <w:ind w:left="0"/>
+              <w:rPr>
+                <w:lang w:val="lv-LV"/>
+              </w:rPr>
+            </w:pPr>
+            <w:r>
+              <w:rPr>
+                <w:lang w:val="lv-LV"/>
+              </w:rPr>
+              <w:t>WiFi</w:t>
+            </w:r>
+          </w:p>
+        </w:tc>
+        <w:tc>
+          <w:tcPr>
+            <w:tcW w:w="850" w:type="dxa"/>
+          </w:tcPr>
+          <w:p>
+            <w:pPr>
+              <w:pStyle w:val="ListParagraph"/>
+              <w:spacing w:line="259" w:lineRule="auto"/>
+              <w:ind w:left="0"/>
+              <w:rPr>
+                <w:lang w:val="lv-LV"/>
+              </w:rPr>
+            </w:pPr>
+            <w:r>
+              <w:rPr>
+                <w:lang w:val="lv-LV"/>
+              </w:rPr>
+              <w:t>+</w:t>
+            </w:r>
+          </w:p>
+        </w:tc>
+        <w:tc>
+          <w:tcPr>
+            <w:tcW w:w="851" w:type="dxa"/>
+          </w:tcPr>
+          <w:p>
+            <w:pPr>
+              <w:pStyle w:val="ListParagraph"/>
+              <w:spacing w:line="259" w:lineRule="auto"/>
+              <w:ind w:left="0"/>
+              <w:rPr>
+                <w:lang w:val="lv-LV"/>
+              </w:rPr>
+            </w:pPr>
+            <w:r>
+              <w:rPr>
+                <w:lang w:val="lv-LV"/>
+              </w:rPr>
+              <w:t>+</w:t>
+            </w:r>
+          </w:p>
+        </w:tc>
+        <w:tc>
+          <w:tcPr>
+            <w:tcW w:w="830" w:type="dxa"/>
+          </w:tcPr>
+          <w:p>
+            <w:pPr>
+              <w:pStyle w:val="ListParagraph"/>
+              <w:spacing w:line="259" w:lineRule="auto"/>
+              <w:ind w:left="0"/>
+              <w:rPr>
+                <w:lang w:val="lv-LV"/>
+              </w:rPr>
+            </w:pPr>
+            <w:r>
+              <w:rPr>
+                <w:lang w:val="lv-LV"/>
+              </w:rPr>
+              <w:t>+</w:t>
+            </w:r>
+          </w:p>
+        </w:tc>
+        <w:tc>
+          <w:tcPr>
+            <w:tcW w:w="1154" w:type="dxa"/>
+          </w:tcPr>
+          <w:p>
+            <w:pPr>
+              <w:pStyle w:val="ListParagraph"/>
+              <w:spacing w:line="259" w:lineRule="auto"/>
+              <w:ind w:left="0"/>
+              <w:rPr>
+                <w:lang w:val="lv-LV"/>
+              </w:rPr>
+            </w:pPr>
+            <w:r>
+              <w:rPr>
+                <w:lang w:val="lv-LV"/>
+              </w:rPr>
+              <w:t>-/868Mhz</w:t>
+            </w:r>
+          </w:p>
+        </w:tc>
+        <w:tc>
+          <w:tcPr>
+            <w:tcW w:w="1554" w:type="dxa"/>
+          </w:tcPr>
+          <w:p>
+            <w:pPr>
+              <w:pStyle w:val="ListParagraph"/>
+              <w:spacing w:line="259" w:lineRule="auto"/>
+              <w:ind w:left="0"/>
+              <w:rPr>
+                <w:lang w:val="lv-LV"/>
+              </w:rPr>
+            </w:pPr>
+            <w:r>
+              <w:rPr>
+                <w:lang w:val="lv-LV"/>
+              </w:rPr>
+              <w:t>+</w:t>
+            </w:r>
+          </w:p>
+        </w:tc>
+      </w:tr>
+      <w:tr>
+        <w:tc>
+          <w:tcPr>
+            <w:tcW w:w="2536" w:type="dxa"/>
+          </w:tcPr>
+          <w:p>
+            <w:pPr>
+              <w:pStyle w:val="ListParagraph"/>
+              <w:spacing w:line="259" w:lineRule="auto"/>
+              <w:ind w:left="0"/>
+              <w:rPr>
+                <w:lang w:val="lv-LV"/>
+              </w:rPr>
+            </w:pPr>
+            <w:r>
+              <w:rPr>
+                <w:lang w:val="lv-LV"/>
+              </w:rPr>
+              <w:t>Pieejams vieglās valodas</w:t>
+            </w:r>
+            <w:r>
+              <w:rPr>
+                <w:lang w:val="lv-LV"/>
+              </w:rPr>
+              <w:t xml:space="preserve"> datu novērtējums</w:t>
+            </w:r>
+          </w:p>
+        </w:tc>
+        <w:tc>
+          <w:tcPr>
+            <w:tcW w:w="850" w:type="dxa"/>
+          </w:tcPr>
+          <w:p>
+            <w:pPr>
+              <w:pStyle w:val="ListParagraph"/>
+              <w:spacing w:line="259" w:lineRule="auto"/>
+              <w:ind w:left="0"/>
+              <w:rPr>
+                <w:lang w:val="lv-LV"/>
+              </w:rPr>
+            </w:pPr>
+            <w:r>
+              <w:rPr>
+                <w:lang w:val="lv-LV"/>
+              </w:rPr>
+              <w:t>+</w:t>
+            </w:r>
+          </w:p>
+        </w:tc>
+        <w:tc>
+          <w:tcPr>
+            <w:tcW w:w="851" w:type="dxa"/>
+          </w:tcPr>
+          <w:p>
+            <w:pPr>
+              <w:pStyle w:val="ListParagraph"/>
+              <w:spacing w:line="259" w:lineRule="auto"/>
+              <w:ind w:left="0"/>
+              <w:rPr>
+                <w:lang w:val="lv-LV"/>
+              </w:rPr>
+            </w:pPr>
+            <w:r>
+              <w:rPr>
+                <w:lang w:val="lv-LV"/>
+              </w:rPr>
+              <w:t>+</w:t>
+            </w:r>
+          </w:p>
+        </w:tc>
+        <w:tc>
+          <w:tcPr>
+            <w:tcW w:w="830" w:type="dxa"/>
+          </w:tcPr>
+          <w:p>
+            <w:pPr>
+              <w:pStyle w:val="ListParagraph"/>
+              <w:spacing w:line="259" w:lineRule="auto"/>
+              <w:ind w:left="0"/>
+              <w:rPr>
+                <w:lang w:val="lv-LV"/>
+              </w:rPr>
+            </w:pPr>
+            <w:r>
+              <w:rPr>
+                <w:lang w:val="lv-LV"/>
+              </w:rPr>
+              <w:t>+</w:t>
+            </w:r>
+          </w:p>
+        </w:tc>
+        <w:tc>
+          <w:tcPr>
+            <w:tcW w:w="1154" w:type="dxa"/>
+          </w:tcPr>
+          <w:p>
+            <w:pPr>
+              <w:pStyle w:val="ListParagraph"/>
+              <w:spacing w:line="259" w:lineRule="auto"/>
+              <w:ind w:left="0"/>
+              <w:rPr>
+                <w:lang w:val="lv-LV"/>
+              </w:rPr>
+            </w:pPr>
+            <w:r>
+              <w:rPr>
+                <w:lang w:val="lv-LV"/>
+              </w:rPr>
+              <w:t>+</w:t>
+            </w:r>
+          </w:p>
+        </w:tc>
+        <w:tc>
+          <w:tcPr>
+            <w:tcW w:w="1554" w:type="dxa"/>
+          </w:tcPr>
+          <w:p>
+            <w:pPr>
+              <w:pStyle w:val="ListParagraph"/>
+              <w:spacing w:line="259" w:lineRule="auto"/>
+              <w:ind w:left="0"/>
+              <w:rPr>
+                <w:lang w:val="lv-LV"/>
+              </w:rPr>
+            </w:pPr>
+            <w:r>
+              <w:rPr>
+                <w:lang w:val="lv-LV"/>
+              </w:rPr>
+              <w:t>+/-</w:t>
+            </w:r>
+          </w:p>
+        </w:tc>
+      </w:tr>
+      <w:tr>
+        <w:tc>
+          <w:tcPr>
+            <w:tcW w:w="2536" w:type="dxa"/>
+          </w:tcPr>
+          <w:p>
+            <w:pPr>
+              <w:pStyle w:val="ListParagraph"/>
+              <w:spacing w:line="259" w:lineRule="auto"/>
+              <w:ind w:left="0"/>
+              <w:rPr>
+                <w:lang w:val="lv-LV"/>
+              </w:rPr>
+            </w:pPr>
+            <w:r>
+              <w:rPr>
+                <w:lang w:val="lv-LV"/>
+              </w:rPr>
+              <w:t>Mērījumu vēsture</w:t>
+            </w:r>
+          </w:p>
+        </w:tc>
+        <w:tc>
+          <w:tcPr>
+            <w:tcW w:w="850" w:type="dxa"/>
+          </w:tcPr>
+          <w:p>
+            <w:pPr>
+              <w:pStyle w:val="ListParagraph"/>
+              <w:spacing w:line="259" w:lineRule="auto"/>
+              <w:ind w:left="0"/>
+              <w:rPr>
+                <w:lang w:val="lv-LV"/>
+              </w:rPr>
+            </w:pPr>
+            <w:r>
+              <w:rPr>
+                <w:lang w:val="lv-LV"/>
+              </w:rPr>
+              <w:t>+/-</w:t>
+            </w:r>
+          </w:p>
+        </w:tc>
+        <w:tc>
+          <w:tcPr>
+            <w:tcW w:w="851" w:type="dxa"/>
+          </w:tcPr>
+          <w:p>
+            <w:pPr>
+              <w:pStyle w:val="ListParagraph"/>
+              <w:spacing w:line="259" w:lineRule="auto"/>
+              <w:ind w:left="0"/>
+              <w:rPr>
+                <w:lang w:val="lv-LV"/>
+              </w:rPr>
+            </w:pPr>
+            <w:r>
+              <w:rPr>
+                <w:lang w:val="lv-LV"/>
+              </w:rPr>
+              <w:t>-</w:t>
+            </w:r>
+          </w:p>
+        </w:tc>
+        <w:tc>
+          <w:tcPr>
+            <w:tcW w:w="830" w:type="dxa"/>
+          </w:tcPr>
+          <w:p>
+            <w:pPr>
+              <w:pStyle w:val="ListParagraph"/>
+              <w:spacing w:line="259" w:lineRule="auto"/>
+              <w:ind w:left="0"/>
+              <w:rPr>
+                <w:lang w:val="lv-LV"/>
+              </w:rPr>
+            </w:pPr>
+            <w:r>
+              <w:rPr>
+                <w:lang w:val="lv-LV"/>
+              </w:rPr>
+              <w:t>+/-</w:t>
+            </w:r>
+          </w:p>
+        </w:tc>
+        <w:tc>
+          <w:tcPr>
+            <w:tcW w:w="1154" w:type="dxa"/>
+          </w:tcPr>
+          <w:p>
+            <w:pPr>
+              <w:pStyle w:val="ListParagraph"/>
+              <w:spacing w:line="259" w:lineRule="auto"/>
+              <w:ind w:left="0"/>
+              <w:rPr>
+                <w:lang w:val="lv-LV"/>
+              </w:rPr>
+            </w:pPr>
+            <w:r>
+              <w:rPr>
+                <w:lang w:val="lv-LV"/>
+              </w:rPr>
+              <w:t>+</w:t>
+            </w:r>
+          </w:p>
+        </w:tc>
+        <w:tc>
+          <w:tcPr>
+            <w:tcW w:w="1554" w:type="dxa"/>
+          </w:tcPr>
+          <w:p>
+            <w:pPr>
+              <w:pStyle w:val="ListParagraph"/>
+              <w:spacing w:line="259" w:lineRule="auto"/>
+              <w:ind w:left="0"/>
+              <w:rPr>
+                <w:lang w:val="lv-LV"/>
+              </w:rPr>
+            </w:pPr>
+            <w:r>
+              <w:rPr>
+                <w:lang w:val="lv-LV"/>
+              </w:rPr>
+              <w:t>-</w:t>
+            </w:r>
+          </w:p>
+        </w:tc>
+      </w:tr>
+      <w:tr>
+        <w:tc>
+          <w:tcPr>
+            <w:tcW w:w="2536" w:type="dxa"/>
+          </w:tcPr>
+          <w:p>
+            <w:pPr>
+              <w:pStyle w:val="ListParagraph"/>
+              <w:spacing w:line="259" w:lineRule="auto"/>
+              <w:ind w:left="0"/>
+              <w:rPr>
+                <w:lang w:val="lv-LV"/>
+              </w:rPr>
+            </w:pPr>
+            <w:r>
+              <w:rPr>
+                <w:lang w:val="lv-LV"/>
+              </w:rPr>
+              <w:t>Iespēja arhivēt datus</w:t>
+            </w:r>
+          </w:p>
+        </w:tc>
+        <w:tc>
+          <w:tcPr>
+            <w:tcW w:w="850" w:type="dxa"/>
+          </w:tcPr>
+          <w:p>
+            <w:pPr>
+              <w:pStyle w:val="ListParagraph"/>
+              <w:spacing w:line="259" w:lineRule="auto"/>
+              <w:ind w:left="0"/>
+              <w:rPr>
+                <w:lang w:val="lv-LV"/>
+              </w:rPr>
+            </w:pPr>
+            <w:r>
+              <w:rPr>
+                <w:lang w:val="lv-LV"/>
+              </w:rPr>
+              <w:t>-</w:t>
+            </w:r>
+          </w:p>
+        </w:tc>
+        <w:tc>
+          <w:tcPr>
+            <w:tcW w:w="851" w:type="dxa"/>
+          </w:tcPr>
+          <w:p>
+            <w:pPr>
+              <w:pStyle w:val="ListParagraph"/>
+              <w:spacing w:line="259" w:lineRule="auto"/>
+              <w:ind w:left="0"/>
+              <w:rPr>
+                <w:lang w:val="lv-LV"/>
+              </w:rPr>
+            </w:pPr>
+            <w:r>
+              <w:rPr>
+                <w:lang w:val="lv-LV"/>
+              </w:rPr>
+              <w:t>-</w:t>
+            </w:r>
+          </w:p>
+        </w:tc>
+        <w:tc>
+          <w:tcPr>
+            <w:tcW w:w="830" w:type="dxa"/>
+          </w:tcPr>
+          <w:p>
+            <w:pPr>
+              <w:pStyle w:val="ListParagraph"/>
+              <w:spacing w:line="259" w:lineRule="auto"/>
+              <w:ind w:left="0"/>
+              <w:rPr>
+                <w:lang w:val="lv-LV"/>
+              </w:rPr>
+            </w:pPr>
+            <w:r>
+              <w:rPr>
+                <w:lang w:val="lv-LV"/>
+              </w:rPr>
+              <w:t>-</w:t>
+            </w:r>
+          </w:p>
+        </w:tc>
+        <w:tc>
+          <w:tcPr>
+            <w:tcW w:w="1154" w:type="dxa"/>
+          </w:tcPr>
+          <w:p>
+            <w:pPr>
+              <w:pStyle w:val="ListParagraph"/>
+              <w:spacing w:line="259" w:lineRule="auto"/>
+              <w:ind w:left="0"/>
+              <w:rPr>
+                <w:lang w:val="lv-LV"/>
+              </w:rPr>
+            </w:pPr>
+            <w:r>
+              <w:rPr>
+                <w:lang w:val="lv-LV"/>
+              </w:rPr>
+              <w:t>-</w:t>
+            </w:r>
+          </w:p>
+        </w:tc>
+        <w:tc>
+          <w:tcPr>
+            <w:tcW w:w="1554" w:type="dxa"/>
+          </w:tcPr>
+          <w:p>
+            <w:pPr>
+              <w:pStyle w:val="ListParagraph"/>
+              <w:spacing w:line="259" w:lineRule="auto"/>
+              <w:ind w:left="0"/>
+              <w:rPr>
+                <w:lang w:val="lv-LV"/>
+              </w:rPr>
+            </w:pPr>
+            <w:r>
+              <w:rPr>
+                <w:lang w:val="lv-LV"/>
+              </w:rPr>
+              <w:t>-</w:t>
+            </w:r>
+          </w:p>
+        </w:tc>
+      </w:tr>
+      <w:tr>
+        <w:tc>
+          <w:tcPr>
+            <w:tcW w:w="2536" w:type="dxa"/>
+          </w:tcPr>
+          <w:p>
+            <w:pPr>
+              <w:pStyle w:val="ListParagraph"/>
+              <w:spacing w:line="259" w:lineRule="auto"/>
+              <w:ind w:left="0"/>
+              <w:rPr>
+                <w:lang w:val="lv-LV"/>
+              </w:rPr>
+            </w:pPr>
+            <w:r>
+              <w:rPr>
+                <w:lang w:val="lv-LV"/>
+              </w:rPr>
+              <w:t>Iespēja regulēt biežumu</w:t>
+            </w:r>
+          </w:p>
+        </w:tc>
+        <w:tc>
+          <w:tcPr>
+            <w:tcW w:w="850" w:type="dxa"/>
+          </w:tcPr>
+          <w:p>
+            <w:pPr>
+              <w:pStyle w:val="ListParagraph"/>
+              <w:spacing w:line="259" w:lineRule="auto"/>
+              <w:ind w:left="0"/>
+              <w:rPr>
+                <w:lang w:val="lv-LV"/>
+              </w:rPr>
+            </w:pPr>
+            <w:r>
+              <w:rPr>
+                <w:lang w:val="lv-LV"/>
+              </w:rPr>
+              <w:t>-</w:t>
+            </w:r>
+          </w:p>
+        </w:tc>
+        <w:tc>
+          <w:tcPr>
+            <w:tcW w:w="851" w:type="dxa"/>
+          </w:tcPr>
+          <w:p>
+            <w:pPr>
+              <w:pStyle w:val="ListParagraph"/>
+              <w:spacing w:line="259" w:lineRule="auto"/>
+              <w:ind w:left="0"/>
+              <w:rPr>
+                <w:lang w:val="lv-LV"/>
+              </w:rPr>
+            </w:pPr>
+            <w:r>
+              <w:rPr>
+                <w:lang w:val="lv-LV"/>
+              </w:rPr>
+              <w:t>-</w:t>
+            </w:r>
+          </w:p>
+        </w:tc>
+        <w:tc>
+          <w:tcPr>
+            <w:tcW w:w="830" w:type="dxa"/>
+          </w:tcPr>
+          <w:p>
+            <w:pPr>
+              <w:pStyle w:val="ListParagraph"/>
+              <w:spacing w:line="259" w:lineRule="auto"/>
+              <w:ind w:left="0"/>
+              <w:rPr>
+                <w:lang w:val="lv-LV"/>
+              </w:rPr>
+            </w:pPr>
+            <w:r>
+              <w:rPr>
+                <w:lang w:val="lv-LV"/>
+              </w:rPr>
+              <w:t>-</w:t>
+            </w:r>
+          </w:p>
+        </w:tc>
+        <w:tc>
+          <w:tcPr>
+            <w:tcW w:w="1154" w:type="dxa"/>
+          </w:tcPr>
+          <w:p>
+            <w:pPr>
+              <w:pStyle w:val="ListParagraph"/>
+              <w:spacing w:line="259" w:lineRule="auto"/>
+              <w:ind w:left="0"/>
+              <w:rPr>
+                <w:lang w:val="lv-LV"/>
+              </w:rPr>
+            </w:pPr>
+            <w:r>
+              <w:rPr>
+                <w:lang w:val="lv-LV"/>
+              </w:rPr>
+              <w:t>+</w:t>
+            </w:r>
+          </w:p>
+        </w:tc>
+        <w:tc>
+          <w:tcPr>
+            <w:tcW w:w="1554" w:type="dxa"/>
+          </w:tcPr>
+          <w:p>
+            <w:pPr>
+              <w:pStyle w:val="ListParagraph"/>
+              <w:spacing w:line="259" w:lineRule="auto"/>
+              <w:ind w:left="0"/>
+              <w:rPr>
+                <w:lang w:val="lv-LV"/>
+              </w:rPr>
+            </w:pPr>
+            <w:r>
+              <w:rPr>
+                <w:lang w:val="lv-LV"/>
+              </w:rPr>
+              <w:t>-</w:t>
+            </w:r>
+          </w:p>
+        </w:tc>
+      </w:tr>
+      <w:tr>
+        <w:tc>
+          <w:tcPr>
+            <w:tcW w:w="2536" w:type="dxa"/>
+          </w:tcPr>
+          <w:p>
+            <w:pPr>
+              <w:pStyle w:val="ListParagraph"/>
+              <w:spacing w:line="259" w:lineRule="auto"/>
+              <w:ind w:left="0"/>
+              <w:rPr>
+                <w:lang w:val="lv-LV"/>
+              </w:rPr>
+            </w:pPr>
+            <w:r>
+              <w:rPr>
+                <w:lang w:val="lv-LV"/>
+              </w:rPr>
+              <w:t>Iespēja modificēt</w:t>
+            </w:r>
+          </w:p>
+        </w:tc>
+        <w:tc>
+          <w:tcPr>
+            <w:tcW w:w="850" w:type="dxa"/>
+          </w:tcPr>
+          <w:p>
+            <w:pPr>
+              <w:pStyle w:val="ListParagraph"/>
+              <w:spacing w:line="259" w:lineRule="auto"/>
+              <w:ind w:left="0"/>
+              <w:rPr>
+                <w:lang w:val="lv-LV"/>
+              </w:rPr>
+            </w:pPr>
+            <w:r>
+              <w:rPr>
+                <w:lang w:val="lv-LV"/>
+              </w:rPr>
+              <w:t>+/-</w:t>
+            </w:r>
+          </w:p>
+        </w:tc>
+        <w:tc>
+          <w:tcPr>
+            <w:tcW w:w="851" w:type="dxa"/>
+          </w:tcPr>
+          <w:p>
+            <w:pPr>
+              <w:pStyle w:val="ListParagraph"/>
+              <w:spacing w:line="259" w:lineRule="auto"/>
+              <w:ind w:left="0"/>
+              <w:rPr>
+                <w:lang w:val="lv-LV"/>
+              </w:rPr>
+            </w:pPr>
+            <w:r>
+              <w:rPr>
+                <w:lang w:val="lv-LV"/>
+              </w:rPr>
+              <w:t>-</w:t>
+            </w:r>
+          </w:p>
+        </w:tc>
+        <w:tc>
+          <w:tcPr>
+            <w:tcW w:w="830" w:type="dxa"/>
+          </w:tcPr>
+          <w:p>
+            <w:pPr>
+              <w:pStyle w:val="ListParagraph"/>
+              <w:spacing w:line="259" w:lineRule="auto"/>
+              <w:ind w:left="0"/>
+              <w:rPr>
+                <w:lang w:val="lv-LV"/>
+              </w:rPr>
+            </w:pPr>
+            <w:r>
+              <w:rPr>
+                <w:lang w:val="lv-LV"/>
+              </w:rPr>
+              <w:t>-</w:t>
+            </w:r>
+          </w:p>
+        </w:tc>
+        <w:tc>
+          <w:tcPr>
+            <w:tcW w:w="1154" w:type="dxa"/>
+          </w:tcPr>
+          <w:p>
+            <w:pPr>
+              <w:pStyle w:val="ListParagraph"/>
+              <w:spacing w:line="259" w:lineRule="auto"/>
+              <w:ind w:left="0"/>
+              <w:rPr>
+                <w:lang w:val="lv-LV"/>
+              </w:rPr>
+            </w:pPr>
+            <w:r>
+              <w:rPr>
+                <w:lang w:val="lv-LV"/>
+              </w:rPr>
+              <w:t>-</w:t>
+            </w:r>
+          </w:p>
+        </w:tc>
+        <w:tc>
+          <w:tcPr>
+            <w:tcW w:w="1554" w:type="dxa"/>
+          </w:tcPr>
+          <w:p>
+            <w:pPr>
+              <w:pStyle w:val="ListParagraph"/>
+              <w:spacing w:line="259" w:lineRule="auto"/>
+              <w:ind w:left="0"/>
+              <w:rPr>
+                <w:lang w:val="lv-LV"/>
+              </w:rPr>
+            </w:pPr>
+            <w:r>
+              <w:rPr>
+                <w:lang w:val="lv-LV"/>
+              </w:rPr>
+              <w:t>-</w:t>
+            </w:r>
+          </w:p>
+        </w:tc>
+      </w:tr>
+      <w:tr>
+        <w:tc>
+          <w:tcPr>
+            <w:tcW w:w="2536" w:type="dxa"/>
+          </w:tcPr>
+          <w:p>
+            <w:pPr>
+              <w:pStyle w:val="ListParagraph"/>
+              <w:spacing w:line="259" w:lineRule="auto"/>
+              <w:ind w:left="0"/>
+              <w:rPr>
+                <w:lang w:val="lv-LV"/>
+              </w:rPr>
+            </w:pPr>
+            <w:r>
+              <w:rPr>
+                <w:lang w:val="lv-LV"/>
+              </w:rPr>
+              <w:t>Cena (eur)  bez piegādes</w:t>
+            </w:r>
+          </w:p>
+        </w:tc>
+        <w:tc>
+          <w:tcPr>
+            <w:tcW w:w="850" w:type="dxa"/>
+          </w:tcPr>
+          <w:p>
+            <w:pPr>
+              <w:pStyle w:val="ListParagraph"/>
+              <w:spacing w:line="259" w:lineRule="auto"/>
+              <w:ind w:left="0"/>
+              <w:rPr>
+                <w:lang w:val="lv-LV"/>
+              </w:rPr>
+            </w:pPr>
+            <w:hyperlink r:id="rId14" w:history="1">
+              <w:r>
+                <w:rPr>
+                  <w:rStyle w:val="Hyperlink"/>
+                  <w:lang w:val="lv-LV"/>
+                </w:rPr>
+                <w:t>195,24</w:t>
+              </w:r>
+            </w:hyperlink>
+          </w:p>
+        </w:tc>
+        <w:tc>
+          <w:tcPr>
+            <w:tcW w:w="851" w:type="dxa"/>
+          </w:tcPr>
+          <w:p>
+            <w:pPr>
+              <w:pStyle w:val="ListParagraph"/>
+              <w:spacing w:line="259" w:lineRule="auto"/>
+              <w:ind w:left="0"/>
+              <w:rPr>
+                <w:lang w:val="lv-LV"/>
+              </w:rPr>
+            </w:pPr>
+            <w:hyperlink r:id="rId15" w:history="1">
+              <w:r>
+                <w:rPr>
+                  <w:rStyle w:val="Hyperlink"/>
+                  <w:lang w:val="lv-LV"/>
+                </w:rPr>
+                <w:t>5</w:t>
+              </w:r>
+              <w:r>
+                <w:rPr>
+                  <w:rStyle w:val="Hyperlink"/>
+                  <w:lang w:val="lv-LV"/>
+                </w:rPr>
+                <w:t>6.99</w:t>
+              </w:r>
+            </w:hyperlink>
+          </w:p>
+        </w:tc>
+        <w:tc>
+          <w:tcPr>
+            <w:tcW w:w="830" w:type="dxa"/>
+          </w:tcPr>
+          <w:p>
+            <w:pPr>
+              <w:pStyle w:val="ListParagraph"/>
+              <w:spacing w:line="259" w:lineRule="auto"/>
+              <w:ind w:left="0"/>
+              <w:rPr>
+                <w:lang w:val="lv-LV"/>
+              </w:rPr>
+            </w:pPr>
+            <w:hyperlink r:id="rId16" w:history="1">
+              <w:r>
+                <w:rPr>
+                  <w:rStyle w:val="Hyperlink"/>
+                  <w:lang w:val="lv-LV"/>
+                </w:rPr>
+                <w:t>149.00</w:t>
+              </w:r>
+            </w:hyperlink>
+          </w:p>
+        </w:tc>
+        <w:tc>
+          <w:tcPr>
+            <w:tcW w:w="1154" w:type="dxa"/>
+          </w:tcPr>
+          <w:p>
+            <w:pPr>
+              <w:pStyle w:val="ListParagraph"/>
+              <w:spacing w:line="259" w:lineRule="auto"/>
+              <w:ind w:left="0"/>
+              <w:rPr>
+                <w:lang w:val="lv-LV"/>
+              </w:rPr>
+            </w:pPr>
+            <w:hyperlink r:id="rId17" w:history="1">
+              <w:r>
+                <w:rPr>
+                  <w:rStyle w:val="Hyperlink"/>
+                  <w:lang w:val="lv-LV"/>
+                </w:rPr>
+                <w:t>669,00</w:t>
+              </w:r>
+            </w:hyperlink>
+            <w:r>
+              <w:rPr>
+                <w:lang w:val="lv-LV"/>
+              </w:rPr>
+              <w:t>*</w:t>
+            </w:r>
+          </w:p>
+        </w:tc>
+        <w:tc>
+          <w:tcPr>
+            <w:tcW w:w="1554" w:type="dxa"/>
+          </w:tcPr>
+          <w:p>
+            <w:pPr>
+              <w:pStyle w:val="ListParagraph"/>
+              <w:spacing w:line="259" w:lineRule="auto"/>
+              <w:ind w:left="0"/>
+              <w:rPr>
+                <w:lang w:val="lv-LV"/>
+              </w:rPr>
+            </w:pPr>
+            <w:hyperlink r:id="rId18" w:history="1">
+              <w:r>
+                <w:rPr>
+                  <w:rStyle w:val="Hyperlink"/>
+                  <w:lang w:val="lv-LV"/>
+                </w:rPr>
+                <w:t>77.70</w:t>
+              </w:r>
+            </w:hyperlink>
+          </w:p>
+        </w:tc>
+      </w:tr>
+    </w:tbl>
+    <w:p>
+      <w:pPr>
+        <w:spacing w:line="259" w:lineRule="auto"/>
+        <w:rPr>
+          <w:lang w:val="lv-LV"/>
+        </w:rPr>
+      </w:pPr>
+      <w:r>
+        <w:rPr>
+          <w:lang w:val="lv-LV"/>
+        </w:rPr>
+        <w:t>* ar piegādi</w:t>
+      </w:r>
+    </w:p>
+    <w:p>
+      <w:pPr>
+        <w:spacing w:line="259" w:lineRule="auto"/>
+        <w:rPr>
+          <w:lang w:val="lv-LV"/>
+        </w:rPr>
+      </w:pPr>
+      <w:r>
+        <w:rPr>
+          <w:lang w:val="lv-LV"/>
+        </w:rPr>
+        <w:t>+/- -samērā viegli pieejams, taču nepieciešama papildus aparatūra vai konfigurācija</w:t>
       </w:r>
       <w:r>
         <w:rPr>
@@ -2723,48 +3860,8 @@
                 <w:lang w:val="lv-LV" w:eastAsia="en-SE"/>
                 <w14:ligatures w14:val="none"/>
               </w:rPr>
-              <w:t xml:space="preserve">A-&gt; </w:t>
-            </w:r>
-            <w:proofErr w:type="spellStart"/>
-            <w:r>
-              <w:rPr>
-                <w:rFonts w:ascii="Segoe UI" w:eastAsia="Times New Roman" w:hAnsi="Segoe UI" w:cs="Segoe UI"/>
-                <w:color w:val="1F2328"/>
-                <w:kern w:val="0"/>
-                <w:sz w:val="24"/>
-                <w:szCs w:val="24"/>
-                <w:lang w:val="lv-LV" w:eastAsia="en-SE"/>
-                <w14:ligatures w14:val="none"/>
-              </w:rPr>
-              <w:t>Must</w:t>
-            </w:r>
-            <w:proofErr w:type="spellEnd"/>
-            <w:r>
-              <w:rPr>
-                <w:rFonts w:ascii="Segoe UI" w:eastAsia="Times New Roman" w:hAnsi="Segoe UI" w:cs="Segoe UI"/>
-                <w:color w:val="1F2328"/>
-                <w:kern w:val="0"/>
-                <w:sz w:val="24"/>
-                <w:szCs w:val="24"/>
-                <w:lang w:val="lv-LV" w:eastAsia="en-SE"/>
-                <w14:ligatures w14:val="none"/>
-              </w:rPr>
-              <w:t xml:space="preserve"> </w:t>
-            </w:r>
-            <w:proofErr w:type="spellStart"/>
-            <w:r>
-              <w:rPr>
-                <w:rFonts w:ascii="Segoe UI" w:eastAsia="Times New Roman" w:hAnsi="Segoe UI" w:cs="Segoe UI"/>
-                <w:color w:val="1F2328"/>
-                <w:kern w:val="0"/>
-                <w:sz w:val="24"/>
-                <w:szCs w:val="24"/>
-                <w:lang w:val="lv-LV" w:eastAsia="en-SE"/>
-                <w14:ligatures w14:val="none"/>
-              </w:rPr>
-              <w:t>haves</w:t>
-            </w:r>
-            <w:proofErr w:type="spellEnd"/>
+              <w:t>A-&gt; Must haves</w:t>
+            </w:r>
           </w:p>
         </w:tc>
         <w:tc>
@@ -2931,48 +4028,8 @@
                 <w:lang w:val="lv-LV" w:eastAsia="en-SE"/>
                 <w14:ligatures w14:val="none"/>
               </w:rPr>
-              <w:t xml:space="preserve">A-&gt; </w:t>
-            </w:r>
-            <w:proofErr w:type="spellStart"/>
-            <w:r>
-              <w:rPr>
-                <w:rFonts w:ascii="Segoe UI" w:eastAsia="Times New Roman" w:hAnsi="Segoe UI" w:cs="Segoe UI"/>
-                <w:color w:val="1F2328"/>
-                <w:kern w:val="0"/>
-                <w:sz w:val="24"/>
-                <w:szCs w:val="24"/>
-                <w:lang w:val="lv-LV" w:eastAsia="en-SE"/>
-                <w14:ligatures w14:val="none"/>
-              </w:rPr>
-              <w:t>Must</w:t>
-            </w:r>
-            <w:proofErr w:type="spellEnd"/>
-            <w:r>
-              <w:rPr>
-                <w:rFonts w:ascii="Segoe UI" w:eastAsia="Times New Roman" w:hAnsi="Segoe UI" w:cs="Segoe UI"/>
-                <w:color w:val="1F2328"/>
-                <w:kern w:val="0"/>
-                <w:sz w:val="24"/>
-                <w:szCs w:val="24"/>
-                <w:lang w:val="lv-LV" w:eastAsia="en-SE"/>
-                <w14:ligatures w14:val="none"/>
-              </w:rPr>
-              <w:t xml:space="preserve"> </w:t>
-            </w:r>
-            <w:proofErr w:type="spellStart"/>
-            <w:r>
-              <w:rPr>
-                <w:rFonts w:ascii="Segoe UI" w:eastAsia="Times New Roman" w:hAnsi="Segoe UI" w:cs="Segoe UI"/>
-                <w:color w:val="1F2328"/>
-                <w:kern w:val="0"/>
-                <w:sz w:val="24"/>
-                <w:szCs w:val="24"/>
-                <w:lang w:val="lv-LV" w:eastAsia="en-SE"/>
-                <w14:ligatures w14:val="none"/>
-              </w:rPr>
-              <w:t>haves</w:t>
-            </w:r>
-            <w:proofErr w:type="spellEnd"/>
+              <w:t>A-&gt; Must haves</w:t>
+            </w:r>
           </w:p>
         </w:tc>
         <w:tc>
@@ -3126,48 +4183,8 @@
                 <w:lang w:val="lv-LV" w:eastAsia="en-SE"/>
                 <w14:ligatures w14:val="none"/>
               </w:rPr>
-              <w:t xml:space="preserve">A-&gt; </w:t>
-            </w:r>
-            <w:proofErr w:type="spellStart"/>
-            <w:r>
-              <w:rPr>
-                <w:rFonts w:ascii="Segoe UI" w:eastAsia="Times New Roman" w:hAnsi="Segoe UI" w:cs="Segoe UI"/>
-                <w:color w:val="1F2328"/>
-                <w:kern w:val="0"/>
-                <w:sz w:val="24"/>
-                <w:szCs w:val="24"/>
-                <w:lang w:val="lv-LV" w:eastAsia="en-SE"/>
-                <w14:ligatures w14:val="none"/>
-              </w:rPr>
-              <w:t>Must</w:t>
-            </w:r>
-            <w:proofErr w:type="spellEnd"/>
-            <w:r>
-              <w:rPr>
-                <w:rFonts w:ascii="Segoe UI" w:eastAsia="Times New Roman" w:hAnsi="Segoe UI" w:cs="Segoe UI"/>
-                <w:color w:val="1F2328"/>
-                <w:kern w:val="0"/>
-                <w:sz w:val="24"/>
-                <w:szCs w:val="24"/>
-                <w:lang w:val="lv-LV" w:eastAsia="en-SE"/>
-                <w14:ligatures w14:val="none"/>
-              </w:rPr>
-              <w:t xml:space="preserve"> </w:t>
-            </w:r>
-            <w:proofErr w:type="spellStart"/>
-            <w:r>
-              <w:rPr>
-                <w:rFonts w:ascii="Segoe UI" w:eastAsia="Times New Roman" w:hAnsi="Segoe UI" w:cs="Segoe UI"/>
-                <w:color w:val="1F2328"/>
-                <w:kern w:val="0"/>
-                <w:sz w:val="24"/>
-                <w:szCs w:val="24"/>
-                <w:lang w:val="lv-LV" w:eastAsia="en-SE"/>
-                <w14:ligatures w14:val="none"/>
-              </w:rPr>
-              <w:t>haves</w:t>
-            </w:r>
-            <w:proofErr w:type="spellEnd"/>
+              <w:t>A-&gt; Must haves</w:t>
+            </w:r>
           </w:p>
         </w:tc>
         <w:tc>
@@ -3321,48 +4338,8 @@
                 <w:lang w:val="lv-LV" w:eastAsia="en-SE"/>
                 <w14:ligatures w14:val="none"/>
               </w:rPr>
-              <w:t xml:space="preserve">B-&gt; </w:t>
-            </w:r>
-            <w:proofErr w:type="spellStart"/>
-            <w:r>
-              <w:rPr>
-                <w:rFonts w:ascii="Segoe UI" w:eastAsia="Times New Roman" w:hAnsi="Segoe UI" w:cs="Segoe UI"/>
-                <w:color w:val="1F2328"/>
-                <w:kern w:val="0"/>
-                <w:sz w:val="24"/>
-                <w:szCs w:val="24"/>
-                <w:lang w:val="lv-LV" w:eastAsia="en-SE"/>
-                <w14:ligatures w14:val="none"/>
-              </w:rPr>
-              <w:t>Should</w:t>
-            </w:r>
-            <w:proofErr w:type="spellEnd"/>
-            <w:r>
-              <w:rPr>
-                <w:rFonts w:ascii="Segoe UI" w:eastAsia="Times New Roman" w:hAnsi="Segoe UI" w:cs="Segoe UI"/>
-                <w:color w:val="1F2328"/>
-                <w:kern w:val="0"/>
-                <w:sz w:val="24"/>
-                <w:szCs w:val="24"/>
-                <w:lang w:val="lv-LV" w:eastAsia="en-SE"/>
-                <w14:ligatures w14:val="none"/>
-              </w:rPr>
-              <w:t xml:space="preserve"> </w:t>
-            </w:r>
-            <w:proofErr w:type="spellStart"/>
-            <w:r>
-              <w:rPr>
-                <w:rFonts w:ascii="Segoe UI" w:eastAsia="Times New Roman" w:hAnsi="Segoe UI" w:cs="Segoe UI"/>
-                <w:color w:val="1F2328"/>
-                <w:kern w:val="0"/>
-                <w:sz w:val="24"/>
-                <w:szCs w:val="24"/>
-                <w:lang w:val="lv-LV" w:eastAsia="en-SE"/>
-                <w14:ligatures w14:val="none"/>
-              </w:rPr>
-              <w:t>haves</w:t>
-            </w:r>
-            <w:proofErr w:type="spellEnd"/>
+              <w:t>B-&gt; Should haves</w:t>
+            </w:r>
           </w:p>
         </w:tc>
         <w:tc>
@@ -3476,33 +4453,7 @@
                 <w:lang w:val="lv-LV" w:eastAsia="en-SE"/>
                 <w14:ligatures w14:val="none"/>
               </w:rPr>
-              <w:t>Pasūtītājs vēlas trīs glabāšanas stratēģijas (</w:t>
-            </w:r>
-            <w:proofErr w:type="spellStart"/>
-            <w:r>
-              <w:rPr>
-                <w:rFonts w:ascii="Segoe UI" w:eastAsia="Times New Roman" w:hAnsi="Segoe UI" w:cs="Segoe UI"/>
-                <w:color w:val="1F2328"/>
-                <w:kern w:val="0"/>
-                <w:sz w:val="24"/>
-                <w:szCs w:val="24"/>
-                <w:lang w:val="lv-LV" w:eastAsia="en-SE"/>
-                <w14:ligatures w14:val="none"/>
-              </w:rPr>
-              <w:t>db</w:t>
-            </w:r>
-            <w:proofErr w:type="spellEnd"/>
-            <w:r>
-              <w:rPr>
-                <w:rFonts w:ascii="Segoe UI" w:eastAsia="Times New Roman" w:hAnsi="Segoe UI" w:cs="Segoe UI"/>
-                <w:color w:val="1F2328"/>
-                <w:kern w:val="0"/>
-                <w:sz w:val="24"/>
-                <w:szCs w:val="24"/>
-                <w:lang w:val="lv-LV" w:eastAsia="en-SE"/>
-                <w14:ligatures w14:val="none"/>
-              </w:rPr>
-              <w:t>/arhīvs/dzēš), jo ir jāņem vērā veiktspēja arī pie bieža datu apmaiņas intervāla</w:t>
+              <w:t>Pasūtītājs vēlas trīs glabāšanas stratēģijas (db/arhīvs/dzēš), jo ir jāņem vērā veiktspēja arī pie bieža datu apmaiņas intervāla</w:t>
             </w:r>
           </w:p>
         </w:tc>
@@ -3542,48 +4493,8 @@
                 <w:lang w:val="lv-LV" w:eastAsia="en-SE"/>
                 <w14:ligatures w14:val="none"/>
               </w:rPr>
-              <w:t xml:space="preserve">B-&gt; </w:t>
-            </w:r>
-            <w:proofErr w:type="spellStart"/>
-            <w:r>
-              <w:rPr>
-                <w:rFonts w:ascii="Segoe UI" w:eastAsia="Times New Roman" w:hAnsi="Segoe UI" w:cs="Segoe UI"/>
-                <w:color w:val="1F2328"/>
-                <w:kern w:val="0"/>
-                <w:sz w:val="24"/>
-                <w:szCs w:val="24"/>
-                <w:lang w:val="lv-LV" w:eastAsia="en-SE"/>
-                <w14:ligatures w14:val="none"/>
-              </w:rPr>
-              <w:t>Should</w:t>
-            </w:r>
-            <w:proofErr w:type="spellEnd"/>
-            <w:r>
-              <w:rPr>
-                <w:rFonts w:ascii="Segoe UI" w:eastAsia="Times New Roman" w:hAnsi="Segoe UI" w:cs="Segoe UI"/>
-                <w:color w:val="1F2328"/>
-                <w:kern w:val="0"/>
-                <w:sz w:val="24"/>
-                <w:szCs w:val="24"/>
-                <w:lang w:val="lv-LV" w:eastAsia="en-SE"/>
-                <w14:ligatures w14:val="none"/>
-              </w:rPr>
-              <w:t xml:space="preserve"> </w:t>
-            </w:r>
-            <w:proofErr w:type="spellStart"/>
-            <w:r>
-              <w:rPr>
-                <w:rFonts w:ascii="Segoe UI" w:eastAsia="Times New Roman" w:hAnsi="Segoe UI" w:cs="Segoe UI"/>
-                <w:color w:val="1F2328"/>
-                <w:kern w:val="0"/>
-                <w:sz w:val="24"/>
-                <w:szCs w:val="24"/>
-                <w:lang w:val="lv-LV" w:eastAsia="en-SE"/>
-                <w14:ligatures w14:val="none"/>
-              </w:rPr>
-              <w:t>haves</w:t>
-            </w:r>
-            <w:proofErr w:type="spellEnd"/>
+              <w:t>B-&gt; Should haves</w:t>
+            </w:r>
           </w:p>
         </w:tc>
         <w:tc>
@@ -3737,48 +4648,8 @@
                 <w:lang w:val="lv-LV" w:eastAsia="en-SE"/>
                 <w14:ligatures w14:val="none"/>
               </w:rPr>
-              <w:t xml:space="preserve">B-&gt; </w:t>
-            </w:r>
-            <w:proofErr w:type="spellStart"/>
-            <w:r>
-              <w:rPr>
-                <w:rFonts w:ascii="Segoe UI" w:eastAsia="Times New Roman" w:hAnsi="Segoe UI" w:cs="Segoe UI"/>
-                <w:color w:val="1F2328"/>
-                <w:kern w:val="0"/>
-                <w:sz w:val="24"/>
-                <w:szCs w:val="24"/>
-                <w:lang w:val="lv-LV" w:eastAsia="en-SE"/>
-                <w14:ligatures w14:val="none"/>
-              </w:rPr>
-              <w:t>Should</w:t>
-            </w:r>
-            <w:proofErr w:type="spellEnd"/>
-            <w:r>
-              <w:rPr>
-                <w:rFonts w:ascii="Segoe UI" w:eastAsia="Times New Roman" w:hAnsi="Segoe UI" w:cs="Segoe UI"/>
-                <w:color w:val="1F2328"/>
-                <w:kern w:val="0"/>
-                <w:sz w:val="24"/>
-                <w:szCs w:val="24"/>
-                <w:lang w:val="lv-LV" w:eastAsia="en-SE"/>
-                <w14:ligatures w14:val="none"/>
-              </w:rPr>
-              <w:t xml:space="preserve"> </w:t>
-            </w:r>
-            <w:proofErr w:type="spellStart"/>
-            <w:r>
-              <w:rPr>
-                <w:rFonts w:ascii="Segoe UI" w:eastAsia="Times New Roman" w:hAnsi="Segoe UI" w:cs="Segoe UI"/>
-                <w:color w:val="1F2328"/>
-                <w:kern w:val="0"/>
-                <w:sz w:val="24"/>
-                <w:szCs w:val="24"/>
-                <w:lang w:val="lv-LV" w:eastAsia="en-SE"/>
-                <w14:ligatures w14:val="none"/>
-              </w:rPr>
-              <w:t>haves</w:t>
-            </w:r>
-            <w:proofErr w:type="spellEnd"/>
+              <w:t>B-&gt; Should haves</w:t>
+            </w:r>
           </w:p>
         </w:tc>
         <w:tc>
@@ -3932,48 +4803,8 @@
                 <w:lang w:val="lv-LV" w:eastAsia="en-SE"/>
                 <w14:ligatures w14:val="none"/>
               </w:rPr>
-              <w:t xml:space="preserve">B-&gt; </w:t>
-            </w:r>
-            <w:proofErr w:type="spellStart"/>
-            <w:r>
-              <w:rPr>
-                <w:rFonts w:ascii="Segoe UI" w:eastAsia="Times New Roman" w:hAnsi="Segoe UI" w:cs="Segoe UI"/>
-                <w:color w:val="1F2328"/>
-                <w:kern w:val="0"/>
-                <w:sz w:val="24"/>
-                <w:szCs w:val="24"/>
-                <w:lang w:val="lv-LV" w:eastAsia="en-SE"/>
-                <w14:ligatures w14:val="none"/>
-              </w:rPr>
-              <w:t>Should</w:t>
-            </w:r>
-            <w:proofErr w:type="spellEnd"/>
-            <w:r>
-              <w:rPr>
-                <w:rFonts w:ascii="Segoe UI" w:eastAsia="Times New Roman" w:hAnsi="Segoe UI" w:cs="Segoe UI"/>
-                <w:color w:val="1F2328"/>
-                <w:kern w:val="0"/>
-                <w:sz w:val="24"/>
-                <w:szCs w:val="24"/>
-                <w:lang w:val="lv-LV" w:eastAsia="en-SE"/>
-                <w14:ligatures w14:val="none"/>
-              </w:rPr>
-              <w:t xml:space="preserve"> </w:t>
-            </w:r>
-            <w:proofErr w:type="spellStart"/>
-            <w:r>
-              <w:rPr>
-                <w:rFonts w:ascii="Segoe UI" w:eastAsia="Times New Roman" w:hAnsi="Segoe UI" w:cs="Segoe UI"/>
-                <w:color w:val="1F2328"/>
-                <w:kern w:val="0"/>
-                <w:sz w:val="24"/>
-                <w:szCs w:val="24"/>
-                <w:lang w:val="lv-LV" w:eastAsia="en-SE"/>
-                <w14:ligatures w14:val="none"/>
-              </w:rPr>
-              <w:t>haves</w:t>
-            </w:r>
-            <w:proofErr w:type="spellEnd"/>
+              <w:t>B-&gt; Should haves</w:t>
+            </w:r>
           </w:p>
         </w:tc>
         <w:tc>
@@ -4127,48 +4958,8 @@
                 <w:lang w:val="lv-LV" w:eastAsia="en-SE"/>
                 <w14:ligatures w14:val="none"/>
               </w:rPr>
-              <w:t xml:space="preserve">C-&gt; </w:t>
-            </w:r>
-            <w:proofErr w:type="spellStart"/>
-            <w:r>
-              <w:rPr>
-                <w:rFonts w:ascii="Segoe UI" w:eastAsia="Times New Roman" w:hAnsi="Segoe UI" w:cs="Segoe UI"/>
-                <w:color w:val="1F2328"/>
-                <w:kern w:val="0"/>
-                <w:sz w:val="24"/>
-                <w:szCs w:val="24"/>
-                <w:lang w:val="lv-LV" w:eastAsia="en-SE"/>
-                <w14:ligatures w14:val="none"/>
-              </w:rPr>
-              <w:t>Could</w:t>
-            </w:r>
-            <w:proofErr w:type="spellEnd"/>
-            <w:r>
-              <w:rPr>
-                <w:rFonts w:ascii="Segoe UI" w:eastAsia="Times New Roman" w:hAnsi="Segoe UI" w:cs="Segoe UI"/>
-                <w:color w:val="1F2328"/>
-                <w:kern w:val="0"/>
-                <w:sz w:val="24"/>
-                <w:szCs w:val="24"/>
-                <w:lang w:val="lv-LV" w:eastAsia="en-SE"/>
-                <w14:ligatures w14:val="none"/>
-              </w:rPr>
-              <w:t xml:space="preserve"> </w:t>
-            </w:r>
-            <w:proofErr w:type="spellStart"/>
-            <w:r>
-              <w:rPr>
-                <w:rFonts w:ascii="Segoe UI" w:eastAsia="Times New Roman" w:hAnsi="Segoe UI" w:cs="Segoe UI"/>
-                <w:color w:val="1F2328"/>
-                <w:kern w:val="0"/>
-                <w:sz w:val="24"/>
-                <w:szCs w:val="24"/>
-                <w:lang w:val="lv-LV" w:eastAsia="en-SE"/>
-                <w14:ligatures w14:val="none"/>
-              </w:rPr>
-              <w:t>haves</w:t>
-            </w:r>
-            <w:proofErr w:type="spellEnd"/>
+              <w:t>C-&gt; Could haves</w:t>
+            </w:r>
           </w:p>
         </w:tc>
         <w:tc>
@@ -4268,21 +5059,7 @@
         <w:rPr>
           <w:lang w:val="lv-LV"/>
         </w:rPr>
-        <w:t xml:space="preserve">Sistēmu var </w:t>
-      </w:r>
-      <w:proofErr w:type="spellStart"/>
-      <w:r>
-        <w:rPr>
-          <w:lang w:val="lv-LV"/>
-        </w:rPr>
-        <w:t>ieadalīt</w:t>
-      </w:r>
-      <w:proofErr w:type="spellEnd"/>
-      <w:r>
-        <w:rPr>
-          <w:lang w:val="lv-LV"/>
-        </w:rPr>
-        <w:t xml:space="preserve"> 4 daļās: </w:t>
+        <w:t xml:space="preserve">Sistēmu var ieadalīt 4 daļās: </w:t>
       </w:r>
     </w:p>
     <w:p>
@@ -4301,21 +5078,7 @@
         <w:rPr>
           <w:lang w:val="lv-LV"/>
         </w:rPr>
-        <w:t xml:space="preserve">mērījumu ievākšana (centrmezgli, </w:t>
-      </w:r>
-      <w:proofErr w:type="spellStart"/>
-      <w:r>
-        <w:rPr>
-          <w:lang w:val="lv-LV"/>
-        </w:rPr>
-        <w:t>mikrokontrolieri</w:t>
-      </w:r>
-      <w:proofErr w:type="spellEnd"/>
-      <w:r>
-        <w:rPr>
-          <w:lang w:val="lv-LV"/>
-        </w:rPr>
-        <w:t xml:space="preserve">),  </w:t>
+        <w:t xml:space="preserve">mērījumu ievākšana (centrmezgli, mikrokontrolieri),  </w:t>
       </w:r>
     </w:p>
     <w:p>
@@ -4334,21 +5097,7 @@
         <w:rPr>
           <w:lang w:val="lv-LV"/>
         </w:rPr>
-        <w:t xml:space="preserve">mērījumu arhivēšanas un dzēšanas </w:t>
-      </w:r>
-      <w:proofErr w:type="spellStart"/>
-      <w:r>
-        <w:rPr>
-          <w:lang w:val="lv-LV"/>
-        </w:rPr>
-        <w:t>chron</w:t>
-      </w:r>
-      <w:proofErr w:type="spellEnd"/>
-      <w:r>
-        <w:rPr>
-          <w:lang w:val="lv-LV"/>
-        </w:rPr>
-        <w:t xml:space="preserve"> uzdevums, </w:t>
+        <w:t xml:space="preserve">mērījumu arhivēšanas un dzēšanas chron uzdevums, </w:t>
       </w:r>
     </w:p>
     <w:p>
@@ -4367,21 +5116,7 @@
         <w:rPr>
           <w:lang w:val="lv-LV"/>
         </w:rPr>
-        <w:t>mērījumu ievākšanas saglabātāji (.</w:t>
-      </w:r>
-      <w:proofErr w:type="spellStart"/>
-      <w:r>
-        <w:rPr>
-          <w:lang w:val="lv-LV"/>
-        </w:rPr>
-        <w:t>py</w:t>
-      </w:r>
-      <w:proofErr w:type="spellEnd"/>
-      <w:r>
-        <w:rPr>
-          <w:lang w:val="lv-LV"/>
-        </w:rPr>
-        <w:t xml:space="preserve"> skripti uz 2 portiem), </w:t>
+        <w:t xml:space="preserve">mērījumu ievākšanas saglabātāji (.py skripti uz 2 portiem), </w:t>
       </w:r>
     </w:p>
     <w:p>
@@ -4402,61 +5137,11 @@
           <w:docGrid w:linePitch="360"/>
         </w:sectPr>
       </w:pPr>
-      <w:proofErr w:type="spellStart"/>
-      <w:r>
-        <w:rPr>
-          <w:lang w:val="lv-LV"/>
-        </w:rPr>
-        <w:t>web</w:t>
-      </w:r>
-      <w:proofErr w:type="spellEnd"/>
-      <w:r>
-        <w:rPr>
-          <w:lang w:val="lv-LV"/>
-        </w:rPr>
-        <w:t xml:space="preserve"> GUI lietotājam (</w:t>
-      </w:r>
-      <w:proofErr w:type="spellStart"/>
-      <w:r>
-        <w:rPr>
-          <w:lang w:val="lv-LV"/>
-        </w:rPr>
-        <w:t>Go</w:t>
-      </w:r>
-      <w:proofErr w:type="spellEnd"/>
-      <w:r>
-        <w:rPr>
-          <w:lang w:val="lv-LV"/>
-        </w:rPr>
-        <w:t xml:space="preserve"> valodā rakstītā </w:t>
-      </w:r>
-      <w:proofErr w:type="spellStart"/>
-      <w:r>
-        <w:rPr>
-          <w:lang w:val="lv-LV"/>
-        </w:rPr>
-        <w:t>Grafana</w:t>
-      </w:r>
-      <w:proofErr w:type="spellEnd"/>
-      <w:r>
-        <w:rPr>
-          <w:lang w:val="lv-LV"/>
-        </w:rPr>
-        <w:t xml:space="preserve"> un CRUD operāciju </w:t>
-      </w:r>
-      <w:proofErr w:type="spellStart"/>
-      <w:r>
-        <w:rPr>
-          <w:lang w:val="lv-LV"/>
-        </w:rPr>
-        <w:t>Django</w:t>
-      </w:r>
-      <w:proofErr w:type="spellEnd"/>
-      <w:r>
-        <w:rPr>
-          <w:lang w:val="lv-LV"/>
-        </w:rPr>
-        <w:t>).</w:t>
+      <w:r>
+        <w:rPr>
+          <w:lang w:val="lv-LV"/>
+        </w:rPr>
+        <w:t>web GUI lietotājam (Go valodā rakstītā Grafana un CRUD operāciju Django).</w:t>
       </w:r>
     </w:p>
     <w:p>
@@ -4495,7 +5180,7 @@
                     <pic:cNvPicPr/>
                   </pic:nvPicPr>
                   <pic:blipFill>
-                    <a:blip r:embed="rId10">
+                    <a:blip r:embed="rId19">
                       <a:extLst>
                         <a:ext uri="{28A0092B-C50C-407E-A947-70E740481C1C}">
                           <a14:useLocalDpi xmlns:a14="http://schemas.microsoft.com/office/drawing/2010/main" val="0"/>
@@ -4656,88 +5341,24 @@
           <w:lang w:val="lv-LV"/>
         </w:rPr>
       </w:pPr>
-      <w:proofErr w:type="spellStart"/>
-      <w:r>
-        <w:rPr>
-          <w:lang w:val="lv-LV"/>
-        </w:rPr>
-        <w:t>Arhivatora</w:t>
-      </w:r>
-      <w:proofErr w:type="spellEnd"/>
-      <w:r>
-        <w:rPr>
-          <w:lang w:val="lv-LV"/>
-        </w:rPr>
-        <w:t xml:space="preserve"> algoritms:</w:t>
-      </w:r>
-    </w:p>
-    <w:p>
-      <w:pPr>
-        <w:rPr>
-          <w:lang w:val="lv-LV"/>
-        </w:rPr>
-      </w:pPr>
-      <w:r>
-        <w:rPr>
-          <w:lang w:val="lv-LV"/>
-        </w:rPr>
-        <w:t xml:space="preserve">Dzēšana notiek ar panda </w:t>
-      </w:r>
-      <w:proofErr w:type="spellStart"/>
-      <w:r>
-        <w:rPr>
-          <w:lang w:val="lv-LV"/>
-        </w:rPr>
-        <w:t>dataframes</w:t>
-      </w:r>
-      <w:proofErr w:type="spellEnd"/>
-      <w:r>
-        <w:rPr>
-          <w:lang w:val="lv-LV"/>
-        </w:rPr>
-        <w:t xml:space="preserve"> palīdzību, jo arhivējot no </w:t>
-      </w:r>
-      <w:proofErr w:type="spellStart"/>
-      <w:r>
-        <w:rPr>
-          <w:lang w:val="lv-LV"/>
-        </w:rPr>
-        <w:t>sql</w:t>
-      </w:r>
-      <w:proofErr w:type="spellEnd"/>
-      <w:r>
-        <w:rPr>
-          <w:lang w:val="lv-LV"/>
-        </w:rPr>
-        <w:t xml:space="preserve"> tiek pārveidots </w:t>
-      </w:r>
-      <w:proofErr w:type="spellStart"/>
-      <w:r>
-        <w:rPr>
-          <w:lang w:val="lv-LV"/>
-        </w:rPr>
-        <w:t>csv</w:t>
-      </w:r>
-      <w:proofErr w:type="spellEnd"/>
-      <w:r>
-        <w:rPr>
-          <w:lang w:val="lv-LV"/>
-        </w:rPr>
-        <w:t xml:space="preserve"> un ar </w:t>
-      </w:r>
-      <w:proofErr w:type="spellStart"/>
-      <w:r>
-        <w:rPr>
-          <w:lang w:val="lv-LV"/>
-        </w:rPr>
-        <w:t>gzip</w:t>
-      </w:r>
-      <w:proofErr w:type="spellEnd"/>
-      <w:r>
-        <w:rPr>
-          <w:lang w:val="lv-LV"/>
-        </w:rPr>
-        <w:t xml:space="preserve"> saspiests.</w:t>
+      <w:r>
+        <w:rPr>
+          <w:lang w:val="lv-LV"/>
+        </w:rPr>
+        <w:t>Arhivatora algoritms:</w:t>
+      </w:r>
+    </w:p>
+    <w:p>
+      <w:pPr>
+        <w:rPr>
+          <w:lang w:val="lv-LV"/>
+        </w:rPr>
+      </w:pPr>
+      <w:r>
+        <w:rPr>
+          <w:lang w:val="lv-LV"/>
+        </w:rPr>
+        <w:t>Dzēšana notiek ar panda dataframes palīdzību, jo arhivējot no sql tiek pārveidots csv un ar gzip saspiests.</w:t>
       </w:r>
     </w:p>
     <w:p>
@@ -4768,7 +5389,7 @@
                     <pic:cNvPicPr/>
                   </pic:nvPicPr>
                   <pic:blipFill>
-                    <a:blip r:embed="rId11"/>
+                    <a:blip r:embed="rId20"/>
                     <a:stretch>
                       <a:fillRect/>
                     </a:stretch>
@@ -4806,35 +5427,7 @@
           <w:lang w:val="lv-LV"/>
         </w:rPr>
         <w:lastRenderedPageBreak/>
-        <w:t>Centrmezgla (</w:t>
-      </w:r>
-      <w:proofErr w:type="spellStart"/>
-      <w:r>
-        <w:rPr>
-          <w:lang w:val="lv-LV"/>
-        </w:rPr>
-        <w:t>mikrokontroliera</w:t>
-      </w:r>
-      <w:proofErr w:type="spellEnd"/>
-      <w:r>
-        <w:rPr>
-          <w:lang w:val="lv-LV"/>
-        </w:rPr>
-        <w:t xml:space="preserve">) algoritms (katra grupa ir atsevišķs </w:t>
-      </w:r>
-      <w:proofErr w:type="spellStart"/>
-      <w:r>
-        <w:rPr>
-          <w:lang w:val="lv-LV"/>
-        </w:rPr>
-        <w:t>async</w:t>
-      </w:r>
-      <w:proofErr w:type="spellEnd"/>
-      <w:r>
-        <w:rPr>
-          <w:lang w:val="lv-LV"/>
-        </w:rPr>
-        <w:t xml:space="preserve"> tasks):</w:t>
+        <w:t>Centrmezgla (mikrokontroliera) algoritms (katra grupa ir atsevišķs async tasks):</w:t>
       </w:r>
       <w:r>
         <w:t xml:space="preserve"> </w:t>
@@ -4883,7 +5476,7 @@
                     <pic:cNvPicPr/>
                   </pic:nvPicPr>
                   <pic:blipFill>
-                    <a:blip r:embed="rId12">
+                    <a:blip r:embed="rId21">
                       <a:extLst>
                         <a:ext uri="{28A0092B-C50C-407E-A947-70E740481C1C}">
                           <a14:useLocalDpi xmlns:a14="http://schemas.microsoft.com/office/drawing/2010/main" val="0"/>
@@ -5076,7 +5669,7 @@
                     <pic:cNvPicPr/>
                   </pic:nvPicPr>
                   <pic:blipFill>
-                    <a:blip r:embed="rId13"/>
+                    <a:blip r:embed="rId22"/>
                     <a:stretch>
                       <a:fillRect/>
                     </a:stretch>
@@ -5189,7 +5782,7 @@
                     <pic:cNvPicPr/>
                   </pic:nvPicPr>
                   <pic:blipFill>
-                    <a:blip r:embed="rId14">
+                    <a:blip r:embed="rId23">
                       <a:extLst>
                         <a:ext uri="{28A0092B-C50C-407E-A947-70E740481C1C}">
                           <a14:useLocalDpi xmlns:a14="http://schemas.microsoft.com/office/drawing/2010/main" val="0"/>
@@ -5236,7 +5829,7 @@
                     <pic:cNvPicPr/>
                   </pic:nvPicPr>
                   <pic:blipFill>
-                    <a:blip r:embed="rId15"/>
+                    <a:blip r:embed="rId24"/>
                     <a:stretch>
                       <a:fillRect/>
                     </a:stretch>
@@ -5322,7 +5915,7 @@
                     <pic:cNvPicPr/>
                   </pic:nvPicPr>
                   <pic:blipFill>
-                    <a:blip r:embed="rId16">
+                    <a:blip r:embed="rId25">
                       <a:extLst>
                         <a:ext uri="{28A0092B-C50C-407E-A947-70E740481C1C}">
                           <a14:useLocalDpi xmlns:a14="http://schemas.microsoft.com/office/drawing/2010/main" val="0"/>
@@ -5472,63 +6065,7 @@
         <w:rPr>
           <w:lang w:val="lv-LV"/>
         </w:rPr>
-        <w:t xml:space="preserve">Novērtējot ieguvām samērā augstu novērtējuma procentu. Tas liecina ka savus mērķus sasniedzām, pat neskatoties uz to, ka, piemēram, drošība ir novērtēta augstu, jo pievienot </w:t>
-      </w:r>
-      <w:proofErr w:type="spellStart"/>
-      <w:r>
-        <w:rPr>
-          <w:lang w:val="lv-LV"/>
-        </w:rPr>
-        <w:t>middleware</w:t>
-      </w:r>
-      <w:proofErr w:type="spellEnd"/>
-      <w:r>
-        <w:rPr>
-          <w:lang w:val="lv-LV"/>
-        </w:rPr>
-        <w:t xml:space="preserve">, kas tāpat kā </w:t>
-      </w:r>
-      <w:proofErr w:type="spellStart"/>
-      <w:r>
-        <w:rPr>
-          <w:lang w:val="lv-LV"/>
-        </w:rPr>
-        <w:t>šībrīža</w:t>
-      </w:r>
-      <w:proofErr w:type="spellEnd"/>
-      <w:r>
-        <w:rPr>
-          <w:lang w:val="lv-LV"/>
-        </w:rPr>
-        <w:t xml:space="preserve"> </w:t>
-      </w:r>
-      <w:proofErr w:type="spellStart"/>
-      <w:r>
-        <w:rPr>
-          <w:lang w:val="lv-LV"/>
-        </w:rPr>
-        <w:t>middleware</w:t>
-      </w:r>
-      <w:proofErr w:type="spellEnd"/>
-      <w:r>
-        <w:rPr>
-          <w:lang w:val="lv-LV"/>
-        </w:rPr>
-        <w:t xml:space="preserve"> pārraksta noklusējuma prasību uz jebkuru simbolu un garuma atļaušanu lietotājvārdā un parolē, veiktu drošības prasību nodrošināšanu, ir samērā triviāls, mazāk nekā 2 cilvēkdienās paveicams uzdevums (protams, ja drošības algoritms jau ir </w:t>
-      </w:r>
-      <w:proofErr w:type="spellStart"/>
-      <w:r>
-        <w:rPr>
-          <w:lang w:val="lv-LV"/>
-        </w:rPr>
-        <w:t>python</w:t>
-      </w:r>
-      <w:proofErr w:type="spellEnd"/>
-      <w:r>
-        <w:rPr>
-          <w:lang w:val="lv-LV"/>
-        </w:rPr>
-        <w:t xml:space="preserve"> valodā realizēts gatavs).</w:t>
+        <w:t>Novērtējot ieguvām samērā augstu novērtējuma procentu. Tas liecina ka savus mērķus sasniedzām, pat neskatoties uz to, ka, piemēram, drošība ir novērtēta augstu, jo pievienot middleware, kas tāpat kā šībrīža middleware pārraksta noklusējuma prasību uz jebkuru simbolu un garuma atļaušanu lietotājvārdā un parolē, veiktu drošības prasību nodrošināšanu, ir samērā triviāls, mazāk nekā 2 cilvēkdienās paveicams uzdevums (protams, ja drošības algoritms jau ir python valodā realizēts gatavs).</w:t>
       </w:r>
     </w:p>
     <w:p>
@@ -5864,14 +6401,12 @@
         </w:rPr>
         <w:t xml:space="preserve">, </w:t>
       </w:r>
-      <w:proofErr w:type="spellStart"/>
       <w:r>
         <w:rPr>
           <w:lang w:val="lv-LV"/>
         </w:rPr>
         <w:t>Kustināmības</w:t>
       </w:r>
-      <w:proofErr w:type="spellEnd"/>
       <w:r>
         <w:rPr>
           <w:lang w:val="lv-LV"/>
@@ -5945,7 +6480,7 @@
                     <pic:cNvPicPr/>
                   </pic:nvPicPr>
                   <pic:blipFill>
-                    <a:blip r:embed="rId17">
+                    <a:blip r:embed="rId26">
                       <a:extLst>
                         <a:ext uri="{28A0092B-C50C-407E-A947-70E740481C1C}">
                           <a14:useLocalDpi xmlns:a14="http://schemas.microsoft.com/office/drawing/2010/main" val="0"/>
@@ -5991,7 +6526,7 @@
                     <pic:cNvPicPr/>
                   </pic:nvPicPr>
                   <pic:blipFill>
-                    <a:blip r:embed="rId18"/>
+                    <a:blip r:embed="rId27"/>
                     <a:stretch>
                       <a:fillRect/>
                     </a:stretch>
@@ -6078,21 +6613,7 @@
         <w:rPr>
           <w:lang w:val="lv-LV"/>
         </w:rPr>
-        <w:t xml:space="preserve">Sistēma ir labi piemērota sensoru mērījumu apskatei un pārraudzībai, kamēr vien tiek ievadīti realitātei atbilstoši metadati. Sistēmā ir iekļauti vairāki būtībā atšķirīgi sensoru tipi, tātad tā ir tuvināta reālajai </w:t>
-      </w:r>
-      <w:proofErr w:type="spellStart"/>
-      <w:r>
-        <w:rPr>
-          <w:lang w:val="lv-LV"/>
-        </w:rPr>
-        <w:t>situācijāi</w:t>
-      </w:r>
-      <w:proofErr w:type="spellEnd"/>
-      <w:r>
-        <w:rPr>
-          <w:lang w:val="lv-LV"/>
-        </w:rPr>
-        <w:t xml:space="preserve"> (lauka apstākļiem).</w:t>
+        <w:t>Sistēma ir labi piemērota sensoru mērījumu apskatei un pārraudzībai, kamēr vien tiek ievadīti realitātei atbilstoši metadati. Sistēmā ir iekļauti vairāki būtībā atšķirīgi sensoru tipi, tātad tā ir tuvināta reālajai situācijāi (lauka apstākļiem).</w:t>
       </w:r>
     </w:p>
     <w:p>
@@ -6114,21 +6635,7 @@
         <w:rPr>
           <w:lang w:val="lv-LV"/>
         </w:rPr>
-        <w:t xml:space="preserve">Sistēmas precizitāte ir atbilstoša konkrēto </w:t>
-      </w:r>
-      <w:proofErr w:type="spellStart"/>
-      <w:r>
-        <w:rPr>
-          <w:lang w:val="lv-LV"/>
-        </w:rPr>
-        <w:t>mikrokontrolieru</w:t>
-      </w:r>
-      <w:proofErr w:type="spellEnd"/>
-      <w:r>
-        <w:rPr>
-          <w:lang w:val="lv-LV"/>
-        </w:rPr>
-        <w:t xml:space="preserve"> precizitātei. Digitāliem sensoriem, protams tas ir iekšējs rādītājs, taču analogajam sensora piemēram mēs izmantojam 12 bitu ADC, kas ļauj iegūt 4096 vērtības.</w:t>
+        <w:t>Sistēmas precizitāte ir atbilstoša konkrēto mikrokontrolieru precizitātei. Digitāliem sensoriem, protams tas ir iekšējs rādītājs, taču analogajam sensora piemēram mēs izmantojam 12 bitu ADC, kas ļauj iegūt 4096 vērtības.</w:t>
       </w:r>
     </w:p>
     <w:p>
@@ -6150,49 +6657,7 @@
         <w:rPr>
           <w:lang w:val="lv-LV"/>
         </w:rPr>
-        <w:t xml:space="preserve">Sistēma spēj sadarboties ar </w:t>
-      </w:r>
-      <w:proofErr w:type="spellStart"/>
-      <w:r>
-        <w:rPr>
-          <w:lang w:val="lv-LV"/>
-        </w:rPr>
-        <w:t>Raspberry</w:t>
-      </w:r>
-      <w:proofErr w:type="spellEnd"/>
-      <w:r>
-        <w:rPr>
-          <w:lang w:val="lv-LV"/>
-        </w:rPr>
-        <w:t xml:space="preserve"> </w:t>
-      </w:r>
-      <w:proofErr w:type="spellStart"/>
-      <w:r>
-        <w:rPr>
-          <w:lang w:val="lv-LV"/>
-        </w:rPr>
-        <w:t>pi</w:t>
-      </w:r>
-      <w:proofErr w:type="spellEnd"/>
-      <w:r>
-        <w:rPr>
-          <w:lang w:val="lv-LV"/>
-        </w:rPr>
-        <w:t xml:space="preserve">, ja to lieto kā centrmezglu vai pat kā </w:t>
-      </w:r>
-      <w:proofErr w:type="spellStart"/>
-      <w:r>
-        <w:rPr>
-          <w:lang w:val="lv-LV"/>
-        </w:rPr>
-        <w:t>wifi</w:t>
-      </w:r>
-      <w:proofErr w:type="spellEnd"/>
-      <w:r>
-        <w:rPr>
-          <w:lang w:val="lv-LV"/>
-        </w:rPr>
-        <w:t xml:space="preserve"> nodrošinātāju pārējie centrmezgliem.</w:t>
+        <w:t>Sistēma spēj sadarboties ar Raspberry pi, ja to lieto kā centrmezglu vai pat kā wifi nodrošinātāju pārējie centrmezgliem.</w:t>
       </w:r>
     </w:p>
     <w:p>
@@ -6299,21 +6764,7 @@
         <w:rPr>
           <w:lang w:val="lv-LV"/>
         </w:rPr>
-        <w:t xml:space="preserve">sasniedzām visas obligātās funkcijas, bet atmetām 3d </w:t>
-      </w:r>
-      <w:proofErr w:type="spellStart"/>
-      <w:r>
-        <w:rPr>
-          <w:lang w:val="lv-LV"/>
-        </w:rPr>
-        <w:t>vizualizāciju</w:t>
-      </w:r>
-      <w:proofErr w:type="spellEnd"/>
-      <w:r>
-        <w:rPr>
-          <w:lang w:val="lv-LV"/>
-        </w:rPr>
-        <w:t>.</w:t>
+        <w:t>sasniedzām visas obligātās funkcijas, bet atmetām 3d vizualizāciju.</w:t>
       </w:r>
     </w:p>
     <w:p>
@@ -6490,63 +6941,7 @@
         <w:rPr>
           <w:lang w:val="lv-LV"/>
         </w:rPr>
-        <w:t xml:space="preserve">Metadatu ievade ir attēlota ar pārbaudīto </w:t>
-      </w:r>
-      <w:proofErr w:type="spellStart"/>
-      <w:r>
-        <w:rPr>
-          <w:lang w:val="lv-LV"/>
-        </w:rPr>
-        <w:t>datatables</w:t>
-      </w:r>
-      <w:proofErr w:type="spellEnd"/>
-      <w:r>
-        <w:rPr>
-          <w:lang w:val="lv-LV"/>
-        </w:rPr>
-        <w:t xml:space="preserve"> </w:t>
-      </w:r>
-      <w:proofErr w:type="spellStart"/>
-      <w:r>
-        <w:rPr>
-          <w:lang w:val="lv-LV"/>
-        </w:rPr>
-        <w:t>saskarni</w:t>
-      </w:r>
-      <w:proofErr w:type="spellEnd"/>
-      <w:r>
-        <w:rPr>
-          <w:lang w:val="lv-LV"/>
-        </w:rPr>
-        <w:t xml:space="preserve">, tāpat lietotāja grafiki ar pārbaudīto </w:t>
-      </w:r>
-      <w:proofErr w:type="spellStart"/>
-      <w:r>
-        <w:rPr>
-          <w:lang w:val="lv-LV"/>
-        </w:rPr>
-        <w:t>Grafana</w:t>
-      </w:r>
-      <w:proofErr w:type="spellEnd"/>
-      <w:r>
-        <w:rPr>
-          <w:lang w:val="lv-LV"/>
-        </w:rPr>
-        <w:t xml:space="preserve"> </w:t>
-      </w:r>
-      <w:proofErr w:type="spellStart"/>
-      <w:r>
-        <w:rPr>
-          <w:lang w:val="lv-LV"/>
-        </w:rPr>
-        <w:t>saskarni</w:t>
-      </w:r>
-      <w:proofErr w:type="spellEnd"/>
-      <w:r>
-        <w:rPr>
-          <w:lang w:val="lv-LV"/>
-        </w:rPr>
-        <w:t>.</w:t>
+        <w:t>Metadatu ievade ir attēlota ar pārbaudīto datatables saskarni, tāpat lietotāja grafiki ar pārbaudīto Grafana saskarni.</w:t>
       </w:r>
     </w:p>
     <w:p>
@@ -6560,21 +6955,7 @@
         <w:rPr>
           <w:lang w:val="lv-LV"/>
         </w:rPr>
-        <w:t xml:space="preserve">Mūsuprāt grafiki ir daudz pievilcīgāki par sākotnējo </w:t>
-      </w:r>
-      <w:proofErr w:type="spellStart"/>
-      <w:r>
-        <w:rPr>
-          <w:lang w:val="lv-LV"/>
-        </w:rPr>
-        <w:t>matplotlib</w:t>
-      </w:r>
-      <w:proofErr w:type="spellEnd"/>
-      <w:r>
-        <w:rPr>
-          <w:lang w:val="lv-LV"/>
-        </w:rPr>
-        <w:t xml:space="preserve"> versiju.</w:t>
+        <w:t>Mūsuprāt grafiki ir daudz pievilcīgāki par sākotnējo matplotlib versiju.</w:t>
       </w:r>
     </w:p>
     <w:p>
@@ -6623,91 +7004,7 @@
         <w:rPr>
           <w:lang w:val="lv-LV"/>
         </w:rPr>
-        <w:t xml:space="preserve">Sistēma pēc </w:t>
-      </w:r>
-      <w:proofErr w:type="spellStart"/>
-      <w:r>
-        <w:rPr>
-          <w:lang w:val="lv-LV"/>
-        </w:rPr>
-        <w:t>ielādes</w:t>
-      </w:r>
-      <w:proofErr w:type="spellEnd"/>
-      <w:r>
-        <w:rPr>
-          <w:lang w:val="lv-LV"/>
-        </w:rPr>
-        <w:t xml:space="preserve"> ļauj </w:t>
-      </w:r>
-      <w:proofErr w:type="spellStart"/>
-      <w:r>
-        <w:rPr>
-          <w:lang w:val="lv-LV"/>
-        </w:rPr>
-        <w:t>responsīvi</w:t>
-      </w:r>
-      <w:proofErr w:type="spellEnd"/>
-      <w:r>
-        <w:rPr>
-          <w:lang w:val="lv-LV"/>
-        </w:rPr>
-        <w:t xml:space="preserve"> kārtot, šķirot metadatus. </w:t>
-      </w:r>
-      <w:proofErr w:type="spellStart"/>
-      <w:r>
-        <w:rPr>
-          <w:lang w:val="lv-LV"/>
-        </w:rPr>
-        <w:t>Ielādes</w:t>
-      </w:r>
-      <w:proofErr w:type="spellEnd"/>
-      <w:r>
-        <w:rPr>
-          <w:lang w:val="lv-LV"/>
-        </w:rPr>
-        <w:t xml:space="preserve"> laiku gan neizdevās uzlabot, jo pēc python3 atjaunināšanas </w:t>
-      </w:r>
-      <w:proofErr w:type="spellStart"/>
-      <w:r>
-        <w:rPr>
-          <w:lang w:val="lv-LV"/>
-        </w:rPr>
-        <w:t>kešošanai</w:t>
-      </w:r>
-      <w:proofErr w:type="spellEnd"/>
-      <w:r>
-        <w:rPr>
-          <w:lang w:val="lv-LV"/>
-        </w:rPr>
-        <w:t xml:space="preserve"> piedāvā tikai </w:t>
-      </w:r>
-      <w:proofErr w:type="spellStart"/>
-      <w:r>
-        <w:rPr>
-          <w:lang w:val="lv-LV"/>
-        </w:rPr>
-        <w:t>memcached</w:t>
-      </w:r>
-      <w:proofErr w:type="spellEnd"/>
-      <w:r>
-        <w:rPr>
-          <w:lang w:val="lv-LV"/>
-        </w:rPr>
-        <w:t xml:space="preserve"> vai </w:t>
-      </w:r>
-      <w:proofErr w:type="spellStart"/>
-      <w:r>
-        <w:rPr>
-          <w:lang w:val="lv-LV"/>
-        </w:rPr>
-        <w:t>redis</w:t>
-      </w:r>
-      <w:proofErr w:type="spellEnd"/>
-      <w:r>
-        <w:rPr>
-          <w:lang w:val="lv-LV"/>
-        </w:rPr>
-        <w:t>, proti ārējus risinājumus.</w:t>
+        <w:t>Sistēma pēc ielādes ļauj responsīvi kārtot, šķirot metadatus. Ielādes laiku gan neizdevās uzlabot, jo pēc python3 atjaunināšanas kešošanai piedāvā tikai memcached vai redis, proti ārējus risinājumus.</w:t>
       </w:r>
     </w:p>
     <w:p>
@@ -6725,19 +7022,11 @@
           <w:lang w:val="lv-LV"/>
         </w:rPr>
       </w:pPr>
-      <w:proofErr w:type="spellStart"/>
-      <w:r>
-        <w:rPr>
-          <w:lang w:val="lv-LV"/>
-        </w:rPr>
-        <w:t>Mikrokontrolieru</w:t>
-      </w:r>
-      <w:proofErr w:type="spellEnd"/>
-      <w:r>
-        <w:rPr>
-          <w:lang w:val="lv-LV"/>
-        </w:rPr>
-        <w:t xml:space="preserve"> atmiņa tiek lietota maksimālā līmenī, kā redzams OUT OF MEMORY video.</w:t>
+      <w:r>
+        <w:rPr>
+          <w:lang w:val="lv-LV"/>
+        </w:rPr>
+        <w:t>Mikrokontrolieru atmiņa tiek lietota maksimālā līmenī, kā redzams OUT OF MEMORY video.</w:t>
       </w:r>
     </w:p>
     <w:p>
@@ -6786,21 +7075,7 @@
         <w:rPr>
           <w:lang w:val="lv-LV"/>
         </w:rPr>
-        <w:t xml:space="preserve">Kods ir samērā viegli un mazāk kā stundas laikā saslēdzams ar jebkuru centrmezglu, kas spēj darbināt </w:t>
-      </w:r>
-      <w:proofErr w:type="spellStart"/>
-      <w:r>
-        <w:rPr>
-          <w:lang w:val="lv-LV"/>
-        </w:rPr>
-        <w:t>micropython</w:t>
-      </w:r>
-      <w:proofErr w:type="spellEnd"/>
-      <w:r>
-        <w:rPr>
-          <w:lang w:val="lv-LV"/>
-        </w:rPr>
-        <w:t>, jo mainās tikai porti un varbūt LED specifika.</w:t>
+        <w:t>Kods ir samērā viegli un mazāk kā stundas laikā saslēdzams ar jebkuru centrmezglu, kas spēj darbināt micropython, jo mainās tikai porti un varbūt LED specifika.</w:t>
       </w:r>
     </w:p>
     <w:p>
@@ -6825,33 +7100,11 @@
           <w:lang w:val="lv-LV"/>
         </w:rPr>
       </w:pPr>
-      <w:proofErr w:type="spellStart"/>
-      <w:r>
-        <w:rPr>
-          <w:lang w:val="lv-LV"/>
-        </w:rPr>
-        <w:t>Kustināmības</w:t>
-      </w:r>
-      <w:proofErr w:type="spellEnd"/>
-      <w:r>
-        <w:rPr>
-          <w:lang w:val="lv-LV"/>
-        </w:rPr>
-        <w:t xml:space="preserve"> (</w:t>
-      </w:r>
-      <w:proofErr w:type="spellStart"/>
-      <w:r>
-        <w:rPr>
-          <w:lang w:val="lv-LV"/>
-        </w:rPr>
-        <w:t>Portability</w:t>
-      </w:r>
-      <w:proofErr w:type="spellEnd"/>
-      <w:r>
-        <w:rPr>
-          <w:lang w:val="lv-LV"/>
-        </w:rPr>
-        <w:t>)</w:t>
+      <w:r>
+        <w:rPr>
+          <w:lang w:val="lv-LV"/>
+        </w:rPr>
+        <w:t>Kustināmības (Portability)</w:t>
       </w:r>
       <w:r>
         <w:rPr>
@@ -7423,6 +7676,95 @@
     </w:lvl>
   </w:abstractNum>
   <w:abstractNum w:abstractNumId="4" w15:restartNumberingAfterBreak="0">
+    <w:nsid w:val="1E072450"/>
+    <w:multiLevelType w:val="hybridMultilevel"/>
+    <w:tmpl w:val="128A92B2"/>
+    <w:lvl w:ilvl="0" w:tplc="2000000F">
+      <w:start w:val="1"/>
+      <w:numFmt w:val="decimal"/>
+      <w:lvlText w:val="%1."/>
+      <w:lvlJc w:val="left"/>
+      <w:pPr>
+        <w:ind w:left="720" w:hanging="360"/>
+      </w:pPr>
+      <w:rPr>
+        <w:rFonts w:hint="default"/>
+      </w:rPr>
+    </w:lvl>
+    <w:lvl w:ilvl="1" w:tplc="20000019">
+      <w:start w:val="1"/>
+      <w:numFmt w:val="lowerLetter"/>
+      <w:lvlText w:val="%2."/>
+      <w:lvlJc w:val="left"/>
+      <w:pPr>
+        <w:ind w:left="1440" w:hanging="360"/>
+      </w:pPr>
+    </w:lvl>
+    <w:lvl w:ilvl="2" w:tplc="2000001B" w:tentative="1">
+      <w:start w:val="1"/>
+      <w:numFmt w:val="lowerRoman"/>
+      <w:lvlText w:val="%3."/>
+      <w:lvlJc w:val="right"/>
+      <w:pPr>
+        <w:ind w:left="2160" w:hanging="180"/>
+      </w:pPr>
+    </w:lvl>
+    <w:lvl w:ilvl="3" w:tplc="2000000F" w:tentative="1">
+      <w:start w:val="1"/>
+      <w:numFmt w:val="decimal"/>
+      <w:lvlText w:val="%4."/>
+      <w:lvlJc w:val="left"/>
+      <w:pPr>
+        <w:ind w:left="2880" w:hanging="360"/>
+      </w:pPr>
+    </w:lvl>
+    <w:lvl w:ilvl="4" w:tplc="20000019" w:tentative="1">
+      <w:start w:val="1"/>
+      <w:numFmt w:val="lowerLetter"/>
+      <w:lvlText w:val="%5."/>
+      <w:lvlJc w:val="left"/>
+      <w:pPr>
+        <w:ind w:left="3600" w:hanging="360"/>
+      </w:pPr>
+    </w:lvl>
+    <w:lvl w:ilvl="5" w:tplc="2000001B" w:tentative="1">
+      <w:start w:val="1"/>
+      <w:numFmt w:val="lowerRoman"/>
+      <w:lvlText w:val="%6."/>
+      <w:lvlJc w:val="right"/>
+      <w:pPr>
+        <w:ind w:left="4320" w:hanging="180"/>
+      </w:pPr>
+    </w:lvl>
+    <w:lvl w:ilvl="6" w:tplc="2000000F" w:tentative="1">
+      <w:start w:val="1"/>
+      <w:numFmt w:val="decimal"/>
+      <w:lvlText w:val="%7."/>
+      <w:lvlJc w:val="left"/>
+      <w:pPr>
+        <w:ind w:left="5040" w:hanging="360"/>
+      </w:pPr>
+    </w:lvl>
+    <w:lvl w:ilvl="7" w:tplc="20000019" w:tentative="1">
+      <w:start w:val="1"/>
+      <w:numFmt w:val="lowerLetter"/>
+      <w:lvlText w:val="%8."/>
+      <w:lvlJc w:val="left"/>
+      <w:pPr>
+        <w:ind w:left="5760" w:hanging="360"/>
+      </w:pPr>
+    </w:lvl>
+    <w:lvl w:ilvl="8" w:tplc="2000001B" w:tentative="1">
+      <w:start w:val="1"/>
+      <w:numFmt w:val="lowerRoman"/>
+      <w:lvlText w:val="%9."/>
+      <w:lvlJc w:val="right"/>
+      <w:pPr>
+        <w:ind w:left="6480" w:hanging="180"/>
+      </w:pPr>
+    </w:lvl>
+  </w:abstractNum>
+  <w:abstractNum w:abstractNumId="5" w15:restartNumberingAfterBreak="0">
     <w:nsid w:val="403272AD"/>
     <w:multiLevelType w:val="multilevel"/>
     <w:tmpl w:val="10000025"/>
@@ -7517,7 +7859,7 @@
       </w:pPr>
     </w:lvl>
   </w:abstractNum>
-  <w:abstractNum w:abstractNumId="5" w15:restartNumberingAfterBreak="0">
+  <w:abstractNum w:abstractNumId="6" w15:restartNumberingAfterBreak="0">
     <w:nsid w:val="45DB28A6"/>
     <w:multiLevelType w:val="hybridMultilevel"/>
     <w:tmpl w:val="595EF68E"/>
@@ -7630,7 +7972,120 @@
       </w:rPr>
     </w:lvl>
   </w:abstractNum>
-  <w:abstractNum w:abstractNumId="6" w15:restartNumberingAfterBreak="0">
+  <w:abstractNum w:abstractNumId="7" w15:restartNumberingAfterBreak="0">
+    <w:nsid w:val="481E6C55"/>
+    <w:multiLevelType w:val="hybridMultilevel"/>
+    <w:tmpl w:val="7F348290"/>
+    <w:lvl w:ilvl="0" w:tplc="CA9A3090">
+      <w:start w:val="149"/>
+      <w:numFmt w:val="bullet"/>
+      <w:lvlText w:val=""/>
+      <w:lvlJc w:val="left"/>
+      <w:pPr>
+        <w:ind w:left="1080" w:hanging="360"/>
+      </w:pPr>
+      <w:rPr>
+        <w:rFonts w:ascii="Symbol" w:eastAsiaTheme="minorHAnsi" w:hAnsi="Symbol" w:cstheme="minorBidi" w:hint="default"/>
+      </w:rPr>
+    </w:lvl>
+    <w:lvl w:ilvl="1" w:tplc="20000003" w:tentative="1">
+      <w:start w:val="1"/>
+      <w:numFmt w:val="bullet"/>
+      <w:lvlText w:val="o"/>
+      <w:lvlJc w:val="left"/>
+      <w:pPr>
+        <w:ind w:left="1800" w:hanging="360"/>
+      </w:pPr>
+      <w:rPr>
+        <w:rFonts w:ascii="Courier New" w:hAnsi="Courier New" w:cs="Courier New" w:hint="default"/>
+      </w:rPr>
+    </w:lvl>
+    <w:lvl w:ilvl="2" w:tplc="20000005" w:tentative="1">
+      <w:start w:val="1"/>
+      <w:numFmt w:val="bullet"/>
+      <w:lvlText w:val=""/>
+      <w:lvlJc w:val="left"/>
+      <w:pPr>
+        <w:ind w:left="2520" w:hanging="360"/>
+      </w:pPr>
+      <w:rPr>
+        <w:rFonts w:ascii="Wingdings" w:hAnsi="Wingdings" w:hint="default"/>
+      </w:rPr>
+    </w:lvl>
+    <w:lvl w:ilvl="3" w:tplc="20000001" w:tentative="1">
+      <w:start w:val="1"/>
+      <w:numFmt w:val="bullet"/>
+      <w:lvlText w:val=""/>
+      <w:lvlJc w:val="left"/>
+      <w:pPr>
+        <w:ind w:left="3240" w:hanging="360"/>
+      </w:pPr>
+      <w:rPr>
+        <w:rFonts w:ascii="Symbol" w:hAnsi="Symbol" w:hint="default"/>
+      </w:rPr>
+    </w:lvl>
+    <w:lvl w:ilvl="4" w:tplc="20000003" w:tentative="1">
+      <w:start w:val="1"/>
+      <w:numFmt w:val="bullet"/>
+      <w:lvlText w:val="o"/>
+      <w:lvlJc w:val="left"/>
+      <w:pPr>
+        <w:ind w:left="3960" w:hanging="360"/>
+      </w:pPr>
+      <w:rPr>
+        <w:rFonts w:ascii="Courier New" w:hAnsi="Courier New" w:cs="Courier New" w:hint="default"/>
+      </w:rPr>
+    </w:lvl>
+    <w:lvl w:ilvl="5" w:tplc="20000005" w:tentative="1">
+      <w:start w:val="1"/>
+      <w:numFmt w:val="bullet"/>
+      <w:lvlText w:val=""/>
+      <w:lvlJc w:val="left"/>
+      <w:pPr>
+        <w:ind w:left="4680" w:hanging="360"/>
+      </w:pPr>
+      <w:rPr>
+        <w:rFonts w:ascii="Wingdings" w:hAnsi="Wingdings" w:hint="default"/>
+      </w:rPr>
+    </w:lvl>
+    <w:lvl w:ilvl="6" w:tplc="20000001" w:tentative="1">
+      <w:start w:val="1"/>
+      <w:numFmt w:val="bullet"/>
+      <w:lvlText w:val=""/>
+      <w:lvlJc w:val="left"/>
+      <w:pPr>
+        <w:ind w:left="5400" w:hanging="360"/>
+      </w:pPr>
+      <w:rPr>
+        <w:rFonts w:ascii="Symbol" w:hAnsi="Symbol" w:hint="default"/>
+      </w:rPr>
+    </w:lvl>
+    <w:lvl w:ilvl="7" w:tplc="20000003" w:tentative="1">
+      <w:start w:val="1"/>
+      <w:numFmt w:val="bullet"/>
+      <w:lvlText w:val="o"/>
+      <w:lvlJc w:val="left"/>
+      <w:pPr>
+        <w:ind w:left="6120" w:hanging="360"/>
+      </w:pPr>
+      <w:rPr>
+        <w:rFonts w:ascii="Courier New" w:hAnsi="Courier New" w:cs="Courier New" w:hint="default"/>
+      </w:rPr>
+    </w:lvl>
+    <w:lvl w:ilvl="8" w:tplc="20000005" w:tentative="1">
+      <w:start w:val="1"/>
+      <w:numFmt w:val="bullet"/>
+      <w:lvlText w:val=""/>
+      <w:lvlJc w:val="left"/>
+      <w:pPr>
+        <w:ind w:left="6840" w:hanging="360"/>
+      </w:pPr>
+      <w:rPr>
+        <w:rFonts w:ascii="Wingdings" w:hAnsi="Wingdings" w:hint="default"/>
+      </w:rPr>
+    </w:lvl>
+  </w:abstractNum>
+  <w:abstractNum w:abstractNumId="8" w15:restartNumberingAfterBreak="0">
     <w:nsid w:val="4ED456E9"/>
     <w:multiLevelType w:val="hybridMultilevel"/>
     <w:tmpl w:val="03263EC2"/>
@@ -7742,7 +8197,7 @@
       </w:rPr>
     </w:lvl>
   </w:abstractNum>
-  <w:abstractNum w:abstractNumId="7" w15:restartNumberingAfterBreak="0">
+  <w:abstractNum w:abstractNumId="9" w15:restartNumberingAfterBreak="0">
     <w:nsid w:val="53B6436A"/>
     <w:multiLevelType w:val="hybridMultilevel"/>
     <w:tmpl w:val="EA624A62"/>
@@ -7854,7 +8309,7 @@
       </w:rPr>
     </w:lvl>
   </w:abstractNum>
-  <w:abstractNum w:abstractNumId="8" w15:restartNumberingAfterBreak="0">
+  <w:abstractNum w:abstractNumId="10" w15:restartNumberingAfterBreak="0">
     <w:nsid w:val="5E4C6601"/>
     <w:multiLevelType w:val="hybridMultilevel"/>
     <w:tmpl w:val="091828BE"/>
@@ -7967,7 +8422,7 @@
       </w:rPr>
     </w:lvl>
   </w:abstractNum>
-  <w:abstractNum w:abstractNumId="9" w15:restartNumberingAfterBreak="0">
+  <w:abstractNum w:abstractNumId="11" w15:restartNumberingAfterBreak="0">
     <w:nsid w:val="6DC974FE"/>
     <w:multiLevelType w:val="hybridMultilevel"/>
     <w:tmpl w:val="38462AAE"/>
@@ -8079,7 +8534,7 @@
       </w:rPr>
     </w:lvl>
   </w:abstractNum>
-  <w:abstractNum w:abstractNumId="10" w15:restartNumberingAfterBreak="0">
+  <w:abstractNum w:abstractNumId="12" w15:restartNumberingAfterBreak="0">
     <w:nsid w:val="6E882E6E"/>
     <w:multiLevelType w:val="hybridMultilevel"/>
     <w:tmpl w:val="D3283B4E"/>
@@ -8192,7 +8647,7 @@
       </w:rPr>
     </w:lvl>
   </w:abstractNum>
-  <w:abstractNum w:abstractNumId="11" w15:restartNumberingAfterBreak="0">
+  <w:abstractNum w:abstractNumId="13" w15:restartNumberingAfterBreak="0">
     <w:nsid w:val="73EC7920"/>
     <w:multiLevelType w:val="hybridMultilevel"/>
     <w:tmpl w:val="B19AFECA"/>
@@ -8339,7 +8794,7 @@
     <w:abstractNumId w:val="2"/>
   </w:num>
   <w:num w:numId="3" w16cid:durableId="1728213935">
-    <w:abstractNumId w:val="8"/>
+    <w:abstractNumId w:val="10"/>
   </w:num>
   <w:num w:numId="4" w16cid:durableId="1824732951">
     <w:abstractNumId w:val="1"/>
@@ -8348,28 +8803,34 @@
     <w:abstractNumId w:val="0"/>
   </w:num>
   <w:num w:numId="6" w16cid:durableId="648748260">
-    <w:abstractNumId w:val="6"/>
+    <w:abstractNumId w:val="8"/>
   </w:num>
   <w:num w:numId="7" w16cid:durableId="10425477">
-    <w:abstractNumId w:val="7"/>
+    <w:abstractNumId w:val="9"/>
   </w:num>
   <w:num w:numId="8" w16cid:durableId="1605267704">
     <w:abstractNumId w:val="3"/>
   </w:num>
   <w:num w:numId="9" w16cid:durableId="1830823400">
-    <w:abstractNumId w:val="10"/>
+    <w:abstractNumId w:val="12"/>
   </w:num>
   <w:num w:numId="10" w16cid:durableId="864320081">
+    <w:abstractNumId w:val="13"/>
+  </w:num>
+  <w:num w:numId="11" w16cid:durableId="1277560213">
     <w:abstractNumId w:val="11"/>
   </w:num>
-  <w:num w:numId="11" w16cid:durableId="1277560213">
-    <w:abstractNumId w:val="9"/>
+  <w:num w:numId="12" w16cid:durableId="1500927366">
+    <w:abstractNumId w:val="5"/>
   </w:num>
-  <w:num w:numId="12" w16cid:durableId="1500927366">
+  <w:num w:numId="13" w16cid:durableId="1757093117">
+    <w:abstractNumId w:val="6"/>
+  </w:num>
+  <w:num w:numId="14" w16cid:durableId="366956439">
     <w:abstractNumId w:val="4"/>
   </w:num>
-  <w:num w:numId="13" w16cid:durableId="1757093117">
-    <w:abstractNumId w:val="5"/>
+  <w:num w:numId="15" w16cid:durableId="1734616085">
+    <w:abstractNumId w:val="7"/>
   </w:num>
 </w:numbering>
 </file>
@@ -9467,6 +9928,25 @@
     <w:uiPriority w:val="99"/>
     <w:rsid w:val="006E7CB1"/>
   </w:style>
+  <w:style w:type="table" w:styleId="TableGrid">
+    <w:name w:val="Table Grid"/>
+    <w:basedOn w:val="TableNormal"/>
+    <w:uiPriority w:val="39"/>
+    <w:rsid w:val="00732209"/>
+    <w:pPr>
+      <w:spacing w:after="0" w:line="240" w:lineRule="auto"/>
+    </w:pPr>
+    <w:tblPr>
+      <w:tblBorders>
+        <w:top w:val="single" w:sz="4" w:space="0" w:color="auto"/>
+        <w:left w:val="single" w:sz="4" w:space="0" w:color="auto"/>
+        <w:bottom w:val="single" w:sz="4" w:space="0" w:color="auto"/>
+        <w:right w:val="single" w:sz="4" w:space="0" w:color="auto"/>
+        <w:insideH w:val="single" w:sz="4" w:space="0" w:color="auto"/>
+        <w:insideV w:val="single" w:sz="4" w:space="0" w:color="auto"/>
+      </w:tblBorders>
+    </w:tblPr>
+  </w:style>
 </w:styles>
 </file>
 

--- a/projektesanas_parskats.docx
+++ b/projektesanas_parskats.docx
@@ -1709,13 +1709,7 @@
         <w:rPr>
           <w:lang w:val="lv-LV"/>
         </w:rPr>
-        <w:t>DP-353</w:t>
-      </w:r>
-      <w:r>
-        <w:rPr>
-          <w:lang w:val="lv-LV"/>
-        </w:rPr>
-        <w:t xml:space="preserve"> </w:t>
+        <w:t xml:space="preserve">DP-353 </w:t>
       </w:r>
       <w:r>
         <w:rPr>
@@ -6006,6 +6000,1116 @@
     </w:p>
     <w:p>
       <w:pPr>
+        <w:spacing w:line="259" w:lineRule="auto"/>
+        <w:rPr>
+          <w:lang w:val="lv-LV"/>
+        </w:rPr>
+      </w:pPr>
+    </w:p>
+    <w:p>
+      <w:pPr>
+        <w:spacing w:line="259" w:lineRule="auto"/>
+        <w:rPr>
+          <w:lang w:val="lv-LV"/>
+        </w:rPr>
+      </w:pPr>
+    </w:p>
+    <w:p>
+      <w:pPr>
+        <w:pStyle w:val="Heading2"/>
+        <w:rPr>
+          <w:lang w:val="lv-LV"/>
+        </w:rPr>
+      </w:pPr>
+      <w:r>
+        <w:rPr>
+          <w:lang w:val="lv-LV"/>
+        </w:rPr>
+        <w:t>Programmatūras apraksts</w:t>
+      </w:r>
+    </w:p>
+    <w:p>
+      <w:pPr>
+        <w:spacing w:line="259" w:lineRule="auto"/>
+        <w:rPr>
+          <w:lang w:val="lv-LV"/>
+        </w:rPr>
+      </w:pPr>
+      <w:r>
+        <w:rPr>
+          <w:lang w:val="lv-LV"/>
+        </w:rPr>
+        <w:t>Programmatūru var iedalīt četrās apakšsistēmās:</w:t>
+      </w:r>
+    </w:p>
+    <w:p>
+      <w:pPr>
+        <w:pStyle w:val="ListParagraph"/>
+        <w:numPr>
+          <w:ilvl w:val="0"/>
+          <w:numId w:val="13"/>
+        </w:numPr>
+        <w:spacing w:line="480" w:lineRule="auto"/>
+        <w:rPr>
+          <w:lang w:val="lv-LV"/>
+        </w:rPr>
+      </w:pPr>
+      <w:r>
+        <w:rPr>
+          <w:lang w:val="lv-LV"/>
+        </w:rPr>
+        <w:t xml:space="preserve">mērījumu ievākšana (centrmezgli, mikrokontrolieri),  </w:t>
+      </w:r>
+    </w:p>
+    <w:p>
+      <w:pPr>
+        <w:pStyle w:val="ListParagraph"/>
+        <w:numPr>
+          <w:ilvl w:val="0"/>
+          <w:numId w:val="13"/>
+        </w:numPr>
+        <w:spacing w:line="480" w:lineRule="auto"/>
+        <w:rPr>
+          <w:lang w:val="lv-LV"/>
+        </w:rPr>
+      </w:pPr>
+      <w:r>
+        <w:rPr>
+          <w:lang w:val="lv-LV"/>
+        </w:rPr>
+        <w:t xml:space="preserve">mērījumu arhivēšanas un dzēšanas chron uzdevums, </w:t>
+      </w:r>
+    </w:p>
+    <w:p>
+      <w:pPr>
+        <w:pStyle w:val="ListParagraph"/>
+        <w:numPr>
+          <w:ilvl w:val="0"/>
+          <w:numId w:val="13"/>
+        </w:numPr>
+        <w:spacing w:line="480" w:lineRule="auto"/>
+        <w:rPr>
+          <w:lang w:val="lv-LV"/>
+        </w:rPr>
+      </w:pPr>
+      <w:r>
+        <w:rPr>
+          <w:lang w:val="lv-LV"/>
+        </w:rPr>
+        <w:t xml:space="preserve">mērījumu ievākšanas saglabātāji (.py skripti uz 2 portiem), </w:t>
+      </w:r>
+    </w:p>
+    <w:p>
+      <w:pPr>
+        <w:pStyle w:val="ListParagraph"/>
+        <w:numPr>
+          <w:ilvl w:val="0"/>
+          <w:numId w:val="13"/>
+        </w:numPr>
+        <w:spacing w:line="480" w:lineRule="auto"/>
+        <w:rPr>
+          <w:lang w:val="lv-LV"/>
+        </w:rPr>
+      </w:pPr>
+      <w:r>
+        <w:rPr>
+          <w:lang w:val="lv-LV"/>
+        </w:rPr>
+        <w:t>web GUI lietotājam (Go valodā rakstītā Grafana un CRUD operāciju Django)</w:t>
+      </w:r>
+    </w:p>
+    <w:p>
+      <w:pPr>
+        <w:pStyle w:val="Heading3"/>
+        <w:rPr>
+          <w:lang w:val="lv-LV"/>
+        </w:rPr>
+      </w:pPr>
+      <w:r>
+        <w:rPr>
+          <w:lang w:val="lv-LV"/>
+        </w:rPr>
+        <w:t>web GUI lietotāja</w:t>
+      </w:r>
+    </w:p>
+    <w:p>
+      <w:pPr>
+        <w:pStyle w:val="Heading4"/>
+        <w:rPr>
+          <w:lang w:val="lv-LV"/>
+        </w:rPr>
+      </w:pPr>
+      <w:r>
+        <w:rPr>
+          <w:lang w:val="lv-LV"/>
+        </w:rPr>
+        <w:t>Grafana</w:t>
+      </w:r>
+    </w:p>
+    <w:p>
+      <w:pPr>
+        <w:spacing w:line="480" w:lineRule="auto"/>
+        <w:rPr>
+          <w:lang w:val="lv-LV"/>
+        </w:rPr>
+      </w:pPr>
+      <w:r>
+        <w:rPr>
+          <w:lang w:val="lv-LV"/>
+        </w:rPr>
+        <w:t xml:space="preserve">Web  GUI lietotājam ir  uz prezentācijas brīdi nohostēts un  piereģistrēts  kā vietne   </w:t>
+      </w:r>
+      <w:hyperlink r:id="rId26" w:history="1">
+        <w:r>
+          <w:rPr>
+            <w:rStyle w:val="Hyperlink"/>
+            <w:lang w:val="lv-LV"/>
+          </w:rPr>
+          <w:t>https://dj.jtag.me/</w:t>
+        </w:r>
+      </w:hyperlink>
+      <w:r>
+        <w:rPr>
+          <w:lang w:val="lv-LV"/>
+        </w:rPr>
+        <w:t xml:space="preserve">   .  Mēģinot atvērt bez  šifrēšanas, proti, ar  http priekšā web severis ir nokonfigurēts atbildēt ar 302 moved permanently</w:t>
+      </w:r>
+      <w:r>
+        <w:rPr>
+          <w:lang w:val="lv-LV"/>
+        </w:rPr>
+        <w:t xml:space="preserve"> un pāradresēt uz ar ssl 2048 bitu </w:t>
+      </w:r>
+      <w:r>
+        <w:rPr>
+          <w:lang w:val="lv-LV"/>
+        </w:rPr>
+        <w:t xml:space="preserve">RSA </w:t>
+      </w:r>
+      <w:r>
+        <w:rPr>
+          <w:lang w:val="lv-LV"/>
+        </w:rPr>
+        <w:t>sertifikātu šifrēto datu plūsmu.</w:t>
+      </w:r>
+      <w:r>
+        <w:rPr>
+          <w:lang w:val="lv-LV"/>
+        </w:rPr>
+        <w:t xml:space="preserve">         </w:t>
+      </w:r>
+      <w:r>
+        <w:rPr>
+          <w:noProof/>
+        </w:rPr>
+        <w:drawing>
+          <wp:inline distT="0" distB="0" distL="0" distR="0" wp14:anchorId="22D27F2A" wp14:editId="006529D4">
+            <wp:extent cx="5047619" cy="4295238"/>
+            <wp:effectExtent l="0" t="0" r="635" b="0"/>
+            <wp:docPr id="1810495224" name="Picture 1" descr="A screenshot of a computer&#10;&#10;Description automatically generated"/>
+            <wp:cNvGraphicFramePr>
+              <a:graphicFrameLocks xmlns:a="http://schemas.openxmlformats.org/drawingml/2006/main" noChangeAspect="1"/>
+            </wp:cNvGraphicFramePr>
+            <a:graphic xmlns:a="http://schemas.openxmlformats.org/drawingml/2006/main">
+              <a:graphicData uri="http://schemas.openxmlformats.org/drawingml/2006/picture">
+                <pic:pic xmlns:pic="http://schemas.openxmlformats.org/drawingml/2006/picture">
+                  <pic:nvPicPr>
+                    <pic:cNvPr id="1810495224" name="Picture 1" descr="A screenshot of a computer&#10;&#10;Description automatically generated"/>
+                    <pic:cNvPicPr/>
+                  </pic:nvPicPr>
+                  <pic:blipFill>
+                    <a:blip r:embed="rId27"/>
+                    <a:stretch>
+                      <a:fillRect/>
+                    </a:stretch>
+                  </pic:blipFill>
+                  <pic:spPr>
+                    <a:xfrm>
+                      <a:off x="0" y="0"/>
+                      <a:ext cx="5047619" cy="4295238"/>
+                    </a:xfrm>
+                    <a:prstGeom prst="rect">
+                      <a:avLst/>
+                    </a:prstGeom>
+                  </pic:spPr>
+                </pic:pic>
+              </a:graphicData>
+            </a:graphic>
+          </wp:inline>
+        </w:drawing>
+      </w:r>
+      <w:r>
+        <w:rPr>
+          <w:lang w:val="lv-LV"/>
+        </w:rPr>
+        <w:t xml:space="preserve">        </w:t>
+      </w:r>
+    </w:p>
+    <w:p>
+      <w:pPr>
+        <w:spacing w:line="480" w:lineRule="auto"/>
+        <w:rPr>
+          <w:lang w:val="lv-LV"/>
+        </w:rPr>
+      </w:pPr>
+      <w:r>
+        <w:rPr>
+          <w:lang w:val="lv-LV"/>
+        </w:rPr>
+        <w:t>Web interfeiss domāts publiskai pieejai, tomēr demonstrācijas nolūkos it visi pieminētie galapunkti ir ar triviālu autentificēšanos. Triviālu jo esam ieslēguši iespēju reģistrēties ar jebkādu (izņemot tukšu) lietotājvārdu un paroli, nekas cits netiek prasīts.</w:t>
+      </w:r>
+    </w:p>
+    <w:p>
+      <w:pPr>
+        <w:spacing w:before="240" w:line="259" w:lineRule="auto"/>
+        <w:rPr>
+          <w:lang w:val="lv-LV"/>
+        </w:rPr>
+      </w:pPr>
+      <w:r>
+        <w:rPr>
+          <w:lang w:val="lv-LV"/>
+        </w:rPr>
+        <w:lastRenderedPageBreak/>
+        <w:t>Šajā mājaslapas skatā katrs grafiks aizņem pilnu lietotāja ekrāna platumu un augstumu, un uz nākamo ekrānu iespējams pāriet vai nu ritinot, vai velkot ar vienu pirkstu skārienjūtīgās ierīces ekrānu.</w:t>
+      </w:r>
+      <w:r>
+        <w:rPr>
+          <w:lang w:val="lv-LV"/>
+        </w:rPr>
+        <w:t xml:space="preserve"> Ekrāni tiek redzami atdalīti ar horizontālo līniju (hr html valodas iezīme (tag)). Ekrānus nodrošina grafanas jaunākā versija, kura darbojas docker konteinerā un pieņem savienojumus tikai un vienīgi no localhost. Grafana ir sarakstīta go valodā, bet tās frontendu nodrošināja angular (1. grafikam) un react (p4 grafikam). Būtisku atšķirību ielādes laikos angular un react nepamanījām, lai gan testējām tikai uz samērā mūsdienīgām ierīcēm un sistēmām. Toties pamanījām ka ir plašas optimizācijas iespējas, piemēram, izņemt no typescript ārā lokalizācijas valodās, kas samazinātu gala javascript izmērus.</w:t>
+      </w:r>
+    </w:p>
+    <w:p>
+      <w:pPr>
+        <w:spacing w:line="259" w:lineRule="auto"/>
+        <w:rPr>
+          <w:lang w:val="lv-LV"/>
+        </w:rPr>
+      </w:pPr>
+      <w:r>
+        <w:rPr>
+          <w:noProof/>
+        </w:rPr>
+        <w:drawing>
+          <wp:inline distT="0" distB="0" distL="0" distR="0" wp14:anchorId="10A6AF67" wp14:editId="65A3CE18">
+            <wp:extent cx="5943600" cy="3141980"/>
+            <wp:effectExtent l="0" t="0" r="0" b="1270"/>
+            <wp:docPr id="1682658779" name="Picture 1" descr="A graph with different colored lines&#10;&#10;Description automatically generated"/>
+            <wp:cNvGraphicFramePr>
+              <a:graphicFrameLocks xmlns:a="http://schemas.openxmlformats.org/drawingml/2006/main" noChangeAspect="1"/>
+            </wp:cNvGraphicFramePr>
+            <a:graphic xmlns:a="http://schemas.openxmlformats.org/drawingml/2006/main">
+              <a:graphicData uri="http://schemas.openxmlformats.org/drawingml/2006/picture">
+                <pic:pic xmlns:pic="http://schemas.openxmlformats.org/drawingml/2006/picture">
+                  <pic:nvPicPr>
+                    <pic:cNvPr id="1682658779" name="Picture 1" descr="A graph with different colored lines&#10;&#10;Description automatically generated"/>
+                    <pic:cNvPicPr/>
+                  </pic:nvPicPr>
+                  <pic:blipFill>
+                    <a:blip r:embed="rId28"/>
+                    <a:stretch>
+                      <a:fillRect/>
+                    </a:stretch>
+                  </pic:blipFill>
+                  <pic:spPr>
+                    <a:xfrm>
+                      <a:off x="0" y="0"/>
+                      <a:ext cx="5943600" cy="3141980"/>
+                    </a:xfrm>
+                    <a:prstGeom prst="rect">
+                      <a:avLst/>
+                    </a:prstGeom>
+                  </pic:spPr>
+                </pic:pic>
+              </a:graphicData>
+            </a:graphic>
+          </wp:inline>
+        </w:drawing>
+      </w:r>
+      <w:r>
+        <w:rPr>
+          <w:lang w:val="lv-LV"/>
+        </w:rPr>
+        <w:t xml:space="preserve"> </w:t>
+      </w:r>
+    </w:p>
+    <w:p>
+      <w:pPr>
+        <w:spacing w:line="259" w:lineRule="auto"/>
+        <w:rPr>
+          <w:lang w:val="lv-LV"/>
+        </w:rPr>
+      </w:pPr>
+      <w:r>
+        <w:rPr>
+          <w:lang w:val="lv-LV"/>
+        </w:rPr>
+        <w:t xml:space="preserve">Grafika apskate ir samērā intuitīva, </w:t>
+      </w:r>
+      <w:r>
+        <w:rPr>
+          <w:lang w:val="lv-LV"/>
+        </w:rPr>
+        <w:t>nospiežot labā augšējā daļā ( A) ir iespējams izvēlēties laiku no (1) līdz (2) un apstiprināt izvēli (3). Nospiežot B iespējams izvēlēties atjaunināšanas laiku. Jāpiezīmē ka tas ir cik bieži grafiks apjautā datubāzi un nav bijis paredzēts kā sensora datu ievākšanas biežuma regulators.</w:t>
+      </w:r>
+      <w:r>
+        <w:rPr>
+          <w:noProof/>
+          <w:lang w:val="lv-LV"/>
+        </w:rPr>
+        <w:drawing>
+          <wp:inline distT="0" distB="0" distL="0" distR="0" wp14:anchorId="71E6A777" wp14:editId="20769D90">
+            <wp:extent cx="5943600" cy="3994150"/>
+            <wp:effectExtent l="0" t="0" r="0" b="6350"/>
+            <wp:docPr id="1565771461" name="Picture 1"/>
+            <wp:cNvGraphicFramePr>
+              <a:graphicFrameLocks xmlns:a="http://schemas.openxmlformats.org/drawingml/2006/main" noChangeAspect="1"/>
+            </wp:cNvGraphicFramePr>
+            <a:graphic xmlns:a="http://schemas.openxmlformats.org/drawingml/2006/main">
+              <a:graphicData uri="http://schemas.openxmlformats.org/drawingml/2006/picture">
+                <pic:pic xmlns:pic="http://schemas.openxmlformats.org/drawingml/2006/picture">
+                  <pic:nvPicPr>
+                    <pic:cNvPr id="0" name="Picture 1"/>
+                    <pic:cNvPicPr>
+                      <a:picLocks noChangeAspect="1" noChangeArrowheads="1"/>
+                    </pic:cNvPicPr>
+                  </pic:nvPicPr>
+                  <pic:blipFill>
+                    <a:blip r:embed="rId29">
+                      <a:extLst>
+                        <a:ext uri="{28A0092B-C50C-407E-A947-70E740481C1C}">
+                          <a14:useLocalDpi xmlns:a14="http://schemas.microsoft.com/office/drawing/2010/main" val="0"/>
+                        </a:ext>
+                      </a:extLst>
+                    </a:blip>
+                    <a:srcRect/>
+                    <a:stretch>
+                      <a:fillRect/>
+                    </a:stretch>
+                  </pic:blipFill>
+                  <pic:spPr bwMode="auto">
+                    <a:xfrm>
+                      <a:off x="0" y="0"/>
+                      <a:ext cx="5943600" cy="3994150"/>
+                    </a:xfrm>
+                    <a:prstGeom prst="rect">
+                      <a:avLst/>
+                    </a:prstGeom>
+                    <a:noFill/>
+                    <a:ln>
+                      <a:noFill/>
+                    </a:ln>
+                  </pic:spPr>
+                </pic:pic>
+              </a:graphicData>
+            </a:graphic>
+          </wp:inline>
+        </w:drawing>
+      </w:r>
+      <w:r>
+        <w:rPr>
+          <w:lang w:val="lv-LV"/>
+        </w:rPr>
+        <w:br w:type="page"/>
+      </w:r>
+    </w:p>
+    <w:p>
+      <w:pPr>
+        <w:pStyle w:val="Heading4"/>
+        <w:rPr>
+          <w:lang w:val="lv-LV"/>
+        </w:rPr>
+      </w:pPr>
+      <w:r>
+        <w:rPr>
+          <w:lang w:val="lv-LV"/>
+        </w:rPr>
+        <w:lastRenderedPageBreak/>
+        <w:t>CRUD operāciju Django</w:t>
+      </w:r>
+    </w:p>
+    <w:p>
+      <w:pPr>
+        <w:spacing w:line="480" w:lineRule="auto"/>
+        <w:rPr>
+          <w:lang w:val="lv-LV"/>
+        </w:rPr>
+      </w:pPr>
+    </w:p>
+    <w:p>
+      <w:pPr>
+        <w:spacing w:line="480" w:lineRule="auto"/>
+        <w:rPr>
+          <w:lang w:val="lv-LV"/>
+        </w:rPr>
+      </w:pPr>
+      <w:r>
+        <w:rPr>
+          <w:lang w:val="lv-LV"/>
+        </w:rPr>
+        <w:t>Savukārt metadatu  pārvaldības daļa (sensoru meklēšana, pievienošana, rediģēšana) ir izvietota  3 vietās , jo pirms prezentēšanas konstatējām ka  saraksta iegūšana ļoti bremzē. Pārlikām saraksta kārtošanu un meklēšanu no backend – django – uz frontend – DataTables, taču pirmējā  ielāde tāpat bija lēna. Nebija laika pētīt vai tas ir rekursīvo atslēgu hub objektam dēļ, many to many attiecībai starp sensoriem un mērapjomiem dēļ vai kā cita. Tāpēc sadalījām metadatus 3 punktos:</w:t>
+      </w:r>
+    </w:p>
+    <w:p>
+      <w:pPr>
+        <w:pStyle w:val="ListParagraph"/>
+        <w:numPr>
+          <w:ilvl w:val="0"/>
+          <w:numId w:val="16"/>
+        </w:numPr>
+        <w:spacing w:line="480" w:lineRule="auto"/>
+        <w:rPr>
+          <w:lang w:val="lv-LV"/>
+        </w:rPr>
+      </w:pPr>
+      <w:r>
+        <w:rPr>
+          <w:lang w:val="lv-LV"/>
+        </w:rPr>
+        <w:t>Sensoru metadati (</w:t>
+      </w:r>
+      <w:hyperlink r:id="rId30" w:history="1">
+        <w:r>
+          <w:rPr>
+            <w:rStyle w:val="Hyperlink"/>
+            <w:lang w:val="lv-LV"/>
+          </w:rPr>
+          <w:t>https://dj.jtag.me/ciud/</w:t>
+        </w:r>
+      </w:hyperlink>
+      <w:r>
+        <w:rPr>
+          <w:lang w:val="lv-LV"/>
+        </w:rPr>
+        <w:t xml:space="preserve"> )</w:t>
+      </w:r>
+    </w:p>
+    <w:p>
+      <w:pPr>
+        <w:pStyle w:val="ListParagraph"/>
+        <w:numPr>
+          <w:ilvl w:val="0"/>
+          <w:numId w:val="16"/>
+        </w:numPr>
+        <w:spacing w:line="480" w:lineRule="auto"/>
+        <w:rPr>
+          <w:lang w:val="lv-LV"/>
+        </w:rPr>
+      </w:pPr>
+      <w:r>
+        <w:rPr>
+          <w:lang w:val="lv-LV"/>
+        </w:rPr>
+        <w:t>Centrmezglu metadati (</w:t>
+      </w:r>
+      <w:hyperlink r:id="rId31" w:history="1">
+        <w:r>
+          <w:rPr>
+            <w:rStyle w:val="Hyperlink"/>
+            <w:lang w:val="lv-LV"/>
+          </w:rPr>
+          <w:t>https://dj.jtag.me/c</w:t>
+        </w:r>
+        <w:r>
+          <w:rPr>
+            <w:rStyle w:val="Hyperlink"/>
+            <w:lang w:val="lv-LV"/>
+          </w:rPr>
+          <w:t>r</w:t>
+        </w:r>
+        <w:r>
+          <w:rPr>
+            <w:rStyle w:val="Hyperlink"/>
+            <w:lang w:val="lv-LV"/>
+          </w:rPr>
+          <w:t>ud/</w:t>
+        </w:r>
+      </w:hyperlink>
+      <w:r>
+        <w:rPr>
+          <w:lang w:val="lv-LV"/>
+        </w:rPr>
+        <w:t xml:space="preserve"> )</w:t>
+      </w:r>
+    </w:p>
+    <w:p>
+      <w:pPr>
+        <w:pStyle w:val="ListParagraph"/>
+        <w:numPr>
+          <w:ilvl w:val="0"/>
+          <w:numId w:val="16"/>
+        </w:numPr>
+        <w:spacing w:line="480" w:lineRule="auto"/>
+        <w:rPr>
+          <w:lang w:val="lv-LV"/>
+        </w:rPr>
+      </w:pPr>
+      <w:r>
+        <w:rPr>
+          <w:lang w:val="lv-LV"/>
+        </w:rPr>
+        <w:t>Mērapjomu metadati (</w:t>
+      </w:r>
+      <w:hyperlink r:id="rId32" w:history="1">
+        <w:r>
+          <w:rPr>
+            <w:rStyle w:val="Hyperlink"/>
+            <w:lang w:val="lv-LV"/>
+          </w:rPr>
+          <w:t>https://dj.jtag.me/clud/</w:t>
+        </w:r>
+      </w:hyperlink>
+      <w:r>
+        <w:rPr>
+          <w:lang w:val="lv-LV"/>
+        </w:rPr>
+        <w:t xml:space="preserve"> )</w:t>
+      </w:r>
+    </w:p>
+    <w:p>
+      <w:pPr>
+        <w:spacing w:line="480" w:lineRule="auto"/>
+        <w:rPr>
+          <w:lang w:val="lv-LV"/>
+        </w:rPr>
+      </w:pPr>
+    </w:p>
+    <w:p>
+      <w:pPr>
+        <w:spacing w:line="480" w:lineRule="auto"/>
+        <w:rPr>
+          <w:lang w:val="lv-LV"/>
+        </w:rPr>
+      </w:pPr>
+      <w:r>
+        <w:rPr>
+          <w:lang w:val="lv-LV"/>
+        </w:rPr>
+        <w:t>Visiem trim modeļiem tiek izmantotas tikpat kā identiskas veidnes, tāpēc šeit ielikšu skatu piemērus no diviem skatiem, proti saraksta un labošanas (jo jaunizveides skats būtībā ir tas pats atjaunošanas, taču ir uzraksts add new un neaizpildīti lauki; savukārt dzēšanai nav atsevišķa  skata, ir komandpoga sarakstā)</w:t>
+      </w:r>
+    </w:p>
+    <w:p>
+      <w:pPr>
+        <w:spacing w:line="480" w:lineRule="auto"/>
+        <w:rPr>
+          <w:lang w:val="lv-LV"/>
+        </w:rPr>
+      </w:pPr>
+      <w:r>
+        <w:rPr>
+          <w:lang w:val="lv-LV"/>
+        </w:rPr>
+        <w:t>Atjaunināšanas / pievienošanas skats</w:t>
+      </w:r>
+    </w:p>
+    <w:p>
+      <w:pPr>
+        <w:spacing w:line="480" w:lineRule="auto"/>
+        <w:rPr>
+          <w:lang w:val="lv-LV"/>
+        </w:rPr>
+      </w:pPr>
+      <w:r>
+        <w:rPr>
+          <w:noProof/>
+        </w:rPr>
+        <w:drawing>
+          <wp:inline distT="0" distB="0" distL="0" distR="0" wp14:anchorId="7F0282D5" wp14:editId="12957067">
+            <wp:extent cx="5943600" cy="3382645"/>
+            <wp:effectExtent l="0" t="0" r="0" b="8255"/>
+            <wp:docPr id="31427076" name="Picture 1" descr="A screenshot of a computer&#10;&#10;Description automatically generated"/>
+            <wp:cNvGraphicFramePr>
+              <a:graphicFrameLocks xmlns:a="http://schemas.openxmlformats.org/drawingml/2006/main" noChangeAspect="1"/>
+            </wp:cNvGraphicFramePr>
+            <a:graphic xmlns:a="http://schemas.openxmlformats.org/drawingml/2006/main">
+              <a:graphicData uri="http://schemas.openxmlformats.org/drawingml/2006/picture">
+                <pic:pic xmlns:pic="http://schemas.openxmlformats.org/drawingml/2006/picture">
+                  <pic:nvPicPr>
+                    <pic:cNvPr id="31427076" name="Picture 1" descr="A screenshot of a computer&#10;&#10;Description automatically generated"/>
+                    <pic:cNvPicPr/>
+                  </pic:nvPicPr>
+                  <pic:blipFill>
+                    <a:blip r:embed="rId33"/>
+                    <a:stretch>
+                      <a:fillRect/>
+                    </a:stretch>
+                  </pic:blipFill>
+                  <pic:spPr>
+                    <a:xfrm>
+                      <a:off x="0" y="0"/>
+                      <a:ext cx="5943600" cy="3382645"/>
+                    </a:xfrm>
+                    <a:prstGeom prst="rect">
+                      <a:avLst/>
+                    </a:prstGeom>
+                  </pic:spPr>
+                </pic:pic>
+              </a:graphicData>
+            </a:graphic>
+          </wp:inline>
+        </w:drawing>
+      </w:r>
+    </w:p>
+    <w:p>
+      <w:pPr>
+        <w:spacing w:line="480" w:lineRule="auto"/>
+        <w:rPr>
+          <w:lang w:val="lv-LV"/>
+        </w:rPr>
+      </w:pPr>
+    </w:p>
+    <w:p>
+      <w:pPr>
+        <w:spacing w:line="259" w:lineRule="auto"/>
+        <w:rPr>
+          <w:lang w:val="lv-LV"/>
+        </w:rPr>
+      </w:pPr>
+      <w:r>
+        <w:rPr>
+          <w:lang w:val="lv-LV"/>
+        </w:rPr>
+        <w:br w:type="page"/>
+      </w:r>
+      <w:r>
+        <w:rPr>
+          <w:lang w:val="lv-LV"/>
+        </w:rPr>
+        <w:lastRenderedPageBreak/>
+        <w:t>Saraksta skats:</w:t>
+      </w:r>
+    </w:p>
+    <w:p>
+      <w:pPr>
+        <w:spacing w:line="259" w:lineRule="auto"/>
+        <w:rPr>
+          <w:lang w:val="lv-LV"/>
+        </w:rPr>
+      </w:pPr>
+      <w:r>
+        <w:rPr>
+          <w:noProof/>
+        </w:rPr>
+        <w:drawing>
+          <wp:anchor distT="0" distB="0" distL="114300" distR="114300" simplePos="0" relativeHeight="251664384" behindDoc="0" locked="0" layoutInCell="1" allowOverlap="1" wp14:anchorId="70556DF6" wp14:editId="7F72888B">
+            <wp:simplePos x="0" y="0"/>
+            <wp:positionH relativeFrom="column">
+              <wp:posOffset>-810883</wp:posOffset>
+            </wp:positionH>
+            <wp:positionV relativeFrom="paragraph">
+              <wp:posOffset>288313</wp:posOffset>
+            </wp:positionV>
+            <wp:extent cx="7593407" cy="3105509"/>
+            <wp:effectExtent l="0" t="0" r="7620" b="0"/>
+            <wp:wrapNone/>
+            <wp:docPr id="1481402630" name="Picture 1"/>
+            <wp:cNvGraphicFramePr>
+              <a:graphicFrameLocks xmlns:a="http://schemas.openxmlformats.org/drawingml/2006/main" noChangeAspect="1"/>
+            </wp:cNvGraphicFramePr>
+            <a:graphic xmlns:a="http://schemas.openxmlformats.org/drawingml/2006/main">
+              <a:graphicData uri="http://schemas.openxmlformats.org/drawingml/2006/picture">
+                <pic:pic xmlns:pic="http://schemas.openxmlformats.org/drawingml/2006/picture">
+                  <pic:nvPicPr>
+                    <pic:cNvPr id="1481402630" name=""/>
+                    <pic:cNvPicPr/>
+                  </pic:nvPicPr>
+                  <pic:blipFill>
+                    <a:blip r:embed="rId34">
+                      <a:extLst>
+                        <a:ext uri="{28A0092B-C50C-407E-A947-70E740481C1C}">
+                          <a14:useLocalDpi xmlns:a14="http://schemas.microsoft.com/office/drawing/2010/main" val="0"/>
+                        </a:ext>
+                      </a:extLst>
+                    </a:blip>
+                    <a:stretch>
+                      <a:fillRect/>
+                    </a:stretch>
+                  </pic:blipFill>
+                  <pic:spPr>
+                    <a:xfrm>
+                      <a:off x="0" y="0"/>
+                      <a:ext cx="7621954" cy="3117184"/>
+                    </a:xfrm>
+                    <a:prstGeom prst="rect">
+                      <a:avLst/>
+                    </a:prstGeom>
+                  </pic:spPr>
+                </pic:pic>
+              </a:graphicData>
+            </a:graphic>
+            <wp14:sizeRelH relativeFrom="margin">
+              <wp14:pctWidth>0</wp14:pctWidth>
+            </wp14:sizeRelH>
+            <wp14:sizeRelV relativeFrom="margin">
+              <wp14:pctHeight>0</wp14:pctHeight>
+            </wp14:sizeRelV>
+          </wp:anchor>
+        </w:drawing>
+      </w:r>
+    </w:p>
+    <w:p>
+      <w:pPr>
+        <w:spacing w:line="259" w:lineRule="auto"/>
+        <w:rPr>
+          <w:lang w:val="lv-LV"/>
+        </w:rPr>
+      </w:pPr>
+    </w:p>
+    <w:p>
+      <w:pPr>
+        <w:spacing w:line="259" w:lineRule="auto"/>
+        <w:rPr>
+          <w:lang w:val="lv-LV"/>
+        </w:rPr>
+      </w:pPr>
+    </w:p>
+    <w:p>
+      <w:pPr>
+        <w:spacing w:line="259" w:lineRule="auto"/>
+        <w:rPr>
+          <w:lang w:val="lv-LV"/>
+        </w:rPr>
+      </w:pPr>
+    </w:p>
+    <w:p>
+      <w:pPr>
+        <w:spacing w:line="259" w:lineRule="auto"/>
+        <w:rPr>
+          <w:lang w:val="lv-LV"/>
+        </w:rPr>
+      </w:pPr>
+    </w:p>
+    <w:p>
+      <w:pPr>
+        <w:spacing w:line="259" w:lineRule="auto"/>
+        <w:rPr>
+          <w:lang w:val="lv-LV"/>
+        </w:rPr>
+      </w:pPr>
+    </w:p>
+    <w:p>
+      <w:pPr>
+        <w:spacing w:line="259" w:lineRule="auto"/>
+        <w:rPr>
+          <w:lang w:val="lv-LV"/>
+        </w:rPr>
+      </w:pPr>
+    </w:p>
+    <w:p>
+      <w:pPr>
+        <w:spacing w:line="259" w:lineRule="auto"/>
+        <w:rPr>
+          <w:lang w:val="lv-LV"/>
+        </w:rPr>
+      </w:pPr>
+    </w:p>
+    <w:p>
+      <w:pPr>
+        <w:spacing w:line="259" w:lineRule="auto"/>
+        <w:rPr>
+          <w:lang w:val="lv-LV"/>
+        </w:rPr>
+      </w:pPr>
+    </w:p>
+    <w:p>
+      <w:pPr>
+        <w:spacing w:line="259" w:lineRule="auto"/>
+        <w:rPr>
+          <w:lang w:val="lv-LV"/>
+        </w:rPr>
+      </w:pPr>
+    </w:p>
+    <w:p>
+      <w:pPr>
+        <w:spacing w:line="259" w:lineRule="auto"/>
+        <w:rPr>
+          <w:lang w:val="lv-LV"/>
+        </w:rPr>
+      </w:pPr>
+    </w:p>
+    <w:p>
+      <w:pPr>
+        <w:spacing w:line="259" w:lineRule="auto"/>
+        <w:rPr>
+          <w:lang w:val="lv-LV"/>
+        </w:rPr>
+      </w:pPr>
+    </w:p>
+    <w:p>
+      <w:pPr>
+        <w:spacing w:line="259" w:lineRule="auto"/>
+        <w:rPr>
+          <w:lang w:val="lv-LV"/>
+        </w:rPr>
+      </w:pPr>
+    </w:p>
+    <w:p>
+      <w:pPr>
+        <w:spacing w:line="259" w:lineRule="auto"/>
+        <w:rPr>
+          <w:lang w:val="lv-LV"/>
+        </w:rPr>
+      </w:pPr>
+    </w:p>
+    <w:p>
+      <w:pPr>
+        <w:pStyle w:val="Heading3"/>
+        <w:rPr>
+          <w:lang w:val="lv-LV"/>
+        </w:rPr>
+      </w:pPr>
+      <w:r>
+        <w:rPr>
+          <w:lang w:val="lv-LV"/>
+        </w:rPr>
+        <w:t>mērījumu ievākšana</w:t>
+      </w:r>
+    </w:p>
+    <w:p>
+      <w:pPr>
+        <w:rPr>
+          <w:lang w:val="lv-LV"/>
+        </w:rPr>
+      </w:pPr>
+    </w:p>
+    <w:p>
+      <w:pPr>
+        <w:rPr>
+          <w:lang w:val="lv-LV"/>
+        </w:rPr>
+      </w:pPr>
+      <w:r>
+        <w:rPr>
+          <w:lang w:val="lv-LV"/>
+        </w:rPr>
+        <w:t>Mērījumu ievākšana prezentācijas brīdī norit uz 4 mikrokontrolieriem (4 atšķirīgiem modeļiem):</w:t>
+      </w:r>
+    </w:p>
+    <w:p>
+      <w:pPr>
+        <w:rPr>
+          <w:lang w:val="lv-LV"/>
+        </w:rPr>
+      </w:pPr>
+    </w:p>
+    <w:p>
+      <w:pPr>
+        <w:pStyle w:val="ListParagraph"/>
+        <w:numPr>
+          <w:ilvl w:val="0"/>
+          <w:numId w:val="17"/>
+        </w:numPr>
+        <w:rPr>
+          <w:lang w:val="lv-LV"/>
+        </w:rPr>
+      </w:pPr>
+      <w:r>
+        <w:rPr>
+          <w:lang w:val="lv-LV"/>
+        </w:rPr>
+        <w:t>Raspberry  Pi  Pico W</w:t>
+      </w:r>
+    </w:p>
+    <w:p>
+      <w:pPr>
+        <w:pStyle w:val="ListParagraph"/>
+        <w:numPr>
+          <w:ilvl w:val="0"/>
+          <w:numId w:val="17"/>
+        </w:numPr>
+        <w:rPr>
+          <w:lang w:val="lv-LV"/>
+        </w:rPr>
+      </w:pPr>
+      <w:r>
+        <w:rPr>
+          <w:lang w:val="lv-LV"/>
+        </w:rPr>
+        <w:t xml:space="preserve">Raspberry Pi Pico W rxtx tandēmā ar </w:t>
+      </w:r>
+      <w:r>
+        <w:rPr>
+          <w:lang w:val="lv-LV"/>
+        </w:rPr>
+        <w:t xml:space="preserve">STM32F103C8T6 </w:t>
+      </w:r>
+      <w:r>
+        <w:rPr>
+          <w:lang w:val="lv-LV"/>
+        </w:rPr>
+        <w:t xml:space="preserve">( iesauktu par </w:t>
+      </w:r>
+      <w:r>
+        <w:rPr>
+          <w:lang w:val="lv-LV"/>
+        </w:rPr>
+        <w:t>Blue Pill</w:t>
+      </w:r>
+      <w:r>
+        <w:rPr>
+          <w:lang w:val="lv-LV"/>
+        </w:rPr>
+        <w:t>)</w:t>
+      </w:r>
+    </w:p>
+    <w:p>
+      <w:pPr>
+        <w:pStyle w:val="ListParagraph"/>
+        <w:numPr>
+          <w:ilvl w:val="0"/>
+          <w:numId w:val="17"/>
+        </w:numPr>
+        <w:rPr>
+          <w:lang w:val="lv-LV"/>
+        </w:rPr>
+      </w:pPr>
+      <w:r>
+        <w:rPr>
+          <w:lang w:val="lv-LV"/>
+        </w:rPr>
+        <w:t>ESP32 WROVER CAM board</w:t>
+      </w:r>
+    </w:p>
+    <w:p>
+      <w:pPr>
+        <w:pStyle w:val="ListParagraph"/>
+        <w:numPr>
+          <w:ilvl w:val="0"/>
+          <w:numId w:val="17"/>
+        </w:numPr>
+        <w:rPr>
+          <w:lang w:val="lv-LV"/>
+        </w:rPr>
+      </w:pPr>
+      <w:r>
+        <w:rPr>
+          <w:lang w:val="lv-LV"/>
+        </w:rPr>
+        <w:t xml:space="preserve">ESP </w:t>
+      </w:r>
+      <w:r>
+        <w:rPr>
+          <w:lang w:val="lv-LV"/>
+        </w:rPr>
+        <w:t>8266MOD</w:t>
+      </w:r>
+      <w:r>
+        <w:rPr>
+          <w:lang w:val="lv-LV"/>
+        </w:rPr>
+        <w:t xml:space="preserve"> </w:t>
+      </w:r>
+    </w:p>
+    <w:p>
+      <w:pPr>
+        <w:rPr>
+          <w:lang w:val="lv-LV"/>
+        </w:rPr>
+      </w:pPr>
+      <w:r>
+        <w:rPr>
+          <w:lang w:val="lv-LV"/>
+        </w:rPr>
+        <w:t>Visiem kontrolieriem ir paņemta un uzbūvēta lokāli jaunākā github esošā koda micropython versija. Uz micropython main.py failā ir sarakstīti asinhroni datu ievākšanas uzdevumi un arī mērīšanas intervāla atjaunināšana ik pēc sekundes. Būtību var redzēt šī dokumenta algoritmu sadaļā.</w:t>
+      </w:r>
+    </w:p>
+    <w:p>
+      <w:pPr>
+        <w:rPr>
+          <w:lang w:val="lv-LV"/>
+        </w:rPr>
+      </w:pPr>
+      <w:r>
+        <w:rPr>
+          <w:lang w:val="lv-LV"/>
+        </w:rPr>
+        <w:t>Mērījumu arhivēšanas un dzēšanas uzdevums</w:t>
+      </w:r>
+    </w:p>
+    <w:p>
+      <w:pPr>
+        <w:rPr>
+          <w:lang w:val="lv-LV"/>
+        </w:rPr>
+      </w:pPr>
+      <w:r>
+        <w:rPr>
+          <w:lang w:val="lv-LV"/>
+        </w:rPr>
+        <w:t>Šis uzdevums ir rakstīts kā viena pavediena parasts python skripts, jo ir paredzēts palaišanai kā scheduled task vai chron job vai to līdzinieks. Django sistēmā meklējām ko līdzīgu C# taskiem, taču diemžēl pagaidām redzējām tikai risinājumus kas ne ar ko principiālā līmenī neatšķiras no python skripta  palaišanas ar crontab. Gan celery gan django-cron, gan paša django piedāvātie risinājumi iesaista ārēju uzdevumu palaidēju, jo django ir paredzēts tikai darboties uz pieprasījuma laiku, nevis patstāvīgi būt atmiņā. Wsgi spraudņus gan neapskatījām, taču tas iekļautu vēl vienu apmācības līkni, un mazā atlikušajā laikā izvēlēties melno kasti, kad ir pieejama pietiekami labi caurredzama pašu koda alternatīva nešķita prātīgs lēmums.</w:t>
+      </w:r>
+    </w:p>
+    <w:p>
+      <w:pPr>
+        <w:rPr>
+          <w:lang w:val="lv-LV"/>
+        </w:rPr>
+      </w:pPr>
+      <w:r>
+        <w:rPr>
+          <w:lang w:val="lv-LV"/>
+        </w:rPr>
+        <w:t>Arī šī skripta būtību var apskatīt algoritmu sadaļā. Atlasa datus no datubāzes, ievieto csv un saspiež ar gzip. Tad ar pandas lasa csv un izdzēš norādīto vecumu pārsniegušos ierakstus un attiecīgi ja ir ieslēgta dzēšana no datubāzes, arī datubāzes vecos ierakstus. Laika starpība tiek glabāta kā datetime un tas ir cik attiecīgais datubāzes laukā esošais datums ir tālu no epoch (1970. gada 1. janvāra).</w:t>
+      </w:r>
+    </w:p>
+    <w:p>
+      <w:pPr>
+        <w:spacing w:line="259" w:lineRule="auto"/>
+        <w:rPr>
+          <w:lang w:val="lv-LV"/>
+        </w:rPr>
+      </w:pPr>
+      <w:r>
+        <w:rPr>
+          <w:lang w:val="lv-LV"/>
+        </w:rPr>
+        <w:br w:type="page"/>
+      </w:r>
+    </w:p>
+    <w:p>
+      <w:pPr>
+        <w:pStyle w:val="Heading3"/>
+        <w:rPr>
+          <w:lang w:val="lv-LV"/>
+        </w:rPr>
+      </w:pPr>
+      <w:r>
+        <w:rPr>
+          <w:lang w:val="lv-LV"/>
+        </w:rPr>
+        <w:lastRenderedPageBreak/>
+        <w:t xml:space="preserve">mērījumu ievākšanas saglabātāji (.py skripti uz 2 portiem), </w:t>
+      </w:r>
+    </w:p>
+    <w:p>
+      <w:pPr>
+        <w:rPr>
+          <w:lang w:val="lv-LV"/>
+        </w:rPr>
+      </w:pPr>
+    </w:p>
+    <w:p>
+      <w:pPr>
+        <w:rPr>
+          <w:lang w:val="lv-LV"/>
+        </w:rPr>
+        <w:sectPr>
+          <w:pgSz w:w="12240" w:h="15840"/>
+          <w:pgMar w:top="142" w:right="1440" w:bottom="284" w:left="1440" w:header="720" w:footer="0" w:gutter="0"/>
+          <w:cols w:space="720"/>
+          <w:docGrid w:linePitch="360"/>
+        </w:sectPr>
+      </w:pPr>
+      <w:r>
+        <w:rPr>
+          <w:lang w:val="lv-LV"/>
+        </w:rPr>
+        <w:t>Realizēts kā asinhroni uzdevumi, temperatūra uz 911 porta, co2 uz 912 porta. Nodrošina ievākšanas intervālu sinhronizāciju.</w:t>
+      </w:r>
+    </w:p>
+    <w:p>
+      <w:pPr>
         <w:pStyle w:val="Heading1"/>
         <w:rPr>
           <w:rStyle w:val="Heading1Char"/>
@@ -6480,7 +7584,7 @@
                     <pic:cNvPicPr/>
                   </pic:nvPicPr>
                   <pic:blipFill>
-                    <a:blip r:embed="rId26">
+                    <a:blip r:embed="rId35">
                       <a:extLst>
                         <a:ext uri="{28A0092B-C50C-407E-A947-70E740481C1C}">
                           <a14:useLocalDpi xmlns:a14="http://schemas.microsoft.com/office/drawing/2010/main" val="0"/>
@@ -6526,7 +7630,7 @@
                     <pic:cNvPicPr/>
                   </pic:nvPicPr>
                   <pic:blipFill>
-                    <a:blip r:embed="rId27"/>
+                    <a:blip r:embed="rId36"/>
                     <a:stretch>
                       <a:fillRect/>
                     </a:stretch>
@@ -7676,6 +8780,119 @@
     </w:lvl>
   </w:abstractNum>
   <w:abstractNum w:abstractNumId="4" w15:restartNumberingAfterBreak="0">
+    <w:nsid w:val="1A6705BD"/>
+    <w:multiLevelType w:val="hybridMultilevel"/>
+    <w:tmpl w:val="C3124698"/>
+    <w:lvl w:ilvl="0" w:tplc="20000001">
+      <w:start w:val="1"/>
+      <w:numFmt w:val="bullet"/>
+      <w:lvlText w:val=""/>
+      <w:lvlJc w:val="left"/>
+      <w:pPr>
+        <w:ind w:left="720" w:hanging="360"/>
+      </w:pPr>
+      <w:rPr>
+        <w:rFonts w:ascii="Symbol" w:hAnsi="Symbol" w:hint="default"/>
+      </w:rPr>
+    </w:lvl>
+    <w:lvl w:ilvl="1" w:tplc="20000003" w:tentative="1">
+      <w:start w:val="1"/>
+      <w:numFmt w:val="bullet"/>
+      <w:lvlText w:val="o"/>
+      <w:lvlJc w:val="left"/>
+      <w:pPr>
+        <w:ind w:left="1440" w:hanging="360"/>
+      </w:pPr>
+      <w:rPr>
+        <w:rFonts w:ascii="Courier New" w:hAnsi="Courier New" w:cs="Courier New" w:hint="default"/>
+      </w:rPr>
+    </w:lvl>
+    <w:lvl w:ilvl="2" w:tplc="20000005" w:tentative="1">
+      <w:start w:val="1"/>
+      <w:numFmt w:val="bullet"/>
+      <w:lvlText w:val=""/>
+      <w:lvlJc w:val="left"/>
+      <w:pPr>
+        <w:ind w:left="2160" w:hanging="360"/>
+      </w:pPr>
+      <w:rPr>
+        <w:rFonts w:ascii="Wingdings" w:hAnsi="Wingdings" w:hint="default"/>
+      </w:rPr>
+    </w:lvl>
+    <w:lvl w:ilvl="3" w:tplc="20000001" w:tentative="1">
+      <w:start w:val="1"/>
+      <w:numFmt w:val="bullet"/>
+      <w:lvlText w:val=""/>
+      <w:lvlJc w:val="left"/>
+      <w:pPr>
+        <w:ind w:left="2880" w:hanging="360"/>
+      </w:pPr>
+      <w:rPr>
+        <w:rFonts w:ascii="Symbol" w:hAnsi="Symbol" w:hint="default"/>
+      </w:rPr>
+    </w:lvl>
+    <w:lvl w:ilvl="4" w:tplc="20000003" w:tentative="1">
+      <w:start w:val="1"/>
+      <w:numFmt w:val="bullet"/>
+      <w:lvlText w:val="o"/>
+      <w:lvlJc w:val="left"/>
+      <w:pPr>
+        <w:ind w:left="3600" w:hanging="360"/>
+      </w:pPr>
+      <w:rPr>
+        <w:rFonts w:ascii="Courier New" w:hAnsi="Courier New" w:cs="Courier New" w:hint="default"/>
+      </w:rPr>
+    </w:lvl>
+    <w:lvl w:ilvl="5" w:tplc="20000005" w:tentative="1">
+      <w:start w:val="1"/>
+      <w:numFmt w:val="bullet"/>
+      <w:lvlText w:val=""/>
+      <w:lvlJc w:val="left"/>
+      <w:pPr>
+        <w:ind w:left="4320" w:hanging="360"/>
+      </w:pPr>
+      <w:rPr>
+        <w:rFonts w:ascii="Wingdings" w:hAnsi="Wingdings" w:hint="default"/>
+      </w:rPr>
+    </w:lvl>
+    <w:lvl w:ilvl="6" w:tplc="20000001" w:tentative="1">
+      <w:start w:val="1"/>
+      <w:numFmt w:val="bullet"/>
+      <w:lvlText w:val=""/>
+      <w:lvlJc w:val="left"/>
+      <w:pPr>
+        <w:ind w:left="5040" w:hanging="360"/>
+      </w:pPr>
+      <w:rPr>
+        <w:rFonts w:ascii="Symbol" w:hAnsi="Symbol" w:hint="default"/>
+      </w:rPr>
+    </w:lvl>
+    <w:lvl w:ilvl="7" w:tplc="20000003" w:tentative="1">
+      <w:start w:val="1"/>
+      <w:numFmt w:val="bullet"/>
+      <w:lvlText w:val="o"/>
+      <w:lvlJc w:val="left"/>
+      <w:pPr>
+        <w:ind w:left="5760" w:hanging="360"/>
+      </w:pPr>
+      <w:rPr>
+        <w:rFonts w:ascii="Courier New" w:hAnsi="Courier New" w:cs="Courier New" w:hint="default"/>
+      </w:rPr>
+    </w:lvl>
+    <w:lvl w:ilvl="8" w:tplc="20000005" w:tentative="1">
+      <w:start w:val="1"/>
+      <w:numFmt w:val="bullet"/>
+      <w:lvlText w:val=""/>
+      <w:lvlJc w:val="left"/>
+      <w:pPr>
+        <w:ind w:left="6480" w:hanging="360"/>
+      </w:pPr>
+      <w:rPr>
+        <w:rFonts w:ascii="Wingdings" w:hAnsi="Wingdings" w:hint="default"/>
+      </w:rPr>
+    </w:lvl>
+  </w:abstractNum>
+  <w:abstractNum w:abstractNumId="5" w15:restartNumberingAfterBreak="0">
     <w:nsid w:val="1E072450"/>
     <w:multiLevelType w:val="hybridMultilevel"/>
     <w:tmpl w:val="128A92B2"/>
@@ -7764,7 +8981,7 @@
       </w:pPr>
     </w:lvl>
   </w:abstractNum>
-  <w:abstractNum w:abstractNumId="5" w15:restartNumberingAfterBreak="0">
+  <w:abstractNum w:abstractNumId="6" w15:restartNumberingAfterBreak="0">
     <w:nsid w:val="403272AD"/>
     <w:multiLevelType w:val="multilevel"/>
     <w:tmpl w:val="10000025"/>
@@ -7859,10 +9076,10 @@
       </w:pPr>
     </w:lvl>
   </w:abstractNum>
-  <w:abstractNum w:abstractNumId="6" w15:restartNumberingAfterBreak="0">
+  <w:abstractNum w:abstractNumId="7" w15:restartNumberingAfterBreak="0">
     <w:nsid w:val="45DB28A6"/>
     <w:multiLevelType w:val="hybridMultilevel"/>
-    <w:tmpl w:val="595EF68E"/>
+    <w:tmpl w:val="2E281E62"/>
     <w:lvl w:ilvl="0" w:tplc="20000001">
       <w:start w:val="1"/>
       <w:numFmt w:val="bullet"/>
@@ -7972,7 +9189,7 @@
       </w:rPr>
     </w:lvl>
   </w:abstractNum>
-  <w:abstractNum w:abstractNumId="7" w15:restartNumberingAfterBreak="0">
+  <w:abstractNum w:abstractNumId="8" w15:restartNumberingAfterBreak="0">
     <w:nsid w:val="481E6C55"/>
     <w:multiLevelType w:val="hybridMultilevel"/>
     <w:tmpl w:val="7F348290"/>
@@ -8085,7 +9302,120 @@
       </w:rPr>
     </w:lvl>
   </w:abstractNum>
-  <w:abstractNum w:abstractNumId="8" w15:restartNumberingAfterBreak="0">
+  <w:abstractNum w:abstractNumId="9" w15:restartNumberingAfterBreak="0">
+    <w:nsid w:val="4DCD79A0"/>
+    <w:multiLevelType w:val="hybridMultilevel"/>
+    <w:tmpl w:val="1DEC70DE"/>
+    <w:lvl w:ilvl="0" w:tplc="20000001">
+      <w:start w:val="1"/>
+      <w:numFmt w:val="bullet"/>
+      <w:lvlText w:val=""/>
+      <w:lvlJc w:val="left"/>
+      <w:pPr>
+        <w:ind w:left="720" w:hanging="360"/>
+      </w:pPr>
+      <w:rPr>
+        <w:rFonts w:ascii="Symbol" w:hAnsi="Symbol" w:hint="default"/>
+      </w:rPr>
+    </w:lvl>
+    <w:lvl w:ilvl="1" w:tplc="20000003" w:tentative="1">
+      <w:start w:val="1"/>
+      <w:numFmt w:val="bullet"/>
+      <w:lvlText w:val="o"/>
+      <w:lvlJc w:val="left"/>
+      <w:pPr>
+        <w:ind w:left="1440" w:hanging="360"/>
+      </w:pPr>
+      <w:rPr>
+        <w:rFonts w:ascii="Courier New" w:hAnsi="Courier New" w:cs="Courier New" w:hint="default"/>
+      </w:rPr>
+    </w:lvl>
+    <w:lvl w:ilvl="2" w:tplc="20000005" w:tentative="1">
+      <w:start w:val="1"/>
+      <w:numFmt w:val="bullet"/>
+      <w:lvlText w:val=""/>
+      <w:lvlJc w:val="left"/>
+      <w:pPr>
+        <w:ind w:left="2160" w:hanging="360"/>
+      </w:pPr>
+      <w:rPr>
+        <w:rFonts w:ascii="Wingdings" w:hAnsi="Wingdings" w:hint="default"/>
+      </w:rPr>
+    </w:lvl>
+    <w:lvl w:ilvl="3" w:tplc="20000001" w:tentative="1">
+      <w:start w:val="1"/>
+      <w:numFmt w:val="bullet"/>
+      <w:lvlText w:val=""/>
+      <w:lvlJc w:val="left"/>
+      <w:pPr>
+        <w:ind w:left="2880" w:hanging="360"/>
+      </w:pPr>
+      <w:rPr>
+        <w:rFonts w:ascii="Symbol" w:hAnsi="Symbol" w:hint="default"/>
+      </w:rPr>
+    </w:lvl>
+    <w:lvl w:ilvl="4" w:tplc="20000003" w:tentative="1">
+      <w:start w:val="1"/>
+      <w:numFmt w:val="bullet"/>
+      <w:lvlText w:val="o"/>
+      <w:lvlJc w:val="left"/>
+      <w:pPr>
+        <w:ind w:left="3600" w:hanging="360"/>
+      </w:pPr>
+      <w:rPr>
+        <w:rFonts w:ascii="Courier New" w:hAnsi="Courier New" w:cs="Courier New" w:hint="default"/>
+      </w:rPr>
+    </w:lvl>
+    <w:lvl w:ilvl="5" w:tplc="20000005" w:tentative="1">
+      <w:start w:val="1"/>
+      <w:numFmt w:val="bullet"/>
+      <w:lvlText w:val=""/>
+      <w:lvlJc w:val="left"/>
+      <w:pPr>
+        <w:ind w:left="4320" w:hanging="360"/>
+      </w:pPr>
+      <w:rPr>
+        <w:rFonts w:ascii="Wingdings" w:hAnsi="Wingdings" w:hint="default"/>
+      </w:rPr>
+    </w:lvl>
+    <w:lvl w:ilvl="6" w:tplc="20000001" w:tentative="1">
+      <w:start w:val="1"/>
+      <w:numFmt w:val="bullet"/>
+      <w:lvlText w:val=""/>
+      <w:lvlJc w:val="left"/>
+      <w:pPr>
+        <w:ind w:left="5040" w:hanging="360"/>
+      </w:pPr>
+      <w:rPr>
+        <w:rFonts w:ascii="Symbol" w:hAnsi="Symbol" w:hint="default"/>
+      </w:rPr>
+    </w:lvl>
+    <w:lvl w:ilvl="7" w:tplc="20000003" w:tentative="1">
+      <w:start w:val="1"/>
+      <w:numFmt w:val="bullet"/>
+      <w:lvlText w:val="o"/>
+      <w:lvlJc w:val="left"/>
+      <w:pPr>
+        <w:ind w:left="5760" w:hanging="360"/>
+      </w:pPr>
+      <w:rPr>
+        <w:rFonts w:ascii="Courier New" w:hAnsi="Courier New" w:cs="Courier New" w:hint="default"/>
+      </w:rPr>
+    </w:lvl>
+    <w:lvl w:ilvl="8" w:tplc="20000005" w:tentative="1">
+      <w:start w:val="1"/>
+      <w:numFmt w:val="bullet"/>
+      <w:lvlText w:val=""/>
+      <w:lvlJc w:val="left"/>
+      <w:pPr>
+        <w:ind w:left="6480" w:hanging="360"/>
+      </w:pPr>
+      <w:rPr>
+        <w:rFonts w:ascii="Wingdings" w:hAnsi="Wingdings" w:hint="default"/>
+      </w:rPr>
+    </w:lvl>
+  </w:abstractNum>
+  <w:abstractNum w:abstractNumId="10" w15:restartNumberingAfterBreak="0">
     <w:nsid w:val="4ED456E9"/>
     <w:multiLevelType w:val="hybridMultilevel"/>
     <w:tmpl w:val="03263EC2"/>
@@ -8197,7 +9527,7 @@
       </w:rPr>
     </w:lvl>
   </w:abstractNum>
-  <w:abstractNum w:abstractNumId="9" w15:restartNumberingAfterBreak="0">
+  <w:abstractNum w:abstractNumId="11" w15:restartNumberingAfterBreak="0">
     <w:nsid w:val="53B6436A"/>
     <w:multiLevelType w:val="hybridMultilevel"/>
     <w:tmpl w:val="EA624A62"/>
@@ -8309,7 +9639,7 @@
       </w:rPr>
     </w:lvl>
   </w:abstractNum>
-  <w:abstractNum w:abstractNumId="10" w15:restartNumberingAfterBreak="0">
+  <w:abstractNum w:abstractNumId="12" w15:restartNumberingAfterBreak="0">
     <w:nsid w:val="5E4C6601"/>
     <w:multiLevelType w:val="hybridMultilevel"/>
     <w:tmpl w:val="091828BE"/>
@@ -8422,7 +9752,7 @@
       </w:rPr>
     </w:lvl>
   </w:abstractNum>
-  <w:abstractNum w:abstractNumId="11" w15:restartNumberingAfterBreak="0">
+  <w:abstractNum w:abstractNumId="13" w15:restartNumberingAfterBreak="0">
     <w:nsid w:val="6DC974FE"/>
     <w:multiLevelType w:val="hybridMultilevel"/>
     <w:tmpl w:val="38462AAE"/>
@@ -8534,7 +9864,7 @@
       </w:rPr>
     </w:lvl>
   </w:abstractNum>
-  <w:abstractNum w:abstractNumId="12" w15:restartNumberingAfterBreak="0">
+  <w:abstractNum w:abstractNumId="14" w15:restartNumberingAfterBreak="0">
     <w:nsid w:val="6E882E6E"/>
     <w:multiLevelType w:val="hybridMultilevel"/>
     <w:tmpl w:val="D3283B4E"/>
@@ -8647,7 +9977,7 @@
       </w:rPr>
     </w:lvl>
   </w:abstractNum>
-  <w:abstractNum w:abstractNumId="13" w15:restartNumberingAfterBreak="0">
+  <w:abstractNum w:abstractNumId="15" w15:restartNumberingAfterBreak="0">
     <w:nsid w:val="73EC7920"/>
     <w:multiLevelType w:val="hybridMultilevel"/>
     <w:tmpl w:val="B19AFECA"/>
@@ -8794,7 +10124,7 @@
     <w:abstractNumId w:val="2"/>
   </w:num>
   <w:num w:numId="3" w16cid:durableId="1728213935">
-    <w:abstractNumId w:val="10"/>
+    <w:abstractNumId w:val="12"/>
   </w:num>
   <w:num w:numId="4" w16cid:durableId="1824732951">
     <w:abstractNumId w:val="1"/>
@@ -8803,34 +10133,40 @@
     <w:abstractNumId w:val="0"/>
   </w:num>
   <w:num w:numId="6" w16cid:durableId="648748260">
-    <w:abstractNumId w:val="8"/>
+    <w:abstractNumId w:val="10"/>
   </w:num>
   <w:num w:numId="7" w16cid:durableId="10425477">
-    <w:abstractNumId w:val="9"/>
+    <w:abstractNumId w:val="11"/>
   </w:num>
   <w:num w:numId="8" w16cid:durableId="1605267704">
     <w:abstractNumId w:val="3"/>
   </w:num>
   <w:num w:numId="9" w16cid:durableId="1830823400">
-    <w:abstractNumId w:val="12"/>
+    <w:abstractNumId w:val="14"/>
   </w:num>
   <w:num w:numId="10" w16cid:durableId="864320081">
+    <w:abstractNumId w:val="15"/>
+  </w:num>
+  <w:num w:numId="11" w16cid:durableId="1277560213">
     <w:abstractNumId w:val="13"/>
   </w:num>
-  <w:num w:numId="11" w16cid:durableId="1277560213">
-    <w:abstractNumId w:val="11"/>
+  <w:num w:numId="12" w16cid:durableId="1500927366">
+    <w:abstractNumId w:val="6"/>
   </w:num>
-  <w:num w:numId="12" w16cid:durableId="1500927366">
+  <w:num w:numId="13" w16cid:durableId="1757093117">
+    <w:abstractNumId w:val="7"/>
+  </w:num>
+  <w:num w:numId="14" w16cid:durableId="366956439">
     <w:abstractNumId w:val="5"/>
   </w:num>
-  <w:num w:numId="13" w16cid:durableId="1757093117">
-    <w:abstractNumId w:val="6"/>
+  <w:num w:numId="15" w16cid:durableId="1734616085">
+    <w:abstractNumId w:val="8"/>
   </w:num>
-  <w:num w:numId="14" w16cid:durableId="366956439">
+  <w:num w:numId="16" w16cid:durableId="63258546">
+    <w:abstractNumId w:val="9"/>
+  </w:num>
+  <w:num w:numId="17" w16cid:durableId="1602058909">
     <w:abstractNumId w:val="4"/>
-  </w:num>
-  <w:num w:numId="15" w16cid:durableId="1734616085">
-    <w:abstractNumId w:val="7"/>
   </w:num>
 </w:numbering>
 </file>
@@ -9296,10 +10632,9 @@
     <w:next w:val="Normal"/>
     <w:link w:val="Heading3Char"/>
     <w:uiPriority w:val="9"/>
-    <w:semiHidden/>
     <w:unhideWhenUsed/>
     <w:qFormat/>
-    <w:rsid w:val="00712FD0"/>
+    <w:rsid w:val="006E7C32"/>
     <w:pPr>
       <w:keepNext/>
       <w:keepLines/>
@@ -9308,11 +10643,11 @@
         <w:numId w:val="12"/>
       </w:numPr>
       <w:spacing w:before="160" w:after="80"/>
+      <w:jc w:val="center"/>
       <w:outlineLvl w:val="2"/>
     </w:pPr>
     <w:rPr>
       <w:rFonts w:eastAsiaTheme="majorEastAsia" w:cstheme="majorBidi"/>
-      <w:color w:val="2F5496" w:themeColor="accent1" w:themeShade="BF"/>
       <w:sz w:val="28"/>
       <w:szCs w:val="28"/>
     </w:rPr>
@@ -9323,10 +10658,9 @@
     <w:next w:val="Normal"/>
     <w:link w:val="Heading4Char"/>
     <w:uiPriority w:val="9"/>
-    <w:semiHidden/>
     <w:unhideWhenUsed/>
     <w:qFormat/>
-    <w:rsid w:val="00712FD0"/>
+    <w:rsid w:val="006E7C32"/>
     <w:pPr>
       <w:keepNext/>
       <w:keepLines/>
@@ -9335,13 +10669,13 @@
         <w:numId w:val="12"/>
       </w:numPr>
       <w:spacing w:before="80" w:after="40"/>
+      <w:jc w:val="center"/>
       <w:outlineLvl w:val="3"/>
     </w:pPr>
     <w:rPr>
       <w:rFonts w:eastAsiaTheme="majorEastAsia" w:cstheme="majorBidi"/>
       <w:i/>
       <w:iCs/>
-      <w:color w:val="2F5496" w:themeColor="accent1" w:themeShade="BF"/>
     </w:rPr>
   </w:style>
   <w:style w:type="paragraph" w:styleId="Heading5">
@@ -9529,11 +10863,9 @@
     <w:basedOn w:val="DefaultParagraphFont"/>
     <w:link w:val="Heading3"/>
     <w:uiPriority w:val="9"/>
-    <w:semiHidden/>
-    <w:rsid w:val="00712FD0"/>
+    <w:rsid w:val="006E7C32"/>
     <w:rPr>
       <w:rFonts w:eastAsiaTheme="majorEastAsia" w:cstheme="majorBidi"/>
-      <w:color w:val="2F5496" w:themeColor="accent1" w:themeShade="BF"/>
       <w:sz w:val="28"/>
       <w:szCs w:val="28"/>
     </w:rPr>
@@ -9543,13 +10875,11 @@
     <w:basedOn w:val="DefaultParagraphFont"/>
     <w:link w:val="Heading4"/>
     <w:uiPriority w:val="9"/>
-    <w:semiHidden/>
-    <w:rsid w:val="00712FD0"/>
+    <w:rsid w:val="006E7C32"/>
     <w:rPr>
       <w:rFonts w:eastAsiaTheme="majorEastAsia" w:cstheme="majorBidi"/>
       <w:i/>
       <w:iCs/>
-      <w:color w:val="2F5496" w:themeColor="accent1" w:themeShade="BF"/>
     </w:rPr>
   </w:style>
   <w:style w:type="character" w:customStyle="1" w:styleId="Heading5Char">

--- a/projektesanas_parskats.docx
+++ b/projektesanas_parskats.docx
@@ -300,7 +300,7 @@
           <w:pPr>
             <w:pStyle w:val="TOC1"/>
             <w:tabs>
-              <w:tab w:val="left" w:pos="480"/>
+              <w:tab w:val="left" w:pos="440"/>
               <w:tab w:val="right" w:leader="dot" w:pos="9350"/>
             </w:tabs>
             <w:rPr>
@@ -329,7 +329,7 @@
             </w:rPr>
             <w:fldChar w:fldCharType="separate"/>
           </w:r>
-          <w:hyperlink w:anchor="_Toc156100815" w:history="1">
+          <w:hyperlink w:anchor="_Toc156135319" w:history="1">
             <w:r>
               <w:rPr>
                 <w:rStyle w:val="Hyperlink"/>
@@ -358,6 +358,13 @@
             </w:r>
             <w:r>
               <w:rPr>
+                <w:rStyle w:val="Hyperlink"/>
+                <w:noProof/>
+              </w:rPr>
+              <w:t xml:space="preserve"> _↑_</w:t>
+            </w:r>
+            <w:r>
+              <w:rPr>
                 <w:noProof/>
                 <w:webHidden/>
               </w:rPr>
@@ -375,7 +382,7 @@
                 <w:noProof/>
                 <w:webHidden/>
               </w:rPr>
-              <w:instrText xml:space="preserve"> PAGEREF _Toc156100815 \h </w:instrText>
+              <w:instrText xml:space="preserve"> PAGEREF _Toc156135319 \h </w:instrText>
             </w:r>
             <w:r>
               <w:rPr>
@@ -410,7 +417,7 @@
           <w:pPr>
             <w:pStyle w:val="TOC1"/>
             <w:tabs>
-              <w:tab w:val="left" w:pos="480"/>
+              <w:tab w:val="left" w:pos="440"/>
               <w:tab w:val="right" w:leader="dot" w:pos="9350"/>
             </w:tabs>
             <w:rPr>
@@ -421,7 +428,7 @@
               <w:lang w:val="en-SE" w:eastAsia="en-SE"/>
             </w:rPr>
           </w:pPr>
-          <w:hyperlink w:anchor="_Toc156100816" w:history="1">
+          <w:hyperlink w:anchor="_Toc156135320" w:history="1">
             <w:r>
               <w:rPr>
                 <w:rStyle w:val="Hyperlink"/>
@@ -457,6 +464,13 @@
             </w:r>
             <w:r>
               <w:rPr>
+                <w:rStyle w:val="Hyperlink"/>
+                <w:noProof/>
+              </w:rPr>
+              <w:t xml:space="preserve"> _↑_</w:t>
+            </w:r>
+            <w:r>
+              <w:rPr>
                 <w:noProof/>
                 <w:webHidden/>
               </w:rPr>
@@ -474,7 +488,7 @@
                 <w:noProof/>
                 <w:webHidden/>
               </w:rPr>
-              <w:instrText xml:space="preserve"> PAGEREF _Toc156100816 \h </w:instrText>
+              <w:instrText xml:space="preserve"> PAGEREF _Toc156135320 \h </w:instrText>
             </w:r>
             <w:r>
               <w:rPr>
@@ -509,7 +523,7 @@
           <w:pPr>
             <w:pStyle w:val="TOC1"/>
             <w:tabs>
-              <w:tab w:val="left" w:pos="480"/>
+              <w:tab w:val="left" w:pos="440"/>
               <w:tab w:val="right" w:leader="dot" w:pos="9350"/>
             </w:tabs>
             <w:rPr>
@@ -520,7 +534,7 @@
               <w:lang w:val="en-SE" w:eastAsia="en-SE"/>
             </w:rPr>
           </w:pPr>
-          <w:hyperlink w:anchor="_Toc156100817" w:history="1">
+          <w:hyperlink w:anchor="_Toc156135321" w:history="1">
             <w:r>
               <w:rPr>
                 <w:rStyle w:val="Hyperlink"/>
@@ -549,6 +563,13 @@
             </w:r>
             <w:r>
               <w:rPr>
+                <w:rStyle w:val="Hyperlink"/>
+                <w:noProof/>
+              </w:rPr>
+              <w:t xml:space="preserve"> _↑_</w:t>
+            </w:r>
+            <w:r>
+              <w:rPr>
                 <w:noProof/>
                 <w:webHidden/>
               </w:rPr>
@@ -566,7 +587,7 @@
                 <w:noProof/>
                 <w:webHidden/>
               </w:rPr>
-              <w:instrText xml:space="preserve"> PAGEREF _Toc156100817 \h </w:instrText>
+              <w:instrText xml:space="preserve"> PAGEREF _Toc156135321 \h </w:instrText>
             </w:r>
             <w:r>
               <w:rPr>
@@ -612,7 +633,7 @@
               <w:lang w:val="en-SE" w:eastAsia="en-SE"/>
             </w:rPr>
           </w:pPr>
-          <w:hyperlink w:anchor="_Toc156100818" w:history="1">
+          <w:hyperlink w:anchor="_Toc156135322" w:history="1">
             <w:r>
               <w:rPr>
                 <w:rStyle w:val="Hyperlink"/>
@@ -658,7 +679,7 @@
                 <w:noProof/>
                 <w:webHidden/>
               </w:rPr>
-              <w:instrText xml:space="preserve"> PAGEREF _Toc156100818 \h </w:instrText>
+              <w:instrText xml:space="preserve"> PAGEREF _Toc156135322 \h </w:instrText>
             </w:r>
             <w:r>
               <w:rPr>
@@ -704,7 +725,7 @@
               <w:lang w:val="en-SE" w:eastAsia="en-SE"/>
             </w:rPr>
           </w:pPr>
-          <w:hyperlink w:anchor="_Toc156100819" w:history="1">
+          <w:hyperlink w:anchor="_Toc156135323" w:history="1">
             <w:r>
               <w:rPr>
                 <w:rStyle w:val="Hyperlink"/>
@@ -733,6 +754,13 @@
             </w:r>
             <w:r>
               <w:rPr>
+                <w:rStyle w:val="Hyperlink"/>
+                <w:noProof/>
+              </w:rPr>
+              <w:t xml:space="preserve"> _↑_</w:t>
+            </w:r>
+            <w:r>
+              <w:rPr>
                 <w:noProof/>
                 <w:webHidden/>
               </w:rPr>
@@ -750,7 +778,7 @@
                 <w:noProof/>
                 <w:webHidden/>
               </w:rPr>
-              <w:instrText xml:space="preserve"> PAGEREF _Toc156100819 \h </w:instrText>
+              <w:instrText xml:space="preserve"> PAGEREF _Toc156135323 \h </w:instrText>
             </w:r>
             <w:r>
               <w:rPr>
@@ -796,7 +824,7 @@
               <w:lang w:val="en-SE" w:eastAsia="en-SE"/>
             </w:rPr>
           </w:pPr>
-          <w:hyperlink w:anchor="_Toc156100820" w:history="1">
+          <w:hyperlink w:anchor="_Toc156135324" w:history="1">
             <w:r>
               <w:rPr>
                 <w:rStyle w:val="Hyperlink"/>
@@ -825,6 +853,13 @@
             </w:r>
             <w:r>
               <w:rPr>
+                <w:rStyle w:val="Hyperlink"/>
+                <w:noProof/>
+              </w:rPr>
+              <w:t xml:space="preserve"> _↑_</w:t>
+            </w:r>
+            <w:r>
+              <w:rPr>
                 <w:noProof/>
                 <w:webHidden/>
               </w:rPr>
@@ -842,7 +877,7 @@
                 <w:noProof/>
                 <w:webHidden/>
               </w:rPr>
-              <w:instrText xml:space="preserve"> PAGEREF _Toc156100820 \h </w:instrText>
+              <w:instrText xml:space="preserve"> PAGEREF _Toc156135324 \h </w:instrText>
             </w:r>
             <w:r>
               <w:rPr>
@@ -888,7 +923,7 @@
               <w:lang w:val="en-SE" w:eastAsia="en-SE"/>
             </w:rPr>
           </w:pPr>
-          <w:hyperlink w:anchor="_Toc156100821" w:history="1">
+          <w:hyperlink w:anchor="_Toc156135325" w:history="1">
             <w:r>
               <w:rPr>
                 <w:rStyle w:val="Hyperlink"/>
@@ -917,6 +952,13 @@
             </w:r>
             <w:r>
               <w:rPr>
+                <w:rStyle w:val="Hyperlink"/>
+                <w:noProof/>
+              </w:rPr>
+              <w:t xml:space="preserve"> _↑_</w:t>
+            </w:r>
+            <w:r>
+              <w:rPr>
                 <w:noProof/>
                 <w:webHidden/>
               </w:rPr>
@@ -934,7 +976,7 @@
                 <w:noProof/>
                 <w:webHidden/>
               </w:rPr>
-              <w:instrText xml:space="preserve"> PAGEREF _Toc156100821 \h </w:instrText>
+              <w:instrText xml:space="preserve"> PAGEREF _Toc156135325 \h </w:instrText>
             </w:r>
             <w:r>
               <w:rPr>
@@ -980,7 +1022,7 @@
               <w:lang w:val="en-SE" w:eastAsia="en-SE"/>
             </w:rPr>
           </w:pPr>
-          <w:hyperlink w:anchor="_Toc156100822" w:history="1">
+          <w:hyperlink w:anchor="_Toc156135326" w:history="1">
             <w:r>
               <w:rPr>
                 <w:rStyle w:val="Hyperlink"/>
@@ -1026,7 +1068,7 @@
                 <w:noProof/>
                 <w:webHidden/>
               </w:rPr>
-              <w:instrText xml:space="preserve"> PAGEREF _Toc156100822 \h </w:instrText>
+              <w:instrText xml:space="preserve"> PAGEREF _Toc156135326 \h </w:instrText>
             </w:r>
             <w:r>
               <w:rPr>
@@ -1059,9 +1101,9 @@
         </w:p>
         <w:p>
           <w:pPr>
-            <w:pStyle w:val="TOC1"/>
+            <w:pStyle w:val="TOC2"/>
             <w:tabs>
-              <w:tab w:val="left" w:pos="480"/>
+              <w:tab w:val="left" w:pos="960"/>
               <w:tab w:val="right" w:leader="dot" w:pos="9350"/>
             </w:tabs>
             <w:rPr>
@@ -1072,14 +1114,14 @@
               <w:lang w:val="en-SE" w:eastAsia="en-SE"/>
             </w:rPr>
           </w:pPr>
-          <w:hyperlink w:anchor="_Toc156100823" w:history="1">
+          <w:hyperlink w:anchor="_Toc156135327" w:history="1">
             <w:r>
               <w:rPr>
                 <w:rStyle w:val="Hyperlink"/>
                 <w:noProof/>
                 <w:lang w:val="lv-LV"/>
               </w:rPr>
-              <w:t>4</w:t>
+              <w:t>3.6</w:t>
             </w:r>
             <w:r>
               <w:rPr>
@@ -1097,7 +1139,7 @@
                 <w:noProof/>
                 <w:lang w:val="lv-LV"/>
               </w:rPr>
-              <w:t>Novērtējums</w:t>
+              <w:t>Programmatūras apraksts</w:t>
             </w:r>
             <w:r>
               <w:rPr>
@@ -1118,7 +1160,7 @@
                 <w:noProof/>
                 <w:webHidden/>
               </w:rPr>
-              <w:instrText xml:space="preserve"> PAGEREF _Toc156100823 \h </w:instrText>
+              <w:instrText xml:space="preserve"> PAGEREF _Toc156135327 \h </w:instrText>
             </w:r>
             <w:r>
               <w:rPr>
@@ -1151,9 +1193,9 @@
         </w:p>
         <w:p>
           <w:pPr>
-            <w:pStyle w:val="TOC1"/>
+            <w:pStyle w:val="TOC3"/>
             <w:tabs>
-              <w:tab w:val="left" w:pos="480"/>
+              <w:tab w:val="left" w:pos="1200"/>
               <w:tab w:val="right" w:leader="dot" w:pos="9350"/>
             </w:tabs>
             <w:rPr>
@@ -1164,14 +1206,14 @@
               <w:lang w:val="en-SE" w:eastAsia="en-SE"/>
             </w:rPr>
           </w:pPr>
-          <w:hyperlink w:anchor="_Toc156100824" w:history="1">
+          <w:hyperlink w:anchor="_Toc156135328" w:history="1">
             <w:r>
               <w:rPr>
                 <w:rStyle w:val="Hyperlink"/>
                 <w:noProof/>
                 <w:lang w:val="lv-LV"/>
               </w:rPr>
-              <w:t>5</w:t>
+              <w:t>3.6.1</w:t>
             </w:r>
             <w:r>
               <w:rPr>
@@ -1189,10 +1231,484 @@
                 <w:noProof/>
                 <w:lang w:val="lv-LV"/>
               </w:rPr>
+              <w:t>Web GUI lietotāja</w:t>
+            </w:r>
+            <w:r>
+              <w:rPr>
+                <w:noProof/>
+                <w:webHidden/>
+              </w:rPr>
+              <w:tab/>
+            </w:r>
+            <w:r>
+              <w:rPr>
+                <w:noProof/>
+                <w:webHidden/>
+              </w:rPr>
+              <w:fldChar w:fldCharType="begin"/>
+            </w:r>
+            <w:r>
+              <w:rPr>
+                <w:noProof/>
+                <w:webHidden/>
+              </w:rPr>
+              <w:instrText xml:space="preserve"> PAGEREF _Toc156135328 \h </w:instrText>
+            </w:r>
+            <w:r>
+              <w:rPr>
+                <w:noProof/>
+                <w:webHidden/>
+              </w:rPr>
+            </w:r>
+            <w:r>
+              <w:rPr>
+                <w:noProof/>
+                <w:webHidden/>
+              </w:rPr>
+              <w:fldChar w:fldCharType="separate"/>
+            </w:r>
+            <w:r>
+              <w:rPr>
+                <w:noProof/>
+                <w:webHidden/>
+              </w:rPr>
+              <w:t>13</w:t>
+            </w:r>
+            <w:r>
+              <w:rPr>
+                <w:noProof/>
+                <w:webHidden/>
+              </w:rPr>
+              <w:fldChar w:fldCharType="end"/>
+            </w:r>
+          </w:hyperlink>
+        </w:p>
+        <w:p>
+          <w:pPr>
+            <w:pStyle w:val="TOC3"/>
+            <w:tabs>
+              <w:tab w:val="left" w:pos="1200"/>
+              <w:tab w:val="right" w:leader="dot" w:pos="9350"/>
+            </w:tabs>
+            <w:rPr>
+              <w:rFonts w:eastAsiaTheme="minorEastAsia"/>
+              <w:noProof/>
+              <w:sz w:val="24"/>
+              <w:szCs w:val="24"/>
+              <w:lang w:val="en-SE" w:eastAsia="en-SE"/>
+            </w:rPr>
+          </w:pPr>
+          <w:hyperlink w:anchor="_Toc156135329" w:history="1">
+            <w:r>
+              <w:rPr>
+                <w:rStyle w:val="Hyperlink"/>
+                <w:noProof/>
+                <w:lang w:val="lv-LV"/>
+              </w:rPr>
+              <w:t>3.6.2</w:t>
+            </w:r>
+            <w:r>
+              <w:rPr>
+                <w:rFonts w:eastAsiaTheme="minorEastAsia"/>
+                <w:noProof/>
+                <w:sz w:val="24"/>
+                <w:szCs w:val="24"/>
+                <w:lang w:val="en-SE" w:eastAsia="en-SE"/>
+              </w:rPr>
+              <w:tab/>
+            </w:r>
+            <w:r>
+              <w:rPr>
+                <w:rStyle w:val="Hyperlink"/>
+                <w:noProof/>
+                <w:lang w:val="lv-LV"/>
+              </w:rPr>
+              <w:t>Mērījumu ievākšana</w:t>
+            </w:r>
+            <w:r>
+              <w:rPr>
+                <w:noProof/>
+                <w:webHidden/>
+              </w:rPr>
+              <w:tab/>
+            </w:r>
+            <w:r>
+              <w:rPr>
+                <w:noProof/>
+                <w:webHidden/>
+              </w:rPr>
+              <w:fldChar w:fldCharType="begin"/>
+            </w:r>
+            <w:r>
+              <w:rPr>
+                <w:noProof/>
+                <w:webHidden/>
+              </w:rPr>
+              <w:instrText xml:space="preserve"> PAGEREF _Toc156135329 \h </w:instrText>
+            </w:r>
+            <w:r>
+              <w:rPr>
+                <w:noProof/>
+                <w:webHidden/>
+              </w:rPr>
+            </w:r>
+            <w:r>
+              <w:rPr>
+                <w:noProof/>
+                <w:webHidden/>
+              </w:rPr>
+              <w:fldChar w:fldCharType="separate"/>
+            </w:r>
+            <w:r>
+              <w:rPr>
+                <w:noProof/>
+                <w:webHidden/>
+              </w:rPr>
+              <w:t>16</w:t>
+            </w:r>
+            <w:r>
+              <w:rPr>
+                <w:noProof/>
+                <w:webHidden/>
+              </w:rPr>
+              <w:fldChar w:fldCharType="end"/>
+            </w:r>
+          </w:hyperlink>
+        </w:p>
+        <w:p>
+          <w:pPr>
+            <w:pStyle w:val="TOC3"/>
+            <w:tabs>
+              <w:tab w:val="left" w:pos="1200"/>
+              <w:tab w:val="right" w:leader="dot" w:pos="9350"/>
+            </w:tabs>
+            <w:rPr>
+              <w:rFonts w:eastAsiaTheme="minorEastAsia"/>
+              <w:noProof/>
+              <w:sz w:val="24"/>
+              <w:szCs w:val="24"/>
+              <w:lang w:val="en-SE" w:eastAsia="en-SE"/>
+            </w:rPr>
+          </w:pPr>
+          <w:hyperlink w:anchor="_Toc156135330" w:history="1">
+            <w:r>
+              <w:rPr>
+                <w:rStyle w:val="Hyperlink"/>
+                <w:noProof/>
+                <w:lang w:val="lv-LV"/>
+              </w:rPr>
+              <w:t>3.6.3</w:t>
+            </w:r>
+            <w:r>
+              <w:rPr>
+                <w:rFonts w:eastAsiaTheme="minorEastAsia"/>
+                <w:noProof/>
+                <w:sz w:val="24"/>
+                <w:szCs w:val="24"/>
+                <w:lang w:val="en-SE" w:eastAsia="en-SE"/>
+              </w:rPr>
+              <w:tab/>
+            </w:r>
+            <w:r>
+              <w:rPr>
+                <w:rStyle w:val="Hyperlink"/>
+                <w:noProof/>
+                <w:lang w:val="lv-LV"/>
+              </w:rPr>
+              <w:t>Mērījumu arhivēšanas un dzēšanas uzdevums</w:t>
+            </w:r>
+            <w:r>
+              <w:rPr>
+                <w:noProof/>
+                <w:webHidden/>
+              </w:rPr>
+              <w:tab/>
+            </w:r>
+            <w:r>
+              <w:rPr>
+                <w:noProof/>
+                <w:webHidden/>
+              </w:rPr>
+              <w:fldChar w:fldCharType="begin"/>
+            </w:r>
+            <w:r>
+              <w:rPr>
+                <w:noProof/>
+                <w:webHidden/>
+              </w:rPr>
+              <w:instrText xml:space="preserve"> PAGEREF _Toc156135330 \h </w:instrText>
+            </w:r>
+            <w:r>
+              <w:rPr>
+                <w:noProof/>
+                <w:webHidden/>
+              </w:rPr>
+            </w:r>
+            <w:r>
+              <w:rPr>
+                <w:noProof/>
+                <w:webHidden/>
+              </w:rPr>
+              <w:fldChar w:fldCharType="separate"/>
+            </w:r>
+            <w:r>
+              <w:rPr>
+                <w:noProof/>
+                <w:webHidden/>
+              </w:rPr>
+              <w:t>16</w:t>
+            </w:r>
+            <w:r>
+              <w:rPr>
+                <w:noProof/>
+                <w:webHidden/>
+              </w:rPr>
+              <w:fldChar w:fldCharType="end"/>
+            </w:r>
+          </w:hyperlink>
+        </w:p>
+        <w:p>
+          <w:pPr>
+            <w:pStyle w:val="TOC3"/>
+            <w:tabs>
+              <w:tab w:val="left" w:pos="1200"/>
+              <w:tab w:val="right" w:leader="dot" w:pos="9350"/>
+            </w:tabs>
+            <w:rPr>
+              <w:rFonts w:eastAsiaTheme="minorEastAsia"/>
+              <w:noProof/>
+              <w:sz w:val="24"/>
+              <w:szCs w:val="24"/>
+              <w:lang w:val="en-SE" w:eastAsia="en-SE"/>
+            </w:rPr>
+          </w:pPr>
+          <w:hyperlink w:anchor="_Toc156135331" w:history="1">
+            <w:r>
+              <w:rPr>
+                <w:rStyle w:val="Hyperlink"/>
+                <w:noProof/>
+                <w:lang w:val="lv-LV"/>
+              </w:rPr>
+              <w:t>3.6.4</w:t>
+            </w:r>
+            <w:r>
+              <w:rPr>
+                <w:rFonts w:eastAsiaTheme="minorEastAsia"/>
+                <w:noProof/>
+                <w:sz w:val="24"/>
+                <w:szCs w:val="24"/>
+                <w:lang w:val="en-SE" w:eastAsia="en-SE"/>
+              </w:rPr>
+              <w:tab/>
+            </w:r>
+            <w:r>
+              <w:rPr>
+                <w:rStyle w:val="Hyperlink"/>
+                <w:noProof/>
+                <w:lang w:val="lv-LV"/>
+              </w:rPr>
+              <w:t>mērījumu ievākšanas saglabātāji (.py skripti uz 2 portiem),</w:t>
+            </w:r>
+            <w:r>
+              <w:rPr>
+                <w:noProof/>
+                <w:webHidden/>
+              </w:rPr>
+              <w:tab/>
+            </w:r>
+            <w:r>
+              <w:rPr>
+                <w:noProof/>
+                <w:webHidden/>
+              </w:rPr>
+              <w:fldChar w:fldCharType="begin"/>
+            </w:r>
+            <w:r>
+              <w:rPr>
+                <w:noProof/>
+                <w:webHidden/>
+              </w:rPr>
+              <w:instrText xml:space="preserve"> PAGEREF _Toc156135331 \h </w:instrText>
+            </w:r>
+            <w:r>
+              <w:rPr>
+                <w:noProof/>
+                <w:webHidden/>
+              </w:rPr>
+            </w:r>
+            <w:r>
+              <w:rPr>
+                <w:noProof/>
+                <w:webHidden/>
+              </w:rPr>
+              <w:fldChar w:fldCharType="separate"/>
+            </w:r>
+            <w:r>
+              <w:rPr>
+                <w:noProof/>
+                <w:webHidden/>
+              </w:rPr>
+              <w:t>17</w:t>
+            </w:r>
+            <w:r>
+              <w:rPr>
+                <w:noProof/>
+                <w:webHidden/>
+              </w:rPr>
+              <w:fldChar w:fldCharType="end"/>
+            </w:r>
+          </w:hyperlink>
+        </w:p>
+        <w:p>
+          <w:pPr>
+            <w:pStyle w:val="TOC1"/>
+            <w:tabs>
+              <w:tab w:val="left" w:pos="440"/>
+              <w:tab w:val="right" w:leader="dot" w:pos="9350"/>
+            </w:tabs>
+            <w:rPr>
+              <w:rFonts w:eastAsiaTheme="minorEastAsia"/>
+              <w:noProof/>
+              <w:sz w:val="24"/>
+              <w:szCs w:val="24"/>
+              <w:lang w:val="en-SE" w:eastAsia="en-SE"/>
+            </w:rPr>
+          </w:pPr>
+          <w:hyperlink w:anchor="_Toc156135332" w:history="1">
+            <w:r>
+              <w:rPr>
+                <w:rStyle w:val="Hyperlink"/>
+                <w:noProof/>
+                <w:lang w:val="lv-LV"/>
+              </w:rPr>
+              <w:t>4</w:t>
+            </w:r>
+            <w:r>
+              <w:rPr>
+                <w:rFonts w:eastAsiaTheme="minorEastAsia"/>
+                <w:noProof/>
+                <w:sz w:val="24"/>
+                <w:szCs w:val="24"/>
+                <w:lang w:val="en-SE" w:eastAsia="en-SE"/>
+              </w:rPr>
+              <w:tab/>
+            </w:r>
+            <w:r>
+              <w:rPr>
+                <w:rStyle w:val="Hyperlink"/>
+                <w:noProof/>
+                <w:lang w:val="lv-LV"/>
+              </w:rPr>
+              <w:t>Novērtējums</w:t>
+            </w:r>
+            <w:r>
+              <w:rPr>
+                <w:rStyle w:val="Hyperlink"/>
+                <w:noProof/>
+              </w:rPr>
+              <w:t xml:space="preserve"> _↑_</w:t>
+            </w:r>
+            <w:r>
+              <w:rPr>
+                <w:noProof/>
+                <w:webHidden/>
+              </w:rPr>
+              <w:tab/>
+            </w:r>
+            <w:r>
+              <w:rPr>
+                <w:noProof/>
+                <w:webHidden/>
+              </w:rPr>
+              <w:fldChar w:fldCharType="begin"/>
+            </w:r>
+            <w:r>
+              <w:rPr>
+                <w:noProof/>
+                <w:webHidden/>
+              </w:rPr>
+              <w:instrText xml:space="preserve"> PAGEREF _Toc156135332 \h </w:instrText>
+            </w:r>
+            <w:r>
+              <w:rPr>
+                <w:noProof/>
+                <w:webHidden/>
+              </w:rPr>
+            </w:r>
+            <w:r>
+              <w:rPr>
+                <w:noProof/>
+                <w:webHidden/>
+              </w:rPr>
+              <w:fldChar w:fldCharType="separate"/>
+            </w:r>
+            <w:r>
+              <w:rPr>
+                <w:noProof/>
+                <w:webHidden/>
+              </w:rPr>
+              <w:t>18</w:t>
+            </w:r>
+            <w:r>
+              <w:rPr>
+                <w:noProof/>
+                <w:webHidden/>
+              </w:rPr>
+              <w:fldChar w:fldCharType="end"/>
+            </w:r>
+          </w:hyperlink>
+        </w:p>
+        <w:p>
+          <w:pPr>
+            <w:pStyle w:val="TOC1"/>
+            <w:tabs>
+              <w:tab w:val="left" w:pos="440"/>
+              <w:tab w:val="right" w:leader="dot" w:pos="9350"/>
+            </w:tabs>
+            <w:rPr>
+              <w:rFonts w:eastAsiaTheme="minorEastAsia"/>
+              <w:noProof/>
+              <w:sz w:val="24"/>
+              <w:szCs w:val="24"/>
+              <w:lang w:val="en-SE" w:eastAsia="en-SE"/>
+            </w:rPr>
+          </w:pPr>
+          <w:hyperlink w:anchor="_Toc156135333" w:history="1">
+            <w:r>
+              <w:rPr>
+                <w:rStyle w:val="Hyperlink"/>
+                <w:noProof/>
+                <w:lang w:val="lv-LV"/>
+              </w:rPr>
+              <w:t>5</w:t>
+            </w:r>
+            <w:r>
+              <w:rPr>
+                <w:rFonts w:eastAsiaTheme="minorEastAsia"/>
+                <w:noProof/>
+                <w:sz w:val="24"/>
+                <w:szCs w:val="24"/>
+                <w:lang w:val="en-SE" w:eastAsia="en-SE"/>
+              </w:rPr>
+              <w:tab/>
+            </w:r>
+            <w:r>
+              <w:rPr>
+                <w:rStyle w:val="Hyperlink"/>
+                <w:noProof/>
+                <w:lang w:val="lv-LV"/>
+              </w:rPr>
               <w:t>Secinājumi</w:t>
             </w:r>
             <w:r>
               <w:rPr>
+                <w:rStyle w:val="Hyperlink"/>
+                <w:noProof/>
+              </w:rPr>
+              <w:t xml:space="preserve"> _↑_</w:t>
+            </w:r>
+            <w:r>
+              <w:rPr>
                 <w:noProof/>
                 <w:webHidden/>
               </w:rPr>
@@ -1210,7 +1726,7 @@
                 <w:noProof/>
                 <w:webHidden/>
               </w:rPr>
-              <w:instrText xml:space="preserve"> PAGEREF _Toc156100824 \h </w:instrText>
+              <w:instrText xml:space="preserve"> PAGEREF _Toc156135333 \h </w:instrText>
             </w:r>
             <w:r>
               <w:rPr>
@@ -1230,7 +1746,7 @@
                 <w:noProof/>
                 <w:webHidden/>
               </w:rPr>
-              <w:t>15</w:t>
+              <w:t>20</w:t>
             </w:r>
             <w:r>
               <w:rPr>
@@ -1287,7 +1803,7 @@
           <w:lang w:val="lv-LV"/>
         </w:rPr>
       </w:pPr>
-      <w:bookmarkStart w:id="1" w:name="_Toc156100815"/>
+      <w:bookmarkStart w:id="1" w:name="_Toc156135319"/>
       <w:r>
         <w:rPr>
           <w:lang w:val="lv-LV"/>
@@ -1295,8 +1811,619 @@
         <w:lastRenderedPageBreak/>
         <w:t>Ievads</w:t>
       </w:r>
-      <w:bookmarkEnd w:id="1"/>
-      <w:r>
+      <w:r>
+        <w:t xml:space="preserve"> </w:t>
+      </w:r>
+      <w:hyperlink w:anchor="Saturs" w:history="1">
+        <w:r>
+          <w:rPr>
+            <w:rStyle w:val="Hyperlink"/>
+          </w:rPr>
+          <w:t>_↑_</w:t>
+        </w:r>
+        <w:bookmarkEnd w:id="1"/>
+      </w:hyperlink>
+    </w:p>
+    <w:p>
+      <w:pPr>
+        <w:pStyle w:val="NormalWeb"/>
+        <w:shd w:val="clear" w:color="auto" w:fill="FFFFFF"/>
+        <w:spacing w:before="0" w:beforeAutospacing="0" w:after="240" w:afterAutospacing="0"/>
+        <w:rPr>
+          <w:rFonts w:ascii="Segoe UI" w:hAnsi="Segoe UI" w:cs="Segoe UI"/>
+          <w:color w:val="1F2328"/>
+          <w:lang w:val="lv-LV"/>
+        </w:rPr>
+      </w:pPr>
+      <w:r>
+        <w:rPr>
+          <w:rFonts w:ascii="Segoe UI" w:hAnsi="Segoe UI" w:cs="Segoe UI"/>
+          <w:color w:val="1F2328"/>
+          <w:lang w:val="lv-LV"/>
+        </w:rPr>
+        <w:t xml:space="preserve">Mūsu komanda bija izvēlējusies veidot projektu Universitātes gaisa kvalitātes pārvaldības sistēma. Pēc sarunas ar “pasūtītāju” iezīmējām galvenos lietotāja stāstus. </w:t>
+      </w:r>
+      <w:proofErr w:type="spellStart"/>
+      <w:r>
+        <w:rPr>
+          <w:rFonts w:ascii="Segoe UI" w:hAnsi="Segoe UI" w:cs="Segoe UI"/>
+          <w:color w:val="1F2328"/>
+          <w:lang w:val="lv-LV"/>
+        </w:rPr>
+        <w:t>Tākā</w:t>
+      </w:r>
+      <w:proofErr w:type="spellEnd"/>
+      <w:r>
+        <w:rPr>
+          <w:rFonts w:ascii="Segoe UI" w:hAnsi="Segoe UI" w:cs="Segoe UI"/>
+          <w:color w:val="1F2328"/>
+          <w:lang w:val="lv-LV"/>
+        </w:rPr>
+        <w:t xml:space="preserve"> viens no stāstiem bija saslēgšana, tad realizējām 3 dažādu interfeisu sensorus, un vienu no tiem kalibrējām paši.</w:t>
+      </w:r>
+      <w:r>
+        <w:rPr>
+          <w:rFonts w:ascii="Segoe UI" w:hAnsi="Segoe UI" w:cs="Segoe UI"/>
+          <w:color w:val="1F2328"/>
+          <w:lang w:val="lv-LV"/>
+        </w:rPr>
+        <w:br/>
+        <w:t xml:space="preserve">Lai gan mūsu komandā bija pamanāmi cilvēki ar ideālistiskiem skatījumiem, tomēr jāņem vērā, ka nav dzirdēts par plašai publikai brīvi pieejamiem nemirstības risinājumiem, kas nozīmē, ka projekta izstrādei ir tikai neliels laika resurss, kas nozīmē, ka jākoncentrējas uz MVP sasniegšanu, nevis jāiedziļinās dažādos interesantās </w:t>
+      </w:r>
+      <w:proofErr w:type="spellStart"/>
+      <w:r>
+        <w:rPr>
+          <w:rFonts w:ascii="Segoe UI" w:hAnsi="Segoe UI" w:cs="Segoe UI"/>
+          <w:color w:val="1F2328"/>
+          <w:lang w:val="lv-LV"/>
+        </w:rPr>
+        <w:t>blakusnodarbēs</w:t>
+      </w:r>
+      <w:proofErr w:type="spellEnd"/>
+      <w:r>
+        <w:rPr>
+          <w:rFonts w:ascii="Segoe UI" w:hAnsi="Segoe UI" w:cs="Segoe UI"/>
+          <w:color w:val="1F2328"/>
+          <w:lang w:val="lv-LV"/>
+        </w:rPr>
+        <w:t xml:space="preserve"> kā absolūtās drošības meklējumi, neskaitāmu interfeisu izmēģināšana un tamlīdzīgi.</w:t>
+      </w:r>
+    </w:p>
+    <w:p>
+      <w:pPr>
+        <w:pStyle w:val="NormalWeb"/>
+        <w:shd w:val="clear" w:color="auto" w:fill="FFFFFF"/>
+        <w:spacing w:before="0" w:beforeAutospacing="0" w:after="240" w:afterAutospacing="0"/>
+        <w:rPr>
+          <w:rFonts w:ascii="Segoe UI" w:hAnsi="Segoe UI" w:cs="Segoe UI"/>
+          <w:color w:val="1F2328"/>
+          <w:lang w:val="lv-LV"/>
+        </w:rPr>
+      </w:pPr>
+      <w:r>
+        <w:rPr>
+          <w:rFonts w:ascii="Segoe UI" w:hAnsi="Segoe UI" w:cs="Segoe UI"/>
+          <w:color w:val="1F2328"/>
+          <w:lang w:val="lv-LV"/>
+        </w:rPr>
+        <w:t>Rezultātā ieguvām mūsuprāt ievērojami dzīvotspējīgu, pietiekami ērti lietojamu un visnotaļ viegli mērogojamu sistēmas iestrādni. Kurai nav papildus atkarība no kādas attālinātas korporācijas lēmumu mainības vai nemainības. Tātad pielietojama arī attālākos civilizācijas punktos vai sasniedzot briedumu arī citur kosmosā.</w:t>
+      </w:r>
+    </w:p>
+    <w:p>
+      <w:pPr>
+        <w:pStyle w:val="NormalWeb"/>
+        <w:shd w:val="clear" w:color="auto" w:fill="FFFFFF"/>
+        <w:spacing w:before="0" w:beforeAutospacing="0" w:after="240" w:afterAutospacing="0"/>
+        <w:rPr>
+          <w:rFonts w:ascii="Segoe UI" w:hAnsi="Segoe UI" w:cs="Segoe UI"/>
+          <w:color w:val="1F2328"/>
+          <w:lang w:val="lv-LV"/>
+        </w:rPr>
+      </w:pPr>
+      <w:r>
+        <w:rPr>
+          <w:rFonts w:ascii="Segoe UI" w:hAnsi="Segoe UI" w:cs="Segoe UI"/>
+          <w:color w:val="1F2328"/>
+          <w:lang w:val="lv-LV"/>
+        </w:rPr>
+        <w:t xml:space="preserve">Nosakot vadlīnijas, nolēmām, ka sekošanu </w:t>
+      </w:r>
+      <w:proofErr w:type="spellStart"/>
+      <w:r>
+        <w:rPr>
+          <w:rFonts w:ascii="Segoe UI" w:hAnsi="Segoe UI" w:cs="Segoe UI"/>
+          <w:color w:val="1F2328"/>
+          <w:lang w:val="lv-LV"/>
+        </w:rPr>
+        <w:t>hype</w:t>
+      </w:r>
+      <w:proofErr w:type="spellEnd"/>
+      <w:r>
+        <w:rPr>
+          <w:rFonts w:ascii="Segoe UI" w:hAnsi="Segoe UI" w:cs="Segoe UI"/>
+          <w:color w:val="1F2328"/>
+          <w:lang w:val="lv-LV"/>
+        </w:rPr>
+        <w:t xml:space="preserve"> un dažādiem modes zīmoliem šeit </w:t>
+      </w:r>
+      <w:proofErr w:type="spellStart"/>
+      <w:r>
+        <w:rPr>
+          <w:rFonts w:ascii="Segoe UI" w:hAnsi="Segoe UI" w:cs="Segoe UI"/>
+          <w:color w:val="1F2328"/>
+          <w:lang w:val="lv-LV"/>
+        </w:rPr>
+        <w:t>neprioritizēsim</w:t>
+      </w:r>
+      <w:proofErr w:type="spellEnd"/>
+      <w:r>
+        <w:rPr>
+          <w:rFonts w:ascii="Segoe UI" w:hAnsi="Segoe UI" w:cs="Segoe UI"/>
+          <w:color w:val="1F2328"/>
+          <w:lang w:val="lv-LV"/>
+        </w:rPr>
+        <w:t>, bet tieši pretēji - vērsīsim skatus uz pietiekami ilgi esošām sistēmām ar maksimāli iespējamo koda caurredzamību, tajā pašā laikā kā jau ļoti limitētu resursu sistēmās, neaizmirstot par resursu limitiem.</w:t>
+      </w:r>
+    </w:p>
+    <w:p>
+      <w:pPr>
+        <w:pStyle w:val="NormalWeb"/>
+        <w:shd w:val="clear" w:color="auto" w:fill="FFFFFF"/>
+        <w:spacing w:before="0" w:beforeAutospacing="0" w:after="240" w:afterAutospacing="0"/>
+        <w:rPr>
+          <w:rFonts w:ascii="Segoe UI" w:hAnsi="Segoe UI" w:cs="Segoe UI"/>
+          <w:color w:val="1F2328"/>
+          <w:lang w:val="lv-LV"/>
+        </w:rPr>
+      </w:pPr>
+      <w:r>
+        <w:rPr>
+          <w:rFonts w:ascii="Segoe UI" w:hAnsi="Segoe UI" w:cs="Segoe UI"/>
+          <w:color w:val="1F2328"/>
+          <w:lang w:val="lv-LV"/>
+        </w:rPr>
+        <w:t xml:space="preserve">Tāpēc izvēlējāmies </w:t>
+      </w:r>
+      <w:proofErr w:type="spellStart"/>
+      <w:r>
+        <w:rPr>
+          <w:rFonts w:ascii="Segoe UI" w:hAnsi="Segoe UI" w:cs="Segoe UI"/>
+          <w:color w:val="1F2328"/>
+          <w:lang w:val="lv-LV"/>
+        </w:rPr>
+        <w:t>python</w:t>
+      </w:r>
+      <w:proofErr w:type="spellEnd"/>
+      <w:r>
+        <w:rPr>
+          <w:rFonts w:ascii="Segoe UI" w:hAnsi="Segoe UI" w:cs="Segoe UI"/>
+          <w:color w:val="1F2328"/>
+          <w:lang w:val="lv-LV"/>
+        </w:rPr>
+        <w:t xml:space="preserve">, un tikai divos gadījumos: </w:t>
+      </w:r>
+      <w:proofErr w:type="spellStart"/>
+      <w:r>
+        <w:rPr>
+          <w:rFonts w:ascii="Segoe UI" w:hAnsi="Segoe UI" w:cs="Segoe UI"/>
+          <w:color w:val="1F2328"/>
+          <w:lang w:val="lv-LV"/>
+        </w:rPr>
+        <w:t>webkameras</w:t>
+      </w:r>
+      <w:proofErr w:type="spellEnd"/>
+      <w:r>
+        <w:rPr>
+          <w:rFonts w:ascii="Segoe UI" w:hAnsi="Segoe UI" w:cs="Segoe UI"/>
+          <w:color w:val="1F2328"/>
+          <w:lang w:val="lv-LV"/>
+        </w:rPr>
+        <w:t xml:space="preserve"> blakus mini projektā un industriālā 4-20mA </w:t>
+      </w:r>
+      <w:proofErr w:type="spellStart"/>
+      <w:r>
+        <w:rPr>
+          <w:rFonts w:ascii="Segoe UI" w:hAnsi="Segoe UI" w:cs="Segoe UI"/>
+          <w:color w:val="1F2328"/>
+          <w:lang w:val="lv-LV"/>
+        </w:rPr>
+        <w:t>standartsensora</w:t>
+      </w:r>
+      <w:proofErr w:type="spellEnd"/>
+      <w:r>
+        <w:rPr>
+          <w:rFonts w:ascii="Segoe UI" w:hAnsi="Segoe UI" w:cs="Segoe UI"/>
+          <w:color w:val="1F2328"/>
+          <w:lang w:val="lv-LV"/>
+        </w:rPr>
+        <w:t xml:space="preserve"> gadījumā, lietojām c++. Pirmajā gadījumā jo kamerai bija kritiski nepieciešama operatīvā atmiņa, bet sensora gadījumā - jo kontrolierim ar augstākas izšķirtspējas ADC </w:t>
+      </w:r>
+      <w:proofErr w:type="spellStart"/>
+      <w:r>
+        <w:rPr>
+          <w:rFonts w:ascii="Segoe UI" w:hAnsi="Segoe UI" w:cs="Segoe UI"/>
+          <w:color w:val="1F2328"/>
+          <w:lang w:val="lv-LV"/>
+        </w:rPr>
+        <w:t>micropython</w:t>
+      </w:r>
+      <w:proofErr w:type="spellEnd"/>
+      <w:r>
+        <w:rPr>
+          <w:rFonts w:ascii="Segoe UI" w:hAnsi="Segoe UI" w:cs="Segoe UI"/>
+          <w:color w:val="1F2328"/>
+          <w:lang w:val="lv-LV"/>
+        </w:rPr>
+        <w:t xml:space="preserve"> netiek uzturēts, kas nozīmē ka liekot savu portu, ļoti ievērojami daudz laika aizietu </w:t>
+      </w:r>
+      <w:proofErr w:type="spellStart"/>
+      <w:r>
+        <w:rPr>
+          <w:rFonts w:ascii="Segoe UI" w:hAnsi="Segoe UI" w:cs="Segoe UI"/>
+          <w:color w:val="1F2328"/>
+          <w:lang w:val="lv-LV"/>
+        </w:rPr>
+        <w:t>mappinga</w:t>
+      </w:r>
+      <w:proofErr w:type="spellEnd"/>
+      <w:r>
+        <w:rPr>
+          <w:rFonts w:ascii="Segoe UI" w:hAnsi="Segoe UI" w:cs="Segoe UI"/>
+          <w:color w:val="1F2328"/>
+          <w:lang w:val="lv-LV"/>
+        </w:rPr>
+        <w:t>, testēšanas un citos uzdevumos, kas acīmredzami nebūtu laika resursa daudzuma ziņā samērīgi ar projekta kopējo laika resursu.</w:t>
+      </w:r>
+    </w:p>
+    <w:p>
+      <w:pPr>
+        <w:pStyle w:val="NormalWeb"/>
+        <w:shd w:val="clear" w:color="auto" w:fill="FFFFFF"/>
+        <w:spacing w:before="0" w:beforeAutospacing="0" w:after="0" w:afterAutospacing="0"/>
+        <w:rPr>
+          <w:rFonts w:ascii="Segoe UI" w:hAnsi="Segoe UI" w:cs="Segoe UI"/>
+          <w:color w:val="1F2328"/>
+          <w:lang w:val="lv-LV"/>
+        </w:rPr>
+      </w:pPr>
+      <w:proofErr w:type="spellStart"/>
+      <w:r>
+        <w:rPr>
+          <w:rFonts w:ascii="Segoe UI" w:hAnsi="Segoe UI" w:cs="Segoe UI"/>
+          <w:color w:val="1F2328"/>
+          <w:lang w:val="lv-LV"/>
+        </w:rPr>
+        <w:t>Mikrokontrolieru</w:t>
+      </w:r>
+      <w:proofErr w:type="spellEnd"/>
+      <w:r>
+        <w:rPr>
+          <w:rFonts w:ascii="Segoe UI" w:hAnsi="Segoe UI" w:cs="Segoe UI"/>
+          <w:color w:val="1F2328"/>
+          <w:lang w:val="lv-LV"/>
+        </w:rPr>
+        <w:t xml:space="preserve"> kods ir asinhronu uzdevumu struktūrā veidots, un pat zemākā gala kontrolieris (esp32) to spēja izpildīt, pat esot uz operatīvās atmiņas </w:t>
+      </w:r>
+      <w:proofErr w:type="spellStart"/>
+      <w:r>
+        <w:rPr>
+          <w:rFonts w:ascii="Segoe UI" w:hAnsi="Segoe UI" w:cs="Segoe UI"/>
+          <w:color w:val="1F2328"/>
+          <w:lang w:val="lv-LV"/>
+        </w:rPr>
+        <w:t>pārpildes</w:t>
+      </w:r>
+      <w:proofErr w:type="spellEnd"/>
+      <w:r>
+        <w:rPr>
+          <w:rFonts w:ascii="Segoe UI" w:hAnsi="Segoe UI" w:cs="Segoe UI"/>
+          <w:color w:val="1F2328"/>
+          <w:lang w:val="lv-LV"/>
+        </w:rPr>
+        <w:t xml:space="preserve"> robežas. (jāpiezīmē, ka ja kodā atstāja 5 sensorus, jau pie izpildes bija kļūda ka nepietiek RAM. Saīsinot kodu uz 2 sensoriem viss atkal strādāja). </w:t>
+      </w:r>
+      <w:r>
+        <w:rPr>
+          <w:rFonts w:ascii="Segoe UI" w:hAnsi="Segoe UI" w:cs="Segoe UI"/>
+          <w:color w:val="1F2328"/>
+          <w:lang w:val="lv-LV"/>
+        </w:rPr>
+        <w:br/>
+        <w:t xml:space="preserve">Arī API </w:t>
+      </w:r>
+      <w:proofErr w:type="spellStart"/>
+      <w:r>
+        <w:rPr>
+          <w:rFonts w:ascii="Segoe UI" w:hAnsi="Segoe UI" w:cs="Segoe UI"/>
+          <w:color w:val="1F2328"/>
+          <w:lang w:val="lv-LV"/>
+        </w:rPr>
+        <w:t>endpointu</w:t>
+      </w:r>
+      <w:proofErr w:type="spellEnd"/>
+      <w:r>
+        <w:rPr>
+          <w:rFonts w:ascii="Segoe UI" w:hAnsi="Segoe UI" w:cs="Segoe UI"/>
+          <w:color w:val="1F2328"/>
+          <w:lang w:val="lv-LV"/>
+        </w:rPr>
+        <w:t xml:space="preserve"> kods ir tajā pašā </w:t>
+      </w:r>
+      <w:proofErr w:type="spellStart"/>
+      <w:r>
+        <w:rPr>
+          <w:rFonts w:ascii="Segoe UI" w:hAnsi="Segoe UI" w:cs="Segoe UI"/>
+          <w:color w:val="1F2328"/>
+          <w:lang w:val="lv-LV"/>
+        </w:rPr>
+        <w:t>asyncio</w:t>
+      </w:r>
+      <w:proofErr w:type="spellEnd"/>
+      <w:r>
+        <w:rPr>
+          <w:rFonts w:ascii="Segoe UI" w:hAnsi="Segoe UI" w:cs="Segoe UI"/>
+          <w:color w:val="1F2328"/>
+          <w:lang w:val="lv-LV"/>
+        </w:rPr>
+        <w:t xml:space="preserve"> satvarā veidots. </w:t>
+      </w:r>
+      <w:proofErr w:type="spellStart"/>
+      <w:r>
+        <w:rPr>
+          <w:rFonts w:ascii="Segoe UI" w:hAnsi="Segoe UI" w:cs="Segoe UI"/>
+          <w:color w:val="1F2328"/>
+          <w:lang w:val="lv-LV"/>
+        </w:rPr>
+        <w:t>Arhivators</w:t>
+      </w:r>
+      <w:proofErr w:type="spellEnd"/>
+      <w:r>
+        <w:rPr>
+          <w:rFonts w:ascii="Segoe UI" w:hAnsi="Segoe UI" w:cs="Segoe UI"/>
+          <w:color w:val="1F2328"/>
+          <w:lang w:val="lv-LV"/>
+        </w:rPr>
+        <w:t xml:space="preserve"> turpretī ir sinhrons, jo tas ir vienlaikus viens uzdevums, tāpēc </w:t>
+      </w:r>
+      <w:proofErr w:type="spellStart"/>
+      <w:r>
+        <w:rPr>
+          <w:rFonts w:ascii="Segoe UI" w:hAnsi="Segoe UI" w:cs="Segoe UI"/>
+          <w:color w:val="1F2328"/>
+          <w:lang w:val="lv-LV"/>
+        </w:rPr>
+        <w:t>asinhromums</w:t>
+      </w:r>
+      <w:proofErr w:type="spellEnd"/>
+      <w:r>
+        <w:rPr>
+          <w:rFonts w:ascii="Segoe UI" w:hAnsi="Segoe UI" w:cs="Segoe UI"/>
+          <w:color w:val="1F2328"/>
+          <w:lang w:val="lv-LV"/>
+        </w:rPr>
+        <w:t xml:space="preserve"> ir lieks. Savukārt lietotāja </w:t>
+      </w:r>
+      <w:proofErr w:type="spellStart"/>
+      <w:r>
+        <w:rPr>
+          <w:rFonts w:ascii="Segoe UI" w:hAnsi="Segoe UI" w:cs="Segoe UI"/>
+          <w:color w:val="1F2328"/>
+          <w:lang w:val="lv-LV"/>
+        </w:rPr>
+        <w:t>saskarne</w:t>
+      </w:r>
+      <w:proofErr w:type="spellEnd"/>
+      <w:r>
+        <w:rPr>
+          <w:rFonts w:ascii="Segoe UI" w:hAnsi="Segoe UI" w:cs="Segoe UI"/>
+          <w:color w:val="1F2328"/>
+          <w:lang w:val="lv-LV"/>
+        </w:rPr>
+        <w:t xml:space="preserve"> ir salikts projekts, sastāvošs no </w:t>
+      </w:r>
+      <w:proofErr w:type="spellStart"/>
+      <w:r>
+        <w:rPr>
+          <w:rFonts w:ascii="Segoe UI" w:hAnsi="Segoe UI" w:cs="Segoe UI"/>
+          <w:color w:val="1F2328"/>
+          <w:lang w:val="lv-LV"/>
+        </w:rPr>
+        <w:t>Grafana</w:t>
+      </w:r>
+      <w:proofErr w:type="spellEnd"/>
+      <w:r>
+        <w:rPr>
+          <w:rFonts w:ascii="Segoe UI" w:hAnsi="Segoe UI" w:cs="Segoe UI"/>
+          <w:color w:val="1F2328"/>
+          <w:lang w:val="lv-LV"/>
+        </w:rPr>
+        <w:t xml:space="preserve">, kas rakstīta </w:t>
+      </w:r>
+      <w:proofErr w:type="spellStart"/>
+      <w:r>
+        <w:rPr>
+          <w:rFonts w:ascii="Segoe UI" w:hAnsi="Segoe UI" w:cs="Segoe UI"/>
+          <w:color w:val="1F2328"/>
+          <w:lang w:val="lv-LV"/>
+        </w:rPr>
+        <w:t>go</w:t>
+      </w:r>
+      <w:proofErr w:type="spellEnd"/>
+      <w:r>
+        <w:rPr>
+          <w:rFonts w:ascii="Segoe UI" w:hAnsi="Segoe UI" w:cs="Segoe UI"/>
+          <w:color w:val="1F2328"/>
+          <w:lang w:val="lv-LV"/>
+        </w:rPr>
+        <w:t xml:space="preserve"> valodā un pielieto </w:t>
+      </w:r>
+      <w:proofErr w:type="spellStart"/>
+      <w:r>
+        <w:rPr>
+          <w:rFonts w:ascii="Segoe UI" w:hAnsi="Segoe UI" w:cs="Segoe UI"/>
+          <w:color w:val="1F2328"/>
+          <w:lang w:val="lv-LV"/>
+        </w:rPr>
+        <w:t>react</w:t>
+      </w:r>
+      <w:proofErr w:type="spellEnd"/>
+      <w:r>
+        <w:rPr>
+          <w:rFonts w:ascii="Segoe UI" w:hAnsi="Segoe UI" w:cs="Segoe UI"/>
+          <w:color w:val="1F2328"/>
+          <w:lang w:val="lv-LV"/>
+        </w:rPr>
+        <w:t xml:space="preserve"> un </w:t>
+      </w:r>
+      <w:proofErr w:type="spellStart"/>
+      <w:r>
+        <w:rPr>
+          <w:rFonts w:ascii="Segoe UI" w:hAnsi="Segoe UI" w:cs="Segoe UI"/>
+          <w:color w:val="1F2328"/>
+          <w:lang w:val="lv-LV"/>
+        </w:rPr>
+        <w:t>angular</w:t>
+      </w:r>
+      <w:proofErr w:type="spellEnd"/>
+      <w:r>
+        <w:rPr>
+          <w:rFonts w:ascii="Segoe UI" w:hAnsi="Segoe UI" w:cs="Segoe UI"/>
+          <w:color w:val="1F2328"/>
+          <w:lang w:val="lv-LV"/>
+        </w:rPr>
+        <w:t xml:space="preserve"> </w:t>
+      </w:r>
+      <w:proofErr w:type="spellStart"/>
+      <w:r>
+        <w:rPr>
+          <w:rFonts w:ascii="Segoe UI" w:hAnsi="Segoe UI" w:cs="Segoe UI"/>
+          <w:color w:val="1F2328"/>
+          <w:lang w:val="lv-LV"/>
+        </w:rPr>
+        <w:t>javascript</w:t>
+      </w:r>
+      <w:proofErr w:type="spellEnd"/>
+      <w:r>
+        <w:rPr>
+          <w:rFonts w:ascii="Segoe UI" w:hAnsi="Segoe UI" w:cs="Segoe UI"/>
+          <w:color w:val="1F2328"/>
+          <w:lang w:val="lv-LV"/>
+        </w:rPr>
+        <w:t xml:space="preserve"> satvarus un no </w:t>
+      </w:r>
+      <w:proofErr w:type="spellStart"/>
+      <w:r>
+        <w:rPr>
+          <w:rFonts w:ascii="Segoe UI" w:hAnsi="Segoe UI" w:cs="Segoe UI"/>
+          <w:color w:val="1F2328"/>
+          <w:lang w:val="lv-LV"/>
+        </w:rPr>
+        <w:t>Django</w:t>
+      </w:r>
+      <w:proofErr w:type="spellEnd"/>
+      <w:r>
+        <w:rPr>
+          <w:rFonts w:ascii="Segoe UI" w:hAnsi="Segoe UI" w:cs="Segoe UI"/>
+          <w:color w:val="1F2328"/>
+          <w:lang w:val="lv-LV"/>
+        </w:rPr>
+        <w:t xml:space="preserve"> satvarā veidotas CRUD un maršrutēšanas lietotnes</w:t>
+      </w:r>
+      <w:r>
+        <w:rPr>
+          <w:rFonts w:ascii="Segoe UI" w:hAnsi="Segoe UI" w:cs="Segoe UI"/>
+          <w:color w:val="1F2328"/>
+          <w:lang w:val="lv-LV"/>
+        </w:rPr>
+        <w:t xml:space="preserve">, kas pielieto </w:t>
+      </w:r>
+      <w:proofErr w:type="spellStart"/>
+      <w:r>
+        <w:rPr>
+          <w:rFonts w:ascii="Segoe UI" w:hAnsi="Segoe UI" w:cs="Segoe UI"/>
+          <w:color w:val="1F2328"/>
+          <w:lang w:val="lv-LV"/>
+        </w:rPr>
+        <w:t>DataTables</w:t>
+      </w:r>
+      <w:proofErr w:type="spellEnd"/>
+      <w:r>
+        <w:rPr>
+          <w:rFonts w:ascii="Segoe UI" w:hAnsi="Segoe UI" w:cs="Segoe UI"/>
+          <w:color w:val="1F2328"/>
+          <w:lang w:val="lv-LV"/>
+        </w:rPr>
+        <w:t xml:space="preserve"> </w:t>
+      </w:r>
+      <w:proofErr w:type="spellStart"/>
+      <w:r>
+        <w:rPr>
+          <w:rFonts w:ascii="Segoe UI" w:hAnsi="Segoe UI" w:cs="Segoe UI"/>
+          <w:color w:val="1F2328"/>
+          <w:lang w:val="lv-LV"/>
+        </w:rPr>
+        <w:t>javascript</w:t>
+      </w:r>
+      <w:proofErr w:type="spellEnd"/>
+      <w:r>
+        <w:rPr>
+          <w:rFonts w:ascii="Segoe UI" w:hAnsi="Segoe UI" w:cs="Segoe UI"/>
+          <w:color w:val="1F2328"/>
+          <w:lang w:val="lv-LV"/>
+        </w:rPr>
+        <w:t xml:space="preserve"> satvaru sarakstu kārtošanai un meklēšanai, jo </w:t>
+      </w:r>
+      <w:proofErr w:type="spellStart"/>
+      <w:r>
+        <w:rPr>
+          <w:rFonts w:ascii="Segoe UI" w:hAnsi="Segoe UI" w:cs="Segoe UI"/>
+          <w:color w:val="1F2328"/>
+          <w:lang w:val="lv-LV"/>
+        </w:rPr>
+        <w:t>Django</w:t>
+      </w:r>
+      <w:proofErr w:type="spellEnd"/>
+      <w:r>
+        <w:rPr>
+          <w:rFonts w:ascii="Segoe UI" w:hAnsi="Segoe UI" w:cs="Segoe UI"/>
+          <w:color w:val="1F2328"/>
+          <w:lang w:val="lv-LV"/>
+        </w:rPr>
+        <w:t xml:space="preserve"> diemžēl modeļus atlasīja ievērojami lēni.</w:t>
+      </w:r>
+    </w:p>
+    <w:p>
+      <w:pPr>
+        <w:spacing w:line="259" w:lineRule="auto"/>
+        <w:rPr>
+          <w:lang w:val="lv-LV"/>
+        </w:rPr>
+      </w:pPr>
+      <w:r>
+        <w:rPr>
+          <w:lang w:val="lv-LV"/>
+        </w:rPr>
+        <w:br w:type="page"/>
+      </w:r>
+    </w:p>
+    <w:p>
+      <w:pPr>
+        <w:spacing w:line="259" w:lineRule="auto"/>
+        <w:rPr>
+          <w:lang w:val="lv-LV"/>
+        </w:rPr>
+      </w:pPr>
+      <w:r>
+        <w:rPr>
+          <w:lang w:val="lv-LV"/>
+        </w:rPr>
+        <w:lastRenderedPageBreak/>
+        <w:t xml:space="preserve">Darba mērķi bija vairāki, </w:t>
+      </w:r>
+      <w:r>
+        <w:rPr>
+          <w:lang w:val="lv-LV"/>
+        </w:rPr>
         <w:t xml:space="preserve"> </w:t>
       </w:r>
       <w:hyperlink w:anchor="Saturs" w:history="1">
@@ -1310,132 +2437,11 @@
     </w:p>
     <w:p>
       <w:pPr>
-        <w:pStyle w:val="NormalWeb"/>
-        <w:shd w:val="clear" w:color="auto" w:fill="FFFFFF"/>
-        <w:spacing w:before="0" w:beforeAutospacing="0" w:after="240" w:afterAutospacing="0"/>
-        <w:rPr>
-          <w:rFonts w:ascii="Segoe UI" w:hAnsi="Segoe UI" w:cs="Segoe UI"/>
-          <w:color w:val="1F2328"/>
-          <w:lang w:val="lv-LV"/>
-        </w:rPr>
-      </w:pPr>
-      <w:r>
-        <w:rPr>
-          <w:rFonts w:ascii="Segoe UI" w:hAnsi="Segoe UI" w:cs="Segoe UI"/>
-          <w:color w:val="1F2328"/>
-          <w:lang w:val="lv-LV"/>
-        </w:rPr>
-        <w:t>Mūsu komanda bija izvēlējusies veidot projektu Universitātes gaisa kvalitātes pārvaldības sistēma. Pēc sarunas ar “pasūtītāju” iezīmējām galvenos lietotāja stāstus. Tākā viens no stāstiem bija saslēgšana, tad realizējām 3 dažādu interfeisu sensorus, un vienu no tiem kalibrējām paši.</w:t>
-      </w:r>
-      <w:r>
-        <w:rPr>
-          <w:rFonts w:ascii="Segoe UI" w:hAnsi="Segoe UI" w:cs="Segoe UI"/>
-          <w:color w:val="1F2328"/>
-          <w:lang w:val="lv-LV"/>
-        </w:rPr>
-        <w:br/>
-        <w:t>Lai gan mūsu komandā bija pamanāmi cilvēki ar ideālistiskiem skatījumiem, tomēr jāņem vērā, ka nav dzirdēts par plašai publikai brīvi pieejamiem nemirstības risinājumiem, kas nozīmē, ka projekta izstrādei ir tikai neliels laika resurss, kas nozīmē, ka jākoncentrējas uz MVP sasniegšanu, nevis jāiedziļinās dažādos interesantās blakusnodarbēs kā absolūtās drošības meklējumi, neskaitāmu interfeisu izmēģināšana un tamlīdzīgi.</w:t>
-      </w:r>
-    </w:p>
-    <w:p>
-      <w:pPr>
-        <w:pStyle w:val="NormalWeb"/>
-        <w:shd w:val="clear" w:color="auto" w:fill="FFFFFF"/>
-        <w:spacing w:before="0" w:beforeAutospacing="0" w:after="240" w:afterAutospacing="0"/>
-        <w:rPr>
-          <w:rFonts w:ascii="Segoe UI" w:hAnsi="Segoe UI" w:cs="Segoe UI"/>
-          <w:color w:val="1F2328"/>
-          <w:lang w:val="lv-LV"/>
-        </w:rPr>
-      </w:pPr>
-      <w:r>
-        <w:rPr>
-          <w:rFonts w:ascii="Segoe UI" w:hAnsi="Segoe UI" w:cs="Segoe UI"/>
-          <w:color w:val="1F2328"/>
-          <w:lang w:val="lv-LV"/>
-        </w:rPr>
-        <w:t>Rezultātā ieguvām mūsuprāt ievērojami dzīvotspējīgu, pietiekami ērti lietojamu un visnotaļ viegli mērogojamu sistēmas iestrādni. Kurai nav papildus atkarība no kādas attālinātas korporācijas lēmumu mainības vai nemainības. Tātad pielietojama arī attālākos civilizācijas punktos vai sasniedzot briedumu arī citur kosmosā.</w:t>
-      </w:r>
-    </w:p>
-    <w:p>
-      <w:pPr>
-        <w:pStyle w:val="NormalWeb"/>
-        <w:shd w:val="clear" w:color="auto" w:fill="FFFFFF"/>
-        <w:spacing w:before="0" w:beforeAutospacing="0" w:after="240" w:afterAutospacing="0"/>
-        <w:rPr>
-          <w:rFonts w:ascii="Segoe UI" w:hAnsi="Segoe UI" w:cs="Segoe UI"/>
-          <w:color w:val="1F2328"/>
-          <w:lang w:val="lv-LV"/>
-        </w:rPr>
-      </w:pPr>
-      <w:r>
-        <w:rPr>
-          <w:rFonts w:ascii="Segoe UI" w:hAnsi="Segoe UI" w:cs="Segoe UI"/>
-          <w:color w:val="1F2328"/>
-          <w:lang w:val="lv-LV"/>
-        </w:rPr>
-        <w:t>Nosakot vadlīnijas, nolēmām, ka sekošanu hype un dažādiem modes zīmoliem šeit neprioritizēsim, bet tieši pretēji - vērsīsim skatus uz pietiekami ilgi esošām sistēmām ar maksimāli iespējamo koda caurredzamību, tajā pašā laikā kā jau ļoti limitētu resursu sistēmās, neaizmirstot par resursu limitiem.</w:t>
-      </w:r>
-    </w:p>
-    <w:p>
-      <w:pPr>
-        <w:pStyle w:val="NormalWeb"/>
-        <w:shd w:val="clear" w:color="auto" w:fill="FFFFFF"/>
-        <w:spacing w:before="0" w:beforeAutospacing="0" w:after="240" w:afterAutospacing="0"/>
-        <w:rPr>
-          <w:rFonts w:ascii="Segoe UI" w:hAnsi="Segoe UI" w:cs="Segoe UI"/>
-          <w:color w:val="1F2328"/>
-          <w:lang w:val="lv-LV"/>
-        </w:rPr>
-      </w:pPr>
-      <w:r>
-        <w:rPr>
-          <w:rFonts w:ascii="Segoe UI" w:hAnsi="Segoe UI" w:cs="Segoe UI"/>
-          <w:color w:val="1F2328"/>
-          <w:lang w:val="lv-LV"/>
-        </w:rPr>
-        <w:t>Tāpēc izvēlējāmies python, un tikai divos gadījumos: webkameras blakus mini projektā un industriālā 4-20mA standartsensora gadījumā, lietojām c++. Pirmajā gadījumā jo kamerai bija kritiski nepieciešama operatīvā atmiņa, bet sensora gadījumā - jo kontrolierim ar augstākas izšķirtspējas ADC micropython netiek uzturēts, kas nozīmē ka liekot savu portu, ļoti ievērojami daudz laika aizietu mappinga, testēšanas un citos uzdevumos, kas acīmredzami nebūtu laika resursa daudzuma ziņā samērīgi ar projekta kopējo laika resursu.</w:t>
-      </w:r>
-    </w:p>
-    <w:p>
-      <w:pPr>
-        <w:pStyle w:val="NormalWeb"/>
-        <w:shd w:val="clear" w:color="auto" w:fill="FFFFFF"/>
-        <w:spacing w:before="0" w:beforeAutospacing="0" w:after="0" w:afterAutospacing="0"/>
-        <w:rPr>
-          <w:rFonts w:ascii="Segoe UI" w:hAnsi="Segoe UI" w:cs="Segoe UI"/>
-          <w:color w:val="1F2328"/>
-          <w:lang w:val="lv-LV"/>
-        </w:rPr>
-      </w:pPr>
-      <w:r>
-        <w:rPr>
-          <w:rFonts w:ascii="Segoe UI" w:hAnsi="Segoe UI" w:cs="Segoe UI"/>
-          <w:color w:val="1F2328"/>
-          <w:lang w:val="lv-LV"/>
-        </w:rPr>
-        <w:t xml:space="preserve">Mikrokontrolieru kods ir asinhronu uzdevumu struktūrā veidots, un pat zemākā gala kontrolieris (esp32) to spēja izpildīt, pat esot uz operatīvās atmiņas pārpildes robežas. (jāpiezīmē, ka ja kodā atstāja 5 sensorus, jau pie izpildes bija kļūda ka nepietiek RAM. Saīsinot kodu uz 2 sensoriem viss atkal strādāja). </w:t>
-      </w:r>
-      <w:r>
-        <w:rPr>
-          <w:rFonts w:ascii="Segoe UI" w:hAnsi="Segoe UI" w:cs="Segoe UI"/>
-          <w:color w:val="1F2328"/>
-          <w:lang w:val="lv-LV"/>
-        </w:rPr>
-        <w:br/>
-        <w:t>Arī API endpointu kods ir tajā pašā asyncio satvarā veidots. Arhivators turpretī ir sinhrons, jo tas ir vienlaikus viens uzdevums, tāpēc asinhromums ir lieks. Savukārt lietotāja saskarne ir salikts projekts, sastāvošs no Grafana, kas rakstīta go valodā un pielieto react un angular javascript satvarus un no Django satvarā veidotas CRUD un maršrutēšanas lietotnes</w:t>
-      </w:r>
-      <w:r>
-        <w:rPr>
-          <w:rFonts w:ascii="Segoe UI" w:hAnsi="Segoe UI" w:cs="Segoe UI"/>
-          <w:color w:val="1F2328"/>
-          <w:lang w:val="lv-LV"/>
-        </w:rPr>
-        <w:t>, kas pielieto DataTables javascript satvaru sarakstu kārtošanai un meklēšanai, jo Django diemžēl modeļus atlasīja ievērojami lēni.</w:t>
-      </w:r>
-    </w:p>
-    <w:p>
-      <w:pPr>
+        <w:pStyle w:val="ListParagraph"/>
+        <w:numPr>
+          <w:ilvl w:val="0"/>
+          <w:numId w:val="11"/>
+        </w:numPr>
         <w:spacing w:line="259" w:lineRule="auto"/>
         <w:rPr>
           <w:lang w:val="lv-LV"/>
@@ -1445,27 +2451,132 @@
         <w:rPr>
           <w:lang w:val="lv-LV"/>
         </w:rPr>
+        <w:t>Izveidot mājaslapas saslēgumu ar sensoru datiem</w:t>
+      </w:r>
+    </w:p>
+    <w:p>
+      <w:pPr>
+        <w:pStyle w:val="ListParagraph"/>
+        <w:numPr>
+          <w:ilvl w:val="0"/>
+          <w:numId w:val="11"/>
+        </w:numPr>
+        <w:spacing w:line="259" w:lineRule="auto"/>
+        <w:rPr>
+          <w:lang w:val="lv-LV"/>
+        </w:rPr>
+      </w:pPr>
+      <w:r>
+        <w:rPr>
+          <w:lang w:val="lv-LV"/>
+        </w:rPr>
+        <w:t>Parādīt datus reāllaika, vēlams vizuāli viegli uztveramā formā un iezīmējot kritiskās gāzu vērtības</w:t>
+      </w:r>
+    </w:p>
+    <w:p>
+      <w:pPr>
+        <w:pStyle w:val="ListParagraph"/>
+        <w:numPr>
+          <w:ilvl w:val="0"/>
+          <w:numId w:val="11"/>
+        </w:numPr>
+        <w:spacing w:line="259" w:lineRule="auto"/>
+        <w:rPr>
+          <w:lang w:val="lv-LV"/>
+        </w:rPr>
+      </w:pPr>
+      <w:r>
+        <w:rPr>
+          <w:lang w:val="lv-LV"/>
+        </w:rPr>
+        <w:t>Dot iespēju regulēt datu ievākšanas biežumu, arhivēšanas biežumu un dzēšanas biežumu</w:t>
+      </w:r>
+    </w:p>
+    <w:p>
+      <w:pPr>
+        <w:pStyle w:val="ListParagraph"/>
+        <w:numPr>
+          <w:ilvl w:val="0"/>
+          <w:numId w:val="11"/>
+        </w:numPr>
+        <w:spacing w:line="259" w:lineRule="auto"/>
+        <w:rPr>
+          <w:lang w:val="lv-LV"/>
+        </w:rPr>
+      </w:pPr>
+      <w:r>
+        <w:rPr>
+          <w:lang w:val="lv-LV"/>
+        </w:rPr>
+        <w:t>Dot iespēju veidot sensoru aprakstošo datu (metadatu) datubāzi un tai piesaistītās CRUD operācijas</w:t>
+      </w:r>
+    </w:p>
+    <w:p>
+      <w:pPr>
+        <w:spacing w:line="259" w:lineRule="auto"/>
+        <w:rPr>
+          <w:lang w:val="lv-LV"/>
+        </w:rPr>
+      </w:pPr>
+      <w:r>
+        <w:rPr>
+          <w:lang w:val="lv-LV"/>
+        </w:rPr>
+        <w:t>Novērtēšanas mērķi ir pārliecināties, ka ir funkcionāls MVP</w:t>
+      </w:r>
+      <w:r>
+        <w:rPr>
+          <w:lang w:val="lv-LV"/>
+        </w:rPr>
+        <w:t xml:space="preserve"> pēc iespējas vairākos lietotāja stāstos </w:t>
+      </w:r>
+      <w:proofErr w:type="spellStart"/>
+      <w:r>
+        <w:rPr>
+          <w:lang w:val="lv-LV"/>
+        </w:rPr>
+        <w:t>nosauko</w:t>
+      </w:r>
+      <w:proofErr w:type="spellEnd"/>
+      <w:r>
+        <w:rPr>
+          <w:lang w:val="lv-LV"/>
+        </w:rPr>
+        <w:t xml:space="preserve"> prasību aspektos, kā arī vai ir vai arī ja nav, tad vai ir samērā vienkārši un ātri realizējamas drošības prasības.</w:t>
+      </w:r>
+      <w:r>
+        <w:rPr>
+          <w:lang w:val="lv-LV"/>
+        </w:rPr>
         <w:br w:type="page"/>
       </w:r>
     </w:p>
     <w:p>
       <w:pPr>
-        <w:spacing w:line="259" w:lineRule="auto"/>
-        <w:rPr>
-          <w:lang w:val="lv-LV"/>
-        </w:rPr>
-      </w:pPr>
-      <w:r>
-        <w:rPr>
-          <w:lang w:val="lv-LV"/>
+        <w:pStyle w:val="Heading1"/>
+        <w:rPr>
+          <w:rStyle w:val="Heading1Char"/>
+          <w:lang w:val="lv-LV"/>
+        </w:rPr>
+      </w:pPr>
+      <w:bookmarkStart w:id="2" w:name="_Toc156135320"/>
+      <w:proofErr w:type="spellStart"/>
+      <w:r>
+        <w:rPr>
+          <w:rStyle w:val="Heading1Char"/>
         </w:rPr>
         <w:lastRenderedPageBreak/>
-        <w:t xml:space="preserve">Darba mērķi bija vairāki, </w:t>
-      </w:r>
-      <w:r>
-        <w:rPr>
-          <w:lang w:val="lv-LV"/>
-        </w:rPr>
+        <w:t>Līdzīgo</w:t>
+      </w:r>
+      <w:proofErr w:type="spellEnd"/>
+      <w:r>
+        <w:rPr>
+          <w:rStyle w:val="Heading1Char"/>
+          <w:lang w:val="lv-LV"/>
+        </w:rPr>
+        <w:t xml:space="preserve"> risinājumu pārskats</w:t>
+      </w:r>
+      <w:r>
         <w:t xml:space="preserve"> </w:t>
       </w:r>
       <w:hyperlink w:anchor="Saturs" w:history="1">
@@ -1475,144 +2586,7 @@
           </w:rPr>
           <w:t>_↑_</w:t>
         </w:r>
-      </w:hyperlink>
-    </w:p>
-    <w:p>
-      <w:pPr>
-        <w:pStyle w:val="ListParagraph"/>
-        <w:numPr>
-          <w:ilvl w:val="0"/>
-          <w:numId w:val="11"/>
-        </w:numPr>
-        <w:spacing w:line="259" w:lineRule="auto"/>
-        <w:rPr>
-          <w:lang w:val="lv-LV"/>
-        </w:rPr>
-      </w:pPr>
-      <w:r>
-        <w:rPr>
-          <w:lang w:val="lv-LV"/>
-        </w:rPr>
-        <w:t>Izveidot mājaslapas saslēgumu ar sensoru datiem</w:t>
-      </w:r>
-    </w:p>
-    <w:p>
-      <w:pPr>
-        <w:pStyle w:val="ListParagraph"/>
-        <w:numPr>
-          <w:ilvl w:val="0"/>
-          <w:numId w:val="11"/>
-        </w:numPr>
-        <w:spacing w:line="259" w:lineRule="auto"/>
-        <w:rPr>
-          <w:lang w:val="lv-LV"/>
-        </w:rPr>
-      </w:pPr>
-      <w:r>
-        <w:rPr>
-          <w:lang w:val="lv-LV"/>
-        </w:rPr>
-        <w:t>Parādīt datus reāllaika, vēlams vizuāli viegli uztveramā formā un iezīmējot kritiskās gāzu vērtības</w:t>
-      </w:r>
-    </w:p>
-    <w:p>
-      <w:pPr>
-        <w:pStyle w:val="ListParagraph"/>
-        <w:numPr>
-          <w:ilvl w:val="0"/>
-          <w:numId w:val="11"/>
-        </w:numPr>
-        <w:spacing w:line="259" w:lineRule="auto"/>
-        <w:rPr>
-          <w:lang w:val="lv-LV"/>
-        </w:rPr>
-      </w:pPr>
-      <w:r>
-        <w:rPr>
-          <w:lang w:val="lv-LV"/>
-        </w:rPr>
-        <w:t>Dot iespēju regulēt datu ievākšanas biežumu, arhivēšanas biežumu un dzēšanas biežumu</w:t>
-      </w:r>
-    </w:p>
-    <w:p>
-      <w:pPr>
-        <w:pStyle w:val="ListParagraph"/>
-        <w:numPr>
-          <w:ilvl w:val="0"/>
-          <w:numId w:val="11"/>
-        </w:numPr>
-        <w:spacing w:line="259" w:lineRule="auto"/>
-        <w:rPr>
-          <w:lang w:val="lv-LV"/>
-        </w:rPr>
-      </w:pPr>
-      <w:r>
-        <w:rPr>
-          <w:lang w:val="lv-LV"/>
-        </w:rPr>
-        <w:t>Dot iespēju veidot sensoru aprakstošo datu (metadatu) datubāzi un tai piesaistītās CRUD operācijas</w:t>
-      </w:r>
-    </w:p>
-    <w:p>
-      <w:pPr>
-        <w:spacing w:line="259" w:lineRule="auto"/>
-        <w:rPr>
-          <w:lang w:val="lv-LV"/>
-        </w:rPr>
-      </w:pPr>
-      <w:r>
-        <w:rPr>
-          <w:lang w:val="lv-LV"/>
-        </w:rPr>
-        <w:t>Novērtēšanas mērķi ir pārliecināties, ka ir funkcionāls MVP</w:t>
-      </w:r>
-      <w:r>
-        <w:rPr>
-          <w:lang w:val="lv-LV"/>
-        </w:rPr>
-        <w:t xml:space="preserve"> pēc iespējas vairākos lietotāja stāstos nosauko prasību aspektos, kā arī vai ir vai arī ja nav, tad vai ir samērā vienkārši un ātri realizējamas drošības prasības.</w:t>
-      </w:r>
-      <w:r>
-        <w:rPr>
-          <w:lang w:val="lv-LV"/>
-        </w:rPr>
-        <w:br w:type="page"/>
-      </w:r>
-    </w:p>
-    <w:p>
-      <w:pPr>
-        <w:pStyle w:val="Heading1"/>
-        <w:rPr>
-          <w:rStyle w:val="Heading1Char"/>
-          <w:lang w:val="lv-LV"/>
-        </w:rPr>
-      </w:pPr>
-      <w:bookmarkStart w:id="2" w:name="_Toc156100816"/>
-      <w:r>
-        <w:rPr>
-          <w:rStyle w:val="Heading1Char"/>
-        </w:rPr>
-        <w:lastRenderedPageBreak/>
-        <w:t>Līdzīgo</w:t>
-      </w:r>
-      <w:r>
-        <w:rPr>
-          <w:rStyle w:val="Heading1Char"/>
-          <w:lang w:val="lv-LV"/>
-        </w:rPr>
-        <w:t xml:space="preserve"> risinājumu pārskats</w:t>
-      </w:r>
-      <w:bookmarkEnd w:id="2"/>
-      <w:r>
-        <w:t xml:space="preserve"> </w:t>
-      </w:r>
-      <w:hyperlink w:anchor="Saturs" w:history="1">
-        <w:r>
-          <w:rPr>
-            <w:rStyle w:val="Hyperlink"/>
-          </w:rPr>
-          <w:t>_↑_</w:t>
-        </w:r>
+        <w:bookmarkEnd w:id="2"/>
       </w:hyperlink>
     </w:p>
     <w:p>
@@ -1639,6 +2613,7 @@
         </w:rPr>
         <w:t xml:space="preserve">CISCO sensors </w:t>
       </w:r>
+      <w:proofErr w:type="spellStart"/>
       <w:r>
         <w:rPr>
           <w:rFonts w:ascii="Segoe UI" w:hAnsi="Segoe UI" w:cs="Segoe UI"/>
@@ -1646,7 +2621,17 @@
           <w:shd w:val="clear" w:color="auto" w:fill="FFFFFF"/>
           <w:lang w:val="lv-LV"/>
         </w:rPr>
-        <w:t>Meraki MT14</w:t>
+        <w:t>Meraki</w:t>
+      </w:r>
+      <w:proofErr w:type="spellEnd"/>
+      <w:r>
+        <w:rPr>
+          <w:rFonts w:ascii="Segoe UI" w:hAnsi="Segoe UI" w:cs="Segoe UI"/>
+          <w:color w:val="1F2328"/>
+          <w:shd w:val="clear" w:color="auto" w:fill="FFFFFF"/>
+          <w:lang w:val="lv-LV"/>
+        </w:rPr>
+        <w:t xml:space="preserve"> MT14</w:t>
       </w:r>
       <w:r>
         <w:rPr>
@@ -1751,12 +2736,42 @@
         </w:rPr>
         <w:t xml:space="preserve">ELRO </w:t>
       </w:r>
-      <w:r>
-        <w:rPr>
-          <w:lang w:val="lv-LV"/>
-        </w:rPr>
-        <w:t>Connects SF500CO2 CO2 Meter Kit</w:t>
-      </w:r>
+      <w:proofErr w:type="spellStart"/>
+      <w:r>
+        <w:rPr>
+          <w:lang w:val="lv-LV"/>
+        </w:rPr>
+        <w:t>Connects</w:t>
+      </w:r>
+      <w:proofErr w:type="spellEnd"/>
+      <w:r>
+        <w:rPr>
+          <w:lang w:val="lv-LV"/>
+        </w:rPr>
+        <w:t xml:space="preserve"> SF500CO2 CO2 </w:t>
+      </w:r>
+      <w:proofErr w:type="spellStart"/>
+      <w:r>
+        <w:rPr>
+          <w:lang w:val="lv-LV"/>
+        </w:rPr>
+        <w:t>Meter</w:t>
+      </w:r>
+      <w:proofErr w:type="spellEnd"/>
+      <w:r>
+        <w:rPr>
+          <w:lang w:val="lv-LV"/>
+        </w:rPr>
+        <w:t xml:space="preserve"> </w:t>
+      </w:r>
+      <w:proofErr w:type="spellStart"/>
+      <w:r>
+        <w:rPr>
+          <w:lang w:val="lv-LV"/>
+        </w:rPr>
+        <w:t>Kit</w:t>
+      </w:r>
+      <w:proofErr w:type="spellEnd"/>
       <w:r>
         <w:rPr>
           <w:lang w:val="lv-LV"/>
@@ -1791,6 +2806,7 @@
           <w:lang w:val="lv-LV"/>
         </w:rPr>
       </w:pPr>
+      <w:proofErr w:type="spellStart"/>
       <w:r>
         <w:rPr>
           <w:lang w:val="lv-LV"/>
@@ -1803,6 +2819,7 @@
         </w:rPr>
         <w:t>isruptive</w:t>
       </w:r>
+      <w:proofErr w:type="spellEnd"/>
       <w:r>
         <w:rPr>
           <w:lang w:val="lv-LV"/>
@@ -1825,8 +2842,30 @@
         <w:rPr>
           <w:lang w:val="lv-LV"/>
         </w:rPr>
-        <w:t>Sensor Starter Kit</w:t>
-      </w:r>
+        <w:t xml:space="preserve">Sensor </w:t>
+      </w:r>
+      <w:proofErr w:type="spellStart"/>
+      <w:r>
+        <w:rPr>
+          <w:lang w:val="lv-LV"/>
+        </w:rPr>
+        <w:t>Starter</w:t>
+      </w:r>
+      <w:proofErr w:type="spellEnd"/>
+      <w:r>
+        <w:rPr>
+          <w:lang w:val="lv-LV"/>
+        </w:rPr>
+        <w:t xml:space="preserve"> </w:t>
+      </w:r>
+      <w:proofErr w:type="spellStart"/>
+      <w:r>
+        <w:rPr>
+          <w:lang w:val="lv-LV"/>
+        </w:rPr>
+        <w:t>Kit</w:t>
+      </w:r>
+      <w:proofErr w:type="spellEnd"/>
       <w:r>
         <w:rPr>
           <w:lang w:val="lv-LV"/>
@@ -1861,11 +2900,159 @@
           <w:lang w:val="lv-LV"/>
         </w:rPr>
       </w:pPr>
-      <w:r>
-        <w:rPr>
-          <w:lang w:val="lv-LV"/>
-        </w:rPr>
-        <w:t>WiFi Smart 3 In 1 Carbon Dioxide Air Quality Monitor Detector Temperature and Humidity Sensor</w:t>
+      <w:proofErr w:type="spellStart"/>
+      <w:r>
+        <w:rPr>
+          <w:lang w:val="lv-LV"/>
+        </w:rPr>
+        <w:t>WiFi</w:t>
+      </w:r>
+      <w:proofErr w:type="spellEnd"/>
+      <w:r>
+        <w:rPr>
+          <w:lang w:val="lv-LV"/>
+        </w:rPr>
+        <w:t xml:space="preserve"> </w:t>
+      </w:r>
+      <w:proofErr w:type="spellStart"/>
+      <w:r>
+        <w:rPr>
+          <w:lang w:val="lv-LV"/>
+        </w:rPr>
+        <w:t>Smart</w:t>
+      </w:r>
+      <w:proofErr w:type="spellEnd"/>
+      <w:r>
+        <w:rPr>
+          <w:lang w:val="lv-LV"/>
+        </w:rPr>
+        <w:t xml:space="preserve"> 3 </w:t>
+      </w:r>
+      <w:proofErr w:type="spellStart"/>
+      <w:r>
+        <w:rPr>
+          <w:lang w:val="lv-LV"/>
+        </w:rPr>
+        <w:t>In</w:t>
+      </w:r>
+      <w:proofErr w:type="spellEnd"/>
+      <w:r>
+        <w:rPr>
+          <w:lang w:val="lv-LV"/>
+        </w:rPr>
+        <w:t xml:space="preserve"> 1 </w:t>
+      </w:r>
+      <w:proofErr w:type="spellStart"/>
+      <w:r>
+        <w:rPr>
+          <w:lang w:val="lv-LV"/>
+        </w:rPr>
+        <w:t>Carbon</w:t>
+      </w:r>
+      <w:proofErr w:type="spellEnd"/>
+      <w:r>
+        <w:rPr>
+          <w:lang w:val="lv-LV"/>
+        </w:rPr>
+        <w:t xml:space="preserve"> </w:t>
+      </w:r>
+      <w:proofErr w:type="spellStart"/>
+      <w:r>
+        <w:rPr>
+          <w:lang w:val="lv-LV"/>
+        </w:rPr>
+        <w:t>Dioxide</w:t>
+      </w:r>
+      <w:proofErr w:type="spellEnd"/>
+      <w:r>
+        <w:rPr>
+          <w:lang w:val="lv-LV"/>
+        </w:rPr>
+        <w:t xml:space="preserve"> </w:t>
+      </w:r>
+      <w:proofErr w:type="spellStart"/>
+      <w:r>
+        <w:rPr>
+          <w:lang w:val="lv-LV"/>
+        </w:rPr>
+        <w:t>Air</w:t>
+      </w:r>
+      <w:proofErr w:type="spellEnd"/>
+      <w:r>
+        <w:rPr>
+          <w:lang w:val="lv-LV"/>
+        </w:rPr>
+        <w:t xml:space="preserve"> </w:t>
+      </w:r>
+      <w:proofErr w:type="spellStart"/>
+      <w:r>
+        <w:rPr>
+          <w:lang w:val="lv-LV"/>
+        </w:rPr>
+        <w:t>Quality</w:t>
+      </w:r>
+      <w:proofErr w:type="spellEnd"/>
+      <w:r>
+        <w:rPr>
+          <w:lang w:val="lv-LV"/>
+        </w:rPr>
+        <w:t xml:space="preserve"> Monitor </w:t>
+      </w:r>
+      <w:proofErr w:type="spellStart"/>
+      <w:r>
+        <w:rPr>
+          <w:lang w:val="lv-LV"/>
+        </w:rPr>
+        <w:t>Detector</w:t>
+      </w:r>
+      <w:proofErr w:type="spellEnd"/>
+      <w:r>
+        <w:rPr>
+          <w:lang w:val="lv-LV"/>
+        </w:rPr>
+        <w:t xml:space="preserve"> </w:t>
+      </w:r>
+      <w:proofErr w:type="spellStart"/>
+      <w:r>
+        <w:rPr>
+          <w:lang w:val="lv-LV"/>
+        </w:rPr>
+        <w:t>Temperature</w:t>
+      </w:r>
+      <w:proofErr w:type="spellEnd"/>
+      <w:r>
+        <w:rPr>
+          <w:lang w:val="lv-LV"/>
+        </w:rPr>
+        <w:t xml:space="preserve"> </w:t>
+      </w:r>
+      <w:proofErr w:type="spellStart"/>
+      <w:r>
+        <w:rPr>
+          <w:lang w:val="lv-LV"/>
+        </w:rPr>
+        <w:t>and</w:t>
+      </w:r>
+      <w:proofErr w:type="spellEnd"/>
+      <w:r>
+        <w:rPr>
+          <w:lang w:val="lv-LV"/>
+        </w:rPr>
+        <w:t xml:space="preserve"> </w:t>
+      </w:r>
+      <w:proofErr w:type="spellStart"/>
+      <w:r>
+        <w:rPr>
+          <w:lang w:val="lv-LV"/>
+        </w:rPr>
+        <w:t>Humidity</w:t>
+      </w:r>
+      <w:proofErr w:type="spellEnd"/>
+      <w:r>
+        <w:rPr>
+          <w:lang w:val="lv-LV"/>
+        </w:rPr>
+        <w:t xml:space="preserve"> Sensor</w:t>
       </w:r>
       <w:r>
         <w:rPr>
@@ -1886,7 +3073,21 @@
         <w:rPr>
           <w:lang w:val="lv-LV"/>
         </w:rPr>
-        <w:t xml:space="preserve"> TUYA smart)</w:t>
+        <w:t xml:space="preserve"> TUYA </w:t>
+      </w:r>
+      <w:proofErr w:type="spellStart"/>
+      <w:r>
+        <w:rPr>
+          <w:lang w:val="lv-LV"/>
+        </w:rPr>
+        <w:t>smart</w:t>
+      </w:r>
+      <w:proofErr w:type="spellEnd"/>
+      <w:r>
+        <w:rPr>
+          <w:lang w:val="lv-LV"/>
+        </w:rPr>
+        <w:t>)</w:t>
       </w:r>
     </w:p>
     <w:p>
@@ -1905,7 +3106,21 @@
         <w:rPr>
           <w:lang w:val="lv-LV"/>
         </w:rPr>
-        <w:t>Tech stack alternatīvas:</w:t>
+        <w:t xml:space="preserve">Tech </w:t>
+      </w:r>
+      <w:proofErr w:type="spellStart"/>
+      <w:r>
+        <w:rPr>
+          <w:lang w:val="lv-LV"/>
+        </w:rPr>
+        <w:t>stack</w:t>
+      </w:r>
+      <w:proofErr w:type="spellEnd"/>
+      <w:r>
+        <w:rPr>
+          <w:lang w:val="lv-LV"/>
+        </w:rPr>
+        <w:t xml:space="preserve"> alternatīvas:</w:t>
       </w:r>
     </w:p>
     <w:p>
@@ -1920,6 +3135,7 @@
           <w:lang w:val="lv-LV"/>
         </w:rPr>
       </w:pPr>
+      <w:proofErr w:type="spellStart"/>
       <w:r>
         <w:rPr>
           <w:rFonts w:ascii="Arial" w:hAnsi="Arial" w:cs="Arial"/>
@@ -1929,7 +3145,43 @@
           <w:shd w:val="clear" w:color="auto" w:fill="F9F9F9"/>
           <w:lang w:val="lv-LV"/>
         </w:rPr>
-        <w:t>openHAB un kontrolieri kā mqqt klienti</w:t>
+        <w:t>openHAB</w:t>
+      </w:r>
+      <w:proofErr w:type="spellEnd"/>
+      <w:r>
+        <w:rPr>
+          <w:rFonts w:ascii="Arial" w:hAnsi="Arial" w:cs="Arial"/>
+          <w:color w:val="222222"/>
+          <w:sz w:val="23"/>
+          <w:szCs w:val="23"/>
+          <w:shd w:val="clear" w:color="auto" w:fill="F9F9F9"/>
+          <w:lang w:val="lv-LV"/>
+        </w:rPr>
+        <w:t xml:space="preserve"> un kontrolieri kā </w:t>
+      </w:r>
+      <w:proofErr w:type="spellStart"/>
+      <w:r>
+        <w:rPr>
+          <w:rFonts w:ascii="Arial" w:hAnsi="Arial" w:cs="Arial"/>
+          <w:color w:val="222222"/>
+          <w:sz w:val="23"/>
+          <w:szCs w:val="23"/>
+          <w:shd w:val="clear" w:color="auto" w:fill="F9F9F9"/>
+          <w:lang w:val="lv-LV"/>
+        </w:rPr>
+        <w:t>mqqt</w:t>
+      </w:r>
+      <w:proofErr w:type="spellEnd"/>
+      <w:r>
+        <w:rPr>
+          <w:rFonts w:ascii="Arial" w:hAnsi="Arial" w:cs="Arial"/>
+          <w:color w:val="222222"/>
+          <w:sz w:val="23"/>
+          <w:szCs w:val="23"/>
+          <w:shd w:val="clear" w:color="auto" w:fill="F9F9F9"/>
+          <w:lang w:val="lv-LV"/>
+        </w:rPr>
+        <w:t xml:space="preserve"> klienti</w:t>
       </w:r>
     </w:p>
     <w:p>
@@ -1944,6 +3196,7 @@
           <w:lang w:val="lv-LV"/>
         </w:rPr>
       </w:pPr>
+      <w:proofErr w:type="spellStart"/>
       <w:r>
         <w:rPr>
           <w:rFonts w:ascii="Arial" w:hAnsi="Arial" w:cs="Arial"/>
@@ -1953,7 +3206,43 @@
           <w:shd w:val="clear" w:color="auto" w:fill="F9F9F9"/>
           <w:lang w:val="lv-LV"/>
         </w:rPr>
-        <w:t>freeRTOS uz konroliera (</w:t>
+        <w:t>freeRTOS</w:t>
+      </w:r>
+      <w:proofErr w:type="spellEnd"/>
+      <w:r>
+        <w:rPr>
+          <w:rFonts w:ascii="Arial" w:hAnsi="Arial" w:cs="Arial"/>
+          <w:color w:val="222222"/>
+          <w:sz w:val="23"/>
+          <w:szCs w:val="23"/>
+          <w:shd w:val="clear" w:color="auto" w:fill="F9F9F9"/>
+          <w:lang w:val="lv-LV"/>
+        </w:rPr>
+        <w:t xml:space="preserve"> uz </w:t>
+      </w:r>
+      <w:proofErr w:type="spellStart"/>
+      <w:r>
+        <w:rPr>
+          <w:rFonts w:ascii="Arial" w:hAnsi="Arial" w:cs="Arial"/>
+          <w:color w:val="222222"/>
+          <w:sz w:val="23"/>
+          <w:szCs w:val="23"/>
+          <w:shd w:val="clear" w:color="auto" w:fill="F9F9F9"/>
+          <w:lang w:val="lv-LV"/>
+        </w:rPr>
+        <w:t>konroliera</w:t>
+      </w:r>
+      <w:proofErr w:type="spellEnd"/>
+      <w:r>
+        <w:rPr>
+          <w:rFonts w:ascii="Arial" w:hAnsi="Arial" w:cs="Arial"/>
+          <w:color w:val="222222"/>
+          <w:sz w:val="23"/>
+          <w:szCs w:val="23"/>
+          <w:shd w:val="clear" w:color="auto" w:fill="F9F9F9"/>
+          <w:lang w:val="lv-LV"/>
+        </w:rPr>
+        <w:t xml:space="preserve"> (</w:t>
       </w:r>
       <w:hyperlink r:id="rId13" w:history="1">
         <w:r>
@@ -2515,12 +3804,14 @@
                 <w:lang w:val="lv-LV"/>
               </w:rPr>
             </w:pPr>
+            <w:proofErr w:type="spellStart"/>
             <w:r>
               <w:rPr>
                 <w:lang w:val="lv-LV"/>
               </w:rPr>
               <w:t>WiFi</w:t>
             </w:r>
+            <w:proofErr w:type="spellEnd"/>
           </w:p>
         </w:tc>
         <w:tc>
@@ -3293,7 +4584,21 @@
               <w:rPr>
                 <w:lang w:val="lv-LV"/>
               </w:rPr>
-              <w:t>Cena (eur)  bez piegādes</w:t>
+              <w:t>Cena (</w:t>
+            </w:r>
+            <w:proofErr w:type="spellStart"/>
+            <w:r>
+              <w:rPr>
+                <w:lang w:val="lv-LV"/>
+              </w:rPr>
+              <w:t>eur</w:t>
+            </w:r>
+            <w:proofErr w:type="spellEnd"/>
+            <w:r>
+              <w:rPr>
+                <w:lang w:val="lv-LV"/>
+              </w:rPr>
+              <w:t>)  bez piegādes</w:t>
             </w:r>
           </w:p>
         </w:tc>
@@ -3474,7 +4779,7 @@
           <w:lang w:val="lv-LV"/>
         </w:rPr>
       </w:pPr>
-      <w:bookmarkStart w:id="3" w:name="_Toc156100817"/>
+      <w:bookmarkStart w:id="3" w:name="_Toc156135321"/>
       <w:r>
         <w:rPr>
           <w:rStyle w:val="Heading1Char"/>
@@ -3483,7 +4788,6 @@
         <w:lastRenderedPageBreak/>
         <w:t>Tehniskais risinājums</w:t>
       </w:r>
-      <w:bookmarkEnd w:id="3"/>
       <w:r>
         <w:t xml:space="preserve"> </w:t>
       </w:r>
@@ -3494,6 +4798,7 @@
           </w:rPr>
           <w:t>_↑_</w:t>
         </w:r>
+        <w:bookmarkEnd w:id="3"/>
       </w:hyperlink>
     </w:p>
     <w:p>
@@ -3503,7 +4808,7 @@
           <w:lang w:val="lv-LV"/>
         </w:rPr>
       </w:pPr>
-      <w:bookmarkStart w:id="4" w:name="_Toc156100818"/>
+      <w:bookmarkStart w:id="4" w:name="_Toc156135322"/>
       <w:r>
         <w:rPr>
           <w:lang w:val="lv-LV"/>
@@ -3854,8 +5159,48 @@
                 <w:lang w:val="lv-LV" w:eastAsia="en-SE"/>
                 <w14:ligatures w14:val="none"/>
               </w:rPr>
-              <w:t>A-&gt; Must haves</w:t>
-            </w:r>
+              <w:t xml:space="preserve">A-&gt; </w:t>
+            </w:r>
+            <w:proofErr w:type="spellStart"/>
+            <w:r>
+              <w:rPr>
+                <w:rFonts w:ascii="Segoe UI" w:eastAsia="Times New Roman" w:hAnsi="Segoe UI" w:cs="Segoe UI"/>
+                <w:color w:val="1F2328"/>
+                <w:kern w:val="0"/>
+                <w:sz w:val="24"/>
+                <w:szCs w:val="24"/>
+                <w:lang w:val="lv-LV" w:eastAsia="en-SE"/>
+                <w14:ligatures w14:val="none"/>
+              </w:rPr>
+              <w:t>Must</w:t>
+            </w:r>
+            <w:proofErr w:type="spellEnd"/>
+            <w:r>
+              <w:rPr>
+                <w:rFonts w:ascii="Segoe UI" w:eastAsia="Times New Roman" w:hAnsi="Segoe UI" w:cs="Segoe UI"/>
+                <w:color w:val="1F2328"/>
+                <w:kern w:val="0"/>
+                <w:sz w:val="24"/>
+                <w:szCs w:val="24"/>
+                <w:lang w:val="lv-LV" w:eastAsia="en-SE"/>
+                <w14:ligatures w14:val="none"/>
+              </w:rPr>
+              <w:t xml:space="preserve"> </w:t>
+            </w:r>
+            <w:proofErr w:type="spellStart"/>
+            <w:r>
+              <w:rPr>
+                <w:rFonts w:ascii="Segoe UI" w:eastAsia="Times New Roman" w:hAnsi="Segoe UI" w:cs="Segoe UI"/>
+                <w:color w:val="1F2328"/>
+                <w:kern w:val="0"/>
+                <w:sz w:val="24"/>
+                <w:szCs w:val="24"/>
+                <w:lang w:val="lv-LV" w:eastAsia="en-SE"/>
+                <w14:ligatures w14:val="none"/>
+              </w:rPr>
+              <w:t>haves</w:t>
+            </w:r>
+            <w:proofErr w:type="spellEnd"/>
           </w:p>
         </w:tc>
         <w:tc>
@@ -4022,8 +5367,48 @@
                 <w:lang w:val="lv-LV" w:eastAsia="en-SE"/>
                 <w14:ligatures w14:val="none"/>
               </w:rPr>
-              <w:t>A-&gt; Must haves</w:t>
-            </w:r>
+              <w:t xml:space="preserve">A-&gt; </w:t>
+            </w:r>
+            <w:proofErr w:type="spellStart"/>
+            <w:r>
+              <w:rPr>
+                <w:rFonts w:ascii="Segoe UI" w:eastAsia="Times New Roman" w:hAnsi="Segoe UI" w:cs="Segoe UI"/>
+                <w:color w:val="1F2328"/>
+                <w:kern w:val="0"/>
+                <w:sz w:val="24"/>
+                <w:szCs w:val="24"/>
+                <w:lang w:val="lv-LV" w:eastAsia="en-SE"/>
+                <w14:ligatures w14:val="none"/>
+              </w:rPr>
+              <w:t>Must</w:t>
+            </w:r>
+            <w:proofErr w:type="spellEnd"/>
+            <w:r>
+              <w:rPr>
+                <w:rFonts w:ascii="Segoe UI" w:eastAsia="Times New Roman" w:hAnsi="Segoe UI" w:cs="Segoe UI"/>
+                <w:color w:val="1F2328"/>
+                <w:kern w:val="0"/>
+                <w:sz w:val="24"/>
+                <w:szCs w:val="24"/>
+                <w:lang w:val="lv-LV" w:eastAsia="en-SE"/>
+                <w14:ligatures w14:val="none"/>
+              </w:rPr>
+              <w:t xml:space="preserve"> </w:t>
+            </w:r>
+            <w:proofErr w:type="spellStart"/>
+            <w:r>
+              <w:rPr>
+                <w:rFonts w:ascii="Segoe UI" w:eastAsia="Times New Roman" w:hAnsi="Segoe UI" w:cs="Segoe UI"/>
+                <w:color w:val="1F2328"/>
+                <w:kern w:val="0"/>
+                <w:sz w:val="24"/>
+                <w:szCs w:val="24"/>
+                <w:lang w:val="lv-LV" w:eastAsia="en-SE"/>
+                <w14:ligatures w14:val="none"/>
+              </w:rPr>
+              <w:t>haves</w:t>
+            </w:r>
+            <w:proofErr w:type="spellEnd"/>
           </w:p>
         </w:tc>
         <w:tc>
@@ -4177,8 +5562,48 @@
                 <w:lang w:val="lv-LV" w:eastAsia="en-SE"/>
                 <w14:ligatures w14:val="none"/>
               </w:rPr>
-              <w:t>A-&gt; Must haves</w:t>
-            </w:r>
+              <w:t xml:space="preserve">A-&gt; </w:t>
+            </w:r>
+            <w:proofErr w:type="spellStart"/>
+            <w:r>
+              <w:rPr>
+                <w:rFonts w:ascii="Segoe UI" w:eastAsia="Times New Roman" w:hAnsi="Segoe UI" w:cs="Segoe UI"/>
+                <w:color w:val="1F2328"/>
+                <w:kern w:val="0"/>
+                <w:sz w:val="24"/>
+                <w:szCs w:val="24"/>
+                <w:lang w:val="lv-LV" w:eastAsia="en-SE"/>
+                <w14:ligatures w14:val="none"/>
+              </w:rPr>
+              <w:t>Must</w:t>
+            </w:r>
+            <w:proofErr w:type="spellEnd"/>
+            <w:r>
+              <w:rPr>
+                <w:rFonts w:ascii="Segoe UI" w:eastAsia="Times New Roman" w:hAnsi="Segoe UI" w:cs="Segoe UI"/>
+                <w:color w:val="1F2328"/>
+                <w:kern w:val="0"/>
+                <w:sz w:val="24"/>
+                <w:szCs w:val="24"/>
+                <w:lang w:val="lv-LV" w:eastAsia="en-SE"/>
+                <w14:ligatures w14:val="none"/>
+              </w:rPr>
+              <w:t xml:space="preserve"> </w:t>
+            </w:r>
+            <w:proofErr w:type="spellStart"/>
+            <w:r>
+              <w:rPr>
+                <w:rFonts w:ascii="Segoe UI" w:eastAsia="Times New Roman" w:hAnsi="Segoe UI" w:cs="Segoe UI"/>
+                <w:color w:val="1F2328"/>
+                <w:kern w:val="0"/>
+                <w:sz w:val="24"/>
+                <w:szCs w:val="24"/>
+                <w:lang w:val="lv-LV" w:eastAsia="en-SE"/>
+                <w14:ligatures w14:val="none"/>
+              </w:rPr>
+              <w:t>haves</w:t>
+            </w:r>
+            <w:proofErr w:type="spellEnd"/>
           </w:p>
         </w:tc>
         <w:tc>
@@ -4332,8 +5757,48 @@
                 <w:lang w:val="lv-LV" w:eastAsia="en-SE"/>
                 <w14:ligatures w14:val="none"/>
               </w:rPr>
-              <w:t>B-&gt; Should haves</w:t>
-            </w:r>
+              <w:t xml:space="preserve">B-&gt; </w:t>
+            </w:r>
+            <w:proofErr w:type="spellStart"/>
+            <w:r>
+              <w:rPr>
+                <w:rFonts w:ascii="Segoe UI" w:eastAsia="Times New Roman" w:hAnsi="Segoe UI" w:cs="Segoe UI"/>
+                <w:color w:val="1F2328"/>
+                <w:kern w:val="0"/>
+                <w:sz w:val="24"/>
+                <w:szCs w:val="24"/>
+                <w:lang w:val="lv-LV" w:eastAsia="en-SE"/>
+                <w14:ligatures w14:val="none"/>
+              </w:rPr>
+              <w:t>Should</w:t>
+            </w:r>
+            <w:proofErr w:type="spellEnd"/>
+            <w:r>
+              <w:rPr>
+                <w:rFonts w:ascii="Segoe UI" w:eastAsia="Times New Roman" w:hAnsi="Segoe UI" w:cs="Segoe UI"/>
+                <w:color w:val="1F2328"/>
+                <w:kern w:val="0"/>
+                <w:sz w:val="24"/>
+                <w:szCs w:val="24"/>
+                <w:lang w:val="lv-LV" w:eastAsia="en-SE"/>
+                <w14:ligatures w14:val="none"/>
+              </w:rPr>
+              <w:t xml:space="preserve"> </w:t>
+            </w:r>
+            <w:proofErr w:type="spellStart"/>
+            <w:r>
+              <w:rPr>
+                <w:rFonts w:ascii="Segoe UI" w:eastAsia="Times New Roman" w:hAnsi="Segoe UI" w:cs="Segoe UI"/>
+                <w:color w:val="1F2328"/>
+                <w:kern w:val="0"/>
+                <w:sz w:val="24"/>
+                <w:szCs w:val="24"/>
+                <w:lang w:val="lv-LV" w:eastAsia="en-SE"/>
+                <w14:ligatures w14:val="none"/>
+              </w:rPr>
+              <w:t>haves</w:t>
+            </w:r>
+            <w:proofErr w:type="spellEnd"/>
           </w:p>
         </w:tc>
         <w:tc>
@@ -4447,7 +5912,33 @@
                 <w:lang w:val="lv-LV" w:eastAsia="en-SE"/>
                 <w14:ligatures w14:val="none"/>
               </w:rPr>
-              <w:t>Pasūtītājs vēlas trīs glabāšanas stratēģijas (db/arhīvs/dzēš), jo ir jāņem vērā veiktspēja arī pie bieža datu apmaiņas intervāla</w:t>
+              <w:t>Pasūtītājs vēlas trīs glabāšanas stratēģijas (</w:t>
+            </w:r>
+            <w:proofErr w:type="spellStart"/>
+            <w:r>
+              <w:rPr>
+                <w:rFonts w:ascii="Segoe UI" w:eastAsia="Times New Roman" w:hAnsi="Segoe UI" w:cs="Segoe UI"/>
+                <w:color w:val="1F2328"/>
+                <w:kern w:val="0"/>
+                <w:sz w:val="24"/>
+                <w:szCs w:val="24"/>
+                <w:lang w:val="lv-LV" w:eastAsia="en-SE"/>
+                <w14:ligatures w14:val="none"/>
+              </w:rPr>
+              <w:t>db</w:t>
+            </w:r>
+            <w:proofErr w:type="spellEnd"/>
+            <w:r>
+              <w:rPr>
+                <w:rFonts w:ascii="Segoe UI" w:eastAsia="Times New Roman" w:hAnsi="Segoe UI" w:cs="Segoe UI"/>
+                <w:color w:val="1F2328"/>
+                <w:kern w:val="0"/>
+                <w:sz w:val="24"/>
+                <w:szCs w:val="24"/>
+                <w:lang w:val="lv-LV" w:eastAsia="en-SE"/>
+                <w14:ligatures w14:val="none"/>
+              </w:rPr>
+              <w:t>/arhīvs/dzēš), jo ir jāņem vērā veiktspēja arī pie bieža datu apmaiņas intervāla</w:t>
             </w:r>
           </w:p>
         </w:tc>
@@ -4487,8 +5978,48 @@
                 <w:lang w:val="lv-LV" w:eastAsia="en-SE"/>
                 <w14:ligatures w14:val="none"/>
               </w:rPr>
-              <w:t>B-&gt; Should haves</w:t>
-            </w:r>
+              <w:t xml:space="preserve">B-&gt; </w:t>
+            </w:r>
+            <w:proofErr w:type="spellStart"/>
+            <w:r>
+              <w:rPr>
+                <w:rFonts w:ascii="Segoe UI" w:eastAsia="Times New Roman" w:hAnsi="Segoe UI" w:cs="Segoe UI"/>
+                <w:color w:val="1F2328"/>
+                <w:kern w:val="0"/>
+                <w:sz w:val="24"/>
+                <w:szCs w:val="24"/>
+                <w:lang w:val="lv-LV" w:eastAsia="en-SE"/>
+                <w14:ligatures w14:val="none"/>
+              </w:rPr>
+              <w:t>Should</w:t>
+            </w:r>
+            <w:proofErr w:type="spellEnd"/>
+            <w:r>
+              <w:rPr>
+                <w:rFonts w:ascii="Segoe UI" w:eastAsia="Times New Roman" w:hAnsi="Segoe UI" w:cs="Segoe UI"/>
+                <w:color w:val="1F2328"/>
+                <w:kern w:val="0"/>
+                <w:sz w:val="24"/>
+                <w:szCs w:val="24"/>
+                <w:lang w:val="lv-LV" w:eastAsia="en-SE"/>
+                <w14:ligatures w14:val="none"/>
+              </w:rPr>
+              <w:t xml:space="preserve"> </w:t>
+            </w:r>
+            <w:proofErr w:type="spellStart"/>
+            <w:r>
+              <w:rPr>
+                <w:rFonts w:ascii="Segoe UI" w:eastAsia="Times New Roman" w:hAnsi="Segoe UI" w:cs="Segoe UI"/>
+                <w:color w:val="1F2328"/>
+                <w:kern w:val="0"/>
+                <w:sz w:val="24"/>
+                <w:szCs w:val="24"/>
+                <w:lang w:val="lv-LV" w:eastAsia="en-SE"/>
+                <w14:ligatures w14:val="none"/>
+              </w:rPr>
+              <w:t>haves</w:t>
+            </w:r>
+            <w:proofErr w:type="spellEnd"/>
           </w:p>
         </w:tc>
         <w:tc>
@@ -4642,8 +6173,48 @@
                 <w:lang w:val="lv-LV" w:eastAsia="en-SE"/>
                 <w14:ligatures w14:val="none"/>
               </w:rPr>
-              <w:t>B-&gt; Should haves</w:t>
-            </w:r>
+              <w:t xml:space="preserve">B-&gt; </w:t>
+            </w:r>
+            <w:proofErr w:type="spellStart"/>
+            <w:r>
+              <w:rPr>
+                <w:rFonts w:ascii="Segoe UI" w:eastAsia="Times New Roman" w:hAnsi="Segoe UI" w:cs="Segoe UI"/>
+                <w:color w:val="1F2328"/>
+                <w:kern w:val="0"/>
+                <w:sz w:val="24"/>
+                <w:szCs w:val="24"/>
+                <w:lang w:val="lv-LV" w:eastAsia="en-SE"/>
+                <w14:ligatures w14:val="none"/>
+              </w:rPr>
+              <w:t>Should</w:t>
+            </w:r>
+            <w:proofErr w:type="spellEnd"/>
+            <w:r>
+              <w:rPr>
+                <w:rFonts w:ascii="Segoe UI" w:eastAsia="Times New Roman" w:hAnsi="Segoe UI" w:cs="Segoe UI"/>
+                <w:color w:val="1F2328"/>
+                <w:kern w:val="0"/>
+                <w:sz w:val="24"/>
+                <w:szCs w:val="24"/>
+                <w:lang w:val="lv-LV" w:eastAsia="en-SE"/>
+                <w14:ligatures w14:val="none"/>
+              </w:rPr>
+              <w:t xml:space="preserve"> </w:t>
+            </w:r>
+            <w:proofErr w:type="spellStart"/>
+            <w:r>
+              <w:rPr>
+                <w:rFonts w:ascii="Segoe UI" w:eastAsia="Times New Roman" w:hAnsi="Segoe UI" w:cs="Segoe UI"/>
+                <w:color w:val="1F2328"/>
+                <w:kern w:val="0"/>
+                <w:sz w:val="24"/>
+                <w:szCs w:val="24"/>
+                <w:lang w:val="lv-LV" w:eastAsia="en-SE"/>
+                <w14:ligatures w14:val="none"/>
+              </w:rPr>
+              <w:t>haves</w:t>
+            </w:r>
+            <w:proofErr w:type="spellEnd"/>
           </w:p>
         </w:tc>
         <w:tc>
@@ -4797,8 +6368,48 @@
                 <w:lang w:val="lv-LV" w:eastAsia="en-SE"/>
                 <w14:ligatures w14:val="none"/>
               </w:rPr>
-              <w:t>B-&gt; Should haves</w:t>
-            </w:r>
+              <w:t xml:space="preserve">B-&gt; </w:t>
+            </w:r>
+            <w:proofErr w:type="spellStart"/>
+            <w:r>
+              <w:rPr>
+                <w:rFonts w:ascii="Segoe UI" w:eastAsia="Times New Roman" w:hAnsi="Segoe UI" w:cs="Segoe UI"/>
+                <w:color w:val="1F2328"/>
+                <w:kern w:val="0"/>
+                <w:sz w:val="24"/>
+                <w:szCs w:val="24"/>
+                <w:lang w:val="lv-LV" w:eastAsia="en-SE"/>
+                <w14:ligatures w14:val="none"/>
+              </w:rPr>
+              <w:t>Should</w:t>
+            </w:r>
+            <w:proofErr w:type="spellEnd"/>
+            <w:r>
+              <w:rPr>
+                <w:rFonts w:ascii="Segoe UI" w:eastAsia="Times New Roman" w:hAnsi="Segoe UI" w:cs="Segoe UI"/>
+                <w:color w:val="1F2328"/>
+                <w:kern w:val="0"/>
+                <w:sz w:val="24"/>
+                <w:szCs w:val="24"/>
+                <w:lang w:val="lv-LV" w:eastAsia="en-SE"/>
+                <w14:ligatures w14:val="none"/>
+              </w:rPr>
+              <w:t xml:space="preserve"> </w:t>
+            </w:r>
+            <w:proofErr w:type="spellStart"/>
+            <w:r>
+              <w:rPr>
+                <w:rFonts w:ascii="Segoe UI" w:eastAsia="Times New Roman" w:hAnsi="Segoe UI" w:cs="Segoe UI"/>
+                <w:color w:val="1F2328"/>
+                <w:kern w:val="0"/>
+                <w:sz w:val="24"/>
+                <w:szCs w:val="24"/>
+                <w:lang w:val="lv-LV" w:eastAsia="en-SE"/>
+                <w14:ligatures w14:val="none"/>
+              </w:rPr>
+              <w:t>haves</w:t>
+            </w:r>
+            <w:proofErr w:type="spellEnd"/>
           </w:p>
         </w:tc>
         <w:tc>
@@ -4952,8 +6563,48 @@
                 <w:lang w:val="lv-LV" w:eastAsia="en-SE"/>
                 <w14:ligatures w14:val="none"/>
               </w:rPr>
-              <w:t>C-&gt; Could haves</w:t>
-            </w:r>
+              <w:t xml:space="preserve">C-&gt; </w:t>
+            </w:r>
+            <w:proofErr w:type="spellStart"/>
+            <w:r>
+              <w:rPr>
+                <w:rFonts w:ascii="Segoe UI" w:eastAsia="Times New Roman" w:hAnsi="Segoe UI" w:cs="Segoe UI"/>
+                <w:color w:val="1F2328"/>
+                <w:kern w:val="0"/>
+                <w:sz w:val="24"/>
+                <w:szCs w:val="24"/>
+                <w:lang w:val="lv-LV" w:eastAsia="en-SE"/>
+                <w14:ligatures w14:val="none"/>
+              </w:rPr>
+              <w:t>Could</w:t>
+            </w:r>
+            <w:proofErr w:type="spellEnd"/>
+            <w:r>
+              <w:rPr>
+                <w:rFonts w:ascii="Segoe UI" w:eastAsia="Times New Roman" w:hAnsi="Segoe UI" w:cs="Segoe UI"/>
+                <w:color w:val="1F2328"/>
+                <w:kern w:val="0"/>
+                <w:sz w:val="24"/>
+                <w:szCs w:val="24"/>
+                <w:lang w:val="lv-LV" w:eastAsia="en-SE"/>
+                <w14:ligatures w14:val="none"/>
+              </w:rPr>
+              <w:t xml:space="preserve"> </w:t>
+            </w:r>
+            <w:proofErr w:type="spellStart"/>
+            <w:r>
+              <w:rPr>
+                <w:rFonts w:ascii="Segoe UI" w:eastAsia="Times New Roman" w:hAnsi="Segoe UI" w:cs="Segoe UI"/>
+                <w:color w:val="1F2328"/>
+                <w:kern w:val="0"/>
+                <w:sz w:val="24"/>
+                <w:szCs w:val="24"/>
+                <w:lang w:val="lv-LV" w:eastAsia="en-SE"/>
+                <w14:ligatures w14:val="none"/>
+              </w:rPr>
+              <w:t>haves</w:t>
+            </w:r>
+            <w:proofErr w:type="spellEnd"/>
           </w:p>
         </w:tc>
         <w:tc>
@@ -5015,7 +6666,7 @@
           <w:lang w:val="lv-LV"/>
         </w:rPr>
       </w:pPr>
-      <w:bookmarkStart w:id="5" w:name="_Toc156100819"/>
+      <w:bookmarkStart w:id="5" w:name="_Toc156135323"/>
       <w:r>
         <w:rPr>
           <w:lang w:val="lv-LV"/>
@@ -5023,7 +6674,6 @@
         <w:lastRenderedPageBreak/>
         <w:t>Algoritms</w:t>
       </w:r>
-      <w:bookmarkEnd w:id="5"/>
       <w:r>
         <w:t xml:space="preserve"> </w:t>
       </w:r>
@@ -5034,6 +6684,7 @@
           </w:rPr>
           <w:t>_↑_</w:t>
         </w:r>
+        <w:bookmarkEnd w:id="5"/>
       </w:hyperlink>
     </w:p>
     <w:p>
@@ -5053,7 +6704,21 @@
         <w:rPr>
           <w:lang w:val="lv-LV"/>
         </w:rPr>
-        <w:t xml:space="preserve">Sistēmu var ieadalīt 4 daļās: </w:t>
+        <w:t xml:space="preserve">Sistēmu var </w:t>
+      </w:r>
+      <w:proofErr w:type="spellStart"/>
+      <w:r>
+        <w:rPr>
+          <w:lang w:val="lv-LV"/>
+        </w:rPr>
+        <w:t>ieadalīt</w:t>
+      </w:r>
+      <w:proofErr w:type="spellEnd"/>
+      <w:r>
+        <w:rPr>
+          <w:lang w:val="lv-LV"/>
+        </w:rPr>
+        <w:t xml:space="preserve"> 4 daļās: </w:t>
       </w:r>
     </w:p>
     <w:p>
@@ -5072,7 +6737,21 @@
         <w:rPr>
           <w:lang w:val="lv-LV"/>
         </w:rPr>
-        <w:t xml:space="preserve">mērījumu ievākšana (centrmezgli, mikrokontrolieri),  </w:t>
+        <w:t xml:space="preserve">mērījumu ievākšana (centrmezgli, </w:t>
+      </w:r>
+      <w:proofErr w:type="spellStart"/>
+      <w:r>
+        <w:rPr>
+          <w:lang w:val="lv-LV"/>
+        </w:rPr>
+        <w:t>mikrokontrolieri</w:t>
+      </w:r>
+      <w:proofErr w:type="spellEnd"/>
+      <w:r>
+        <w:rPr>
+          <w:lang w:val="lv-LV"/>
+        </w:rPr>
+        <w:t xml:space="preserve">),  </w:t>
       </w:r>
     </w:p>
     <w:p>
@@ -5091,7 +6770,21 @@
         <w:rPr>
           <w:lang w:val="lv-LV"/>
         </w:rPr>
-        <w:t xml:space="preserve">mērījumu arhivēšanas un dzēšanas chron uzdevums, </w:t>
+        <w:t xml:space="preserve">mērījumu arhivēšanas un dzēšanas </w:t>
+      </w:r>
+      <w:proofErr w:type="spellStart"/>
+      <w:r>
+        <w:rPr>
+          <w:lang w:val="lv-LV"/>
+        </w:rPr>
+        <w:t>chron</w:t>
+      </w:r>
+      <w:proofErr w:type="spellEnd"/>
+      <w:r>
+        <w:rPr>
+          <w:lang w:val="lv-LV"/>
+        </w:rPr>
+        <w:t xml:space="preserve"> uzdevums, </w:t>
       </w:r>
     </w:p>
     <w:p>
@@ -5110,7 +6803,21 @@
         <w:rPr>
           <w:lang w:val="lv-LV"/>
         </w:rPr>
-        <w:t xml:space="preserve">mērījumu ievākšanas saglabātāji (.py skripti uz 2 portiem), </w:t>
+        <w:t>mērījumu ievākšanas saglabātāji (.</w:t>
+      </w:r>
+      <w:proofErr w:type="spellStart"/>
+      <w:r>
+        <w:rPr>
+          <w:lang w:val="lv-LV"/>
+        </w:rPr>
+        <w:t>py</w:t>
+      </w:r>
+      <w:proofErr w:type="spellEnd"/>
+      <w:r>
+        <w:rPr>
+          <w:lang w:val="lv-LV"/>
+        </w:rPr>
+        <w:t xml:space="preserve"> skripti uz 2 portiem), </w:t>
       </w:r>
     </w:p>
     <w:p>
@@ -5131,11 +6838,61 @@
           <w:docGrid w:linePitch="360"/>
         </w:sectPr>
       </w:pPr>
-      <w:r>
-        <w:rPr>
-          <w:lang w:val="lv-LV"/>
-        </w:rPr>
-        <w:t>web GUI lietotājam (Go valodā rakstītā Grafana un CRUD operāciju Django).</w:t>
+      <w:proofErr w:type="spellStart"/>
+      <w:r>
+        <w:rPr>
+          <w:lang w:val="lv-LV"/>
+        </w:rPr>
+        <w:t>web</w:t>
+      </w:r>
+      <w:proofErr w:type="spellEnd"/>
+      <w:r>
+        <w:rPr>
+          <w:lang w:val="lv-LV"/>
+        </w:rPr>
+        <w:t xml:space="preserve"> GUI lietotājam (</w:t>
+      </w:r>
+      <w:proofErr w:type="spellStart"/>
+      <w:r>
+        <w:rPr>
+          <w:lang w:val="lv-LV"/>
+        </w:rPr>
+        <w:t>Go</w:t>
+      </w:r>
+      <w:proofErr w:type="spellEnd"/>
+      <w:r>
+        <w:rPr>
+          <w:lang w:val="lv-LV"/>
+        </w:rPr>
+        <w:t xml:space="preserve"> valodā rakstītā </w:t>
+      </w:r>
+      <w:proofErr w:type="spellStart"/>
+      <w:r>
+        <w:rPr>
+          <w:lang w:val="lv-LV"/>
+        </w:rPr>
+        <w:t>Grafana</w:t>
+      </w:r>
+      <w:proofErr w:type="spellEnd"/>
+      <w:r>
+        <w:rPr>
+          <w:lang w:val="lv-LV"/>
+        </w:rPr>
+        <w:t xml:space="preserve"> un CRUD operāciju </w:t>
+      </w:r>
+      <w:proofErr w:type="spellStart"/>
+      <w:r>
+        <w:rPr>
+          <w:lang w:val="lv-LV"/>
+        </w:rPr>
+        <w:t>Django</w:t>
+      </w:r>
+      <w:proofErr w:type="spellEnd"/>
+      <w:r>
+        <w:rPr>
+          <w:lang w:val="lv-LV"/>
+        </w:rPr>
+        <w:t>).</w:t>
       </w:r>
     </w:p>
     <w:p>
@@ -5335,24 +7092,88 @@
           <w:lang w:val="lv-LV"/>
         </w:rPr>
       </w:pPr>
-      <w:r>
-        <w:rPr>
-          <w:lang w:val="lv-LV"/>
-        </w:rPr>
-        <w:t>Arhivatora algoritms:</w:t>
-      </w:r>
-    </w:p>
-    <w:p>
-      <w:pPr>
-        <w:rPr>
-          <w:lang w:val="lv-LV"/>
-        </w:rPr>
-      </w:pPr>
-      <w:r>
-        <w:rPr>
-          <w:lang w:val="lv-LV"/>
-        </w:rPr>
-        <w:t>Dzēšana notiek ar panda dataframes palīdzību, jo arhivējot no sql tiek pārveidots csv un ar gzip saspiests.</w:t>
+      <w:proofErr w:type="spellStart"/>
+      <w:r>
+        <w:rPr>
+          <w:lang w:val="lv-LV"/>
+        </w:rPr>
+        <w:t>Arhivatora</w:t>
+      </w:r>
+      <w:proofErr w:type="spellEnd"/>
+      <w:r>
+        <w:rPr>
+          <w:lang w:val="lv-LV"/>
+        </w:rPr>
+        <w:t xml:space="preserve"> algoritms:</w:t>
+      </w:r>
+    </w:p>
+    <w:p>
+      <w:pPr>
+        <w:rPr>
+          <w:lang w:val="lv-LV"/>
+        </w:rPr>
+      </w:pPr>
+      <w:r>
+        <w:rPr>
+          <w:lang w:val="lv-LV"/>
+        </w:rPr>
+        <w:t xml:space="preserve">Dzēšana notiek ar panda </w:t>
+      </w:r>
+      <w:proofErr w:type="spellStart"/>
+      <w:r>
+        <w:rPr>
+          <w:lang w:val="lv-LV"/>
+        </w:rPr>
+        <w:t>dataframes</w:t>
+      </w:r>
+      <w:proofErr w:type="spellEnd"/>
+      <w:r>
+        <w:rPr>
+          <w:lang w:val="lv-LV"/>
+        </w:rPr>
+        <w:t xml:space="preserve"> palīdzību, jo arhivējot no </w:t>
+      </w:r>
+      <w:proofErr w:type="spellStart"/>
+      <w:r>
+        <w:rPr>
+          <w:lang w:val="lv-LV"/>
+        </w:rPr>
+        <w:t>sql</w:t>
+      </w:r>
+      <w:proofErr w:type="spellEnd"/>
+      <w:r>
+        <w:rPr>
+          <w:lang w:val="lv-LV"/>
+        </w:rPr>
+        <w:t xml:space="preserve"> tiek pārveidots </w:t>
+      </w:r>
+      <w:proofErr w:type="spellStart"/>
+      <w:r>
+        <w:rPr>
+          <w:lang w:val="lv-LV"/>
+        </w:rPr>
+        <w:t>csv</w:t>
+      </w:r>
+      <w:proofErr w:type="spellEnd"/>
+      <w:r>
+        <w:rPr>
+          <w:lang w:val="lv-LV"/>
+        </w:rPr>
+        <w:t xml:space="preserve"> un ar </w:t>
+      </w:r>
+      <w:proofErr w:type="spellStart"/>
+      <w:r>
+        <w:rPr>
+          <w:lang w:val="lv-LV"/>
+        </w:rPr>
+        <w:t>gzip</w:t>
+      </w:r>
+      <w:proofErr w:type="spellEnd"/>
+      <w:r>
+        <w:rPr>
+          <w:lang w:val="lv-LV"/>
+        </w:rPr>
+        <w:t xml:space="preserve"> saspiests.</w:t>
       </w:r>
     </w:p>
     <w:p>
@@ -5421,7 +7242,35 @@
           <w:lang w:val="lv-LV"/>
         </w:rPr>
         <w:lastRenderedPageBreak/>
-        <w:t>Centrmezgla (mikrokontroliera) algoritms (katra grupa ir atsevišķs async tasks):</w:t>
+        <w:t>Centrmezgla (</w:t>
+      </w:r>
+      <w:proofErr w:type="spellStart"/>
+      <w:r>
+        <w:rPr>
+          <w:lang w:val="lv-LV"/>
+        </w:rPr>
+        <w:t>mikrokontroliera</w:t>
+      </w:r>
+      <w:proofErr w:type="spellEnd"/>
+      <w:r>
+        <w:rPr>
+          <w:lang w:val="lv-LV"/>
+        </w:rPr>
+        <w:t xml:space="preserve">) algoritms (katra grupa ir atsevišķs </w:t>
+      </w:r>
+      <w:proofErr w:type="spellStart"/>
+      <w:r>
+        <w:rPr>
+          <w:lang w:val="lv-LV"/>
+        </w:rPr>
+        <w:t>async</w:t>
+      </w:r>
+      <w:proofErr w:type="spellEnd"/>
+      <w:r>
+        <w:rPr>
+          <w:lang w:val="lv-LV"/>
+        </w:rPr>
+        <w:t xml:space="preserve"> tasks):</w:t>
       </w:r>
       <w:r>
         <w:t xml:space="preserve"> </w:t>
@@ -5708,7 +7557,7 @@
           <w:lang w:val="lv-LV"/>
         </w:rPr>
       </w:pPr>
-      <w:bookmarkStart w:id="6" w:name="_Toc156100820"/>
+      <w:bookmarkStart w:id="6" w:name="_Toc156135324"/>
       <w:r>
         <w:rPr>
           <w:lang w:val="lv-LV"/>
@@ -5716,7 +7565,6 @@
         <w:lastRenderedPageBreak/>
         <w:t>Konceptu modelis</w:t>
       </w:r>
-      <w:bookmarkEnd w:id="6"/>
       <w:r>
         <w:t xml:space="preserve"> </w:t>
       </w:r>
@@ -5727,6 +7575,7 @@
           </w:rPr>
           <w:t>_↑_</w:t>
         </w:r>
+        <w:bookmarkEnd w:id="6"/>
       </w:hyperlink>
     </w:p>
     <w:p>
@@ -5878,7 +7727,7 @@
           <w:lang w:val="lv-LV"/>
         </w:rPr>
       </w:pPr>
-      <w:bookmarkStart w:id="7" w:name="_Toc156100821"/>
+      <w:bookmarkStart w:id="7" w:name="_Toc156135325"/>
       <w:r>
         <w:rPr>
           <w:noProof/>
@@ -5947,7 +7796,6 @@
         </w:rPr>
         <w:t>Tehnoloģiju steks</w:t>
       </w:r>
-      <w:bookmarkEnd w:id="7"/>
       <w:r>
         <w:t xml:space="preserve"> </w:t>
       </w:r>
@@ -5958,6 +7806,7 @@
           </w:rPr>
           <w:t>_↑_</w:t>
         </w:r>
+        <w:bookmarkEnd w:id="7"/>
       </w:hyperlink>
     </w:p>
     <w:p>
@@ -5967,7 +7816,7 @@
           <w:lang w:val="lv-LV"/>
         </w:rPr>
       </w:pPr>
-      <w:bookmarkStart w:id="8" w:name="_Toc156100822"/>
+      <w:bookmarkStart w:id="8" w:name="_Toc156135326"/>
       <w:r>
         <w:rPr>
           <w:lang w:val="lv-LV"/>
@@ -6021,12 +7870,14 @@
           <w:lang w:val="lv-LV"/>
         </w:rPr>
       </w:pPr>
+      <w:bookmarkStart w:id="9" w:name="_Toc156135327"/>
       <w:r>
         <w:rPr>
           <w:lang w:val="lv-LV"/>
         </w:rPr>
         <w:t>Programmatūras apraksts</w:t>
       </w:r>
+      <w:bookmarkEnd w:id="9"/>
     </w:p>
     <w:p>
       <w:pPr>
@@ -6058,7 +7909,21 @@
         <w:rPr>
           <w:lang w:val="lv-LV"/>
         </w:rPr>
-        <w:t xml:space="preserve">mērījumu ievākšana (centrmezgli, mikrokontrolieri),  </w:t>
+        <w:t xml:space="preserve">mērījumu ievākšana (centrmezgli, </w:t>
+      </w:r>
+      <w:proofErr w:type="spellStart"/>
+      <w:r>
+        <w:rPr>
+          <w:lang w:val="lv-LV"/>
+        </w:rPr>
+        <w:t>mikrokontrolieri</w:t>
+      </w:r>
+      <w:proofErr w:type="spellEnd"/>
+      <w:r>
+        <w:rPr>
+          <w:lang w:val="lv-LV"/>
+        </w:rPr>
+        <w:t xml:space="preserve">),  </w:t>
       </w:r>
     </w:p>
     <w:p>
@@ -6077,7 +7942,21 @@
         <w:rPr>
           <w:lang w:val="lv-LV"/>
         </w:rPr>
-        <w:t xml:space="preserve">mērījumu arhivēšanas un dzēšanas chron uzdevums, </w:t>
+        <w:t xml:space="preserve">mērījumu arhivēšanas un dzēšanas </w:t>
+      </w:r>
+      <w:proofErr w:type="spellStart"/>
+      <w:r>
+        <w:rPr>
+          <w:lang w:val="lv-LV"/>
+        </w:rPr>
+        <w:t>chron</w:t>
+      </w:r>
+      <w:proofErr w:type="spellEnd"/>
+      <w:r>
+        <w:rPr>
+          <w:lang w:val="lv-LV"/>
+        </w:rPr>
+        <w:t xml:space="preserve"> uzdevums, </w:t>
       </w:r>
     </w:p>
     <w:p>
@@ -6096,7 +7975,21 @@
         <w:rPr>
           <w:lang w:val="lv-LV"/>
         </w:rPr>
-        <w:t xml:space="preserve">mērījumu ievākšanas saglabātāji (.py skripti uz 2 portiem), </w:t>
+        <w:t>mērījumu ievākšanas saglabātāji (.</w:t>
+      </w:r>
+      <w:proofErr w:type="spellStart"/>
+      <w:r>
+        <w:rPr>
+          <w:lang w:val="lv-LV"/>
+        </w:rPr>
+        <w:t>py</w:t>
+      </w:r>
+      <w:proofErr w:type="spellEnd"/>
+      <w:r>
+        <w:rPr>
+          <w:lang w:val="lv-LV"/>
+        </w:rPr>
+        <w:t xml:space="preserve"> skripti uz 2 portiem), </w:t>
       </w:r>
     </w:p>
     <w:p>
@@ -6111,11 +8004,61 @@
           <w:lang w:val="lv-LV"/>
         </w:rPr>
       </w:pPr>
-      <w:r>
-        <w:rPr>
-          <w:lang w:val="lv-LV"/>
-        </w:rPr>
-        <w:t>web GUI lietotājam (Go valodā rakstītā Grafana un CRUD operāciju Django)</w:t>
+      <w:proofErr w:type="spellStart"/>
+      <w:r>
+        <w:rPr>
+          <w:lang w:val="lv-LV"/>
+        </w:rPr>
+        <w:t>web</w:t>
+      </w:r>
+      <w:proofErr w:type="spellEnd"/>
+      <w:r>
+        <w:rPr>
+          <w:lang w:val="lv-LV"/>
+        </w:rPr>
+        <w:t xml:space="preserve"> GUI lietotājam (</w:t>
+      </w:r>
+      <w:proofErr w:type="spellStart"/>
+      <w:r>
+        <w:rPr>
+          <w:lang w:val="lv-LV"/>
+        </w:rPr>
+        <w:t>Go</w:t>
+      </w:r>
+      <w:proofErr w:type="spellEnd"/>
+      <w:r>
+        <w:rPr>
+          <w:lang w:val="lv-LV"/>
+        </w:rPr>
+        <w:t xml:space="preserve"> valodā rakstītā </w:t>
+      </w:r>
+      <w:proofErr w:type="spellStart"/>
+      <w:r>
+        <w:rPr>
+          <w:lang w:val="lv-LV"/>
+        </w:rPr>
+        <w:t>Grafana</w:t>
+      </w:r>
+      <w:proofErr w:type="spellEnd"/>
+      <w:r>
+        <w:rPr>
+          <w:lang w:val="lv-LV"/>
+        </w:rPr>
+        <w:t xml:space="preserve"> un CRUD operāciju </w:t>
+      </w:r>
+      <w:proofErr w:type="spellStart"/>
+      <w:r>
+        <w:rPr>
+          <w:lang w:val="lv-LV"/>
+        </w:rPr>
+        <w:t>Django</w:t>
+      </w:r>
+      <w:proofErr w:type="spellEnd"/>
+      <w:r>
+        <w:rPr>
+          <w:lang w:val="lv-LV"/>
+        </w:rPr>
+        <w:t>)</w:t>
       </w:r>
     </w:p>
     <w:p>
@@ -6125,12 +8068,28 @@
           <w:lang w:val="lv-LV"/>
         </w:rPr>
       </w:pPr>
-      <w:r>
-        <w:rPr>
-          <w:lang w:val="lv-LV"/>
-        </w:rPr>
-        <w:t>web GUI lietotāja</w:t>
-      </w:r>
+      <w:bookmarkStart w:id="10" w:name="_Toc156135328"/>
+      <w:proofErr w:type="spellStart"/>
+      <w:r>
+        <w:rPr>
+          <w:lang w:val="lv-LV"/>
+        </w:rPr>
+        <w:t>W</w:t>
+      </w:r>
+      <w:r>
+        <w:rPr>
+          <w:lang w:val="lv-LV"/>
+        </w:rPr>
+        <w:t>eb</w:t>
+      </w:r>
+      <w:proofErr w:type="spellEnd"/>
+      <w:r>
+        <w:rPr>
+          <w:lang w:val="lv-LV"/>
+        </w:rPr>
+        <w:t xml:space="preserve"> GUI lietotāja</w:t>
+      </w:r>
+      <w:bookmarkEnd w:id="10"/>
     </w:p>
     <w:p>
       <w:pPr>
@@ -6139,12 +8098,14 @@
           <w:lang w:val="lv-LV"/>
         </w:rPr>
       </w:pPr>
+      <w:proofErr w:type="spellStart"/>
       <w:r>
         <w:rPr>
           <w:lang w:val="lv-LV"/>
         </w:rPr>
         <w:t>Grafana</w:t>
       </w:r>
+      <w:proofErr w:type="spellEnd"/>
     </w:p>
     <w:p>
       <w:pPr>
@@ -6153,11 +8114,33 @@
           <w:lang w:val="lv-LV"/>
         </w:rPr>
       </w:pPr>
-      <w:r>
-        <w:rPr>
-          <w:lang w:val="lv-LV"/>
-        </w:rPr>
-        <w:t xml:space="preserve">Web  GUI lietotājam ir  uz prezentācijas brīdi nohostēts un  piereģistrēts  kā vietne   </w:t>
+      <w:proofErr w:type="spellStart"/>
+      <w:r>
+        <w:rPr>
+          <w:lang w:val="lv-LV"/>
+        </w:rPr>
+        <w:t>Web</w:t>
+      </w:r>
+      <w:proofErr w:type="spellEnd"/>
+      <w:r>
+        <w:rPr>
+          <w:lang w:val="lv-LV"/>
+        </w:rPr>
+        <w:t xml:space="preserve">  GUI lietotājam ir  uz prezentācijas brīdi </w:t>
+      </w:r>
+      <w:proofErr w:type="spellStart"/>
+      <w:r>
+        <w:rPr>
+          <w:lang w:val="lv-LV"/>
+        </w:rPr>
+        <w:t>nohostēts</w:t>
+      </w:r>
+      <w:proofErr w:type="spellEnd"/>
+      <w:r>
+        <w:rPr>
+          <w:lang w:val="lv-LV"/>
+        </w:rPr>
+        <w:t xml:space="preserve"> un  piereģistrēts  kā vietne   </w:t>
       </w:r>
       <w:hyperlink r:id="rId26" w:history="1">
         <w:r>
@@ -6172,13 +8155,91 @@
         <w:rPr>
           <w:lang w:val="lv-LV"/>
         </w:rPr>
-        <w:t xml:space="preserve">   .  Mēģinot atvērt bez  šifrēšanas, proti, ar  http priekšā web severis ir nokonfigurēts atbildēt ar 302 moved permanently</w:t>
-      </w:r>
-      <w:r>
-        <w:rPr>
-          <w:lang w:val="lv-LV"/>
-        </w:rPr>
-        <w:t xml:space="preserve"> un pāradresēt uz ar ssl 2048 bitu </w:t>
+        <w:t xml:space="preserve">   .  Mēģinot atvērt bez  šifrēšanas, proti, ar  </w:t>
+      </w:r>
+      <w:proofErr w:type="spellStart"/>
+      <w:r>
+        <w:rPr>
+          <w:lang w:val="lv-LV"/>
+        </w:rPr>
+        <w:t>http</w:t>
+      </w:r>
+      <w:proofErr w:type="spellEnd"/>
+      <w:r>
+        <w:rPr>
+          <w:lang w:val="lv-LV"/>
+        </w:rPr>
+        <w:t xml:space="preserve"> priekšā </w:t>
+      </w:r>
+      <w:proofErr w:type="spellStart"/>
+      <w:r>
+        <w:rPr>
+          <w:lang w:val="lv-LV"/>
+        </w:rPr>
+        <w:t>web</w:t>
+      </w:r>
+      <w:proofErr w:type="spellEnd"/>
+      <w:r>
+        <w:rPr>
+          <w:lang w:val="lv-LV"/>
+        </w:rPr>
+        <w:t xml:space="preserve"> </w:t>
+      </w:r>
+      <w:proofErr w:type="spellStart"/>
+      <w:r>
+        <w:rPr>
+          <w:lang w:val="lv-LV"/>
+        </w:rPr>
+        <w:t>severis</w:t>
+      </w:r>
+      <w:proofErr w:type="spellEnd"/>
+      <w:r>
+        <w:rPr>
+          <w:lang w:val="lv-LV"/>
+        </w:rPr>
+        <w:t xml:space="preserve"> ir nokonfigurēts atbildēt ar 302 </w:t>
+      </w:r>
+      <w:proofErr w:type="spellStart"/>
+      <w:r>
+        <w:rPr>
+          <w:lang w:val="lv-LV"/>
+        </w:rPr>
+        <w:t>moved</w:t>
+      </w:r>
+      <w:proofErr w:type="spellEnd"/>
+      <w:r>
+        <w:rPr>
+          <w:lang w:val="lv-LV"/>
+        </w:rPr>
+        <w:t xml:space="preserve"> </w:t>
+      </w:r>
+      <w:proofErr w:type="spellStart"/>
+      <w:r>
+        <w:rPr>
+          <w:lang w:val="lv-LV"/>
+        </w:rPr>
+        <w:t>permanently</w:t>
+      </w:r>
+      <w:proofErr w:type="spellEnd"/>
+      <w:r>
+        <w:rPr>
+          <w:lang w:val="lv-LV"/>
+        </w:rPr>
+        <w:t xml:space="preserve"> un pāradresēt uz ar </w:t>
+      </w:r>
+      <w:proofErr w:type="spellStart"/>
+      <w:r>
+        <w:rPr>
+          <w:lang w:val="lv-LV"/>
+        </w:rPr>
+        <w:t>ssl</w:t>
+      </w:r>
+      <w:proofErr w:type="spellEnd"/>
+      <w:r>
+        <w:rPr>
+          <w:lang w:val="lv-LV"/>
+        </w:rPr>
+        <w:t xml:space="preserve"> 2048 bitu </w:t>
       </w:r>
       <w:r>
         <w:rPr>
@@ -6252,11 +8313,19 @@
           <w:lang w:val="lv-LV"/>
         </w:rPr>
       </w:pPr>
-      <w:r>
-        <w:rPr>
-          <w:lang w:val="lv-LV"/>
-        </w:rPr>
-        <w:t>Web interfeiss domāts publiskai pieejai, tomēr demonstrācijas nolūkos it visi pieminētie galapunkti ir ar triviālu autentificēšanos. Triviālu jo esam ieslēguši iespēju reģistrēties ar jebkādu (izņemot tukšu) lietotājvārdu un paroli, nekas cits netiek prasīts.</w:t>
+      <w:proofErr w:type="spellStart"/>
+      <w:r>
+        <w:rPr>
+          <w:lang w:val="lv-LV"/>
+        </w:rPr>
+        <w:t>Web</w:t>
+      </w:r>
+      <w:proofErr w:type="spellEnd"/>
+      <w:r>
+        <w:rPr>
+          <w:lang w:val="lv-LV"/>
+        </w:rPr>
+        <w:t xml:space="preserve"> interfeiss domāts publiskai pieejai, tomēr demonstrācijas nolūkos it visi pieminētie galapunkti ir ar triviālu autentificēšanos. Triviālu jo esam ieslēguši iespēju reģistrēties ar jebkādu (izņemot tukšu) lietotājvārdu un paroli, nekas cits netiek prasīts.</w:t>
       </w:r>
     </w:p>
     <w:p>
@@ -6277,7 +8346,203 @@
         <w:rPr>
           <w:lang w:val="lv-LV"/>
         </w:rPr>
-        <w:t xml:space="preserve"> Ekrāni tiek redzami atdalīti ar horizontālo līniju (hr html valodas iezīme (tag)). Ekrānus nodrošina grafanas jaunākā versija, kura darbojas docker konteinerā un pieņem savienojumus tikai un vienīgi no localhost. Grafana ir sarakstīta go valodā, bet tās frontendu nodrošināja angular (1. grafikam) un react (p4 grafikam). Būtisku atšķirību ielādes laikos angular un react nepamanījām, lai gan testējām tikai uz samērā mūsdienīgām ierīcēm un sistēmām. Toties pamanījām ka ir plašas optimizācijas iespējas, piemēram, izņemt no typescript ārā lokalizācijas valodās, kas samazinātu gala javascript izmērus.</w:t>
+        <w:t xml:space="preserve"> Ekrāni tiek redzami atdalīti ar horizontālo līniju (</w:t>
+      </w:r>
+      <w:proofErr w:type="spellStart"/>
+      <w:r>
+        <w:rPr>
+          <w:lang w:val="lv-LV"/>
+        </w:rPr>
+        <w:t>hr</w:t>
+      </w:r>
+      <w:proofErr w:type="spellEnd"/>
+      <w:r>
+        <w:rPr>
+          <w:lang w:val="lv-LV"/>
+        </w:rPr>
+        <w:t xml:space="preserve"> html valodas iezīme (tag)). Ekrānus nodrošina </w:t>
+      </w:r>
+      <w:proofErr w:type="spellStart"/>
+      <w:r>
+        <w:rPr>
+          <w:lang w:val="lv-LV"/>
+        </w:rPr>
+        <w:t>grafanas</w:t>
+      </w:r>
+      <w:proofErr w:type="spellEnd"/>
+      <w:r>
+        <w:rPr>
+          <w:lang w:val="lv-LV"/>
+        </w:rPr>
+        <w:t xml:space="preserve"> jaunākā versija, kura darbojas </w:t>
+      </w:r>
+      <w:proofErr w:type="spellStart"/>
+      <w:r>
+        <w:rPr>
+          <w:lang w:val="lv-LV"/>
+        </w:rPr>
+        <w:t>docker</w:t>
+      </w:r>
+      <w:proofErr w:type="spellEnd"/>
+      <w:r>
+        <w:rPr>
+          <w:lang w:val="lv-LV"/>
+        </w:rPr>
+        <w:t xml:space="preserve"> konteinerā un pieņem savienojumus tikai un vienīgi no </w:t>
+      </w:r>
+      <w:proofErr w:type="spellStart"/>
+      <w:r>
+        <w:rPr>
+          <w:lang w:val="lv-LV"/>
+        </w:rPr>
+        <w:t>localhost</w:t>
+      </w:r>
+      <w:proofErr w:type="spellEnd"/>
+      <w:r>
+        <w:rPr>
+          <w:lang w:val="lv-LV"/>
+        </w:rPr>
+        <w:t xml:space="preserve">. </w:t>
+      </w:r>
+      <w:proofErr w:type="spellStart"/>
+      <w:r>
+        <w:rPr>
+          <w:lang w:val="lv-LV"/>
+        </w:rPr>
+        <w:t>Grafana</w:t>
+      </w:r>
+      <w:proofErr w:type="spellEnd"/>
+      <w:r>
+        <w:rPr>
+          <w:lang w:val="lv-LV"/>
+        </w:rPr>
+        <w:t xml:space="preserve"> ir sarakstīta </w:t>
+      </w:r>
+      <w:proofErr w:type="spellStart"/>
+      <w:r>
+        <w:rPr>
+          <w:lang w:val="lv-LV"/>
+        </w:rPr>
+        <w:t>go</w:t>
+      </w:r>
+      <w:proofErr w:type="spellEnd"/>
+      <w:r>
+        <w:rPr>
+          <w:lang w:val="lv-LV"/>
+        </w:rPr>
+        <w:t xml:space="preserve"> valodā, bet tās </w:t>
+      </w:r>
+      <w:proofErr w:type="spellStart"/>
+      <w:r>
+        <w:rPr>
+          <w:lang w:val="lv-LV"/>
+        </w:rPr>
+        <w:t>frontendu</w:t>
+      </w:r>
+      <w:proofErr w:type="spellEnd"/>
+      <w:r>
+        <w:rPr>
+          <w:lang w:val="lv-LV"/>
+        </w:rPr>
+        <w:t xml:space="preserve"> nodrošināja </w:t>
+      </w:r>
+      <w:proofErr w:type="spellStart"/>
+      <w:r>
+        <w:rPr>
+          <w:lang w:val="lv-LV"/>
+        </w:rPr>
+        <w:t>angular</w:t>
+      </w:r>
+      <w:proofErr w:type="spellEnd"/>
+      <w:r>
+        <w:rPr>
+          <w:lang w:val="lv-LV"/>
+        </w:rPr>
+        <w:t xml:space="preserve"> (1. grafikam) un </w:t>
+      </w:r>
+      <w:proofErr w:type="spellStart"/>
+      <w:r>
+        <w:rPr>
+          <w:lang w:val="lv-LV"/>
+        </w:rPr>
+        <w:t>react</w:t>
+      </w:r>
+      <w:proofErr w:type="spellEnd"/>
+      <w:r>
+        <w:rPr>
+          <w:lang w:val="lv-LV"/>
+        </w:rPr>
+        <w:t xml:space="preserve"> (p4 grafikam). Būtisku atšķirību </w:t>
+      </w:r>
+      <w:proofErr w:type="spellStart"/>
+      <w:r>
+        <w:rPr>
+          <w:lang w:val="lv-LV"/>
+        </w:rPr>
+        <w:t>ielādes</w:t>
+      </w:r>
+      <w:proofErr w:type="spellEnd"/>
+      <w:r>
+        <w:rPr>
+          <w:lang w:val="lv-LV"/>
+        </w:rPr>
+        <w:t xml:space="preserve"> laikos </w:t>
+      </w:r>
+      <w:proofErr w:type="spellStart"/>
+      <w:r>
+        <w:rPr>
+          <w:lang w:val="lv-LV"/>
+        </w:rPr>
+        <w:t>angular</w:t>
+      </w:r>
+      <w:proofErr w:type="spellEnd"/>
+      <w:r>
+        <w:rPr>
+          <w:lang w:val="lv-LV"/>
+        </w:rPr>
+        <w:t xml:space="preserve"> un </w:t>
+      </w:r>
+      <w:proofErr w:type="spellStart"/>
+      <w:r>
+        <w:rPr>
+          <w:lang w:val="lv-LV"/>
+        </w:rPr>
+        <w:t>react</w:t>
+      </w:r>
+      <w:proofErr w:type="spellEnd"/>
+      <w:r>
+        <w:rPr>
+          <w:lang w:val="lv-LV"/>
+        </w:rPr>
+        <w:t xml:space="preserve"> nepamanījām, lai gan testējām tikai uz samērā mūsdienīgām ierīcēm un sistēmām. Toties pamanījām ka ir plašas optimizācijas iespējas, piemēram, izņemt no </w:t>
+      </w:r>
+      <w:proofErr w:type="spellStart"/>
+      <w:r>
+        <w:rPr>
+          <w:lang w:val="lv-LV"/>
+        </w:rPr>
+        <w:t>typescript</w:t>
+      </w:r>
+      <w:proofErr w:type="spellEnd"/>
+      <w:r>
+        <w:rPr>
+          <w:lang w:val="lv-LV"/>
+        </w:rPr>
+        <w:t xml:space="preserve"> ārā lokalizācijas valodās, kas samazinātu gala </w:t>
+      </w:r>
+      <w:proofErr w:type="spellStart"/>
+      <w:r>
+        <w:rPr>
+          <w:lang w:val="lv-LV"/>
+        </w:rPr>
+        <w:t>javascript</w:t>
+      </w:r>
+      <w:proofErr w:type="spellEnd"/>
+      <w:r>
+        <w:rPr>
+          <w:lang w:val="lv-LV"/>
+        </w:rPr>
+        <w:t xml:space="preserve"> izmērus.</w:t>
       </w:r>
     </w:p>
     <w:p>
@@ -6426,8 +8691,16 @@
           <w:lang w:val="lv-LV"/>
         </w:rPr>
         <w:lastRenderedPageBreak/>
-        <w:t>CRUD operāciju Django</w:t>
-      </w:r>
+        <w:t xml:space="preserve">CRUD operāciju </w:t>
+      </w:r>
+      <w:proofErr w:type="spellStart"/>
+      <w:r>
+        <w:rPr>
+          <w:lang w:val="lv-LV"/>
+        </w:rPr>
+        <w:t>Django</w:t>
+      </w:r>
+      <w:proofErr w:type="spellEnd"/>
     </w:p>
     <w:p>
       <w:pPr>
@@ -6448,7 +8721,133 @@
         <w:rPr>
           <w:lang w:val="lv-LV"/>
         </w:rPr>
-        <w:t>Savukārt metadatu  pārvaldības daļa (sensoru meklēšana, pievienošana, rediģēšana) ir izvietota  3 vietās , jo pirms prezentēšanas konstatējām ka  saraksta iegūšana ļoti bremzē. Pārlikām saraksta kārtošanu un meklēšanu no backend – django – uz frontend – DataTables, taču pirmējā  ielāde tāpat bija lēna. Nebija laika pētīt vai tas ir rekursīvo atslēgu hub objektam dēļ, many to many attiecībai starp sensoriem un mērapjomiem dēļ vai kā cita. Tāpēc sadalījām metadatus 3 punktos:</w:t>
+        <w:t xml:space="preserve">Savukārt metadatu  pārvaldības daļa (sensoru meklēšana, pievienošana, rediģēšana) ir izvietota  3 vietās , jo pirms prezentēšanas konstatējām ka  saraksta iegūšana ļoti bremzē. Pārlikām saraksta kārtošanu un meklēšanu no </w:t>
+      </w:r>
+      <w:proofErr w:type="spellStart"/>
+      <w:r>
+        <w:rPr>
+          <w:lang w:val="lv-LV"/>
+        </w:rPr>
+        <w:t>backend</w:t>
+      </w:r>
+      <w:proofErr w:type="spellEnd"/>
+      <w:r>
+        <w:rPr>
+          <w:lang w:val="lv-LV"/>
+        </w:rPr>
+        <w:t xml:space="preserve"> – </w:t>
+      </w:r>
+      <w:proofErr w:type="spellStart"/>
+      <w:r>
+        <w:rPr>
+          <w:lang w:val="lv-LV"/>
+        </w:rPr>
+        <w:t>django</w:t>
+      </w:r>
+      <w:proofErr w:type="spellEnd"/>
+      <w:r>
+        <w:rPr>
+          <w:lang w:val="lv-LV"/>
+        </w:rPr>
+        <w:t xml:space="preserve"> – uz </w:t>
+      </w:r>
+      <w:proofErr w:type="spellStart"/>
+      <w:r>
+        <w:rPr>
+          <w:lang w:val="lv-LV"/>
+        </w:rPr>
+        <w:t>frontend</w:t>
+      </w:r>
+      <w:proofErr w:type="spellEnd"/>
+      <w:r>
+        <w:rPr>
+          <w:lang w:val="lv-LV"/>
+        </w:rPr>
+        <w:t xml:space="preserve"> – </w:t>
+      </w:r>
+      <w:proofErr w:type="spellStart"/>
+      <w:r>
+        <w:rPr>
+          <w:lang w:val="lv-LV"/>
+        </w:rPr>
+        <w:t>DataTables</w:t>
+      </w:r>
+      <w:proofErr w:type="spellEnd"/>
+      <w:r>
+        <w:rPr>
+          <w:lang w:val="lv-LV"/>
+        </w:rPr>
+        <w:t xml:space="preserve">, taču pirmējā  </w:t>
+      </w:r>
+      <w:proofErr w:type="spellStart"/>
+      <w:r>
+        <w:rPr>
+          <w:lang w:val="lv-LV"/>
+        </w:rPr>
+        <w:t>ielāde</w:t>
+      </w:r>
+      <w:proofErr w:type="spellEnd"/>
+      <w:r>
+        <w:rPr>
+          <w:lang w:val="lv-LV"/>
+        </w:rPr>
+        <w:t xml:space="preserve"> tāpat bija lēna. Nebija laika pētīt vai tas ir rekursīvo atslēgu </w:t>
+      </w:r>
+      <w:proofErr w:type="spellStart"/>
+      <w:r>
+        <w:rPr>
+          <w:lang w:val="lv-LV"/>
+        </w:rPr>
+        <w:t>hub</w:t>
+      </w:r>
+      <w:proofErr w:type="spellEnd"/>
+      <w:r>
+        <w:rPr>
+          <w:lang w:val="lv-LV"/>
+        </w:rPr>
+        <w:t xml:space="preserve"> objektam dēļ, </w:t>
+      </w:r>
+      <w:proofErr w:type="spellStart"/>
+      <w:r>
+        <w:rPr>
+          <w:lang w:val="lv-LV"/>
+        </w:rPr>
+        <w:t>many</w:t>
+      </w:r>
+      <w:proofErr w:type="spellEnd"/>
+      <w:r>
+        <w:rPr>
+          <w:lang w:val="lv-LV"/>
+        </w:rPr>
+        <w:t xml:space="preserve"> to </w:t>
+      </w:r>
+      <w:proofErr w:type="spellStart"/>
+      <w:r>
+        <w:rPr>
+          <w:lang w:val="lv-LV"/>
+        </w:rPr>
+        <w:t>many</w:t>
+      </w:r>
+      <w:proofErr w:type="spellEnd"/>
+      <w:r>
+        <w:rPr>
+          <w:lang w:val="lv-LV"/>
+        </w:rPr>
+        <w:t xml:space="preserve"> attiecībai starp sensoriem un </w:t>
+      </w:r>
+      <w:proofErr w:type="spellStart"/>
+      <w:r>
+        <w:rPr>
+          <w:lang w:val="lv-LV"/>
+        </w:rPr>
+        <w:t>mērapjomiem</w:t>
+      </w:r>
+      <w:proofErr w:type="spellEnd"/>
+      <w:r>
+        <w:rPr>
+          <w:lang w:val="lv-LV"/>
+        </w:rPr>
+        <w:t xml:space="preserve"> dēļ vai kā cita. Tāpēc sadalījām metadatus 3 punktos:</w:t>
       </w:r>
     </w:p>
     <w:p>
@@ -6545,11 +8944,19 @@
           <w:lang w:val="lv-LV"/>
         </w:rPr>
       </w:pPr>
-      <w:r>
-        <w:rPr>
-          <w:lang w:val="lv-LV"/>
-        </w:rPr>
-        <w:t>Mērapjomu metadati (</w:t>
+      <w:proofErr w:type="spellStart"/>
+      <w:r>
+        <w:rPr>
+          <w:lang w:val="lv-LV"/>
+        </w:rPr>
+        <w:t>Mērapjomu</w:t>
+      </w:r>
+      <w:proofErr w:type="spellEnd"/>
+      <w:r>
+        <w:rPr>
+          <w:lang w:val="lv-LV"/>
+        </w:rPr>
+        <w:t xml:space="preserve"> metadati (</w:t>
       </w:r>
       <w:hyperlink r:id="rId32" w:history="1">
         <w:r>
@@ -6586,7 +8993,49 @@
         <w:rPr>
           <w:lang w:val="lv-LV"/>
         </w:rPr>
-        <w:t>Visiem trim modeļiem tiek izmantotas tikpat kā identiskas veidnes, tāpēc šeit ielikšu skatu piemērus no diviem skatiem, proti saraksta un labošanas (jo jaunizveides skats būtībā ir tas pats atjaunošanas, taču ir uzraksts add new un neaizpildīti lauki; savukārt dzēšanai nav atsevišķa  skata, ir komandpoga sarakstā)</w:t>
+        <w:t xml:space="preserve">Visiem trim modeļiem tiek izmantotas tikpat kā identiskas veidnes, tāpēc šeit ielikšu skatu piemērus no diviem skatiem, proti saraksta un labošanas (jo </w:t>
+      </w:r>
+      <w:proofErr w:type="spellStart"/>
+      <w:r>
+        <w:rPr>
+          <w:lang w:val="lv-LV"/>
+        </w:rPr>
+        <w:t>jaunizveides</w:t>
+      </w:r>
+      <w:proofErr w:type="spellEnd"/>
+      <w:r>
+        <w:rPr>
+          <w:lang w:val="lv-LV"/>
+        </w:rPr>
+        <w:t xml:space="preserve"> skats būtībā ir tas pats atjaunošanas, taču ir uzraksts </w:t>
+      </w:r>
+      <w:proofErr w:type="spellStart"/>
+      <w:r>
+        <w:rPr>
+          <w:lang w:val="lv-LV"/>
+        </w:rPr>
+        <w:t>add</w:t>
+      </w:r>
+      <w:proofErr w:type="spellEnd"/>
+      <w:r>
+        <w:rPr>
+          <w:lang w:val="lv-LV"/>
+        </w:rPr>
+        <w:t xml:space="preserve"> </w:t>
+      </w:r>
+      <w:proofErr w:type="spellStart"/>
+      <w:r>
+        <w:rPr>
+          <w:lang w:val="lv-LV"/>
+        </w:rPr>
+        <w:t>new</w:t>
+      </w:r>
+      <w:proofErr w:type="spellEnd"/>
+      <w:r>
+        <w:rPr>
+          <w:lang w:val="lv-LV"/>
+        </w:rPr>
+        <w:t xml:space="preserve"> un neaizpildīti lauki; savukārt dzēšanai nav atsevišķa  skata, ir komandpoga sarakstā)</w:t>
       </w:r>
     </w:p>
     <w:p>
@@ -6859,31 +9308,53 @@
           <w:lang w:val="lv-LV"/>
         </w:rPr>
       </w:pPr>
-      <w:r>
-        <w:rPr>
-          <w:lang w:val="lv-LV"/>
-        </w:rPr>
-        <w:t>mērījumu ievākšana</w:t>
-      </w:r>
-    </w:p>
-    <w:p>
-      <w:pPr>
-        <w:rPr>
-          <w:lang w:val="lv-LV"/>
-        </w:rPr>
-      </w:pPr>
-    </w:p>
-    <w:p>
-      <w:pPr>
-        <w:rPr>
-          <w:lang w:val="lv-LV"/>
-        </w:rPr>
-      </w:pPr>
-      <w:r>
-        <w:rPr>
-          <w:lang w:val="lv-LV"/>
-        </w:rPr>
-        <w:t>Mērījumu ievākšana prezentācijas brīdī norit uz 4 mikrokontrolieriem (4 atšķirīgiem modeļiem):</w:t>
+      <w:bookmarkStart w:id="11" w:name="_Toc156135329"/>
+      <w:r>
+        <w:rPr>
+          <w:lang w:val="lv-LV"/>
+        </w:rPr>
+        <w:t>M</w:t>
+      </w:r>
+      <w:r>
+        <w:rPr>
+          <w:lang w:val="lv-LV"/>
+        </w:rPr>
+        <w:t>ērījumu ievākšana</w:t>
+      </w:r>
+      <w:bookmarkEnd w:id="11"/>
+    </w:p>
+    <w:p>
+      <w:pPr>
+        <w:rPr>
+          <w:lang w:val="lv-LV"/>
+        </w:rPr>
+      </w:pPr>
+    </w:p>
+    <w:p>
+      <w:pPr>
+        <w:rPr>
+          <w:lang w:val="lv-LV"/>
+        </w:rPr>
+      </w:pPr>
+      <w:r>
+        <w:rPr>
+          <w:lang w:val="lv-LV"/>
+        </w:rPr>
+        <w:t xml:space="preserve">Mērījumu ievākšana prezentācijas brīdī norit uz 4 </w:t>
+      </w:r>
+      <w:proofErr w:type="spellStart"/>
+      <w:r>
+        <w:rPr>
+          <w:lang w:val="lv-LV"/>
+        </w:rPr>
+        <w:t>mikrokontrolieriem</w:t>
+      </w:r>
+      <w:proofErr w:type="spellEnd"/>
+      <w:r>
+        <w:rPr>
+          <w:lang w:val="lv-LV"/>
+        </w:rPr>
+        <w:t xml:space="preserve"> (4 atšķirīgiem modeļiem):</w:t>
       </w:r>
     </w:p>
     <w:p>
@@ -6904,11 +9375,47 @@
           <w:lang w:val="lv-LV"/>
         </w:rPr>
       </w:pPr>
-      <w:r>
-        <w:rPr>
-          <w:lang w:val="lv-LV"/>
-        </w:rPr>
-        <w:t>Raspberry  Pi  Pico W</w:t>
+      <w:proofErr w:type="spellStart"/>
+      <w:r>
+        <w:rPr>
+          <w:lang w:val="lv-LV"/>
+        </w:rPr>
+        <w:t>Raspberry</w:t>
+      </w:r>
+      <w:proofErr w:type="spellEnd"/>
+      <w:r>
+        <w:rPr>
+          <w:lang w:val="lv-LV"/>
+        </w:rPr>
+        <w:t xml:space="preserve">  </w:t>
+      </w:r>
+      <w:proofErr w:type="spellStart"/>
+      <w:r>
+        <w:rPr>
+          <w:lang w:val="lv-LV"/>
+        </w:rPr>
+        <w:t>Pi</w:t>
+      </w:r>
+      <w:proofErr w:type="spellEnd"/>
+      <w:r>
+        <w:rPr>
+          <w:lang w:val="lv-LV"/>
+        </w:rPr>
+        <w:t xml:space="preserve">  </w:t>
+      </w:r>
+      <w:proofErr w:type="spellStart"/>
+      <w:r>
+        <w:rPr>
+          <w:lang w:val="lv-LV"/>
+        </w:rPr>
+        <w:t>Pico</w:t>
+      </w:r>
+      <w:proofErr w:type="spellEnd"/>
+      <w:r>
+        <w:rPr>
+          <w:lang w:val="lv-LV"/>
+        </w:rPr>
+        <w:t xml:space="preserve"> W</w:t>
       </w:r>
     </w:p>
     <w:p>
@@ -6922,11 +9429,61 @@
           <w:lang w:val="lv-LV"/>
         </w:rPr>
       </w:pPr>
-      <w:r>
-        <w:rPr>
-          <w:lang w:val="lv-LV"/>
-        </w:rPr>
-        <w:t xml:space="preserve">Raspberry Pi Pico W rxtx tandēmā ar </w:t>
+      <w:proofErr w:type="spellStart"/>
+      <w:r>
+        <w:rPr>
+          <w:lang w:val="lv-LV"/>
+        </w:rPr>
+        <w:t>Raspberry</w:t>
+      </w:r>
+      <w:proofErr w:type="spellEnd"/>
+      <w:r>
+        <w:rPr>
+          <w:lang w:val="lv-LV"/>
+        </w:rPr>
+        <w:t xml:space="preserve"> </w:t>
+      </w:r>
+      <w:proofErr w:type="spellStart"/>
+      <w:r>
+        <w:rPr>
+          <w:lang w:val="lv-LV"/>
+        </w:rPr>
+        <w:t>Pi</w:t>
+      </w:r>
+      <w:proofErr w:type="spellEnd"/>
+      <w:r>
+        <w:rPr>
+          <w:lang w:val="lv-LV"/>
+        </w:rPr>
+        <w:t xml:space="preserve"> </w:t>
+      </w:r>
+      <w:proofErr w:type="spellStart"/>
+      <w:r>
+        <w:rPr>
+          <w:lang w:val="lv-LV"/>
+        </w:rPr>
+        <w:t>Pico</w:t>
+      </w:r>
+      <w:proofErr w:type="spellEnd"/>
+      <w:r>
+        <w:rPr>
+          <w:lang w:val="lv-LV"/>
+        </w:rPr>
+        <w:t xml:space="preserve"> W </w:t>
+      </w:r>
+      <w:proofErr w:type="spellStart"/>
+      <w:r>
+        <w:rPr>
+          <w:lang w:val="lv-LV"/>
+        </w:rPr>
+        <w:t>rxtx</w:t>
+      </w:r>
+      <w:proofErr w:type="spellEnd"/>
+      <w:r>
+        <w:rPr>
+          <w:lang w:val="lv-LV"/>
+        </w:rPr>
+        <w:t xml:space="preserve"> tandēmā ar </w:t>
       </w:r>
       <w:r>
         <w:rPr>
@@ -6940,12 +9497,28 @@
         </w:rPr>
         <w:t xml:space="preserve">( iesauktu par </w:t>
       </w:r>
-      <w:r>
-        <w:rPr>
-          <w:lang w:val="lv-LV"/>
-        </w:rPr>
-        <w:t>Blue Pill</w:t>
-      </w:r>
+      <w:proofErr w:type="spellStart"/>
+      <w:r>
+        <w:rPr>
+          <w:lang w:val="lv-LV"/>
+        </w:rPr>
+        <w:t>Blue</w:t>
+      </w:r>
+      <w:proofErr w:type="spellEnd"/>
+      <w:r>
+        <w:rPr>
+          <w:lang w:val="lv-LV"/>
+        </w:rPr>
+        <w:t xml:space="preserve"> </w:t>
+      </w:r>
+      <w:proofErr w:type="spellStart"/>
+      <w:r>
+        <w:rPr>
+          <w:lang w:val="lv-LV"/>
+        </w:rPr>
+        <w:t>Pill</w:t>
+      </w:r>
+      <w:proofErr w:type="spellEnd"/>
       <w:r>
         <w:rPr>
           <w:lang w:val="lv-LV"/>
@@ -6968,8 +9541,16 @@
         <w:rPr>
           <w:lang w:val="lv-LV"/>
         </w:rPr>
-        <w:t>ESP32 WROVER CAM board</w:t>
-      </w:r>
+        <w:t xml:space="preserve">ESP32 WROVER CAM </w:t>
+      </w:r>
+      <w:proofErr w:type="spellStart"/>
+      <w:r>
+        <w:rPr>
+          <w:lang w:val="lv-LV"/>
+        </w:rPr>
+        <w:t>board</w:t>
+      </w:r>
+      <w:proofErr w:type="spellEnd"/>
     </w:p>
     <w:p>
       <w:pPr>
@@ -7011,46 +9592,357 @@
         <w:rPr>
           <w:lang w:val="lv-LV"/>
         </w:rPr>
-        <w:t>Visiem kontrolieriem ir paņemta un uzbūvēta lokāli jaunākā github esošā koda micropython versija. Uz micropython main.py failā ir sarakstīti asinhroni datu ievākšanas uzdevumi un arī mērīšanas intervāla atjaunināšana ik pēc sekundes. Būtību var redzēt šī dokumenta algoritmu sadaļā.</w:t>
-      </w:r>
-    </w:p>
-    <w:p>
-      <w:pPr>
-        <w:rPr>
-          <w:lang w:val="lv-LV"/>
-        </w:rPr>
-      </w:pPr>
+        <w:t xml:space="preserve">Visiem kontrolieriem ir paņemta un uzbūvēta lokāli jaunākā </w:t>
+      </w:r>
+      <w:proofErr w:type="spellStart"/>
+      <w:r>
+        <w:rPr>
+          <w:lang w:val="lv-LV"/>
+        </w:rPr>
+        <w:t>github</w:t>
+      </w:r>
+      <w:proofErr w:type="spellEnd"/>
+      <w:r>
+        <w:rPr>
+          <w:lang w:val="lv-LV"/>
+        </w:rPr>
+        <w:t xml:space="preserve"> esošā koda </w:t>
+      </w:r>
+      <w:proofErr w:type="spellStart"/>
+      <w:r>
+        <w:rPr>
+          <w:lang w:val="lv-LV"/>
+        </w:rPr>
+        <w:t>micropython</w:t>
+      </w:r>
+      <w:proofErr w:type="spellEnd"/>
+      <w:r>
+        <w:rPr>
+          <w:lang w:val="lv-LV"/>
+        </w:rPr>
+        <w:t xml:space="preserve"> versija. Uz </w:t>
+      </w:r>
+      <w:proofErr w:type="spellStart"/>
+      <w:r>
+        <w:rPr>
+          <w:lang w:val="lv-LV"/>
+        </w:rPr>
+        <w:t>micropython</w:t>
+      </w:r>
+      <w:proofErr w:type="spellEnd"/>
+      <w:r>
+        <w:rPr>
+          <w:lang w:val="lv-LV"/>
+        </w:rPr>
+        <w:t xml:space="preserve"> main.py failā ir sarakstīti asinhroni datu ievākšanas uzdevumi un arī mērīšanas intervāla atjaunināšana ik pēc sekundes. Būtību var redzēt šī dokumenta algoritmu sadaļā.</w:t>
+      </w:r>
+    </w:p>
+    <w:p>
+      <w:pPr>
+        <w:pStyle w:val="Heading3"/>
+        <w:rPr>
+          <w:lang w:val="lv-LV"/>
+        </w:rPr>
+      </w:pPr>
+      <w:bookmarkStart w:id="12" w:name="_Toc156135330"/>
       <w:r>
         <w:rPr>
           <w:lang w:val="lv-LV"/>
         </w:rPr>
         <w:t>Mērījumu arhivēšanas un dzēšanas uzdevums</w:t>
       </w:r>
-    </w:p>
-    <w:p>
-      <w:pPr>
-        <w:rPr>
-          <w:lang w:val="lv-LV"/>
-        </w:rPr>
-      </w:pPr>
-      <w:r>
-        <w:rPr>
-          <w:lang w:val="lv-LV"/>
-        </w:rPr>
-        <w:t>Šis uzdevums ir rakstīts kā viena pavediena parasts python skripts, jo ir paredzēts palaišanai kā scheduled task vai chron job vai to līdzinieks. Django sistēmā meklējām ko līdzīgu C# taskiem, taču diemžēl pagaidām redzējām tikai risinājumus kas ne ar ko principiālā līmenī neatšķiras no python skripta  palaišanas ar crontab. Gan celery gan django-cron, gan paša django piedāvātie risinājumi iesaista ārēju uzdevumu palaidēju, jo django ir paredzēts tikai darboties uz pieprasījuma laiku, nevis patstāvīgi būt atmiņā. Wsgi spraudņus gan neapskatījām, taču tas iekļautu vēl vienu apmācības līkni, un mazā atlikušajā laikā izvēlēties melno kasti, kad ir pieejama pietiekami labi caurredzama pašu koda alternatīva nešķita prātīgs lēmums.</w:t>
-      </w:r>
-    </w:p>
-    <w:p>
-      <w:pPr>
-        <w:rPr>
-          <w:lang w:val="lv-LV"/>
-        </w:rPr>
-      </w:pPr>
-      <w:r>
-        <w:rPr>
-          <w:lang w:val="lv-LV"/>
-        </w:rPr>
-        <w:t>Arī šī skripta būtību var apskatīt algoritmu sadaļā. Atlasa datus no datubāzes, ievieto csv un saspiež ar gzip. Tad ar pandas lasa csv un izdzēš norādīto vecumu pārsniegušos ierakstus un attiecīgi ja ir ieslēgta dzēšana no datubāzes, arī datubāzes vecos ierakstus. Laika starpība tiek glabāta kā datetime un tas ir cik attiecīgais datubāzes laukā esošais datums ir tālu no epoch (1970. gada 1. janvāra).</w:t>
+      <w:bookmarkEnd w:id="12"/>
+    </w:p>
+    <w:p>
+      <w:pPr>
+        <w:rPr>
+          <w:lang w:val="lv-LV"/>
+        </w:rPr>
+      </w:pPr>
+      <w:r>
+        <w:rPr>
+          <w:lang w:val="lv-LV"/>
+        </w:rPr>
+        <w:t xml:space="preserve">Šis uzdevums ir rakstīts kā viena pavediena parasts </w:t>
+      </w:r>
+      <w:proofErr w:type="spellStart"/>
+      <w:r>
+        <w:rPr>
+          <w:lang w:val="lv-LV"/>
+        </w:rPr>
+        <w:t>python</w:t>
+      </w:r>
+      <w:proofErr w:type="spellEnd"/>
+      <w:r>
+        <w:rPr>
+          <w:lang w:val="lv-LV"/>
+        </w:rPr>
+        <w:t xml:space="preserve"> skripts, jo ir paredzēts palaišanai kā </w:t>
+      </w:r>
+      <w:proofErr w:type="spellStart"/>
+      <w:r>
+        <w:rPr>
+          <w:lang w:val="lv-LV"/>
+        </w:rPr>
+        <w:t>scheduled</w:t>
+      </w:r>
+      <w:proofErr w:type="spellEnd"/>
+      <w:r>
+        <w:rPr>
+          <w:lang w:val="lv-LV"/>
+        </w:rPr>
+        <w:t xml:space="preserve"> </w:t>
+      </w:r>
+      <w:proofErr w:type="spellStart"/>
+      <w:r>
+        <w:rPr>
+          <w:lang w:val="lv-LV"/>
+        </w:rPr>
+        <w:t>task</w:t>
+      </w:r>
+      <w:proofErr w:type="spellEnd"/>
+      <w:r>
+        <w:rPr>
+          <w:lang w:val="lv-LV"/>
+        </w:rPr>
+        <w:t xml:space="preserve"> vai </w:t>
+      </w:r>
+      <w:proofErr w:type="spellStart"/>
+      <w:r>
+        <w:rPr>
+          <w:lang w:val="lv-LV"/>
+        </w:rPr>
+        <w:t>chron</w:t>
+      </w:r>
+      <w:proofErr w:type="spellEnd"/>
+      <w:r>
+        <w:rPr>
+          <w:lang w:val="lv-LV"/>
+        </w:rPr>
+        <w:t xml:space="preserve"> </w:t>
+      </w:r>
+      <w:proofErr w:type="spellStart"/>
+      <w:r>
+        <w:rPr>
+          <w:lang w:val="lv-LV"/>
+        </w:rPr>
+        <w:t>job</w:t>
+      </w:r>
+      <w:proofErr w:type="spellEnd"/>
+      <w:r>
+        <w:rPr>
+          <w:lang w:val="lv-LV"/>
+        </w:rPr>
+        <w:t xml:space="preserve"> vai to līdzinieks. </w:t>
+      </w:r>
+      <w:proofErr w:type="spellStart"/>
+      <w:r>
+        <w:rPr>
+          <w:lang w:val="lv-LV"/>
+        </w:rPr>
+        <w:t>Django</w:t>
+      </w:r>
+      <w:proofErr w:type="spellEnd"/>
+      <w:r>
+        <w:rPr>
+          <w:lang w:val="lv-LV"/>
+        </w:rPr>
+        <w:t xml:space="preserve"> sistēmā meklējām ko līdzīgu C# </w:t>
+      </w:r>
+      <w:proofErr w:type="spellStart"/>
+      <w:r>
+        <w:rPr>
+          <w:lang w:val="lv-LV"/>
+        </w:rPr>
+        <w:t>taskiem</w:t>
+      </w:r>
+      <w:proofErr w:type="spellEnd"/>
+      <w:r>
+        <w:rPr>
+          <w:lang w:val="lv-LV"/>
+        </w:rPr>
+        <w:t xml:space="preserve">, taču diemžēl pagaidām redzējām tikai risinājumus kas ne ar ko principiālā līmenī neatšķiras no </w:t>
+      </w:r>
+      <w:proofErr w:type="spellStart"/>
+      <w:r>
+        <w:rPr>
+          <w:lang w:val="lv-LV"/>
+        </w:rPr>
+        <w:t>python</w:t>
+      </w:r>
+      <w:proofErr w:type="spellEnd"/>
+      <w:r>
+        <w:rPr>
+          <w:lang w:val="lv-LV"/>
+        </w:rPr>
+        <w:t xml:space="preserve"> skripta  palaišanas ar </w:t>
+      </w:r>
+      <w:proofErr w:type="spellStart"/>
+      <w:r>
+        <w:rPr>
+          <w:lang w:val="lv-LV"/>
+        </w:rPr>
+        <w:t>crontab</w:t>
+      </w:r>
+      <w:proofErr w:type="spellEnd"/>
+      <w:r>
+        <w:rPr>
+          <w:lang w:val="lv-LV"/>
+        </w:rPr>
+        <w:t xml:space="preserve">. Gan </w:t>
+      </w:r>
+      <w:proofErr w:type="spellStart"/>
+      <w:r>
+        <w:rPr>
+          <w:lang w:val="lv-LV"/>
+        </w:rPr>
+        <w:t>celery</w:t>
+      </w:r>
+      <w:proofErr w:type="spellEnd"/>
+      <w:r>
+        <w:rPr>
+          <w:lang w:val="lv-LV"/>
+        </w:rPr>
+        <w:t xml:space="preserve"> gan </w:t>
+      </w:r>
+      <w:proofErr w:type="spellStart"/>
+      <w:r>
+        <w:rPr>
+          <w:lang w:val="lv-LV"/>
+        </w:rPr>
+        <w:t>django-cron</w:t>
+      </w:r>
+      <w:proofErr w:type="spellEnd"/>
+      <w:r>
+        <w:rPr>
+          <w:lang w:val="lv-LV"/>
+        </w:rPr>
+        <w:t xml:space="preserve">, gan paša </w:t>
+      </w:r>
+      <w:proofErr w:type="spellStart"/>
+      <w:r>
+        <w:rPr>
+          <w:lang w:val="lv-LV"/>
+        </w:rPr>
+        <w:t>django</w:t>
+      </w:r>
+      <w:proofErr w:type="spellEnd"/>
+      <w:r>
+        <w:rPr>
+          <w:lang w:val="lv-LV"/>
+        </w:rPr>
+        <w:t xml:space="preserve"> piedāvātie risinājumi iesaista ārēju uzdevumu palaidēju, jo </w:t>
+      </w:r>
+      <w:proofErr w:type="spellStart"/>
+      <w:r>
+        <w:rPr>
+          <w:lang w:val="lv-LV"/>
+        </w:rPr>
+        <w:t>django</w:t>
+      </w:r>
+      <w:proofErr w:type="spellEnd"/>
+      <w:r>
+        <w:rPr>
+          <w:lang w:val="lv-LV"/>
+        </w:rPr>
+        <w:t xml:space="preserve"> ir paredzēts tikai darboties uz pieprasījuma laiku, nevis patstāvīgi būt atmiņā. </w:t>
+      </w:r>
+      <w:proofErr w:type="spellStart"/>
+      <w:r>
+        <w:rPr>
+          <w:lang w:val="lv-LV"/>
+        </w:rPr>
+        <w:t>Wsgi</w:t>
+      </w:r>
+      <w:proofErr w:type="spellEnd"/>
+      <w:r>
+        <w:rPr>
+          <w:lang w:val="lv-LV"/>
+        </w:rPr>
+        <w:t xml:space="preserve"> spraudņus gan neapskatījām, taču tas iekļautu vēl vienu apmācības līkni, un mazā atlikušajā laikā izvēlēties melno kasti, kad ir pieejama pietiekami labi caurredzama pašu koda alternatīva nešķita prātīgs lēmums.</w:t>
+      </w:r>
+    </w:p>
+    <w:p>
+      <w:pPr>
+        <w:rPr>
+          <w:lang w:val="lv-LV"/>
+        </w:rPr>
+      </w:pPr>
+      <w:r>
+        <w:rPr>
+          <w:lang w:val="lv-LV"/>
+        </w:rPr>
+        <w:t xml:space="preserve">Arī šī skripta būtību var apskatīt algoritmu sadaļā. Atlasa datus no datubāzes, ievieto </w:t>
+      </w:r>
+      <w:proofErr w:type="spellStart"/>
+      <w:r>
+        <w:rPr>
+          <w:lang w:val="lv-LV"/>
+        </w:rPr>
+        <w:t>csv</w:t>
+      </w:r>
+      <w:proofErr w:type="spellEnd"/>
+      <w:r>
+        <w:rPr>
+          <w:lang w:val="lv-LV"/>
+        </w:rPr>
+        <w:t xml:space="preserve"> un saspiež ar </w:t>
+      </w:r>
+      <w:proofErr w:type="spellStart"/>
+      <w:r>
+        <w:rPr>
+          <w:lang w:val="lv-LV"/>
+        </w:rPr>
+        <w:t>gzip</w:t>
+      </w:r>
+      <w:proofErr w:type="spellEnd"/>
+      <w:r>
+        <w:rPr>
+          <w:lang w:val="lv-LV"/>
+        </w:rPr>
+        <w:t xml:space="preserve">. Tad ar pandas lasa </w:t>
+      </w:r>
+      <w:proofErr w:type="spellStart"/>
+      <w:r>
+        <w:rPr>
+          <w:lang w:val="lv-LV"/>
+        </w:rPr>
+        <w:t>csv</w:t>
+      </w:r>
+      <w:proofErr w:type="spellEnd"/>
+      <w:r>
+        <w:rPr>
+          <w:lang w:val="lv-LV"/>
+        </w:rPr>
+        <w:t xml:space="preserve"> un izdzēš norādīto vecumu pārsniegušos ierakstus un attiecīgi ja ir ieslēgta dzēšana no datubāzes, arī datubāzes vecos ierakstus. Laika starpība tiek glabāta kā </w:t>
+      </w:r>
+      <w:proofErr w:type="spellStart"/>
+      <w:r>
+        <w:rPr>
+          <w:lang w:val="lv-LV"/>
+        </w:rPr>
+        <w:t>datetime</w:t>
+      </w:r>
+      <w:proofErr w:type="spellEnd"/>
+      <w:r>
+        <w:rPr>
+          <w:lang w:val="lv-LV"/>
+        </w:rPr>
+        <w:t xml:space="preserve"> un tas ir cik attiecīgais datubāzes laukā esošais datums ir tālu no </w:t>
+      </w:r>
+      <w:proofErr w:type="spellStart"/>
+      <w:r>
+        <w:rPr>
+          <w:lang w:val="lv-LV"/>
+        </w:rPr>
+        <w:t>epoch</w:t>
+      </w:r>
+      <w:proofErr w:type="spellEnd"/>
+      <w:r>
+        <w:rPr>
+          <w:lang w:val="lv-LV"/>
+        </w:rPr>
+        <w:t xml:space="preserve"> (1970. gada 1. janvāra).</w:t>
       </w:r>
     </w:p>
     <w:p>
@@ -7074,12 +9966,34 @@
           <w:lang w:val="lv-LV"/>
         </w:rPr>
       </w:pPr>
+      <w:bookmarkStart w:id="13" w:name="_Toc156135331"/>
       <w:r>
         <w:rPr>
           <w:lang w:val="lv-LV"/>
         </w:rPr>
         <w:lastRenderedPageBreak/>
-        <w:t xml:space="preserve">mērījumu ievākšanas saglabātāji (.py skripti uz 2 portiem), </w:t>
+        <w:t>mērījumu ievākšanas saglabātāji (.</w:t>
+      </w:r>
+      <w:proofErr w:type="spellStart"/>
+      <w:r>
+        <w:rPr>
+          <w:lang w:val="lv-LV"/>
+        </w:rPr>
+        <w:t>py</w:t>
+      </w:r>
+      <w:proofErr w:type="spellEnd"/>
+      <w:r>
+        <w:rPr>
+          <w:lang w:val="lv-LV"/>
+        </w:rPr>
+        <w:t xml:space="preserve"> skripti uz 2 portiem),</w:t>
+      </w:r>
+      <w:bookmarkEnd w:id="13"/>
+      <w:r>
+        <w:rPr>
+          <w:lang w:val="lv-LV"/>
+        </w:rPr>
+        <w:t xml:space="preserve"> </w:t>
       </w:r>
     </w:p>
     <w:p>
@@ -7116,7 +10030,7 @@
           <w:lang w:val="lv-LV"/>
         </w:rPr>
       </w:pPr>
-      <w:bookmarkStart w:id="9" w:name="_Toc156100823"/>
+      <w:bookmarkStart w:id="14" w:name="_Toc156135332"/>
       <w:r>
         <w:rPr>
           <w:rStyle w:val="Heading1Char"/>
@@ -7125,7 +10039,6 @@
         <w:lastRenderedPageBreak/>
         <w:t>Novērtējums</w:t>
       </w:r>
-      <w:bookmarkEnd w:id="9"/>
       <w:r>
         <w:t xml:space="preserve"> </w:t>
       </w:r>
@@ -7136,6 +10049,7 @@
           </w:rPr>
           <w:t>_↑_</w:t>
         </w:r>
+        <w:bookmarkEnd w:id="14"/>
       </w:hyperlink>
     </w:p>
     <w:p>
@@ -7169,7 +10083,63 @@
         <w:rPr>
           <w:lang w:val="lv-LV"/>
         </w:rPr>
-        <w:t>Novērtējot ieguvām samērā augstu novērtējuma procentu. Tas liecina ka savus mērķus sasniedzām, pat neskatoties uz to, ka, piemēram, drošība ir novērtēta augstu, jo pievienot middleware, kas tāpat kā šībrīža middleware pārraksta noklusējuma prasību uz jebkuru simbolu un garuma atļaušanu lietotājvārdā un parolē, veiktu drošības prasību nodrošināšanu, ir samērā triviāls, mazāk nekā 2 cilvēkdienās paveicams uzdevums (protams, ja drošības algoritms jau ir python valodā realizēts gatavs).</w:t>
+        <w:t xml:space="preserve">Novērtējot ieguvām samērā augstu novērtējuma procentu. Tas liecina ka savus mērķus sasniedzām, pat neskatoties uz to, ka, piemēram, drošība ir novērtēta augstu, jo pievienot </w:t>
+      </w:r>
+      <w:proofErr w:type="spellStart"/>
+      <w:r>
+        <w:rPr>
+          <w:lang w:val="lv-LV"/>
+        </w:rPr>
+        <w:t>middleware</w:t>
+      </w:r>
+      <w:proofErr w:type="spellEnd"/>
+      <w:r>
+        <w:rPr>
+          <w:lang w:val="lv-LV"/>
+        </w:rPr>
+        <w:t xml:space="preserve">, kas tāpat kā </w:t>
+      </w:r>
+      <w:proofErr w:type="spellStart"/>
+      <w:r>
+        <w:rPr>
+          <w:lang w:val="lv-LV"/>
+        </w:rPr>
+        <w:t>šībrīža</w:t>
+      </w:r>
+      <w:proofErr w:type="spellEnd"/>
+      <w:r>
+        <w:rPr>
+          <w:lang w:val="lv-LV"/>
+        </w:rPr>
+        <w:t xml:space="preserve"> </w:t>
+      </w:r>
+      <w:proofErr w:type="spellStart"/>
+      <w:r>
+        <w:rPr>
+          <w:lang w:val="lv-LV"/>
+        </w:rPr>
+        <w:t>middleware</w:t>
+      </w:r>
+      <w:proofErr w:type="spellEnd"/>
+      <w:r>
+        <w:rPr>
+          <w:lang w:val="lv-LV"/>
+        </w:rPr>
+        <w:t xml:space="preserve"> pārraksta noklusējuma prasību uz jebkuru simbolu un garuma atļaušanu lietotājvārdā un parolē, veiktu drošības prasību nodrošināšanu, ir samērā triviāls, mazāk nekā 2 cilvēkdienās paveicams uzdevums (protams, ja drošības algoritms jau ir </w:t>
+      </w:r>
+      <w:proofErr w:type="spellStart"/>
+      <w:r>
+        <w:rPr>
+          <w:lang w:val="lv-LV"/>
+        </w:rPr>
+        <w:t>python</w:t>
+      </w:r>
+      <w:proofErr w:type="spellEnd"/>
+      <w:r>
+        <w:rPr>
+          <w:lang w:val="lv-LV"/>
+        </w:rPr>
+        <w:t xml:space="preserve"> valodā realizēts gatavs).</w:t>
       </w:r>
     </w:p>
     <w:p>
@@ -7505,12 +10475,14 @@
         </w:rPr>
         <w:t xml:space="preserve">, </w:t>
       </w:r>
+      <w:proofErr w:type="spellStart"/>
       <w:r>
         <w:rPr>
           <w:lang w:val="lv-LV"/>
         </w:rPr>
         <w:t>Kustināmības</w:t>
       </w:r>
+      <w:proofErr w:type="spellEnd"/>
       <w:r>
         <w:rPr>
           <w:lang w:val="lv-LV"/>
@@ -7717,7 +10689,21 @@
         <w:rPr>
           <w:lang w:val="lv-LV"/>
         </w:rPr>
-        <w:t>Sistēma ir labi piemērota sensoru mērījumu apskatei un pārraudzībai, kamēr vien tiek ievadīti realitātei atbilstoši metadati. Sistēmā ir iekļauti vairāki būtībā atšķirīgi sensoru tipi, tātad tā ir tuvināta reālajai situācijāi (lauka apstākļiem).</w:t>
+        <w:t xml:space="preserve">Sistēma ir labi piemērota sensoru mērījumu apskatei un pārraudzībai, kamēr vien tiek ievadīti realitātei atbilstoši metadati. Sistēmā ir iekļauti vairāki būtībā atšķirīgi sensoru tipi, tātad tā ir tuvināta reālajai </w:t>
+      </w:r>
+      <w:proofErr w:type="spellStart"/>
+      <w:r>
+        <w:rPr>
+          <w:lang w:val="lv-LV"/>
+        </w:rPr>
+        <w:t>situācijāi</w:t>
+      </w:r>
+      <w:proofErr w:type="spellEnd"/>
+      <w:r>
+        <w:rPr>
+          <w:lang w:val="lv-LV"/>
+        </w:rPr>
+        <w:t xml:space="preserve"> (lauka apstākļiem).</w:t>
       </w:r>
     </w:p>
     <w:p>
@@ -7739,7 +10725,21 @@
         <w:rPr>
           <w:lang w:val="lv-LV"/>
         </w:rPr>
-        <w:t>Sistēmas precizitāte ir atbilstoša konkrēto mikrokontrolieru precizitātei. Digitāliem sensoriem, protams tas ir iekšējs rādītājs, taču analogajam sensora piemēram mēs izmantojam 12 bitu ADC, kas ļauj iegūt 4096 vērtības.</w:t>
+        <w:t xml:space="preserve">Sistēmas precizitāte ir atbilstoša konkrēto </w:t>
+      </w:r>
+      <w:proofErr w:type="spellStart"/>
+      <w:r>
+        <w:rPr>
+          <w:lang w:val="lv-LV"/>
+        </w:rPr>
+        <w:t>mikrokontrolieru</w:t>
+      </w:r>
+      <w:proofErr w:type="spellEnd"/>
+      <w:r>
+        <w:rPr>
+          <w:lang w:val="lv-LV"/>
+        </w:rPr>
+        <w:t xml:space="preserve"> precizitātei. Digitāliem sensoriem, protams tas ir iekšējs rādītājs, taču analogajam sensora piemēram mēs izmantojam 12 bitu ADC, kas ļauj iegūt 4096 vērtības.</w:t>
       </w:r>
     </w:p>
     <w:p>
@@ -7761,7 +10761,49 @@
         <w:rPr>
           <w:lang w:val="lv-LV"/>
         </w:rPr>
-        <w:t>Sistēma spēj sadarboties ar Raspberry pi, ja to lieto kā centrmezglu vai pat kā wifi nodrošinātāju pārējie centrmezgliem.</w:t>
+        <w:t xml:space="preserve">Sistēma spēj sadarboties ar </w:t>
+      </w:r>
+      <w:proofErr w:type="spellStart"/>
+      <w:r>
+        <w:rPr>
+          <w:lang w:val="lv-LV"/>
+        </w:rPr>
+        <w:t>Raspberry</w:t>
+      </w:r>
+      <w:proofErr w:type="spellEnd"/>
+      <w:r>
+        <w:rPr>
+          <w:lang w:val="lv-LV"/>
+        </w:rPr>
+        <w:t xml:space="preserve"> </w:t>
+      </w:r>
+      <w:proofErr w:type="spellStart"/>
+      <w:r>
+        <w:rPr>
+          <w:lang w:val="lv-LV"/>
+        </w:rPr>
+        <w:t>pi</w:t>
+      </w:r>
+      <w:proofErr w:type="spellEnd"/>
+      <w:r>
+        <w:rPr>
+          <w:lang w:val="lv-LV"/>
+        </w:rPr>
+        <w:t xml:space="preserve">, ja to lieto kā centrmezglu vai pat kā </w:t>
+      </w:r>
+      <w:proofErr w:type="spellStart"/>
+      <w:r>
+        <w:rPr>
+          <w:lang w:val="lv-LV"/>
+        </w:rPr>
+        <w:t>wifi</w:t>
+      </w:r>
+      <w:proofErr w:type="spellEnd"/>
+      <w:r>
+        <w:rPr>
+          <w:lang w:val="lv-LV"/>
+        </w:rPr>
+        <w:t xml:space="preserve"> nodrošinātāju pārējie centrmezgliem.</w:t>
       </w:r>
     </w:p>
     <w:p>
@@ -7868,7 +10910,21 @@
         <w:rPr>
           <w:lang w:val="lv-LV"/>
         </w:rPr>
-        <w:t>sasniedzām visas obligātās funkcijas, bet atmetām 3d vizualizāciju.</w:t>
+        <w:t xml:space="preserve">sasniedzām visas obligātās funkcijas, bet atmetām 3d </w:t>
+      </w:r>
+      <w:proofErr w:type="spellStart"/>
+      <w:r>
+        <w:rPr>
+          <w:lang w:val="lv-LV"/>
+        </w:rPr>
+        <w:t>vizualizāciju</w:t>
+      </w:r>
+      <w:proofErr w:type="spellEnd"/>
+      <w:r>
+        <w:rPr>
+          <w:lang w:val="lv-LV"/>
+        </w:rPr>
+        <w:t>.</w:t>
       </w:r>
     </w:p>
     <w:p>
@@ -8045,7 +11101,63 @@
         <w:rPr>
           <w:lang w:val="lv-LV"/>
         </w:rPr>
-        <w:t>Metadatu ievade ir attēlota ar pārbaudīto datatables saskarni, tāpat lietotāja grafiki ar pārbaudīto Grafana saskarni.</w:t>
+        <w:t xml:space="preserve">Metadatu ievade ir attēlota ar pārbaudīto </w:t>
+      </w:r>
+      <w:proofErr w:type="spellStart"/>
+      <w:r>
+        <w:rPr>
+          <w:lang w:val="lv-LV"/>
+        </w:rPr>
+        <w:t>datatables</w:t>
+      </w:r>
+      <w:proofErr w:type="spellEnd"/>
+      <w:r>
+        <w:rPr>
+          <w:lang w:val="lv-LV"/>
+        </w:rPr>
+        <w:t xml:space="preserve"> </w:t>
+      </w:r>
+      <w:proofErr w:type="spellStart"/>
+      <w:r>
+        <w:rPr>
+          <w:lang w:val="lv-LV"/>
+        </w:rPr>
+        <w:t>saskarni</w:t>
+      </w:r>
+      <w:proofErr w:type="spellEnd"/>
+      <w:r>
+        <w:rPr>
+          <w:lang w:val="lv-LV"/>
+        </w:rPr>
+        <w:t xml:space="preserve">, tāpat lietotāja grafiki ar pārbaudīto </w:t>
+      </w:r>
+      <w:proofErr w:type="spellStart"/>
+      <w:r>
+        <w:rPr>
+          <w:lang w:val="lv-LV"/>
+        </w:rPr>
+        <w:t>Grafana</w:t>
+      </w:r>
+      <w:proofErr w:type="spellEnd"/>
+      <w:r>
+        <w:rPr>
+          <w:lang w:val="lv-LV"/>
+        </w:rPr>
+        <w:t xml:space="preserve"> </w:t>
+      </w:r>
+      <w:proofErr w:type="spellStart"/>
+      <w:r>
+        <w:rPr>
+          <w:lang w:val="lv-LV"/>
+        </w:rPr>
+        <w:t>saskarni</w:t>
+      </w:r>
+      <w:proofErr w:type="spellEnd"/>
+      <w:r>
+        <w:rPr>
+          <w:lang w:val="lv-LV"/>
+        </w:rPr>
+        <w:t>.</w:t>
       </w:r>
     </w:p>
     <w:p>
@@ -8059,7 +11171,21 @@
         <w:rPr>
           <w:lang w:val="lv-LV"/>
         </w:rPr>
-        <w:t>Mūsuprāt grafiki ir daudz pievilcīgāki par sākotnējo matplotlib versiju.</w:t>
+        <w:t xml:space="preserve">Mūsuprāt grafiki ir daudz pievilcīgāki par sākotnējo </w:t>
+      </w:r>
+      <w:proofErr w:type="spellStart"/>
+      <w:r>
+        <w:rPr>
+          <w:lang w:val="lv-LV"/>
+        </w:rPr>
+        <w:t>matplotlib</w:t>
+      </w:r>
+      <w:proofErr w:type="spellEnd"/>
+      <w:r>
+        <w:rPr>
+          <w:lang w:val="lv-LV"/>
+        </w:rPr>
+        <w:t xml:space="preserve"> versiju.</w:t>
       </w:r>
     </w:p>
     <w:p>
@@ -8108,7 +11234,91 @@
         <w:rPr>
           <w:lang w:val="lv-LV"/>
         </w:rPr>
-        <w:t>Sistēma pēc ielādes ļauj responsīvi kārtot, šķirot metadatus. Ielādes laiku gan neizdevās uzlabot, jo pēc python3 atjaunināšanas kešošanai piedāvā tikai memcached vai redis, proti ārējus risinājumus.</w:t>
+        <w:t xml:space="preserve">Sistēma pēc </w:t>
+      </w:r>
+      <w:proofErr w:type="spellStart"/>
+      <w:r>
+        <w:rPr>
+          <w:lang w:val="lv-LV"/>
+        </w:rPr>
+        <w:t>ielādes</w:t>
+      </w:r>
+      <w:proofErr w:type="spellEnd"/>
+      <w:r>
+        <w:rPr>
+          <w:lang w:val="lv-LV"/>
+        </w:rPr>
+        <w:t xml:space="preserve"> ļauj </w:t>
+      </w:r>
+      <w:proofErr w:type="spellStart"/>
+      <w:r>
+        <w:rPr>
+          <w:lang w:val="lv-LV"/>
+        </w:rPr>
+        <w:t>responsīvi</w:t>
+      </w:r>
+      <w:proofErr w:type="spellEnd"/>
+      <w:r>
+        <w:rPr>
+          <w:lang w:val="lv-LV"/>
+        </w:rPr>
+        <w:t xml:space="preserve"> kārtot, šķirot metadatus. </w:t>
+      </w:r>
+      <w:proofErr w:type="spellStart"/>
+      <w:r>
+        <w:rPr>
+          <w:lang w:val="lv-LV"/>
+        </w:rPr>
+        <w:t>Ielādes</w:t>
+      </w:r>
+      <w:proofErr w:type="spellEnd"/>
+      <w:r>
+        <w:rPr>
+          <w:lang w:val="lv-LV"/>
+        </w:rPr>
+        <w:t xml:space="preserve"> laiku gan neizdevās uzlabot, jo pēc python3 atjaunināšanas </w:t>
+      </w:r>
+      <w:proofErr w:type="spellStart"/>
+      <w:r>
+        <w:rPr>
+          <w:lang w:val="lv-LV"/>
+        </w:rPr>
+        <w:t>kešošanai</w:t>
+      </w:r>
+      <w:proofErr w:type="spellEnd"/>
+      <w:r>
+        <w:rPr>
+          <w:lang w:val="lv-LV"/>
+        </w:rPr>
+        <w:t xml:space="preserve"> piedāvā tikai </w:t>
+      </w:r>
+      <w:proofErr w:type="spellStart"/>
+      <w:r>
+        <w:rPr>
+          <w:lang w:val="lv-LV"/>
+        </w:rPr>
+        <w:t>memcached</w:t>
+      </w:r>
+      <w:proofErr w:type="spellEnd"/>
+      <w:r>
+        <w:rPr>
+          <w:lang w:val="lv-LV"/>
+        </w:rPr>
+        <w:t xml:space="preserve"> vai </w:t>
+      </w:r>
+      <w:proofErr w:type="spellStart"/>
+      <w:r>
+        <w:rPr>
+          <w:lang w:val="lv-LV"/>
+        </w:rPr>
+        <w:t>redis</w:t>
+      </w:r>
+      <w:proofErr w:type="spellEnd"/>
+      <w:r>
+        <w:rPr>
+          <w:lang w:val="lv-LV"/>
+        </w:rPr>
+        <w:t>, proti ārējus risinājumus.</w:t>
       </w:r>
     </w:p>
     <w:p>
@@ -8126,11 +11336,19 @@
           <w:lang w:val="lv-LV"/>
         </w:rPr>
       </w:pPr>
-      <w:r>
-        <w:rPr>
-          <w:lang w:val="lv-LV"/>
-        </w:rPr>
-        <w:t>Mikrokontrolieru atmiņa tiek lietota maksimālā līmenī, kā redzams OUT OF MEMORY video.</w:t>
+      <w:proofErr w:type="spellStart"/>
+      <w:r>
+        <w:rPr>
+          <w:lang w:val="lv-LV"/>
+        </w:rPr>
+        <w:t>Mikrokontrolieru</w:t>
+      </w:r>
+      <w:proofErr w:type="spellEnd"/>
+      <w:r>
+        <w:rPr>
+          <w:lang w:val="lv-LV"/>
+        </w:rPr>
+        <w:t xml:space="preserve"> atmiņa tiek lietota maksimālā līmenī, kā redzams OUT OF MEMORY video.</w:t>
       </w:r>
     </w:p>
     <w:p>
@@ -8179,7 +11397,21 @@
         <w:rPr>
           <w:lang w:val="lv-LV"/>
         </w:rPr>
-        <w:t>Kods ir samērā viegli un mazāk kā stundas laikā saslēdzams ar jebkuru centrmezglu, kas spēj darbināt micropython, jo mainās tikai porti un varbūt LED specifika.</w:t>
+        <w:t xml:space="preserve">Kods ir samērā viegli un mazāk kā stundas laikā saslēdzams ar jebkuru centrmezglu, kas spēj darbināt </w:t>
+      </w:r>
+      <w:proofErr w:type="spellStart"/>
+      <w:r>
+        <w:rPr>
+          <w:lang w:val="lv-LV"/>
+        </w:rPr>
+        <w:t>micropython</w:t>
+      </w:r>
+      <w:proofErr w:type="spellEnd"/>
+      <w:r>
+        <w:rPr>
+          <w:lang w:val="lv-LV"/>
+        </w:rPr>
+        <w:t>, jo mainās tikai porti un varbūt LED specifika.</w:t>
       </w:r>
     </w:p>
     <w:p>
@@ -8204,11 +11436,33 @@
           <w:lang w:val="lv-LV"/>
         </w:rPr>
       </w:pPr>
-      <w:r>
-        <w:rPr>
-          <w:lang w:val="lv-LV"/>
-        </w:rPr>
-        <w:t>Kustināmības (Portability)</w:t>
+      <w:proofErr w:type="spellStart"/>
+      <w:r>
+        <w:rPr>
+          <w:lang w:val="lv-LV"/>
+        </w:rPr>
+        <w:t>Kustināmības</w:t>
+      </w:r>
+      <w:proofErr w:type="spellEnd"/>
+      <w:r>
+        <w:rPr>
+          <w:lang w:val="lv-LV"/>
+        </w:rPr>
+        <w:t xml:space="preserve"> (</w:t>
+      </w:r>
+      <w:proofErr w:type="spellStart"/>
+      <w:r>
+        <w:rPr>
+          <w:lang w:val="lv-LV"/>
+        </w:rPr>
+        <w:t>Portability</w:t>
+      </w:r>
+      <w:proofErr w:type="spellEnd"/>
+      <w:r>
+        <w:rPr>
+          <w:lang w:val="lv-LV"/>
+        </w:rPr>
+        <w:t>)</w:t>
       </w:r>
       <w:r>
         <w:rPr>
@@ -8259,7 +11513,7 @@
           <w:lang w:val="lv-LV"/>
         </w:rPr>
       </w:pPr>
-      <w:bookmarkStart w:id="10" w:name="_Toc156100824"/>
+      <w:bookmarkStart w:id="15" w:name="_Toc156135333"/>
       <w:r>
         <w:rPr>
           <w:rStyle w:val="Heading1Char"/>
@@ -8268,7 +11522,6 @@
         <w:lastRenderedPageBreak/>
         <w:t>Secinājumi</w:t>
       </w:r>
-      <w:bookmarkEnd w:id="10"/>
       <w:r>
         <w:t xml:space="preserve"> </w:t>
       </w:r>
@@ -8279,6 +11532,7 @@
           </w:rPr>
           <w:t>_↑_</w:t>
         </w:r>
+        <w:bookmarkEnd w:id="15"/>
       </w:hyperlink>
     </w:p>
     <w:p>
@@ -11277,6 +14531,19 @@
       </w:tblBorders>
     </w:tblPr>
   </w:style>
+  <w:style w:type="paragraph" w:styleId="TOC3">
+    <w:name w:val="toc 3"/>
+    <w:basedOn w:val="Normal"/>
+    <w:next w:val="Normal"/>
+    <w:autoRedefine/>
+    <w:uiPriority w:val="39"/>
+    <w:unhideWhenUsed/>
+    <w:rsid w:val="00342EFD"/>
+    <w:pPr>
+      <w:spacing w:after="100"/>
+      <w:ind w:left="440"/>
+    </w:pPr>
+  </w:style>
 </w:styles>
 </file>
 
